--- a/fuentes/722109_CF08_DU.docx
+++ b/fuentes/722109_CF08_DU.docx
@@ -2193,7 +2193,7 @@
           <w:noProof/>
         </w:rPr>
         <w:drawing>
-          <wp:inline distT="0" distB="0" distL="0" distR="0" wp14:anchorId="298BB27A" wp14:editId="6DA43126">
+          <wp:inline distT="0" distB="0" distL="0" distR="0" wp14:anchorId="298BB27A" wp14:editId="297AE983">
             <wp:extent cx="4679792" cy="2632383"/>
             <wp:effectExtent l="0" t="0" r="6985" b="0"/>
             <wp:docPr id="1" name="Imagen 1">
@@ -5687,6 +5687,9 @@
       </w:r>
     </w:p>
     <w:p>
+      <w:pPr>
+        <w:jc w:val="center"/>
+      </w:pPr>
       <w:r>
         <w:rPr>
           <w:noProof/>
@@ -6361,8 +6364,15 @@
         </w:numPr>
       </w:pPr>
       <w:r>
+        <w:rPr>
+          <w:b/>
+          <w:bCs/>
+        </w:rPr>
         <w:lastRenderedPageBreak/>
-        <w:t>Facilitan la evaluación de impactos: permiten identificar cambios sociales, económicos, productivos, organizativos o ambientales generados por el proyecto.</w:t>
+        <w:t>Facilitan la evaluación de impactos</w:t>
+      </w:r>
+      <w:r>
+        <w:t>: permiten identificar cambios sociales, económicos, productivos, organizativos o ambientales generados por el proyecto.</w:t>
       </w:r>
     </w:p>
     <w:p>
@@ -6374,7 +6384,14 @@
         </w:numPr>
       </w:pPr>
       <w:r>
-        <w:t xml:space="preserve">Fortalecen la comunicación con la comunidad: favorecen el diálogo directo entre los responsables del proyecto y los beneficiarios, generando confianza y una mejor comprensión de las realidades locales. </w:t>
+        <w:rPr>
+          <w:b/>
+          <w:bCs/>
+        </w:rPr>
+        <w:t>Fortalecen la comunicación con la comunidad</w:t>
+      </w:r>
+      <w:r>
+        <w:t xml:space="preserve">: favorecen el diálogo directo entre los responsables del proyecto y los beneficiarios, generando confianza y una mejor comprensión de las realidades locales. </w:t>
       </w:r>
     </w:p>
     <w:p>
@@ -6386,7 +6403,14 @@
         </w:numPr>
       </w:pPr>
       <w:r>
-        <w:t xml:space="preserve">Permiten documentar experiencias y aprendizajes: recopilan testimonios y conocimientos adquiridos durante la ejecución del proyecto, contribuyendo a la memoria institucional y a la identificación de buenas prácticas. </w:t>
+        <w:rPr>
+          <w:b/>
+          <w:bCs/>
+        </w:rPr>
+        <w:t>Permiten documentar experiencias y aprendizajes</w:t>
+      </w:r>
+      <w:r>
+        <w:t xml:space="preserve">: recopilan testimonios y conocimientos adquiridos durante la ejecución del proyecto, contribuyendo a la memoria institucional y a la identificación de buenas prácticas. </w:t>
       </w:r>
     </w:p>
     <w:p>
@@ -6398,7 +6422,14 @@
         </w:numPr>
       </w:pPr>
       <w:r>
-        <w:t>Contribuyen a la mejora continua: la información obtenida permite realizar ajustes oportunos en las actividades, estrategias o metodologías del proyecto, favoreciendo una gestión más eficiente y orientada al logro de resultados.</w:t>
+        <w:rPr>
+          <w:b/>
+          <w:bCs/>
+        </w:rPr>
+        <w:t>Contribuyen a la mejora continua</w:t>
+      </w:r>
+      <w:r>
+        <w:t>: la información obtenida permite realizar ajustes oportunos en las actividades, estrategias o metodologías del proyecto, favoreciendo una gestión más eficiente y orientada al logro de resultados.</w:t>
       </w:r>
     </w:p>
     <w:p>
@@ -8834,7 +8865,7 @@
       <w:pPr>
         <w:pStyle w:val="Prrafodelista"/>
         <w:numPr>
-          <w:ilvl w:val="0"/>
+          <w:ilvl w:val="1"/>
           <w:numId w:val="28"/>
         </w:numPr>
       </w:pPr>
@@ -8846,7 +8877,7 @@
       <w:pPr>
         <w:pStyle w:val="Prrafodelista"/>
         <w:numPr>
-          <w:ilvl w:val="0"/>
+          <w:ilvl w:val="1"/>
           <w:numId w:val="28"/>
         </w:numPr>
       </w:pPr>
@@ -8858,7 +8889,7 @@
       <w:pPr>
         <w:pStyle w:val="Prrafodelista"/>
         <w:numPr>
-          <w:ilvl w:val="0"/>
+          <w:ilvl w:val="1"/>
           <w:numId w:val="28"/>
         </w:numPr>
       </w:pPr>
@@ -8870,7 +8901,7 @@
       <w:pPr>
         <w:pStyle w:val="Prrafodelista"/>
         <w:numPr>
-          <w:ilvl w:val="0"/>
+          <w:ilvl w:val="1"/>
           <w:numId w:val="28"/>
         </w:numPr>
       </w:pPr>
@@ -8882,7 +8913,7 @@
       <w:pPr>
         <w:pStyle w:val="Prrafodelista"/>
         <w:numPr>
-          <w:ilvl w:val="0"/>
+          <w:ilvl w:val="1"/>
           <w:numId w:val="28"/>
         </w:numPr>
       </w:pPr>
@@ -8894,7 +8925,7 @@
       <w:pPr>
         <w:pStyle w:val="Prrafodelista"/>
         <w:numPr>
-          <w:ilvl w:val="0"/>
+          <w:ilvl w:val="1"/>
           <w:numId w:val="28"/>
         </w:numPr>
       </w:pPr>
@@ -8906,7 +8937,7 @@
       <w:pPr>
         <w:pStyle w:val="Prrafodelista"/>
         <w:numPr>
-          <w:ilvl w:val="0"/>
+          <w:ilvl w:val="1"/>
           <w:numId w:val="28"/>
         </w:numPr>
       </w:pPr>
@@ -8954,7 +8985,7 @@
         <w:pStyle w:val="Prrafodelista"/>
         <w:numPr>
           <w:ilvl w:val="0"/>
-          <w:numId w:val="29"/>
+          <w:numId w:val="35"/>
         </w:numPr>
       </w:pPr>
       <w:r>
@@ -8973,7 +9004,7 @@
         <w:pStyle w:val="Prrafodelista"/>
         <w:numPr>
           <w:ilvl w:val="0"/>
-          <w:numId w:val="29"/>
+          <w:numId w:val="35"/>
         </w:numPr>
       </w:pPr>
       <w:r>
@@ -8992,7 +9023,7 @@
         <w:pStyle w:val="Prrafodelista"/>
         <w:numPr>
           <w:ilvl w:val="0"/>
-          <w:numId w:val="29"/>
+          <w:numId w:val="35"/>
         </w:numPr>
       </w:pPr>
       <w:r>
@@ -9011,7 +9042,7 @@
         <w:pStyle w:val="Prrafodelista"/>
         <w:numPr>
           <w:ilvl w:val="0"/>
-          <w:numId w:val="29"/>
+          <w:numId w:val="35"/>
         </w:numPr>
       </w:pPr>
       <w:r>
@@ -9897,13 +9928,7 @@
         <w:t>Acción correctiva</w:t>
       </w:r>
       <w:r>
-        <w:t>:</w:t>
-      </w:r>
-      <w:r>
-        <w:t xml:space="preserve"> </w:t>
-      </w:r>
-      <w:r>
-        <w:t>medida implementada para solucionar un problema o desviación identificada durante la ejecución o evaluación de un proyecto.</w:t>
+        <w:t>: medida implementada para solucionar un problema o desviación identificada durante la ejecución o evaluación de un proyecto.</w:t>
       </w:r>
     </w:p>
     <w:p>
@@ -9915,13 +9940,7 @@
         <w:t>Acción de mejora</w:t>
       </w:r>
       <w:r>
-        <w:t>:</w:t>
-      </w:r>
-      <w:r>
-        <w:t xml:space="preserve"> </w:t>
-      </w:r>
-      <w:r>
-        <w:t>actividad o estrategia orientada a optimizar los procesos, resultados o funcionamiento de un proyecto comunitario.</w:t>
+        <w:t>: actividad o estrategia orientada a optimizar los procesos, resultados o funcionamiento de un proyecto comunitario.</w:t>
       </w:r>
     </w:p>
     <w:p>
@@ -9933,13 +9952,7 @@
         <w:t>Acción preventiva</w:t>
       </w:r>
       <w:r>
-        <w:t>:</w:t>
-      </w:r>
-      <w:r>
-        <w:t xml:space="preserve"> </w:t>
-      </w:r>
-      <w:r>
-        <w:t>medida adoptada para evitar la ocurrencia de problemas o riesgos durante la ejecución del proyecto.</w:t>
+        <w:t>: medida adoptada para evitar la ocurrencia de problemas o riesgos durante la ejecución del proyecto.</w:t>
       </w:r>
     </w:p>
     <w:p>
@@ -9951,13 +9964,7 @@
         <w:t>Encuesta de satisfacción</w:t>
       </w:r>
       <w:r>
-        <w:t>:</w:t>
-      </w:r>
-      <w:r>
-        <w:t xml:space="preserve"> </w:t>
-      </w:r>
-      <w:r>
-        <w:t>instrumento utilizado para recopilar opiniones de los beneficiarios sobre la calidad, utilidad o resultados de un proyecto.</w:t>
+        <w:t>: instrumento utilizado para recopilar opiniones de los beneficiarios sobre la calidad, utilidad o resultados de un proyecto.</w:t>
       </w:r>
     </w:p>
     <w:p>
@@ -9969,13 +9976,7 @@
         <w:t>Entrevista</w:t>
       </w:r>
       <w:r>
-        <w:t>:</w:t>
-      </w:r>
-      <w:r>
-        <w:t xml:space="preserve"> </w:t>
-      </w:r>
-      <w:r>
-        <w:t>técnica de recolección de información basada en un diálogo entre entrevistador y entrevistado para obtener opiniones, experiencias o datos relevantes.</w:t>
+        <w:t>: técnica de recolección de información basada en un diálogo entre entrevistador y entrevistado para obtener opiniones, experiencias o datos relevantes.</w:t>
       </w:r>
     </w:p>
     <w:p>
@@ -9999,13 +10000,7 @@
         <w:t>Evaluación de proyectos</w:t>
       </w:r>
       <w:r>
-        <w:t>:</w:t>
-      </w:r>
-      <w:r>
-        <w:t xml:space="preserve"> </w:t>
-      </w:r>
-      <w:r>
-        <w:t>proceso de análisis que permite valorar los resultados, logros e impactos de un proyecto en relación con los objetivos planteados.</w:t>
+        <w:t>: proceso de análisis que permite valorar los resultados, logros e impactos de un proyecto en relación con los objetivos planteados.</w:t>
       </w:r>
     </w:p>
     <w:p>
@@ -10017,13 +10012,7 @@
         <w:t>Impacto</w:t>
       </w:r>
       <w:r>
-        <w:t>:</w:t>
-      </w:r>
-      <w:r>
-        <w:t xml:space="preserve"> </w:t>
-      </w:r>
-      <w:r>
-        <w:t>cambio o efecto generado por la ejecución de un proyecto en la comunidad, ya sea social, económico, productivo o ambiental.</w:t>
+        <w:t>: cambio o efecto generado por la ejecución de un proyecto en la comunidad, ya sea social, económico, productivo o ambiental.</w:t>
       </w:r>
     </w:p>
     <w:p>
@@ -10215,10 +10204,7 @@
         </w:r>
       </w:hyperlink>
       <w:r>
-        <w:t xml:space="preserve"> </w:t>
-      </w:r>
-      <w:r>
-        <w:t xml:space="preserve"> </w:t>
+        <w:t xml:space="preserve">  </w:t>
       </w:r>
     </w:p>
     <w:p>
@@ -10234,10 +10220,7 @@
         </w:r>
       </w:hyperlink>
       <w:r>
-        <w:t xml:space="preserve"> </w:t>
-      </w:r>
-      <w:r>
-        <w:t xml:space="preserve"> </w:t>
+        <w:t xml:space="preserve">  </w:t>
       </w:r>
     </w:p>
     <w:p>
@@ -11337,6 +11320,119 @@
     </w:lvl>
   </w:abstractNum>
   <w:abstractNum w:abstractNumId="2" w15:restartNumberingAfterBreak="0">
+    <w:nsid w:val="0CCD3BCF"/>
+    <w:multiLevelType w:val="hybridMultilevel"/>
+    <w:tmpl w:val="E7286D04"/>
+    <w:lvl w:ilvl="0" w:tplc="240A0003">
+      <w:start w:val="1"/>
+      <w:numFmt w:val="bullet"/>
+      <w:lvlText w:val="o"/>
+      <w:lvlJc w:val="left"/>
+      <w:pPr>
+        <w:ind w:left="2136" w:hanging="360"/>
+      </w:pPr>
+      <w:rPr>
+        <w:rFonts w:ascii="Courier New" w:hAnsi="Courier New" w:cs="Courier New" w:hint="default"/>
+      </w:rPr>
+    </w:lvl>
+    <w:lvl w:ilvl="1" w:tplc="FFFFFFFF" w:tentative="1">
+      <w:start w:val="1"/>
+      <w:numFmt w:val="bullet"/>
+      <w:lvlText w:val="o"/>
+      <w:lvlJc w:val="left"/>
+      <w:pPr>
+        <w:ind w:left="2856" w:hanging="360"/>
+      </w:pPr>
+      <w:rPr>
+        <w:rFonts w:ascii="Courier New" w:hAnsi="Courier New" w:cs="Courier New" w:hint="default"/>
+      </w:rPr>
+    </w:lvl>
+    <w:lvl w:ilvl="2" w:tplc="FFFFFFFF" w:tentative="1">
+      <w:start w:val="1"/>
+      <w:numFmt w:val="bullet"/>
+      <w:lvlText w:val=""/>
+      <w:lvlJc w:val="left"/>
+      <w:pPr>
+        <w:ind w:left="3576" w:hanging="360"/>
+      </w:pPr>
+      <w:rPr>
+        <w:rFonts w:ascii="Wingdings" w:hAnsi="Wingdings" w:hint="default"/>
+      </w:rPr>
+    </w:lvl>
+    <w:lvl w:ilvl="3" w:tplc="FFFFFFFF" w:tentative="1">
+      <w:start w:val="1"/>
+      <w:numFmt w:val="bullet"/>
+      <w:lvlText w:val=""/>
+      <w:lvlJc w:val="left"/>
+      <w:pPr>
+        <w:ind w:left="4296" w:hanging="360"/>
+      </w:pPr>
+      <w:rPr>
+        <w:rFonts w:ascii="Symbol" w:hAnsi="Symbol" w:hint="default"/>
+      </w:rPr>
+    </w:lvl>
+    <w:lvl w:ilvl="4" w:tplc="FFFFFFFF" w:tentative="1">
+      <w:start w:val="1"/>
+      <w:numFmt w:val="bullet"/>
+      <w:lvlText w:val="o"/>
+      <w:lvlJc w:val="left"/>
+      <w:pPr>
+        <w:ind w:left="5016" w:hanging="360"/>
+      </w:pPr>
+      <w:rPr>
+        <w:rFonts w:ascii="Courier New" w:hAnsi="Courier New" w:cs="Courier New" w:hint="default"/>
+      </w:rPr>
+    </w:lvl>
+    <w:lvl w:ilvl="5" w:tplc="FFFFFFFF" w:tentative="1">
+      <w:start w:val="1"/>
+      <w:numFmt w:val="bullet"/>
+      <w:lvlText w:val=""/>
+      <w:lvlJc w:val="left"/>
+      <w:pPr>
+        <w:ind w:left="5736" w:hanging="360"/>
+      </w:pPr>
+      <w:rPr>
+        <w:rFonts w:ascii="Wingdings" w:hAnsi="Wingdings" w:hint="default"/>
+      </w:rPr>
+    </w:lvl>
+    <w:lvl w:ilvl="6" w:tplc="FFFFFFFF" w:tentative="1">
+      <w:start w:val="1"/>
+      <w:numFmt w:val="bullet"/>
+      <w:lvlText w:val=""/>
+      <w:lvlJc w:val="left"/>
+      <w:pPr>
+        <w:ind w:left="6456" w:hanging="360"/>
+      </w:pPr>
+      <w:rPr>
+        <w:rFonts w:ascii="Symbol" w:hAnsi="Symbol" w:hint="default"/>
+      </w:rPr>
+    </w:lvl>
+    <w:lvl w:ilvl="7" w:tplc="FFFFFFFF" w:tentative="1">
+      <w:start w:val="1"/>
+      <w:numFmt w:val="bullet"/>
+      <w:lvlText w:val="o"/>
+      <w:lvlJc w:val="left"/>
+      <w:pPr>
+        <w:ind w:left="7176" w:hanging="360"/>
+      </w:pPr>
+      <w:rPr>
+        <w:rFonts w:ascii="Courier New" w:hAnsi="Courier New" w:cs="Courier New" w:hint="default"/>
+      </w:rPr>
+    </w:lvl>
+    <w:lvl w:ilvl="8" w:tplc="FFFFFFFF" w:tentative="1">
+      <w:start w:val="1"/>
+      <w:numFmt w:val="bullet"/>
+      <w:lvlText w:val=""/>
+      <w:lvlJc w:val="left"/>
+      <w:pPr>
+        <w:ind w:left="7896" w:hanging="360"/>
+      </w:pPr>
+      <w:rPr>
+        <w:rFonts w:ascii="Wingdings" w:hAnsi="Wingdings" w:hint="default"/>
+      </w:rPr>
+    </w:lvl>
+  </w:abstractNum>
+  <w:abstractNum w:abstractNumId="3" w15:restartNumberingAfterBreak="0">
     <w:nsid w:val="143D2707"/>
     <w:multiLevelType w:val="hybridMultilevel"/>
     <w:tmpl w:val="EADCB7C2"/>
@@ -11346,7 +11442,7 @@
       <w:lvlText w:val=""/>
       <w:lvlJc w:val="left"/>
       <w:pPr>
-        <w:ind w:left="1429" w:hanging="360"/>
+        <w:ind w:left="2136" w:hanging="360"/>
       </w:pPr>
       <w:rPr>
         <w:rFonts w:ascii="Symbol" w:hAnsi="Symbol" w:hint="default"/>
@@ -11358,7 +11454,7 @@
       <w:lvlText w:val="o"/>
       <w:lvlJc w:val="left"/>
       <w:pPr>
-        <w:ind w:left="2149" w:hanging="360"/>
+        <w:ind w:left="2856" w:hanging="360"/>
       </w:pPr>
       <w:rPr>
         <w:rFonts w:ascii="Courier New" w:hAnsi="Courier New" w:cs="Courier New" w:hint="default"/>
@@ -11370,7 +11466,7 @@
       <w:lvlText w:val=""/>
       <w:lvlJc w:val="left"/>
       <w:pPr>
-        <w:ind w:left="2869" w:hanging="360"/>
+        <w:ind w:left="3576" w:hanging="360"/>
       </w:pPr>
       <w:rPr>
         <w:rFonts w:ascii="Wingdings" w:hAnsi="Wingdings" w:hint="default"/>
@@ -11382,7 +11478,7 @@
       <w:lvlText w:val=""/>
       <w:lvlJc w:val="left"/>
       <w:pPr>
-        <w:ind w:left="3589" w:hanging="360"/>
+        <w:ind w:left="4296" w:hanging="360"/>
       </w:pPr>
       <w:rPr>
         <w:rFonts w:ascii="Symbol" w:hAnsi="Symbol" w:hint="default"/>
@@ -11394,7 +11490,7 @@
       <w:lvlText w:val="o"/>
       <w:lvlJc w:val="left"/>
       <w:pPr>
-        <w:ind w:left="4309" w:hanging="360"/>
+        <w:ind w:left="5016" w:hanging="360"/>
       </w:pPr>
       <w:rPr>
         <w:rFonts w:ascii="Courier New" w:hAnsi="Courier New" w:cs="Courier New" w:hint="default"/>
@@ -11406,7 +11502,7 @@
       <w:lvlText w:val=""/>
       <w:lvlJc w:val="left"/>
       <w:pPr>
-        <w:ind w:left="5029" w:hanging="360"/>
+        <w:ind w:left="5736" w:hanging="360"/>
       </w:pPr>
       <w:rPr>
         <w:rFonts w:ascii="Wingdings" w:hAnsi="Wingdings" w:hint="default"/>
@@ -11418,7 +11514,7 @@
       <w:lvlText w:val=""/>
       <w:lvlJc w:val="left"/>
       <w:pPr>
-        <w:ind w:left="5749" w:hanging="360"/>
+        <w:ind w:left="6456" w:hanging="360"/>
       </w:pPr>
       <w:rPr>
         <w:rFonts w:ascii="Symbol" w:hAnsi="Symbol" w:hint="default"/>
@@ -11430,7 +11526,7 @@
       <w:lvlText w:val="o"/>
       <w:lvlJc w:val="left"/>
       <w:pPr>
-        <w:ind w:left="6469" w:hanging="360"/>
+        <w:ind w:left="7176" w:hanging="360"/>
       </w:pPr>
       <w:rPr>
         <w:rFonts w:ascii="Courier New" w:hAnsi="Courier New" w:cs="Courier New" w:hint="default"/>
@@ -11442,14 +11538,14 @@
       <w:lvlText w:val=""/>
       <w:lvlJc w:val="left"/>
       <w:pPr>
-        <w:ind w:left="7189" w:hanging="360"/>
+        <w:ind w:left="7896" w:hanging="360"/>
       </w:pPr>
       <w:rPr>
         <w:rFonts w:ascii="Wingdings" w:hAnsi="Wingdings" w:hint="default"/>
       </w:rPr>
     </w:lvl>
   </w:abstractNum>
-  <w:abstractNum w:abstractNumId="3" w15:restartNumberingAfterBreak="0">
+  <w:abstractNum w:abstractNumId="4" w15:restartNumberingAfterBreak="0">
     <w:nsid w:val="146C3346"/>
     <w:multiLevelType w:val="hybridMultilevel"/>
     <w:tmpl w:val="7B62F608"/>
@@ -11562,7 +11658,7 @@
       </w:rPr>
     </w:lvl>
   </w:abstractNum>
-  <w:abstractNum w:abstractNumId="4" w15:restartNumberingAfterBreak="0">
+  <w:abstractNum w:abstractNumId="5" w15:restartNumberingAfterBreak="0">
     <w:nsid w:val="185659E4"/>
     <w:multiLevelType w:val="hybridMultilevel"/>
     <w:tmpl w:val="B7D614A6"/>
@@ -11675,7 +11771,7 @@
       </w:rPr>
     </w:lvl>
   </w:abstractNum>
-  <w:abstractNum w:abstractNumId="5" w15:restartNumberingAfterBreak="0">
+  <w:abstractNum w:abstractNumId="6" w15:restartNumberingAfterBreak="0">
     <w:nsid w:val="1ECF1BF9"/>
     <w:multiLevelType w:val="hybridMultilevel"/>
     <w:tmpl w:val="BF2A2C14"/>
@@ -11788,7 +11884,7 @@
       </w:rPr>
     </w:lvl>
   </w:abstractNum>
-  <w:abstractNum w:abstractNumId="6" w15:restartNumberingAfterBreak="0">
+  <w:abstractNum w:abstractNumId="7" w15:restartNumberingAfterBreak="0">
     <w:nsid w:val="25A26C27"/>
     <w:multiLevelType w:val="hybridMultilevel"/>
     <w:tmpl w:val="BA46C8F4"/>
@@ -11901,7 +11997,7 @@
       </w:rPr>
     </w:lvl>
   </w:abstractNum>
-  <w:abstractNum w:abstractNumId="7" w15:restartNumberingAfterBreak="0">
+  <w:abstractNum w:abstractNumId="8" w15:restartNumberingAfterBreak="0">
     <w:nsid w:val="27412B07"/>
     <w:multiLevelType w:val="hybridMultilevel"/>
     <w:tmpl w:val="9FDADF5E"/>
@@ -11992,7 +12088,7 @@
       </w:pPr>
     </w:lvl>
   </w:abstractNum>
-  <w:abstractNum w:abstractNumId="8" w15:restartNumberingAfterBreak="0">
+  <w:abstractNum w:abstractNumId="9" w15:restartNumberingAfterBreak="0">
     <w:nsid w:val="2ADE33DB"/>
     <w:multiLevelType w:val="hybridMultilevel"/>
     <w:tmpl w:val="715C5542"/>
@@ -12105,7 +12201,7 @@
       </w:rPr>
     </w:lvl>
   </w:abstractNum>
-  <w:abstractNum w:abstractNumId="9" w15:restartNumberingAfterBreak="0">
+  <w:abstractNum w:abstractNumId="10" w15:restartNumberingAfterBreak="0">
     <w:nsid w:val="2C5F0184"/>
     <w:multiLevelType w:val="hybridMultilevel"/>
     <w:tmpl w:val="B1127508"/>
@@ -12194,7 +12290,7 @@
       </w:pPr>
     </w:lvl>
   </w:abstractNum>
-  <w:abstractNum w:abstractNumId="10" w15:restartNumberingAfterBreak="0">
+  <w:abstractNum w:abstractNumId="11" w15:restartNumberingAfterBreak="0">
     <w:nsid w:val="311F3CA0"/>
     <w:multiLevelType w:val="hybridMultilevel"/>
     <w:tmpl w:val="32E27D94"/>
@@ -12307,7 +12403,7 @@
       </w:rPr>
     </w:lvl>
   </w:abstractNum>
-  <w:abstractNum w:abstractNumId="11" w15:restartNumberingAfterBreak="0">
+  <w:abstractNum w:abstractNumId="12" w15:restartNumberingAfterBreak="0">
     <w:nsid w:val="3338367A"/>
     <w:multiLevelType w:val="hybridMultilevel"/>
     <w:tmpl w:val="52307872"/>
@@ -12420,7 +12516,7 @@
       </w:rPr>
     </w:lvl>
   </w:abstractNum>
-  <w:abstractNum w:abstractNumId="12" w15:restartNumberingAfterBreak="0">
+  <w:abstractNum w:abstractNumId="13" w15:restartNumberingAfterBreak="0">
     <w:nsid w:val="368E176E"/>
     <w:multiLevelType w:val="hybridMultilevel"/>
     <w:tmpl w:val="BDF054FE"/>
@@ -12514,7 +12610,7 @@
       </w:pPr>
     </w:lvl>
   </w:abstractNum>
-  <w:abstractNum w:abstractNumId="13" w15:restartNumberingAfterBreak="0">
+  <w:abstractNum w:abstractNumId="14" w15:restartNumberingAfterBreak="0">
     <w:nsid w:val="3B8E6BD9"/>
     <w:multiLevelType w:val="hybridMultilevel"/>
     <w:tmpl w:val="918C48BC"/>
@@ -12627,7 +12723,7 @@
       </w:rPr>
     </w:lvl>
   </w:abstractNum>
-  <w:abstractNum w:abstractNumId="14" w15:restartNumberingAfterBreak="0">
+  <w:abstractNum w:abstractNumId="15" w15:restartNumberingAfterBreak="0">
     <w:nsid w:val="3DDF6562"/>
     <w:multiLevelType w:val="multilevel"/>
     <w:tmpl w:val="6C7AF928"/>
@@ -12748,7 +12844,7 @@
       </w:rPr>
     </w:lvl>
   </w:abstractNum>
-  <w:abstractNum w:abstractNumId="15" w15:restartNumberingAfterBreak="0">
+  <w:abstractNum w:abstractNumId="16" w15:restartNumberingAfterBreak="0">
     <w:nsid w:val="454C32EB"/>
     <w:multiLevelType w:val="hybridMultilevel"/>
     <w:tmpl w:val="75BE78D8"/>
@@ -12861,7 +12957,7 @@
       </w:rPr>
     </w:lvl>
   </w:abstractNum>
-  <w:abstractNum w:abstractNumId="16" w15:restartNumberingAfterBreak="0">
+  <w:abstractNum w:abstractNumId="17" w15:restartNumberingAfterBreak="0">
     <w:nsid w:val="4D503A84"/>
     <w:multiLevelType w:val="hybridMultilevel"/>
     <w:tmpl w:val="1B82A462"/>
@@ -12974,7 +13070,7 @@
       </w:rPr>
     </w:lvl>
   </w:abstractNum>
-  <w:abstractNum w:abstractNumId="17" w15:restartNumberingAfterBreak="0">
+  <w:abstractNum w:abstractNumId="18" w15:restartNumberingAfterBreak="0">
     <w:nsid w:val="4E973C62"/>
     <w:multiLevelType w:val="hybridMultilevel"/>
     <w:tmpl w:val="7B92132C"/>
@@ -13087,7 +13183,7 @@
       </w:rPr>
     </w:lvl>
   </w:abstractNum>
-  <w:abstractNum w:abstractNumId="18" w15:restartNumberingAfterBreak="0">
+  <w:abstractNum w:abstractNumId="19" w15:restartNumberingAfterBreak="0">
     <w:nsid w:val="4EBE1EF6"/>
     <w:multiLevelType w:val="hybridMultilevel"/>
     <w:tmpl w:val="AF3C2E24"/>
@@ -13178,7 +13274,7 @@
       </w:pPr>
     </w:lvl>
   </w:abstractNum>
-  <w:abstractNum w:abstractNumId="19" w15:restartNumberingAfterBreak="0">
+  <w:abstractNum w:abstractNumId="20" w15:restartNumberingAfterBreak="0">
     <w:nsid w:val="4ED32E8C"/>
     <w:multiLevelType w:val="hybridMultilevel"/>
     <w:tmpl w:val="6F8CC90E"/>
@@ -13291,7 +13387,7 @@
       </w:rPr>
     </w:lvl>
   </w:abstractNum>
-  <w:abstractNum w:abstractNumId="20" w15:restartNumberingAfterBreak="0">
+  <w:abstractNum w:abstractNumId="21" w15:restartNumberingAfterBreak="0">
     <w:nsid w:val="503120BB"/>
     <w:multiLevelType w:val="hybridMultilevel"/>
     <w:tmpl w:val="C3F87258"/>
@@ -13404,7 +13500,7 @@
       </w:rPr>
     </w:lvl>
   </w:abstractNum>
-  <w:abstractNum w:abstractNumId="21" w15:restartNumberingAfterBreak="0">
+  <w:abstractNum w:abstractNumId="22" w15:restartNumberingAfterBreak="0">
     <w:nsid w:val="54B20772"/>
     <w:multiLevelType w:val="hybridMultilevel"/>
     <w:tmpl w:val="992A5B46"/>
@@ -13517,7 +13613,7 @@
       </w:rPr>
     </w:lvl>
   </w:abstractNum>
-  <w:abstractNum w:abstractNumId="22" w15:restartNumberingAfterBreak="0">
+  <w:abstractNum w:abstractNumId="23" w15:restartNumberingAfterBreak="0">
     <w:nsid w:val="58213E9A"/>
     <w:multiLevelType w:val="hybridMultilevel"/>
     <w:tmpl w:val="B2CA6EFE"/>
@@ -13603,7 +13699,7 @@
       </w:pPr>
     </w:lvl>
   </w:abstractNum>
-  <w:abstractNum w:abstractNumId="23" w15:restartNumberingAfterBreak="0">
+  <w:abstractNum w:abstractNumId="24" w15:restartNumberingAfterBreak="0">
     <w:nsid w:val="5AB22BD3"/>
     <w:multiLevelType w:val="hybridMultilevel"/>
     <w:tmpl w:val="01F2DF4E"/>
@@ -13716,7 +13812,7 @@
       </w:rPr>
     </w:lvl>
   </w:abstractNum>
-  <w:abstractNum w:abstractNumId="24" w15:restartNumberingAfterBreak="0">
+  <w:abstractNum w:abstractNumId="25" w15:restartNumberingAfterBreak="0">
     <w:nsid w:val="60A56155"/>
     <w:multiLevelType w:val="hybridMultilevel"/>
     <w:tmpl w:val="C1E04124"/>
@@ -13829,7 +13925,7 @@
       </w:rPr>
     </w:lvl>
   </w:abstractNum>
-  <w:abstractNum w:abstractNumId="25" w15:restartNumberingAfterBreak="0">
+  <w:abstractNum w:abstractNumId="26" w15:restartNumberingAfterBreak="0">
     <w:nsid w:val="615C4137"/>
     <w:multiLevelType w:val="hybridMultilevel"/>
     <w:tmpl w:val="57E6954C"/>
@@ -13942,7 +14038,7 @@
       </w:rPr>
     </w:lvl>
   </w:abstractNum>
-  <w:abstractNum w:abstractNumId="26" w15:restartNumberingAfterBreak="0">
+  <w:abstractNum w:abstractNumId="27" w15:restartNumberingAfterBreak="0">
     <w:nsid w:val="684A1C7E"/>
     <w:multiLevelType w:val="hybridMultilevel"/>
     <w:tmpl w:val="A1E411E2"/>
@@ -14055,7 +14151,7 @@
       </w:rPr>
     </w:lvl>
   </w:abstractNum>
-  <w:abstractNum w:abstractNumId="27" w15:restartNumberingAfterBreak="0">
+  <w:abstractNum w:abstractNumId="28" w15:restartNumberingAfterBreak="0">
     <w:nsid w:val="6E7B357E"/>
     <w:multiLevelType w:val="hybridMultilevel"/>
     <w:tmpl w:val="A9E06050"/>
@@ -14168,7 +14264,7 @@
       </w:rPr>
     </w:lvl>
   </w:abstractNum>
-  <w:abstractNum w:abstractNumId="28" w15:restartNumberingAfterBreak="0">
+  <w:abstractNum w:abstractNumId="29" w15:restartNumberingAfterBreak="0">
     <w:nsid w:val="73085857"/>
     <w:multiLevelType w:val="hybridMultilevel"/>
     <w:tmpl w:val="DD8CE4B6"/>
@@ -14281,7 +14377,7 @@
       </w:rPr>
     </w:lvl>
   </w:abstractNum>
-  <w:abstractNum w:abstractNumId="29" w15:restartNumberingAfterBreak="0">
+  <w:abstractNum w:abstractNumId="30" w15:restartNumberingAfterBreak="0">
     <w:nsid w:val="73EF71FA"/>
     <w:multiLevelType w:val="hybridMultilevel"/>
     <w:tmpl w:val="A4722854"/>
@@ -14394,7 +14490,7 @@
       </w:rPr>
     </w:lvl>
   </w:abstractNum>
-  <w:abstractNum w:abstractNumId="30" w15:restartNumberingAfterBreak="0">
+  <w:abstractNum w:abstractNumId="31" w15:restartNumberingAfterBreak="0">
     <w:nsid w:val="77A83082"/>
     <w:multiLevelType w:val="hybridMultilevel"/>
     <w:tmpl w:val="334A2B9C"/>
@@ -14507,7 +14603,7 @@
       </w:rPr>
     </w:lvl>
   </w:abstractNum>
-  <w:abstractNum w:abstractNumId="31" w15:restartNumberingAfterBreak="0">
+  <w:abstractNum w:abstractNumId="32" w15:restartNumberingAfterBreak="0">
     <w:nsid w:val="789A7BC5"/>
     <w:multiLevelType w:val="hybridMultilevel"/>
     <w:tmpl w:val="D2F45FDE"/>
@@ -14620,7 +14716,7 @@
       </w:rPr>
     </w:lvl>
   </w:abstractNum>
-  <w:abstractNum w:abstractNumId="32" w15:restartNumberingAfterBreak="0">
+  <w:abstractNum w:abstractNumId="33" w15:restartNumberingAfterBreak="0">
     <w:nsid w:val="7CAF0ABF"/>
     <w:multiLevelType w:val="hybridMultilevel"/>
     <w:tmpl w:val="0B842820"/>
@@ -14733,7 +14829,7 @@
       </w:rPr>
     </w:lvl>
   </w:abstractNum>
-  <w:abstractNum w:abstractNumId="33" w15:restartNumberingAfterBreak="0">
+  <w:abstractNum w:abstractNumId="34" w15:restartNumberingAfterBreak="0">
     <w:nsid w:val="7D37761A"/>
     <w:multiLevelType w:val="hybridMultilevel"/>
     <w:tmpl w:val="50C06456"/>
@@ -14749,7 +14845,7 @@
         <w:rFonts w:ascii="Symbol" w:hAnsi="Symbol" w:hint="default"/>
       </w:rPr>
     </w:lvl>
-    <w:lvl w:ilvl="1" w:tplc="240A0003" w:tentative="1">
+    <w:lvl w:ilvl="1" w:tplc="240A0003">
       <w:start w:val="1"/>
       <w:numFmt w:val="bullet"/>
       <w:lvlText w:val="o"/>
@@ -14761,7 +14857,7 @@
         <w:rFonts w:ascii="Courier New" w:hAnsi="Courier New" w:cs="Courier New" w:hint="default"/>
       </w:rPr>
     </w:lvl>
-    <w:lvl w:ilvl="2" w:tplc="240A0005" w:tentative="1">
+    <w:lvl w:ilvl="2" w:tplc="240A0005">
       <w:start w:val="1"/>
       <w:numFmt w:val="bullet"/>
       <w:lvlText w:val=""/>
@@ -14850,103 +14946,106 @@
     <w:abstractNumId w:val="0"/>
   </w:num>
   <w:num w:numId="2" w16cid:durableId="859007238">
+    <w:abstractNumId w:val="8"/>
+  </w:num>
+  <w:num w:numId="3" w16cid:durableId="399407231">
+    <w:abstractNumId w:val="19"/>
+  </w:num>
+  <w:num w:numId="4" w16cid:durableId="1547716419">
+    <w:abstractNumId w:val="13"/>
+  </w:num>
+  <w:num w:numId="5" w16cid:durableId="919483626">
+    <w:abstractNumId w:val="15"/>
+  </w:num>
+  <w:num w:numId="6" w16cid:durableId="497617096">
+    <w:abstractNumId w:val="6"/>
+  </w:num>
+  <w:num w:numId="7" w16cid:durableId="1597055863">
+    <w:abstractNumId w:val="17"/>
+  </w:num>
+  <w:num w:numId="8" w16cid:durableId="1574393466">
+    <w:abstractNumId w:val="25"/>
+  </w:num>
+  <w:num w:numId="9" w16cid:durableId="1358920906">
+    <w:abstractNumId w:val="9"/>
+  </w:num>
+  <w:num w:numId="10" w16cid:durableId="237179111">
+    <w:abstractNumId w:val="5"/>
+  </w:num>
+  <w:num w:numId="11" w16cid:durableId="211157595">
+    <w:abstractNumId w:val="33"/>
+  </w:num>
+  <w:num w:numId="12" w16cid:durableId="1227490175">
+    <w:abstractNumId w:val="22"/>
+  </w:num>
+  <w:num w:numId="13" w16cid:durableId="697701062">
+    <w:abstractNumId w:val="28"/>
+  </w:num>
+  <w:num w:numId="14" w16cid:durableId="697434875">
+    <w:abstractNumId w:val="4"/>
+  </w:num>
+  <w:num w:numId="15" w16cid:durableId="1383169391">
+    <w:abstractNumId w:val="26"/>
+  </w:num>
+  <w:num w:numId="16" w16cid:durableId="1470439214">
+    <w:abstractNumId w:val="27"/>
+  </w:num>
+  <w:num w:numId="17" w16cid:durableId="886335156">
+    <w:abstractNumId w:val="24"/>
+  </w:num>
+  <w:num w:numId="18" w16cid:durableId="1519391799">
+    <w:abstractNumId w:val="16"/>
+  </w:num>
+  <w:num w:numId="19" w16cid:durableId="621611728">
+    <w:abstractNumId w:val="32"/>
+  </w:num>
+  <w:num w:numId="20" w16cid:durableId="158933783">
+    <w:abstractNumId w:val="30"/>
+  </w:num>
+  <w:num w:numId="21" w16cid:durableId="2068724427">
+    <w:abstractNumId w:val="18"/>
+  </w:num>
+  <w:num w:numId="22" w16cid:durableId="1712457342">
+    <w:abstractNumId w:val="12"/>
+  </w:num>
+  <w:num w:numId="23" w16cid:durableId="1566338866">
     <w:abstractNumId w:val="7"/>
   </w:num>
-  <w:num w:numId="3" w16cid:durableId="399407231">
-    <w:abstractNumId w:val="18"/>
+  <w:num w:numId="24" w16cid:durableId="969675365">
+    <w:abstractNumId w:val="29"/>
   </w:num>
-  <w:num w:numId="4" w16cid:durableId="1547716419">
-    <w:abstractNumId w:val="12"/>
-  </w:num>
-  <w:num w:numId="5" w16cid:durableId="919483626">
+  <w:num w:numId="25" w16cid:durableId="791091012">
     <w:abstractNumId w:val="14"/>
   </w:num>
-  <w:num w:numId="6" w16cid:durableId="497617096">
-    <w:abstractNumId w:val="5"/>
+  <w:num w:numId="26" w16cid:durableId="441002912">
+    <w:abstractNumId w:val="20"/>
   </w:num>
-  <w:num w:numId="7" w16cid:durableId="1597055863">
-    <w:abstractNumId w:val="16"/>
-  </w:num>
-  <w:num w:numId="8" w16cid:durableId="1574393466">
-    <w:abstractNumId w:val="24"/>
-  </w:num>
-  <w:num w:numId="9" w16cid:durableId="1358920906">
-    <w:abstractNumId w:val="8"/>
-  </w:num>
-  <w:num w:numId="10" w16cid:durableId="237179111">
-    <w:abstractNumId w:val="4"/>
-  </w:num>
-  <w:num w:numId="11" w16cid:durableId="211157595">
-    <w:abstractNumId w:val="32"/>
-  </w:num>
-  <w:num w:numId="12" w16cid:durableId="1227490175">
-    <w:abstractNumId w:val="21"/>
-  </w:num>
-  <w:num w:numId="13" w16cid:durableId="697701062">
-    <w:abstractNumId w:val="27"/>
-  </w:num>
-  <w:num w:numId="14" w16cid:durableId="697434875">
-    <w:abstractNumId w:val="3"/>
-  </w:num>
-  <w:num w:numId="15" w16cid:durableId="1383169391">
-    <w:abstractNumId w:val="25"/>
-  </w:num>
-  <w:num w:numId="16" w16cid:durableId="1470439214">
-    <w:abstractNumId w:val="26"/>
-  </w:num>
-  <w:num w:numId="17" w16cid:durableId="886335156">
-    <w:abstractNumId w:val="23"/>
-  </w:num>
-  <w:num w:numId="18" w16cid:durableId="1519391799">
-    <w:abstractNumId w:val="15"/>
-  </w:num>
-  <w:num w:numId="19" w16cid:durableId="621611728">
-    <w:abstractNumId w:val="31"/>
-  </w:num>
-  <w:num w:numId="20" w16cid:durableId="158933783">
-    <w:abstractNumId w:val="29"/>
-  </w:num>
-  <w:num w:numId="21" w16cid:durableId="2068724427">
-    <w:abstractNumId w:val="17"/>
-  </w:num>
-  <w:num w:numId="22" w16cid:durableId="1712457342">
+  <w:num w:numId="27" w16cid:durableId="1118336192">
     <w:abstractNumId w:val="11"/>
   </w:num>
-  <w:num w:numId="23" w16cid:durableId="1566338866">
-    <w:abstractNumId w:val="6"/>
-  </w:num>
-  <w:num w:numId="24" w16cid:durableId="969675365">
-    <w:abstractNumId w:val="28"/>
-  </w:num>
-  <w:num w:numId="25" w16cid:durableId="791091012">
-    <w:abstractNumId w:val="13"/>
-  </w:num>
-  <w:num w:numId="26" w16cid:durableId="441002912">
-    <w:abstractNumId w:val="19"/>
-  </w:num>
-  <w:num w:numId="27" w16cid:durableId="1118336192">
-    <w:abstractNumId w:val="10"/>
-  </w:num>
   <w:num w:numId="28" w16cid:durableId="1852983427">
-    <w:abstractNumId w:val="33"/>
+    <w:abstractNumId w:val="34"/>
   </w:num>
   <w:num w:numId="29" w16cid:durableId="539126107">
-    <w:abstractNumId w:val="2"/>
+    <w:abstractNumId w:val="3"/>
   </w:num>
   <w:num w:numId="30" w16cid:durableId="1814248508">
     <w:abstractNumId w:val="1"/>
   </w:num>
   <w:num w:numId="31" w16cid:durableId="1409961811">
-    <w:abstractNumId w:val="30"/>
+    <w:abstractNumId w:val="31"/>
   </w:num>
   <w:num w:numId="32" w16cid:durableId="1304850521">
-    <w:abstractNumId w:val="22"/>
+    <w:abstractNumId w:val="23"/>
   </w:num>
   <w:num w:numId="33" w16cid:durableId="1035617329">
-    <w:abstractNumId w:val="20"/>
+    <w:abstractNumId w:val="21"/>
   </w:num>
   <w:num w:numId="34" w16cid:durableId="1612934129">
-    <w:abstractNumId w:val="9"/>
+    <w:abstractNumId w:val="10"/>
+  </w:num>
+  <w:num w:numId="35" w16cid:durableId="574316493">
+    <w:abstractNumId w:val="2"/>
   </w:num>
   <w:numIdMacAtCleanup w:val="34"/>
 </w:numbering>
@@ -16694,6 +16793,17 @@
 </file>
 
 <file path=customXml/item1.xml><?xml version="1.0" encoding="utf-8"?>
+<p:properties xmlns:p="http://schemas.microsoft.com/office/2006/metadata/properties" xmlns:xsi="http://www.w3.org/2001/XMLSchema-instance" xmlns:pc="http://schemas.microsoft.com/office/infopath/2007/PartnerControls">
+  <documentManagement>
+    <TaxCatchAll xmlns="67a0edcd-0de5-43ed-8c27-e32f38a00c91" xsi:nil="true"/>
+    <lcf76f155ced4ddcb4097134ff3c332f xmlns="42760c81-fd8e-4d59-8953-7cdb9f38b14f">
+      <Terms xmlns="http://schemas.microsoft.com/office/infopath/2007/PartnerControls"/>
+    </lcf76f155ced4ddcb4097134ff3c332f>
+  </documentManagement>
+</p:properties>
+</file>
+
+<file path=customXml/item2.xml><?xml version="1.0" encoding="utf-8"?>
 <ct:contentTypeSchema xmlns:ct="http://schemas.microsoft.com/office/2006/metadata/contentType" xmlns:ma="http://schemas.microsoft.com/office/2006/metadata/properties/metaAttributes" ct:_="" ma:_="" ma:contentTypeName="Documento" ma:contentTypeID="0x01010005252A1EF3BD024F856B47B579AB5244" ma:contentTypeVersion="11" ma:contentTypeDescription="Crear nuevo documento." ma:contentTypeScope="" ma:versionID="92b81066167b779aaeee7a3d91bad2fd">
   <xsd:schema xmlns:xsd="http://www.w3.org/2001/XMLSchema" xmlns:xs="http://www.w3.org/2001/XMLSchema" xmlns:p="http://schemas.microsoft.com/office/2006/metadata/properties" xmlns:ns2="42760c81-fd8e-4d59-8953-7cdb9f38b14f" xmlns:ns3="67a0edcd-0de5-43ed-8c27-e32f38a00c91" targetNamespace="http://schemas.microsoft.com/office/2006/metadata/properties" ma:root="true" ma:fieldsID="83cd6766d967e870b9368cac1ade74e6" ns2:_="" ns3:_="">
     <xsd:import namespace="42760c81-fd8e-4d59-8953-7cdb9f38b14f"/>
@@ -16888,18 +16998,11 @@
 </ct:contentTypeSchema>
 </file>
 
-<file path=customXml/item2.xml><?xml version="1.0" encoding="utf-8"?>
-<p:properties xmlns:p="http://schemas.microsoft.com/office/2006/metadata/properties" xmlns:xsi="http://www.w3.org/2001/XMLSchema-instance" xmlns:pc="http://schemas.microsoft.com/office/infopath/2007/PartnerControls">
-  <documentManagement>
-    <TaxCatchAll xmlns="67a0edcd-0de5-43ed-8c27-e32f38a00c91" xsi:nil="true"/>
-    <lcf76f155ced4ddcb4097134ff3c332f xmlns="42760c81-fd8e-4d59-8953-7cdb9f38b14f">
-      <Terms xmlns="http://schemas.microsoft.com/office/infopath/2007/PartnerControls"/>
-    </lcf76f155ced4ddcb4097134ff3c332f>
-  </documentManagement>
-</p:properties>
+<file path=customXml/item3.xml><?xml version="1.0" encoding="utf-8"?>
+<b:Sources xmlns:b="http://schemas.openxmlformats.org/officeDocument/2006/bibliography" xmlns="http://schemas.openxmlformats.org/officeDocument/2006/bibliography" SelectedStyle="\APASixthEditionOfficeOnline.xsl" StyleName="APA" Version="6"/>
 </file>
 
-<file path=customXml/item3.xml><?xml version="1.0" encoding="utf-8"?>
+<file path=customXml/item4.xml><?xml version="1.0" encoding="utf-8"?>
 <?mso-contentType ?>
 <FormTemplates xmlns="http://schemas.microsoft.com/sharepoint/v3/contenttype/forms">
   <Display>DocumentLibraryForm</Display>
@@ -16908,15 +17011,7 @@
 </FormTemplates>
 </file>
 
-<file path=customXml/item4.xml><?xml version="1.0" encoding="utf-8"?>
-<b:Sources xmlns:b="http://schemas.openxmlformats.org/officeDocument/2006/bibliography" xmlns="http://schemas.openxmlformats.org/officeDocument/2006/bibliography" SelectedStyle="\APASixthEditionOfficeOnline.xsl" StyleName="APA" Version="6"/>
-</file>
-
 <file path=customXml/itemProps1.xml><?xml version="1.0" encoding="utf-8"?>
-<ds:datastoreItem xmlns:ds="http://schemas.openxmlformats.org/officeDocument/2006/customXml" ds:itemID="{E49EFB18-9CB3-49E0-AF33-9392F0063B0A}"/>
-</file>
-
-<file path=customXml/itemProps2.xml><?xml version="1.0" encoding="utf-8"?>
 <ds:datastoreItem xmlns:ds="http://schemas.openxmlformats.org/officeDocument/2006/customXml" ds:itemID="{1279454D-02BE-4A9C-A117-DCD1573E2608}">
   <ds:schemaRefs>
     <ds:schemaRef ds:uri="http://schemas.microsoft.com/office/2006/metadata/properties"/>
@@ -16927,18 +17022,22 @@
 </ds:datastoreItem>
 </file>
 
+<file path=customXml/itemProps2.xml><?xml version="1.0" encoding="utf-8"?>
+<ds:datastoreItem xmlns:ds="http://schemas.openxmlformats.org/officeDocument/2006/customXml" ds:itemID="{4656D8BD-767B-48B3-9F86-BEC38DE47C91}"/>
+</file>
+
 <file path=customXml/itemProps3.xml><?xml version="1.0" encoding="utf-8"?>
+<ds:datastoreItem xmlns:ds="http://schemas.openxmlformats.org/officeDocument/2006/customXml" ds:itemID="{EAE431FD-7059-4C09-804B-C9D69EB7B213}">
+  <ds:schemaRefs>
+    <ds:schemaRef ds:uri="http://schemas.openxmlformats.org/officeDocument/2006/bibliography"/>
+  </ds:schemaRefs>
+</ds:datastoreItem>
+</file>
+
+<file path=customXml/itemProps4.xml><?xml version="1.0" encoding="utf-8"?>
 <ds:datastoreItem xmlns:ds="http://schemas.openxmlformats.org/officeDocument/2006/customXml" ds:itemID="{10663269-2064-4804-8290-36D4A57F5557}">
   <ds:schemaRefs>
     <ds:schemaRef ds:uri="http://schemas.microsoft.com/sharepoint/v3/contenttype/forms"/>
   </ds:schemaRefs>
 </ds:datastoreItem>
-</file>
-
-<file path=customXml/itemProps4.xml><?xml version="1.0" encoding="utf-8"?>
-<ds:datastoreItem xmlns:ds="http://schemas.openxmlformats.org/officeDocument/2006/customXml" ds:itemID="{EAE431FD-7059-4C09-804B-C9D69EB7B213}">
-  <ds:schemaRefs>
-    <ds:schemaRef ds:uri="http://schemas.openxmlformats.org/officeDocument/2006/bibliography"/>
-  </ds:schemaRefs>
-</ds:datastoreItem>
 </file>
--- a/fuentes/722109_CF08_DU.docx
+++ b/fuentes/722109_CF08_DU.docx
@@ -557,7 +557,7 @@
           <w:r>
             <w:fldChar w:fldCharType="separate"/>
           </w:r>
-          <w:hyperlink w:anchor="_Toc233178871" w:history="1">
+          <w:hyperlink w:anchor="_Toc234584264" w:history="1">
             <w:r>
               <w:rPr>
                 <w:rStyle w:val="Hipervnculo"/>
@@ -584,7 +584,7 @@
                 <w:noProof/>
                 <w:webHidden/>
               </w:rPr>
-              <w:instrText xml:space="preserve"> PAGEREF _Toc233178871 \h </w:instrText>
+              <w:instrText xml:space="preserve"> PAGEREF _Toc234584264 \h </w:instrText>
             </w:r>
             <w:r>
               <w:rPr>
@@ -629,7 +629,7 @@
               <w:lang w:eastAsia="es-CO"/>
             </w:rPr>
           </w:pPr>
-          <w:hyperlink w:anchor="_Toc233178872" w:history="1">
+          <w:hyperlink w:anchor="_Toc234584265" w:history="1">
             <w:r>
               <w:rPr>
                 <w:rStyle w:val="Hipervnculo"/>
@@ -656,7 +656,7 @@
                 <w:noProof/>
                 <w:webHidden/>
               </w:rPr>
-              <w:instrText xml:space="preserve"> PAGEREF _Toc233178872 \h </w:instrText>
+              <w:instrText xml:space="preserve"> PAGEREF _Toc234584265 \h </w:instrText>
             </w:r>
             <w:r>
               <w:rPr>
@@ -701,7 +701,7 @@
               <w:lang w:eastAsia="es-CO"/>
             </w:rPr>
           </w:pPr>
-          <w:hyperlink w:anchor="_Toc233178873" w:history="1">
+          <w:hyperlink w:anchor="_Toc234584266" w:history="1">
             <w:r>
               <w:rPr>
                 <w:rStyle w:val="Hipervnculo"/>
@@ -728,7 +728,7 @@
                 <w:noProof/>
                 <w:webHidden/>
               </w:rPr>
-              <w:instrText xml:space="preserve"> PAGEREF _Toc233178873 \h </w:instrText>
+              <w:instrText xml:space="preserve"> PAGEREF _Toc234584266 \h </w:instrText>
             </w:r>
             <w:r>
               <w:rPr>
@@ -773,7 +773,7 @@
               <w:lang w:eastAsia="es-CO"/>
             </w:rPr>
           </w:pPr>
-          <w:hyperlink w:anchor="_Toc233178874" w:history="1">
+          <w:hyperlink w:anchor="_Toc234584267" w:history="1">
             <w:r>
               <w:rPr>
                 <w:rStyle w:val="Hipervnculo"/>
@@ -800,7 +800,7 @@
                 <w:noProof/>
                 <w:webHidden/>
               </w:rPr>
-              <w:instrText xml:space="preserve"> PAGEREF _Toc233178874 \h </w:instrText>
+              <w:instrText xml:space="preserve"> PAGEREF _Toc234584267 \h </w:instrText>
             </w:r>
             <w:r>
               <w:rPr>
@@ -845,7 +845,7 @@
               <w:lang w:eastAsia="es-CO"/>
             </w:rPr>
           </w:pPr>
-          <w:hyperlink w:anchor="_Toc233178875" w:history="1">
+          <w:hyperlink w:anchor="_Toc234584268" w:history="1">
             <w:r>
               <w:rPr>
                 <w:rStyle w:val="Hipervnculo"/>
@@ -872,7 +872,7 @@
                 <w:noProof/>
                 <w:webHidden/>
               </w:rPr>
-              <w:instrText xml:space="preserve"> PAGEREF _Toc233178875 \h </w:instrText>
+              <w:instrText xml:space="preserve"> PAGEREF _Toc234584268 \h </w:instrText>
             </w:r>
             <w:r>
               <w:rPr>
@@ -917,7 +917,7 @@
               <w:lang w:eastAsia="es-CO"/>
             </w:rPr>
           </w:pPr>
-          <w:hyperlink w:anchor="_Toc233178876" w:history="1">
+          <w:hyperlink w:anchor="_Toc234584269" w:history="1">
             <w:r>
               <w:rPr>
                 <w:rStyle w:val="Hipervnculo"/>
@@ -944,7 +944,7 @@
                 <w:noProof/>
                 <w:webHidden/>
               </w:rPr>
-              <w:instrText xml:space="preserve"> PAGEREF _Toc233178876 \h </w:instrText>
+              <w:instrText xml:space="preserve"> PAGEREF _Toc234584269 \h </w:instrText>
             </w:r>
             <w:r>
               <w:rPr>
@@ -989,7 +989,7 @@
               <w:lang w:eastAsia="es-CO"/>
             </w:rPr>
           </w:pPr>
-          <w:hyperlink w:anchor="_Toc233178877" w:history="1">
+          <w:hyperlink w:anchor="_Toc234584270" w:history="1">
             <w:r>
               <w:rPr>
                 <w:rStyle w:val="Hipervnculo"/>
@@ -1032,7 +1032,7 @@
                 <w:noProof/>
                 <w:webHidden/>
               </w:rPr>
-              <w:instrText xml:space="preserve"> PAGEREF _Toc233178877 \h </w:instrText>
+              <w:instrText xml:space="preserve"> PAGEREF _Toc234584270 \h </w:instrText>
             </w:r>
             <w:r>
               <w:rPr>
@@ -1077,7 +1077,7 @@
               <w:lang w:eastAsia="es-CO"/>
             </w:rPr>
           </w:pPr>
-          <w:hyperlink w:anchor="_Toc233178878" w:history="1">
+          <w:hyperlink w:anchor="_Toc234584271" w:history="1">
             <w:r>
               <w:rPr>
                 <w:rStyle w:val="Hipervnculo"/>
@@ -1104,7 +1104,7 @@
                 <w:noProof/>
                 <w:webHidden/>
               </w:rPr>
-              <w:instrText xml:space="preserve"> PAGEREF _Toc233178878 \h </w:instrText>
+              <w:instrText xml:space="preserve"> PAGEREF _Toc234584271 \h </w:instrText>
             </w:r>
             <w:r>
               <w:rPr>
@@ -1149,7 +1149,7 @@
               <w:lang w:eastAsia="es-CO"/>
             </w:rPr>
           </w:pPr>
-          <w:hyperlink w:anchor="_Toc233178879" w:history="1">
+          <w:hyperlink w:anchor="_Toc234584272" w:history="1">
             <w:r>
               <w:rPr>
                 <w:rStyle w:val="Hipervnculo"/>
@@ -1176,7 +1176,7 @@
                 <w:noProof/>
                 <w:webHidden/>
               </w:rPr>
-              <w:instrText xml:space="preserve"> PAGEREF _Toc233178879 \h </w:instrText>
+              <w:instrText xml:space="preserve"> PAGEREF _Toc234584272 \h </w:instrText>
             </w:r>
             <w:r>
               <w:rPr>
@@ -1221,7 +1221,7 @@
               <w:lang w:eastAsia="es-CO"/>
             </w:rPr>
           </w:pPr>
-          <w:hyperlink w:anchor="_Toc233178880" w:history="1">
+          <w:hyperlink w:anchor="_Toc234584273" w:history="1">
             <w:r>
               <w:rPr>
                 <w:rStyle w:val="Hipervnculo"/>
@@ -1248,7 +1248,7 @@
                 <w:noProof/>
                 <w:webHidden/>
               </w:rPr>
-              <w:instrText xml:space="preserve"> PAGEREF _Toc233178880 \h </w:instrText>
+              <w:instrText xml:space="preserve"> PAGEREF _Toc234584273 \h </w:instrText>
             </w:r>
             <w:r>
               <w:rPr>
@@ -1293,7 +1293,7 @@
               <w:lang w:eastAsia="es-CO"/>
             </w:rPr>
           </w:pPr>
-          <w:hyperlink w:anchor="_Toc233178881" w:history="1">
+          <w:hyperlink w:anchor="_Toc234584274" w:history="1">
             <w:r>
               <w:rPr>
                 <w:rStyle w:val="Hipervnculo"/>
@@ -1320,7 +1320,7 @@
                 <w:noProof/>
                 <w:webHidden/>
               </w:rPr>
-              <w:instrText xml:space="preserve"> PAGEREF _Toc233178881 \h </w:instrText>
+              <w:instrText xml:space="preserve"> PAGEREF _Toc234584274 \h </w:instrText>
             </w:r>
             <w:r>
               <w:rPr>
@@ -1365,7 +1365,7 @@
               <w:lang w:eastAsia="es-CO"/>
             </w:rPr>
           </w:pPr>
-          <w:hyperlink w:anchor="_Toc233178882" w:history="1">
+          <w:hyperlink w:anchor="_Toc234584275" w:history="1">
             <w:r>
               <w:rPr>
                 <w:rStyle w:val="Hipervnculo"/>
@@ -1392,7 +1392,7 @@
                 <w:noProof/>
                 <w:webHidden/>
               </w:rPr>
-              <w:instrText xml:space="preserve"> PAGEREF _Toc233178882 \h </w:instrText>
+              <w:instrText xml:space="preserve"> PAGEREF _Toc234584275 \h </w:instrText>
             </w:r>
             <w:r>
               <w:rPr>
@@ -1437,7 +1437,7 @@
               <w:lang w:eastAsia="es-CO"/>
             </w:rPr>
           </w:pPr>
-          <w:hyperlink w:anchor="_Toc233178883" w:history="1">
+          <w:hyperlink w:anchor="_Toc234584276" w:history="1">
             <w:r>
               <w:rPr>
                 <w:rStyle w:val="Hipervnculo"/>
@@ -1464,7 +1464,7 @@
                 <w:noProof/>
                 <w:webHidden/>
               </w:rPr>
-              <w:instrText xml:space="preserve"> PAGEREF _Toc233178883 \h </w:instrText>
+              <w:instrText xml:space="preserve"> PAGEREF _Toc234584276 \h </w:instrText>
             </w:r>
             <w:r>
               <w:rPr>
@@ -1509,7 +1509,7 @@
               <w:lang w:eastAsia="es-CO"/>
             </w:rPr>
           </w:pPr>
-          <w:hyperlink w:anchor="_Toc233178884" w:history="1">
+          <w:hyperlink w:anchor="_Toc234584277" w:history="1">
             <w:r>
               <w:rPr>
                 <w:rStyle w:val="Hipervnculo"/>
@@ -1536,7 +1536,7 @@
                 <w:noProof/>
                 <w:webHidden/>
               </w:rPr>
-              <w:instrText xml:space="preserve"> PAGEREF _Toc233178884 \h </w:instrText>
+              <w:instrText xml:space="preserve"> PAGEREF _Toc234584277 \h </w:instrText>
             </w:r>
             <w:r>
               <w:rPr>
@@ -1581,7 +1581,7 @@
               <w:lang w:eastAsia="es-CO"/>
             </w:rPr>
           </w:pPr>
-          <w:hyperlink w:anchor="_Toc233178885" w:history="1">
+          <w:hyperlink w:anchor="_Toc234584278" w:history="1">
             <w:r>
               <w:rPr>
                 <w:rStyle w:val="Hipervnculo"/>
@@ -1608,7 +1608,7 @@
                 <w:noProof/>
                 <w:webHidden/>
               </w:rPr>
-              <w:instrText xml:space="preserve"> PAGEREF _Toc233178885 \h </w:instrText>
+              <w:instrText xml:space="preserve"> PAGEREF _Toc234584278 \h </w:instrText>
             </w:r>
             <w:r>
               <w:rPr>
@@ -1653,7 +1653,7 @@
               <w:lang w:eastAsia="es-CO"/>
             </w:rPr>
           </w:pPr>
-          <w:hyperlink w:anchor="_Toc233178886" w:history="1">
+          <w:hyperlink w:anchor="_Toc234584279" w:history="1">
             <w:r>
               <w:rPr>
                 <w:rStyle w:val="Hipervnculo"/>
@@ -1680,7 +1680,7 @@
                 <w:noProof/>
                 <w:webHidden/>
               </w:rPr>
-              <w:instrText xml:space="preserve"> PAGEREF _Toc233178886 \h </w:instrText>
+              <w:instrText xml:space="preserve"> PAGEREF _Toc234584279 \h </w:instrText>
             </w:r>
             <w:r>
               <w:rPr>
@@ -1725,7 +1725,7 @@
               <w:lang w:eastAsia="es-CO"/>
             </w:rPr>
           </w:pPr>
-          <w:hyperlink w:anchor="_Toc233178887" w:history="1">
+          <w:hyperlink w:anchor="_Toc234584280" w:history="1">
             <w:r>
               <w:rPr>
                 <w:rStyle w:val="Hipervnculo"/>
@@ -1752,7 +1752,7 @@
                 <w:noProof/>
                 <w:webHidden/>
               </w:rPr>
-              <w:instrText xml:space="preserve"> PAGEREF _Toc233178887 \h </w:instrText>
+              <w:instrText xml:space="preserve"> PAGEREF _Toc234584280 \h </w:instrText>
             </w:r>
             <w:r>
               <w:rPr>
@@ -1797,7 +1797,7 @@
               <w:lang w:eastAsia="es-CO"/>
             </w:rPr>
           </w:pPr>
-          <w:hyperlink w:anchor="_Toc233178888" w:history="1">
+          <w:hyperlink w:anchor="_Toc234584281" w:history="1">
             <w:r>
               <w:rPr>
                 <w:rStyle w:val="Hipervnculo"/>
@@ -1824,7 +1824,7 @@
                 <w:noProof/>
                 <w:webHidden/>
               </w:rPr>
-              <w:instrText xml:space="preserve"> PAGEREF _Toc233178888 \h </w:instrText>
+              <w:instrText xml:space="preserve"> PAGEREF _Toc234584281 \h </w:instrText>
             </w:r>
             <w:r>
               <w:rPr>
@@ -1869,7 +1869,7 @@
               <w:lang w:eastAsia="es-CO"/>
             </w:rPr>
           </w:pPr>
-          <w:hyperlink w:anchor="_Toc233178889" w:history="1">
+          <w:hyperlink w:anchor="_Toc234584282" w:history="1">
             <w:r>
               <w:rPr>
                 <w:rStyle w:val="Hipervnculo"/>
@@ -1896,7 +1896,7 @@
                 <w:noProof/>
                 <w:webHidden/>
               </w:rPr>
-              <w:instrText xml:space="preserve"> PAGEREF _Toc233178889 \h </w:instrText>
+              <w:instrText xml:space="preserve"> PAGEREF _Toc234584282 \h </w:instrText>
             </w:r>
             <w:r>
               <w:rPr>
@@ -1941,7 +1941,7 @@
               <w:lang w:eastAsia="es-CO"/>
             </w:rPr>
           </w:pPr>
-          <w:hyperlink w:anchor="_Toc233178890" w:history="1">
+          <w:hyperlink w:anchor="_Toc234584283" w:history="1">
             <w:r>
               <w:rPr>
                 <w:rStyle w:val="Hipervnculo"/>
@@ -1968,7 +1968,7 @@
                 <w:noProof/>
                 <w:webHidden/>
               </w:rPr>
-              <w:instrText xml:space="preserve"> PAGEREF _Toc233178890 \h </w:instrText>
+              <w:instrText xml:space="preserve"> PAGEREF _Toc234584283 \h </w:instrText>
             </w:r>
             <w:r>
               <w:rPr>
@@ -2013,7 +2013,7 @@
               <w:lang w:eastAsia="es-CO"/>
             </w:rPr>
           </w:pPr>
-          <w:hyperlink w:anchor="_Toc233178891" w:history="1">
+          <w:hyperlink w:anchor="_Toc234584284" w:history="1">
             <w:r>
               <w:rPr>
                 <w:rStyle w:val="Hipervnculo"/>
@@ -2040,7 +2040,7 @@
                 <w:noProof/>
                 <w:webHidden/>
               </w:rPr>
-              <w:instrText xml:space="preserve"> PAGEREF _Toc233178891 \h </w:instrText>
+              <w:instrText xml:space="preserve"> PAGEREF _Toc234584284 \h </w:instrText>
             </w:r>
             <w:r>
               <w:rPr>
@@ -2088,7 +2088,7 @@
       <w:pPr>
         <w:pStyle w:val="Titulosgenerales"/>
       </w:pPr>
-      <w:bookmarkStart w:id="0" w:name="_Toc233178871"/>
+      <w:bookmarkStart w:id="0" w:name="_Toc234584264"/>
       <w:r>
         <w:lastRenderedPageBreak/>
         <w:t>Introducción</w:t>
@@ -2129,7 +2129,7 @@
       <w:pPr>
         <w:pStyle w:val="Ttulo1"/>
       </w:pPr>
-      <w:bookmarkStart w:id="1" w:name="_Toc233178872"/>
+      <w:bookmarkStart w:id="1" w:name="_Toc234584265"/>
       <w:r>
         <w:lastRenderedPageBreak/>
         <w:t>Seguimiento y control de la ejecución de proyectos comunitarios</w:t>
@@ -2150,7 +2150,7 @@
       <w:pPr>
         <w:pStyle w:val="Ttulo2"/>
       </w:pPr>
-      <w:bookmarkStart w:id="2" w:name="_Toc233178873"/>
+      <w:bookmarkStart w:id="2" w:name="_Toc234584266"/>
       <w:r>
         <w:t>Seguimiento y control de proyectos comunitarios</w:t>
       </w:r>
@@ -2193,7 +2193,7 @@
           <w:noProof/>
         </w:rPr>
         <w:drawing>
-          <wp:inline distT="0" distB="0" distL="0" distR="0" wp14:anchorId="298BB27A" wp14:editId="297AE983">
+          <wp:inline distT="0" distB="0" distL="0" distR="0" wp14:anchorId="298BB27A" wp14:editId="5E7DA98D">
             <wp:extent cx="4679792" cy="2632383"/>
             <wp:effectExtent l="0" t="0" r="6985" b="0"/>
             <wp:docPr id="1" name="Imagen 1">
@@ -3124,7 +3124,7 @@
       <w:pPr>
         <w:pStyle w:val="Ttulo2"/>
       </w:pPr>
-      <w:bookmarkStart w:id="3" w:name="_Toc233178874"/>
+      <w:bookmarkStart w:id="3" w:name="_Toc234584267"/>
       <w:r>
         <w:lastRenderedPageBreak/>
         <w:t>Indicadores de desempeño para proyectos comunitarios</w:t>
@@ -4973,7 +4973,7 @@
       <w:pPr>
         <w:pStyle w:val="Ttulo2"/>
       </w:pPr>
-      <w:bookmarkStart w:id="4" w:name="_Toc233178875"/>
+      <w:bookmarkStart w:id="4" w:name="_Toc234584268"/>
       <w:r>
         <w:t>Registros para el seguimiento de proyectos</w:t>
       </w:r>
@@ -5017,212 +5017,176 @@
     </w:p>
     <w:p>
       <w:r>
-        <w:t xml:space="preserve">A continuación, se presenta una explicación sobre la importancia de los registros en el seguimiento de proyectos, destacando su función como herramientas fundamentales para documentar el desarrollo de las actividades, respaldar la toma de decisiones y verificar el cumplimiento de los objetivos y las metas establecidas: </w:t>
-      </w:r>
-    </w:p>
-    <w:tbl>
-      <w:tblPr>
-        <w:tblStyle w:val="Tablaconcuadrcula"/>
-        <w:tblW w:w="0" w:type="auto"/>
-        <w:tblLook w:val="04A0" w:firstRow="1" w:lastRow="0" w:firstColumn="1" w:lastColumn="0" w:noHBand="0" w:noVBand="1"/>
-      </w:tblPr>
-      <w:tblGrid>
-        <w:gridCol w:w="9962"/>
-      </w:tblGrid>
-      <w:tr>
-        <w:tc>
-          <w:tcPr>
-            <w:tcW w:w="9962" w:type="dxa"/>
-          </w:tcPr>
-          <w:p>
-            <w:pPr>
-              <w:spacing w:before="0" w:after="160" w:line="259" w:lineRule="auto"/>
-              <w:ind w:firstLine="0"/>
-              <w:rPr>
-                <w:b/>
-                <w:bCs/>
-              </w:rPr>
-            </w:pPr>
-            <w:r>
-              <w:rPr>
-                <w:b/>
-                <w:bCs/>
-                <w:highlight w:val="yellow"/>
-              </w:rPr>
-              <w:t>Transcripción del pódcast.</w:t>
-            </w:r>
-            <w:r>
-              <w:rPr>
-                <w:b/>
-                <w:bCs/>
-              </w:rPr>
-              <w:t xml:space="preserve"> </w:t>
-            </w:r>
-            <w:r>
-              <w:rPr>
-                <w:b/>
-                <w:bCs/>
-              </w:rPr>
-              <w:t>Importancia de los registros en el seguimiento de proyectos</w:t>
-            </w:r>
-          </w:p>
-        </w:tc>
-      </w:tr>
-      <w:tr>
-        <w:tc>
-          <w:tcPr>
-            <w:tcW w:w="9962" w:type="dxa"/>
-          </w:tcPr>
-          <w:p>
-            <w:r>
-              <w:rPr>
-                <w:b/>
-                <w:bCs/>
-              </w:rPr>
-              <w:t>Hombre:</w:t>
-            </w:r>
-            <w:r>
-              <w:t xml:space="preserve"> hay meses en los que el dinero parece desaparecer.</w:t>
-            </w:r>
-          </w:p>
-          <w:p>
-            <w:r>
-              <w:lastRenderedPageBreak/>
-              <w:t>Se pagan cuentas, se hacen compras, ingresa algo de dinero…</w:t>
-            </w:r>
-          </w:p>
-          <w:p>
-            <w:r>
-              <w:t>pero cuando llega el final del mes, uno no sabe muy bien en qué se lo gastó.</w:t>
-            </w:r>
-          </w:p>
-          <w:p>
-            <w:pPr>
-              <w:rPr>
-                <w:b/>
-                <w:bCs/>
-              </w:rPr>
-            </w:pPr>
-            <w:r>
-              <w:rPr>
-                <w:b/>
-                <w:bCs/>
-              </w:rPr>
-              <w:t>Mujer:</w:t>
-            </w:r>
-            <w:r>
-              <w:t xml:space="preserve"> esa sensación de revisar los números y no entender qué pasó con el dinero es más común de lo que parece. Y no solo ocurre en la vida personal. También puede pasar dentro de una empresa.</w:t>
-            </w:r>
-          </w:p>
-          <w:p>
-            <w:r>
-              <w:rPr>
-                <w:b/>
-                <w:bCs/>
-              </w:rPr>
-              <w:t>Hombre:</w:t>
-            </w:r>
-            <w:r>
-              <w:t xml:space="preserve"> todos los días una empresa realiza operaciones económicas.</w:t>
-            </w:r>
-          </w:p>
-          <w:p>
-            <w:r>
-              <w:t xml:space="preserve">Compra insumos, vende productos o servicios, paga salarios, cancela arriendos, cobra facturas o adquiere activos. </w:t>
-            </w:r>
-          </w:p>
-          <w:p/>
-        </w:tc>
-      </w:tr>
-    </w:tbl>
-    <w:p>
+        <w:t>Estos aportes convierten los registros en un componente esencial para el seguimiento, la evaluación y la mejora continua de los proyectos comunitarios.</w:t>
+      </w:r>
+    </w:p>
+    <w:p>
+      <w:r>
+        <w:t>Entre los diferentes registros utilizados en el seguimiento de proyectos, los registros de participación comunitaria ocupan un lugar central, ya que permiten documentar la asistencia, la intervención y la vinculación de los miembros de la comunidad en las actividades desarrolladas.</w:t>
+      </w:r>
+    </w:p>
+    <w:p>
+      <w:r>
+        <w:t xml:space="preserve">Estos registros recopilan información sobre la participación de los beneficiarios en reuniones, capacitaciones, jornadas de trabajo comunitario, talleres, mesas de </w:t>
+      </w:r>
       <w:r>
         <w:lastRenderedPageBreak/>
-        <w:t>Estos aportes convierten los registros en un componente esencial para el seguimiento, la evaluación y la mejora continua de los proyectos comunitarios.</w:t>
-      </w:r>
-    </w:p>
-    <w:p>
-      <w:r>
-        <w:t>Entre los diferentes registros utilizados en el seguimiento de proyectos, los registros de participación comunitaria ocupan un lugar central, ya que permiten documentar la asistencia, la intervención y la vinculación de los miembros de la comunidad en las actividades desarrolladas.</w:t>
-      </w:r>
-    </w:p>
-    <w:p>
-      <w:r>
-        <w:t xml:space="preserve">Estos registros recopilan información sobre la participación de los beneficiarios en reuniones, capacitaciones, jornadas de trabajo comunitario, talleres, mesas de concertación, procesos de formación y demás actividades ejecutadas durante el proyecto. La información consignada constituye una evidencia objetiva del nivel de </w:t>
+        <w:t>concertación, procesos de formación y demás actividades ejecutadas durante el proyecto. La información consignada constituye una evidencia objetiva del nivel de involucramiento de la comunidad y facilita la verificación del cumplimiento de las metas relacionadas con la participación ciudadana.</w:t>
+      </w:r>
+    </w:p>
+    <w:p>
+      <w:pPr>
+        <w:rPr>
+          <w:b/>
+          <w:bCs/>
+        </w:rPr>
+      </w:pPr>
+      <w:r>
+        <w:rPr>
+          <w:b/>
+          <w:bCs/>
+        </w:rPr>
+        <w:t>Tipos de registros</w:t>
+      </w:r>
+    </w:p>
+    <w:p>
+      <w:r>
+        <w:t>Durante la ejecución de un proyecto comunitario se generan diferentes tipos de registros, cada uno con funciones específicas dentro del proceso de seguimiento y control.</w:t>
+      </w:r>
+    </w:p>
+    <w:p>
+      <w:pPr>
+        <w:pStyle w:val="Prrafodelista"/>
+        <w:numPr>
+          <w:ilvl w:val="0"/>
+          <w:numId w:val="18"/>
+        </w:numPr>
+        <w:rPr>
+          <w:b/>
+          <w:bCs/>
+        </w:rPr>
+      </w:pPr>
+      <w:r>
+        <w:rPr>
+          <w:b/>
+          <w:bCs/>
+        </w:rPr>
+        <w:t>Registros de asistencia</w:t>
+      </w:r>
+    </w:p>
+    <w:p>
+      <w:r>
+        <w:t>Evidencian la participación de los beneficiarios en reuniones, capacitaciones, talleres, jornadas comunitarias y demás actividades del proyecto. Generalmente incluyen el nombre del participante, número de identificación, organización o grupo al que pertenece, fecha de la actividad, firma de asistencia y datos de contacto. Estos registros permiten verificar la cobertura de las actividades y medir indicadores relacionados con la participación comunitaria.</w:t>
+      </w:r>
+    </w:p>
+    <w:p>
+      <w:pPr>
+        <w:pStyle w:val="Prrafodelista"/>
+        <w:numPr>
+          <w:ilvl w:val="0"/>
+          <w:numId w:val="18"/>
+        </w:numPr>
+        <w:rPr>
+          <w:b/>
+          <w:bCs/>
+        </w:rPr>
+      </w:pPr>
+      <w:r>
+        <w:rPr>
+          <w:b/>
+          <w:bCs/>
+        </w:rPr>
+        <w:t>Actas de reunión</w:t>
+      </w:r>
+    </w:p>
+    <w:p>
+      <w:r>
+        <w:t xml:space="preserve">Registran los temas tratados, las decisiones adoptadas y los compromisos adquiridos durante reuniones de trabajo o espacios de concertación comunitaria. Incluyen la fecha y el lugar de la reunión, lista de asistentes, temas desarrollados, acuerdos alcanzados, compromisos establecidos, responsables y fechas de </w:t>
       </w:r>
       <w:r>
         <w:lastRenderedPageBreak/>
-        <w:t>involucramiento de la comunidad y facilita la verificación del cumplimiento de las metas relacionadas con la participación ciudadana.</w:t>
-      </w:r>
-    </w:p>
-    <w:p>
-      <w:pPr>
-        <w:rPr>
-          <w:b/>
-          <w:bCs/>
-        </w:rPr>
-      </w:pPr>
-      <w:r>
-        <w:rPr>
-          <w:b/>
-          <w:bCs/>
-        </w:rPr>
-        <w:t>Tipos de registros</w:t>
-      </w:r>
-    </w:p>
-    <w:p>
-      <w:r>
-        <w:t>Durante la ejecución de un proyecto comunitario se generan diferentes tipos de registros, cada uno con funciones específicas dentro del proceso de seguimiento y control.</w:t>
-      </w:r>
-    </w:p>
-    <w:p>
-      <w:pPr>
-        <w:pStyle w:val="Prrafodelista"/>
-        <w:numPr>
-          <w:ilvl w:val="0"/>
-          <w:numId w:val="18"/>
-        </w:numPr>
-        <w:rPr>
-          <w:b/>
-          <w:bCs/>
-        </w:rPr>
-      </w:pPr>
-      <w:r>
-        <w:rPr>
-          <w:b/>
-          <w:bCs/>
-        </w:rPr>
-        <w:t>Registros de asistencia</w:t>
-      </w:r>
-    </w:p>
-    <w:p>
-      <w:r>
-        <w:t>Evidencian la participación de los beneficiarios en reuniones, capacitaciones, talleres, jornadas comunitarias y demás actividades del proyecto. Generalmente incluyen el nombre del participante, número de identificación, organización o grupo al que pertenece, fecha de la actividad, firma de asistencia y datos de contacto. Estos registros permiten verificar la cobertura de las actividades y medir indicadores relacionados con la participación comunitaria.</w:t>
-      </w:r>
-    </w:p>
-    <w:p>
-      <w:pPr>
-        <w:pStyle w:val="Prrafodelista"/>
-        <w:numPr>
-          <w:ilvl w:val="0"/>
-          <w:numId w:val="18"/>
-        </w:numPr>
-        <w:rPr>
-          <w:b/>
-          <w:bCs/>
-        </w:rPr>
-      </w:pPr>
-      <w:r>
-        <w:rPr>
-          <w:b/>
-          <w:bCs/>
-        </w:rPr>
-        <w:t>Actas de reunión</w:t>
-      </w:r>
-    </w:p>
-    <w:p>
-      <w:r>
-        <w:t>Registran los temas tratados, las decisiones adoptadas y los compromisos adquiridos durante reuniones de trabajo o espacios de concertación comunitaria. Incluyen la fecha y el lugar de la reunión, lista de asistentes, temas desarrollados, acuerdos alcanzados, compromisos establecidos, responsables y fechas de cumplimiento. Su elaboración facilita el seguimiento de los acuerdos y garantiza la continuidad de las acciones definidas.</w:t>
+        <w:t>cumplimiento. Su elaboración facilita el seguimiento de los acuerdos y garantiza la continuidad de las acciones definidas.</w:t>
+      </w:r>
+    </w:p>
+    <w:p>
+      <w:pPr>
+        <w:pStyle w:val="Prrafodelista"/>
+        <w:numPr>
+          <w:ilvl w:val="0"/>
+          <w:numId w:val="19"/>
+        </w:numPr>
+        <w:rPr>
+          <w:b/>
+          <w:bCs/>
+        </w:rPr>
+      </w:pPr>
+      <w:r>
+        <w:rPr>
+          <w:b/>
+          <w:bCs/>
+        </w:rPr>
+        <w:t>Registros fotográficos</w:t>
+      </w:r>
+    </w:p>
+    <w:p>
+      <w:r>
+        <w:t>Corresponden a las fotografías tomadas durante la ejecución de las actividades del proyecto. Se recomienda acompañarlas con la fecha, el lugar, la actividad desarrollada y una descripción de la evidencia. Complementan los informes de seguimiento y respaldan las actividades ejecutadas</w:t>
+      </w:r>
+      <w:r>
+        <w:t>.</w:t>
+      </w:r>
+    </w:p>
+    <w:p>
+      <w:pPr>
+        <w:pStyle w:val="Prrafodelista"/>
+        <w:numPr>
+          <w:ilvl w:val="0"/>
+          <w:numId w:val="19"/>
+        </w:numPr>
+        <w:rPr>
+          <w:b/>
+          <w:bCs/>
+        </w:rPr>
+      </w:pPr>
+      <w:r>
+        <w:rPr>
+          <w:b/>
+          <w:bCs/>
+        </w:rPr>
+        <w:t>Bitácoras de campo</w:t>
+      </w:r>
+    </w:p>
+    <w:p>
+      <w:r>
+        <w:t>Documentan las anotaciones realizadas durante visitas técnicas, recorridos de inspección o actividades de monitoreo. Incluyen la fecha de la visita, el lugar, las actividades desarrolladas, los hallazgos identificados y las recomendaciones formuladas. Permiten registrar las situaciones identificadas directamente en el territorio y respaldar el seguimiento técnico del proyecto.</w:t>
+      </w:r>
+      <w:r>
+        <w:tab/>
+      </w:r>
+    </w:p>
+    <w:p>
+      <w:pPr>
+        <w:pStyle w:val="Prrafodelista"/>
+        <w:numPr>
+          <w:ilvl w:val="0"/>
+          <w:numId w:val="19"/>
+        </w:numPr>
+        <w:rPr>
+          <w:b/>
+          <w:bCs/>
+        </w:rPr>
+      </w:pPr>
+      <w:r>
+        <w:rPr>
+          <w:b/>
+          <w:bCs/>
+        </w:rPr>
+        <w:t>Informes de avance</w:t>
+      </w:r>
+    </w:p>
+    <w:p>
+      <w:r>
+        <w:t>Presentan periódicamente el estado de ejecución del proyecto. Incluyen las actividades ejecutadas, los resultados alcanzados, los indicadores de avance, las dificultades encontradas y las acciones implementadas. Facilitan la comunicación de resultados y respaldan la toma de decisiones.</w:t>
       </w:r>
     </w:p>
     <w:p>
@@ -5252,87 +5216,6 @@
           <w:bCs/>
         </w:rPr>
         <w:lastRenderedPageBreak/>
-        <w:t>Registros fotográficos</w:t>
-      </w:r>
-    </w:p>
-    <w:p>
-      <w:r>
-        <w:t>Corresponden a las fotografías tomadas durante la ejecución de las actividades del proyecto. Se recomienda acompañarlas con la fecha, el lugar, la actividad desarrollada y una descripción de la evidencia. Complementan los informes de seguimiento y respaldan las actividades ejecutadas</w:t>
-      </w:r>
-      <w:r>
-        <w:t>.</w:t>
-      </w:r>
-    </w:p>
-    <w:p>
-      <w:pPr>
-        <w:pStyle w:val="Prrafodelista"/>
-        <w:numPr>
-          <w:ilvl w:val="0"/>
-          <w:numId w:val="19"/>
-        </w:numPr>
-        <w:rPr>
-          <w:b/>
-          <w:bCs/>
-        </w:rPr>
-      </w:pPr>
-      <w:r>
-        <w:rPr>
-          <w:b/>
-          <w:bCs/>
-        </w:rPr>
-        <w:t>Bitácoras de campo</w:t>
-      </w:r>
-    </w:p>
-    <w:p>
-      <w:r>
-        <w:t>Documentan las anotaciones realizadas durante visitas técnicas, recorridos de inspección o actividades de monitoreo. Incluyen la fecha de la visita, el lugar, las actividades desarrolladas, los hallazgos identificados y las recomendaciones formuladas. Permiten registrar las situaciones identificadas directamente en el territorio y respaldar el seguimiento técnico del proyecto.</w:t>
-      </w:r>
-      <w:r>
-        <w:tab/>
-      </w:r>
-    </w:p>
-    <w:p>
-      <w:pPr>
-        <w:pStyle w:val="Prrafodelista"/>
-        <w:numPr>
-          <w:ilvl w:val="0"/>
-          <w:numId w:val="19"/>
-        </w:numPr>
-        <w:rPr>
-          <w:b/>
-          <w:bCs/>
-        </w:rPr>
-      </w:pPr>
-      <w:r>
-        <w:rPr>
-          <w:b/>
-          <w:bCs/>
-        </w:rPr>
-        <w:t>Informes de avance</w:t>
-      </w:r>
-    </w:p>
-    <w:p>
-      <w:r>
-        <w:t>Presentan periódicamente el estado de ejecución del proyecto. Incluyen las actividades ejecutadas, los resultados alcanzados, los indicadores de avance, las dificultades encontradas y las acciones implementadas. Facilitan la comunicación de resultados y respaldan la toma de decisiones.</w:t>
-      </w:r>
-    </w:p>
-    <w:p>
-      <w:pPr>
-        <w:pStyle w:val="Prrafodelista"/>
-        <w:numPr>
-          <w:ilvl w:val="0"/>
-          <w:numId w:val="19"/>
-        </w:numPr>
-        <w:rPr>
-          <w:b/>
-          <w:bCs/>
-        </w:rPr>
-      </w:pPr>
-      <w:r>
-        <w:rPr>
-          <w:b/>
-          <w:bCs/>
-        </w:rPr>
         <w:t>Registros financieros</w:t>
       </w:r>
     </w:p>
@@ -5362,16 +5245,86 @@
           <w:b/>
           <w:bCs/>
         </w:rPr>
+        <w:t>Bases de datos de beneficiarios</w:t>
+      </w:r>
+    </w:p>
+    <w:p>
+      <w:r>
+        <w:t>Almacenan información relacionada con los participantes y beneficiarios del proyecto, como datos personales, ubicación, características socioeconómicas, participación en actividades y beneficios recibidos. Facilitan la gestión y el análisis de la información de la población beneficiaria.</w:t>
+      </w:r>
+      <w:r>
+        <w:tab/>
+      </w:r>
+    </w:p>
+    <w:p>
+      <w:pPr>
+        <w:pStyle w:val="Prrafodelista"/>
+        <w:numPr>
+          <w:ilvl w:val="0"/>
+          <w:numId w:val="19"/>
+        </w:numPr>
+        <w:rPr>
+          <w:b/>
+          <w:bCs/>
+        </w:rPr>
+      </w:pPr>
+      <w:r>
+        <w:rPr>
+          <w:b/>
+          <w:bCs/>
+        </w:rPr>
+        <w:t>Registros de seguimiento de indicadores</w:t>
+      </w:r>
+    </w:p>
+    <w:p>
+      <w:r>
+        <w:t>Documentan periódicamente los resultados obtenidos para cada indicador definido en el proyecto. Incluyen el nombre del indicador, la meta establecida, el resultado alcanzado, la fecha de medición y las observaciones. Facilitan el monitoreo permanente del desempeño del proyecto.</w:t>
+      </w:r>
+    </w:p>
+    <w:p>
+      <w:pPr>
+        <w:rPr>
+          <w:b/>
+          <w:bCs/>
+        </w:rPr>
+      </w:pPr>
+      <w:r>
+        <w:rPr>
+          <w:b/>
+          <w:bCs/>
+        </w:rPr>
+        <w:t>Recomendaciones para el manejo de los registros</w:t>
+      </w:r>
+    </w:p>
+    <w:p>
+      <w:r>
+        <w:t>La adecuada gestión de los registros garantiza la calidad de la información y fortalece los procesos de seguimiento, evaluación y rendición de cuentas.</w:t>
+      </w:r>
+    </w:p>
+    <w:p>
+      <w:pPr>
+        <w:pStyle w:val="Prrafodelista"/>
+        <w:numPr>
+          <w:ilvl w:val="0"/>
+          <w:numId w:val="19"/>
+        </w:numPr>
+      </w:pPr>
+      <w:r>
+        <w:rPr>
+          <w:b/>
+          <w:bCs/>
+        </w:rPr>
+        <w:t>Utilizar formatos estandarizados</w:t>
+      </w:r>
+      <w:r>
+        <w:t xml:space="preserve">. </w:t>
+      </w:r>
+      <w:r>
+        <w:t xml:space="preserve">Los formatos uniformes facilitan la recopilación, organización, almacenamiento y análisis de la información, </w:t>
+      </w:r>
+      <w:r>
         <w:lastRenderedPageBreak/>
-        <w:t>Bases de datos de beneficiarios</w:t>
-      </w:r>
-    </w:p>
-    <w:p>
-      <w:r>
-        <w:t>Almacenan información relacionada con los participantes y beneficiarios del proyecto, como datos personales, ubicación, características socioeconómicas, participación en actividades y beneficios recibidos. Facilitan la gestión y el análisis de la información de la población beneficiaria.</w:t>
-      </w:r>
-      <w:r>
-        <w:tab/>
+        <w:t>permitiendo mantener criterios homogéneos en todos los registros del proyecto.</w:t>
       </w:r>
     </w:p>
     <w:p>
@@ -5381,42 +5334,19 @@
           <w:ilvl w:val="0"/>
           <w:numId w:val="19"/>
         </w:numPr>
-        <w:rPr>
-          <w:b/>
-          <w:bCs/>
-        </w:rPr>
-      </w:pPr>
-      <w:r>
-        <w:rPr>
-          <w:b/>
-          <w:bCs/>
-        </w:rPr>
-        <w:t>Registros de seguimiento de indicadores</w:t>
-      </w:r>
-    </w:p>
-    <w:p>
-      <w:r>
-        <w:t>Documentan periódicamente los resultados obtenidos para cada indicador definido en el proyecto. Incluyen el nombre del indicador, la meta establecida, el resultado alcanzado, la fecha de medición y las observaciones. Facilitan el monitoreo permanente del desempeño del proyecto.</w:t>
-      </w:r>
-    </w:p>
-    <w:p>
-      <w:pPr>
-        <w:rPr>
-          <w:b/>
-          <w:bCs/>
-        </w:rPr>
-      </w:pPr>
-      <w:r>
-        <w:rPr>
-          <w:b/>
-          <w:bCs/>
-        </w:rPr>
-        <w:t>Recomendaciones para el manejo de los registros</w:t>
-      </w:r>
-    </w:p>
-    <w:p>
-      <w:r>
-        <w:t>La adecuada gestión de los registros garantiza la calidad de la información y fortalece los procesos de seguimiento, evaluación y rendición de cuentas.</w:t>
+      </w:pPr>
+      <w:r>
+        <w:rPr>
+          <w:b/>
+          <w:bCs/>
+        </w:rPr>
+        <w:t>Registrar información completa</w:t>
+      </w:r>
+      <w:r>
+        <w:t xml:space="preserve">. </w:t>
+      </w:r>
+      <w:r>
+        <w:t>Todos los campos establecidos en los formatos deben diligenciarse adecuadamente para garantizar que la información sea suficiente y útil para los procesos de seguimiento y evaluación.</w:t>
       </w:r>
     </w:p>
     <w:p>
@@ -5432,13 +5362,13 @@
           <w:b/>
           <w:bCs/>
         </w:rPr>
-        <w:t>Utilizar formatos estandarizados</w:t>
+        <w:t>Evitar información ambigua</w:t>
       </w:r>
       <w:r>
         <w:t xml:space="preserve">. </w:t>
       </w:r>
       <w:r>
-        <w:t>Los formatos uniformes facilitan la recopilación, organización, almacenamiento y análisis de la información, permitiendo mantener criterios homogéneos en todos los registros del proyecto.</w:t>
+        <w:t>Los datos registrados deben ser claros, precisos y objetivos, evitando interpretaciones erróneas o inconsistencias en la información documentada.</w:t>
       </w:r>
     </w:p>
     <w:p>
@@ -5454,13 +5384,13 @@
           <w:b/>
           <w:bCs/>
         </w:rPr>
-        <w:t>Registrar información completa</w:t>
+        <w:t>Verificar la información antes de archivarla</w:t>
       </w:r>
       <w:r>
         <w:t xml:space="preserve">. </w:t>
       </w:r>
       <w:r>
-        <w:t>Todos los campos establecidos en los formatos deben diligenciarse adecuadamente para garantizar que la información sea suficiente y útil para los procesos de seguimiento y evaluación.</w:t>
+        <w:t>Es importante revisar la exactitud, coherencia y consistencia de los datos registrados antes de su almacenamiento o utilización en informes y procesos de análisis.</w:t>
       </w:r>
     </w:p>
     <w:p>
@@ -5476,106 +5406,62 @@
           <w:b/>
           <w:bCs/>
         </w:rPr>
+        <w:t>Mantener respaldo de los documentos</w:t>
+      </w:r>
+      <w:r>
+        <w:t xml:space="preserve">. </w:t>
+      </w:r>
+      <w:r>
+        <w:t>Los registros deben conservarse en formato físico o digital mediante sistemas de archivo y copias de seguridad que eviten la pérdida o el deterioro de la información.</w:t>
+      </w:r>
+    </w:p>
+    <w:p>
+      <w:pPr>
+        <w:pStyle w:val="Prrafodelista"/>
+        <w:numPr>
+          <w:ilvl w:val="0"/>
+          <w:numId w:val="19"/>
+        </w:numPr>
+      </w:pPr>
+      <w:r>
+        <w:rPr>
+          <w:b/>
+          <w:bCs/>
+        </w:rPr>
+        <w:t>Garantizar la confidencialidad de los datos</w:t>
+      </w:r>
+      <w:r>
+        <w:t xml:space="preserve">. </w:t>
+      </w:r>
+      <w:r>
+        <w:t>La información personal de los beneficiarios y demás participantes debe manejarse de acuerdo con las normas vigentes de protección de datos, asegurando su uso responsable y seguro.</w:t>
+      </w:r>
+    </w:p>
+    <w:p>
+      <w:pPr>
+        <w:pStyle w:val="Prrafodelista"/>
+        <w:numPr>
+          <w:ilvl w:val="0"/>
+          <w:numId w:val="19"/>
+        </w:numPr>
+      </w:pPr>
+      <w:r>
+        <w:rPr>
+          <w:b/>
+          <w:bCs/>
+        </w:rPr>
+        <w:t>Actualizar los registros periódicamente</w:t>
+      </w:r>
+      <w:r>
+        <w:t xml:space="preserve">. </w:t>
+      </w:r>
+      <w:r>
+        <w:t>La información debe mantenerse al día para garantizar su confiabilidad y utilidad en los procesos de seguimiento, evaluación, toma de decisiones y rendición de cuentas.</w:t>
+      </w:r>
+    </w:p>
+    <w:p>
+      <w:r>
         <w:lastRenderedPageBreak/>
-        <w:t>Evitar información ambigua</w:t>
-      </w:r>
-      <w:r>
-        <w:t xml:space="preserve">. </w:t>
-      </w:r>
-      <w:r>
-        <w:t>Los datos registrados deben ser claros, precisos y objetivos, evitando interpretaciones erróneas o inconsistencias en la información documentada.</w:t>
-      </w:r>
-    </w:p>
-    <w:p>
-      <w:pPr>
-        <w:pStyle w:val="Prrafodelista"/>
-        <w:numPr>
-          <w:ilvl w:val="0"/>
-          <w:numId w:val="19"/>
-        </w:numPr>
-      </w:pPr>
-      <w:r>
-        <w:rPr>
-          <w:b/>
-          <w:bCs/>
-        </w:rPr>
-        <w:t>Verificar la información antes de archivarla</w:t>
-      </w:r>
-      <w:r>
-        <w:t xml:space="preserve">. </w:t>
-      </w:r>
-      <w:r>
-        <w:t>Es importante revisar la exactitud, coherencia y consistencia de los datos registrados antes de su almacenamiento o utilización en informes y procesos de análisis.</w:t>
-      </w:r>
-    </w:p>
-    <w:p>
-      <w:pPr>
-        <w:pStyle w:val="Prrafodelista"/>
-        <w:numPr>
-          <w:ilvl w:val="0"/>
-          <w:numId w:val="19"/>
-        </w:numPr>
-      </w:pPr>
-      <w:r>
-        <w:rPr>
-          <w:b/>
-          <w:bCs/>
-        </w:rPr>
-        <w:t>Mantener respaldo de los documentos</w:t>
-      </w:r>
-      <w:r>
-        <w:t xml:space="preserve">. </w:t>
-      </w:r>
-      <w:r>
-        <w:t>Los registros deben conservarse en formato físico o digital mediante sistemas de archivo y copias de seguridad que eviten la pérdida o el deterioro de la información.</w:t>
-      </w:r>
-    </w:p>
-    <w:p>
-      <w:pPr>
-        <w:pStyle w:val="Prrafodelista"/>
-        <w:numPr>
-          <w:ilvl w:val="0"/>
-          <w:numId w:val="19"/>
-        </w:numPr>
-      </w:pPr>
-      <w:r>
-        <w:rPr>
-          <w:b/>
-          <w:bCs/>
-        </w:rPr>
-        <w:t>Garantizar la confidencialidad de los datos</w:t>
-      </w:r>
-      <w:r>
-        <w:t xml:space="preserve">. </w:t>
-      </w:r>
-      <w:r>
-        <w:t>La información personal de los beneficiarios y demás participantes debe manejarse de acuerdo con las normas vigentes de protección de datos, asegurando su uso responsable y seguro.</w:t>
-      </w:r>
-    </w:p>
-    <w:p>
-      <w:pPr>
-        <w:pStyle w:val="Prrafodelista"/>
-        <w:numPr>
-          <w:ilvl w:val="0"/>
-          <w:numId w:val="19"/>
-        </w:numPr>
-      </w:pPr>
-      <w:r>
-        <w:rPr>
-          <w:b/>
-          <w:bCs/>
-        </w:rPr>
-        <w:t>Actualizar los registros periódicamente</w:t>
-      </w:r>
-      <w:r>
-        <w:t xml:space="preserve">. </w:t>
-      </w:r>
-      <w:r>
-        <w:t>La información debe mantenerse al día para garantizar su confiabilidad y utilidad en los procesos de seguimiento, evaluación, toma de decisiones y rendición de cuentas.</w:t>
-      </w:r>
-    </w:p>
-    <w:p>
-      <w:r>
         <w:t>La aplicación de estas recomendaciones contribuye a garantizar registros confiables, completos y útiles para la gestión eficiente de los proyectos comunitarios.</w:t>
       </w:r>
     </w:p>
@@ -5592,7 +5478,7 @@
       <w:pPr>
         <w:pStyle w:val="Ttulo1"/>
       </w:pPr>
-      <w:bookmarkStart w:id="5" w:name="_Toc233178876"/>
+      <w:bookmarkStart w:id="5" w:name="_Toc234584269"/>
       <w:r>
         <w:lastRenderedPageBreak/>
         <w:t>Herramientas para la recolección y verificación de información</w:t>
@@ -5629,7 +5515,7 @@
       <w:pPr>
         <w:pStyle w:val="Ttulo2"/>
       </w:pPr>
-      <w:bookmarkStart w:id="6" w:name="_Toc233178877"/>
+      <w:bookmarkStart w:id="6" w:name="_Toc234584270"/>
       <w:r>
         <w:t>Listas de verificación (</w:t>
       </w:r>
@@ -5746,7 +5632,7 @@
       <w:pPr>
         <w:pStyle w:val="Ttulo2"/>
       </w:pPr>
-      <w:bookmarkStart w:id="7" w:name="_Toc233178878"/>
+      <w:bookmarkStart w:id="7" w:name="_Toc234584271"/>
       <w:r>
         <w:t>Encuestas de satisfacción</w:t>
       </w:r>
@@ -5999,7 +5885,7 @@
       <w:pPr>
         <w:pStyle w:val="Ttulo2"/>
       </w:pPr>
-      <w:bookmarkStart w:id="8" w:name="_Toc233178879"/>
+      <w:bookmarkStart w:id="8" w:name="_Toc234584272"/>
       <w:r>
         <w:lastRenderedPageBreak/>
         <w:t>Entrevistas para seguimiento y evaluación</w:t>
@@ -6445,7 +6331,7 @@
       <w:pPr>
         <w:pStyle w:val="Ttulo1"/>
       </w:pPr>
-      <w:bookmarkStart w:id="9" w:name="_Toc233178880"/>
+      <w:bookmarkStart w:id="9" w:name="_Toc234584273"/>
       <w:r>
         <w:lastRenderedPageBreak/>
         <w:t>Evaluación de resultados e impactos de proyectos comunitarios</w:t>
@@ -6466,7 +6352,7 @@
       <w:pPr>
         <w:pStyle w:val="Ttulo2"/>
       </w:pPr>
-      <w:bookmarkStart w:id="10" w:name="_Toc233178881"/>
+      <w:bookmarkStart w:id="10" w:name="_Toc234584274"/>
       <w:r>
         <w:t>Evaluación de proyectos comunitarios</w:t>
       </w:r>
@@ -7018,7 +6904,7 @@
       <w:pPr>
         <w:pStyle w:val="Ttulo2"/>
       </w:pPr>
-      <w:bookmarkStart w:id="11" w:name="_Toc233178882"/>
+      <w:bookmarkStart w:id="11" w:name="_Toc234584275"/>
       <w:r>
         <w:lastRenderedPageBreak/>
         <w:t>Estudios de impacto</w:t>
@@ -7596,7 +7482,7 @@
       <w:pPr>
         <w:pStyle w:val="Ttulo2"/>
       </w:pPr>
-      <w:bookmarkStart w:id="12" w:name="_Toc233178883"/>
+      <w:bookmarkStart w:id="12" w:name="_Toc234584276"/>
       <w:r>
         <w:t>Interpretación y análisis de resultados</w:t>
       </w:r>
@@ -7960,7 +7846,7 @@
       <w:pPr>
         <w:pStyle w:val="Ttulo1"/>
       </w:pPr>
-      <w:bookmarkStart w:id="13" w:name="_Toc233178884"/>
+      <w:bookmarkStart w:id="13" w:name="_Toc234584277"/>
       <w:r>
         <w:lastRenderedPageBreak/>
         <w:t>Control financiero y mejora continua de proyectos comunitarios</w:t>
@@ -7981,7 +7867,7 @@
       <w:pPr>
         <w:pStyle w:val="Ttulo2"/>
       </w:pPr>
-      <w:bookmarkStart w:id="14" w:name="_Toc233178885"/>
+      <w:bookmarkStart w:id="14" w:name="_Toc234584278"/>
       <w:r>
         <w:t>Presupuesto comunitario y control de recursos</w:t>
       </w:r>
@@ -9060,7 +8946,7 @@
       <w:pPr>
         <w:pStyle w:val="Ttulo2"/>
       </w:pPr>
-      <w:bookmarkStart w:id="15" w:name="_Toc233178886"/>
+      <w:bookmarkStart w:id="15" w:name="_Toc234584279"/>
       <w:r>
         <w:t>Acciones de mejora en proyectos comunitarios</w:t>
       </w:r>
@@ -9584,7 +9470,7 @@
       <w:pPr>
         <w:pStyle w:val="Ttulo2"/>
       </w:pPr>
-      <w:bookmarkStart w:id="16" w:name="_Toc233178887"/>
+      <w:bookmarkStart w:id="16" w:name="_Toc234584280"/>
       <w:r>
         <w:t>Acciones preventivas y correctivas</w:t>
       </w:r>
@@ -9799,7 +9685,7 @@
           <w:u w:val="single"/>
         </w:rPr>
       </w:pPr>
-      <w:bookmarkStart w:id="17" w:name="_Toc233178888"/>
+      <w:bookmarkStart w:id="17" w:name="_Toc234584281"/>
       <w:r>
         <w:lastRenderedPageBreak/>
         <w:t>Síntesis</w:t>
@@ -9912,7 +9798,7 @@
       <w:pPr>
         <w:pStyle w:val="Titulosgenerales"/>
       </w:pPr>
-      <w:bookmarkStart w:id="18" w:name="_Toc233178889"/>
+      <w:bookmarkStart w:id="18" w:name="_Toc234584282"/>
       <w:r>
         <w:lastRenderedPageBreak/>
         <w:t>Glosario</w:t>
@@ -10160,7 +10046,7 @@
       <w:pPr>
         <w:pStyle w:val="Titulosgenerales"/>
       </w:pPr>
-      <w:bookmarkStart w:id="19" w:name="_Toc233178890"/>
+      <w:bookmarkStart w:id="19" w:name="_Toc234584283"/>
       <w:r>
         <w:lastRenderedPageBreak/>
         <w:t>Referencias bibliográficas</w:t>
@@ -10255,7 +10141,7 @@
       <w:pPr>
         <w:pStyle w:val="Titulosgenerales"/>
       </w:pPr>
-      <w:bookmarkStart w:id="20" w:name="_Toc233178891"/>
+      <w:bookmarkStart w:id="20" w:name="_Toc234584284"/>
       <w:r>
         <w:lastRenderedPageBreak/>
         <w:t>Créditos</w:t>
@@ -16793,19 +16679,8 @@
 </file>
 
 <file path=customXml/item1.xml><?xml version="1.0" encoding="utf-8"?>
-<p:properties xmlns:p="http://schemas.microsoft.com/office/2006/metadata/properties" xmlns:xsi="http://www.w3.org/2001/XMLSchema-instance" xmlns:pc="http://schemas.microsoft.com/office/infopath/2007/PartnerControls">
-  <documentManagement>
-    <TaxCatchAll xmlns="67a0edcd-0de5-43ed-8c27-e32f38a00c91" xsi:nil="true"/>
-    <lcf76f155ced4ddcb4097134ff3c332f xmlns="42760c81-fd8e-4d59-8953-7cdb9f38b14f">
-      <Terms xmlns="http://schemas.microsoft.com/office/infopath/2007/PartnerControls"/>
-    </lcf76f155ced4ddcb4097134ff3c332f>
-  </documentManagement>
-</p:properties>
-</file>
-
-<file path=customXml/item2.xml><?xml version="1.0" encoding="utf-8"?>
-<ct:contentTypeSchema xmlns:ct="http://schemas.microsoft.com/office/2006/metadata/contentType" xmlns:ma="http://schemas.microsoft.com/office/2006/metadata/properties/metaAttributes" ct:_="" ma:_="" ma:contentTypeName="Documento" ma:contentTypeID="0x01010005252A1EF3BD024F856B47B579AB5244" ma:contentTypeVersion="11" ma:contentTypeDescription="Crear nuevo documento." ma:contentTypeScope="" ma:versionID="92b81066167b779aaeee7a3d91bad2fd">
-  <xsd:schema xmlns:xsd="http://www.w3.org/2001/XMLSchema" xmlns:xs="http://www.w3.org/2001/XMLSchema" xmlns:p="http://schemas.microsoft.com/office/2006/metadata/properties" xmlns:ns2="42760c81-fd8e-4d59-8953-7cdb9f38b14f" xmlns:ns3="67a0edcd-0de5-43ed-8c27-e32f38a00c91" targetNamespace="http://schemas.microsoft.com/office/2006/metadata/properties" ma:root="true" ma:fieldsID="83cd6766d967e870b9368cac1ade74e6" ns2:_="" ns3:_="">
+<ct:contentTypeSchema xmlns:ct="http://schemas.microsoft.com/office/2006/metadata/contentType" xmlns:ma="http://schemas.microsoft.com/office/2006/metadata/properties/metaAttributes" ct:_="" ma:_="" ma:contentTypeName="Documento" ma:contentTypeID="0x01010005252A1EF3BD024F856B47B579AB5244" ma:contentTypeVersion="12" ma:contentTypeDescription="Crear nuevo documento." ma:contentTypeScope="" ma:versionID="32d0e18b85ac20c34eab62df21c0cf58">
+  <xsd:schema xmlns:xsd="http://www.w3.org/2001/XMLSchema" xmlns:xs="http://www.w3.org/2001/XMLSchema" xmlns:p="http://schemas.microsoft.com/office/2006/metadata/properties" xmlns:ns2="42760c81-fd8e-4d59-8953-7cdb9f38b14f" xmlns:ns3="67a0edcd-0de5-43ed-8c27-e32f38a00c91" targetNamespace="http://schemas.microsoft.com/office/2006/metadata/properties" ma:root="true" ma:fieldsID="cc2c149e99f10870fd5bc3964e5386d3" ns2:_="" ns3:_="">
     <xsd:import namespace="42760c81-fd8e-4d59-8953-7cdb9f38b14f"/>
     <xsd:import namespace="67a0edcd-0de5-43ed-8c27-e32f38a00c91"/>
     <xsd:element name="properties">
@@ -16824,6 +16699,7 @@
                 <xsd:element ref="ns2:lcf76f155ced4ddcb4097134ff3c332f" minOccurs="0"/>
                 <xsd:element ref="ns3:TaxCatchAll" minOccurs="0"/>
                 <xsd:element ref="ns2:MediaServiceOCR" minOccurs="0"/>
+                <xsd:element ref="ns2:MediaServiceLocation" minOccurs="0"/>
               </xsd:all>
             </xsd:complexType>
           </xsd:element>
@@ -16881,6 +16757,11 @@
         <xsd:restriction base="dms:Note">
           <xsd:maxLength value="255"/>
         </xsd:restriction>
+      </xsd:simpleType>
+    </xsd:element>
+    <xsd:element name="MediaServiceLocation" ma:index="19" nillable="true" ma:displayName="Location" ma:description="" ma:indexed="true" ma:internalName="MediaServiceLocation" ma:readOnly="true">
+      <xsd:simpleType>
+        <xsd:restriction base="dms:Text"/>
       </xsd:simpleType>
     </xsd:element>
   </xsd:schema>
@@ -16998,11 +16879,18 @@
 </ct:contentTypeSchema>
 </file>
 
-<file path=customXml/item3.xml><?xml version="1.0" encoding="utf-8"?>
-<b:Sources xmlns:b="http://schemas.openxmlformats.org/officeDocument/2006/bibliography" xmlns="http://schemas.openxmlformats.org/officeDocument/2006/bibliography" SelectedStyle="\APASixthEditionOfficeOnline.xsl" StyleName="APA" Version="6"/>
+<file path=customXml/item2.xml><?xml version="1.0" encoding="utf-8"?>
+<p:properties xmlns:p="http://schemas.microsoft.com/office/2006/metadata/properties" xmlns:xsi="http://www.w3.org/2001/XMLSchema-instance" xmlns:pc="http://schemas.microsoft.com/office/infopath/2007/PartnerControls">
+  <documentManagement>
+    <TaxCatchAll xmlns="67a0edcd-0de5-43ed-8c27-e32f38a00c91" xsi:nil="true"/>
+    <lcf76f155ced4ddcb4097134ff3c332f xmlns="42760c81-fd8e-4d59-8953-7cdb9f38b14f">
+      <Terms xmlns="http://schemas.microsoft.com/office/infopath/2007/PartnerControls"/>
+    </lcf76f155ced4ddcb4097134ff3c332f>
+  </documentManagement>
+</p:properties>
 </file>
 
-<file path=customXml/item4.xml><?xml version="1.0" encoding="utf-8"?>
+<file path=customXml/item3.xml><?xml version="1.0" encoding="utf-8"?>
 <?mso-contentType ?>
 <FormTemplates xmlns="http://schemas.microsoft.com/sharepoint/v3/contenttype/forms">
   <Display>DocumentLibraryForm</Display>
@@ -17011,7 +16899,15 @@
 </FormTemplates>
 </file>
 
+<file path=customXml/item4.xml><?xml version="1.0" encoding="utf-8"?>
+<b:Sources xmlns:b="http://schemas.openxmlformats.org/officeDocument/2006/bibliography" xmlns="http://schemas.openxmlformats.org/officeDocument/2006/bibliography" SelectedStyle="\APASixthEditionOfficeOnline.xsl" StyleName="APA" Version="6"/>
+</file>
+
 <file path=customXml/itemProps1.xml><?xml version="1.0" encoding="utf-8"?>
+<ds:datastoreItem xmlns:ds="http://schemas.openxmlformats.org/officeDocument/2006/customXml" ds:itemID="{1F0BF610-7986-481C-8280-6D682DC0AF7F}"/>
+</file>
+
+<file path=customXml/itemProps2.xml><?xml version="1.0" encoding="utf-8"?>
 <ds:datastoreItem xmlns:ds="http://schemas.openxmlformats.org/officeDocument/2006/customXml" ds:itemID="{1279454D-02BE-4A9C-A117-DCD1573E2608}">
   <ds:schemaRefs>
     <ds:schemaRef ds:uri="http://schemas.microsoft.com/office/2006/metadata/properties"/>
@@ -17022,22 +16918,18 @@
 </ds:datastoreItem>
 </file>
 
-<file path=customXml/itemProps2.xml><?xml version="1.0" encoding="utf-8"?>
-<ds:datastoreItem xmlns:ds="http://schemas.openxmlformats.org/officeDocument/2006/customXml" ds:itemID="{4656D8BD-767B-48B3-9F86-BEC38DE47C91}"/>
+<file path=customXml/itemProps3.xml><?xml version="1.0" encoding="utf-8"?>
+<ds:datastoreItem xmlns:ds="http://schemas.openxmlformats.org/officeDocument/2006/customXml" ds:itemID="{10663269-2064-4804-8290-36D4A57F5557}">
+  <ds:schemaRefs>
+    <ds:schemaRef ds:uri="http://schemas.microsoft.com/sharepoint/v3/contenttype/forms"/>
+  </ds:schemaRefs>
+</ds:datastoreItem>
 </file>
 
-<file path=customXml/itemProps3.xml><?xml version="1.0" encoding="utf-8"?>
+<file path=customXml/itemProps4.xml><?xml version="1.0" encoding="utf-8"?>
 <ds:datastoreItem xmlns:ds="http://schemas.openxmlformats.org/officeDocument/2006/customXml" ds:itemID="{EAE431FD-7059-4C09-804B-C9D69EB7B213}">
   <ds:schemaRefs>
     <ds:schemaRef ds:uri="http://schemas.openxmlformats.org/officeDocument/2006/bibliography"/>
   </ds:schemaRefs>
 </ds:datastoreItem>
-</file>
-
-<file path=customXml/itemProps4.xml><?xml version="1.0" encoding="utf-8"?>
-<ds:datastoreItem xmlns:ds="http://schemas.openxmlformats.org/officeDocument/2006/customXml" ds:itemID="{10663269-2064-4804-8290-36D4A57F5557}">
-  <ds:schemaRefs>
-    <ds:schemaRef ds:uri="http://schemas.microsoft.com/sharepoint/v3/contenttype/forms"/>
-  </ds:schemaRefs>
-</ds:datastoreItem>
 </file>
--- a/fuentes/722109_CF08_DU.docx
+++ b/fuentes/722109_CF08_DU.docx
@@ -1,6 +1,6 @@
 
 <file path=word/document.xml><?xml version="1.0" encoding="utf-8"?>
-<w:document xmlns:wpc="http://schemas.microsoft.com/office/word/2010/wordprocessingCanvas" xmlns:cx="http://schemas.microsoft.com/office/drawing/2014/chartex" xmlns:cx1="http://schemas.microsoft.com/office/drawing/2015/9/8/chartex" xmlns:cx2="http://schemas.microsoft.com/office/drawing/2015/10/21/chartex" xmlns:cx3="http://schemas.microsoft.com/office/drawing/2016/5/9/chartex" xmlns:cx4="http://schemas.microsoft.com/office/drawing/2016/5/10/chartex" xmlns:cx5="http://schemas.microsoft.com/office/drawing/2016/5/11/chartex" xmlns:cx6="http://schemas.microsoft.com/office/drawing/2016/5/12/chartex" xmlns:cx7="http://schemas.microsoft.com/office/drawing/2016/5/13/chartex" xmlns:cx8="http://schemas.microsoft.com/office/drawing/2016/5/14/chartex" xmlns:mc="http://schemas.openxmlformats.org/markup-compatibility/2006" xmlns:aink="http://schemas.microsoft.com/office/drawing/2016/ink" xmlns:am3d="http://schemas.microsoft.com/office/drawing/2017/model3d" xmlns:o="urn:schemas-microsoft-com:office:office" xmlns:oel="http://schemas.microsoft.com/office/2019/extlst" xmlns:r="http://schemas.openxmlformats.org/officeDocument/2006/relationships" xmlns:m="http://schemas.openxmlformats.org/officeDocument/2006/math" xmlns:v="urn:schemas-microsoft-com:vml" xmlns:wp14="http://schemas.microsoft.com/office/word/2010/wordprocessingDrawing" xmlns:wp="http://schemas.openxmlformats.org/drawingml/2006/wordprocessingDrawing" xmlns:w10="urn:schemas-microsoft-com:office:word" xmlns:w="http://schemas.openxmlformats.org/wordprocessingml/2006/main" xmlns:w14="http://schemas.microsoft.com/office/word/2010/wordml" xmlns:w15="http://schemas.microsoft.com/office/word/2012/wordml" xmlns:w16cex="http://schemas.microsoft.com/office/word/2018/wordml/cex" xmlns:w16cid="http://schemas.microsoft.com/office/word/2016/wordml/cid" xmlns:w16="http://schemas.microsoft.com/office/word/2018/wordml" xmlns:w16du="http://schemas.microsoft.com/office/word/2023/wordml/word16du" xmlns:w16sdtdh="http://schemas.microsoft.com/office/word/2020/wordml/sdtdatahash" xmlns:w16sdtfl="http://schemas.microsoft.com/office/word/2024/wordml/sdtformatlock" xmlns:w16se="http://schemas.microsoft.com/office/word/2015/wordml/symex" xmlns:wpg="http://schemas.microsoft.com/office/word/2010/wordprocessingGroup" xmlns:wpi="http://schemas.microsoft.com/office/word/2010/wordprocessingInk" xmlns:wne="http://schemas.microsoft.com/office/word/2006/wordml" xmlns:wps="http://schemas.microsoft.com/office/word/2010/wordprocessingShape" mc:Ignorable="w14 w15 w16se w16cid w16 w16cex w16sdtdh w16sdtfl w16du wp14">
+<w:document xmlns:wpc="http://schemas.microsoft.com/office/word/2010/wordprocessingCanvas" xmlns:cx="http://schemas.microsoft.com/office/drawing/2014/chartex" xmlns:cx1="http://schemas.microsoft.com/office/drawing/2015/9/8/chartex" xmlns:cx2="http://schemas.microsoft.com/office/drawing/2015/10/21/chartex" xmlns:cx3="http://schemas.microsoft.com/office/drawing/2016/5/9/chartex" xmlns:cx4="http://schemas.microsoft.com/office/drawing/2016/5/10/chartex" xmlns:cx5="http://schemas.microsoft.com/office/drawing/2016/5/11/chartex" xmlns:cx6="http://schemas.microsoft.com/office/drawing/2016/5/12/chartex" xmlns:cx7="http://schemas.microsoft.com/office/drawing/2016/5/13/chartex" xmlns:cx8="http://schemas.microsoft.com/office/drawing/2016/5/14/chartex" xmlns:mc="http://schemas.openxmlformats.org/markup-compatibility/2006" xmlns:aink="http://schemas.microsoft.com/office/drawing/2016/ink" xmlns:am3d="http://schemas.microsoft.com/office/drawing/2017/model3d" xmlns:o="urn:schemas-microsoft-com:office:office" xmlns:oel="http://schemas.microsoft.com/office/2019/extlst" xmlns:r="http://schemas.openxmlformats.org/officeDocument/2006/relationships" xmlns:m="http://schemas.openxmlformats.org/officeDocument/2006/math" xmlns:v="urn:schemas-microsoft-com:vml" xmlns:wp14="http://schemas.microsoft.com/office/word/2010/wordprocessingDrawing" xmlns:wp="http://schemas.openxmlformats.org/drawingml/2006/wordprocessingDrawing" xmlns:w10="urn:schemas-microsoft-com:office:word" xmlns:w="http://schemas.openxmlformats.org/wordprocessingml/2006/main" xmlns:w14="http://schemas.microsoft.com/office/word/2010/wordml" xmlns:w15="http://schemas.microsoft.com/office/word/2012/wordml" xmlns:w16cei="http://schemas.microsoft.com/office/word/2026/wordml/cei" xmlns:w16cex="http://schemas.microsoft.com/office/word/2018/wordml/cex" xmlns:w16cid="http://schemas.microsoft.com/office/word/2016/wordml/cid" xmlns:w16="http://schemas.microsoft.com/office/word/2018/wordml" xmlns:w16du="http://schemas.microsoft.com/office/word/2023/wordml/word16du" xmlns:w16sdtdh="http://schemas.microsoft.com/office/word/2020/wordml/sdtdatahash" xmlns:w16sdtfl="http://schemas.microsoft.com/office/word/2024/wordml/sdtformatlock" xmlns:w16se="http://schemas.microsoft.com/office/word/2015/wordml/symex" xmlns:wpg="http://schemas.microsoft.com/office/word/2010/wordprocessingGroup" xmlns:wpi="http://schemas.microsoft.com/office/word/2010/wordprocessingInk" xmlns:wne="http://schemas.microsoft.com/office/word/2006/wordml" xmlns:wps="http://schemas.microsoft.com/office/word/2010/wordprocessingShape" mc:Ignorable="w14 w15 w16se w16cid w16 w16cex w16sdtdh w16sdtfl w16du wp14">
   <w:body>
     <w:p>
       <w:pPr>
@@ -557,7 +557,7 @@
           <w:r>
             <w:fldChar w:fldCharType="separate"/>
           </w:r>
-          <w:hyperlink w:anchor="_Toc234584264" w:history="1">
+          <w:hyperlink w:anchor="_Toc237523656" w:history="1">
             <w:r>
               <w:rPr>
                 <w:rStyle w:val="Hipervnculo"/>
@@ -584,7 +584,7 @@
                 <w:noProof/>
                 <w:webHidden/>
               </w:rPr>
-              <w:instrText xml:space="preserve"> PAGEREF _Toc234584264 \h </w:instrText>
+              <w:instrText xml:space="preserve"> PAGEREF _Toc237523656 \h </w:instrText>
             </w:r>
             <w:r>
               <w:rPr>
@@ -629,7 +629,7 @@
               <w:lang w:eastAsia="es-CO"/>
             </w:rPr>
           </w:pPr>
-          <w:hyperlink w:anchor="_Toc234584265" w:history="1">
+          <w:hyperlink w:anchor="_Toc237523657" w:history="1">
             <w:r>
               <w:rPr>
                 <w:rStyle w:val="Hipervnculo"/>
@@ -656,7 +656,7 @@
                 <w:noProof/>
                 <w:webHidden/>
               </w:rPr>
-              <w:instrText xml:space="preserve"> PAGEREF _Toc234584265 \h </w:instrText>
+              <w:instrText xml:space="preserve"> PAGEREF _Toc237523657 \h </w:instrText>
             </w:r>
             <w:r>
               <w:rPr>
@@ -701,7 +701,7 @@
               <w:lang w:eastAsia="es-CO"/>
             </w:rPr>
           </w:pPr>
-          <w:hyperlink w:anchor="_Toc234584266" w:history="1">
+          <w:hyperlink w:anchor="_Toc237523658" w:history="1">
             <w:r>
               <w:rPr>
                 <w:rStyle w:val="Hipervnculo"/>
@@ -728,7 +728,7 @@
                 <w:noProof/>
                 <w:webHidden/>
               </w:rPr>
-              <w:instrText xml:space="preserve"> PAGEREF _Toc234584266 \h </w:instrText>
+              <w:instrText xml:space="preserve"> PAGEREF _Toc237523658 \h </w:instrText>
             </w:r>
             <w:r>
               <w:rPr>
@@ -773,7 +773,7 @@
               <w:lang w:eastAsia="es-CO"/>
             </w:rPr>
           </w:pPr>
-          <w:hyperlink w:anchor="_Toc234584267" w:history="1">
+          <w:hyperlink w:anchor="_Toc237523659" w:history="1">
             <w:r>
               <w:rPr>
                 <w:rStyle w:val="Hipervnculo"/>
@@ -800,7 +800,7 @@
                 <w:noProof/>
                 <w:webHidden/>
               </w:rPr>
-              <w:instrText xml:space="preserve"> PAGEREF _Toc234584267 \h </w:instrText>
+              <w:instrText xml:space="preserve"> PAGEREF _Toc237523659 \h </w:instrText>
             </w:r>
             <w:r>
               <w:rPr>
@@ -845,7 +845,7 @@
               <w:lang w:eastAsia="es-CO"/>
             </w:rPr>
           </w:pPr>
-          <w:hyperlink w:anchor="_Toc234584268" w:history="1">
+          <w:hyperlink w:anchor="_Toc237523660" w:history="1">
             <w:r>
               <w:rPr>
                 <w:rStyle w:val="Hipervnculo"/>
@@ -872,7 +872,7 @@
                 <w:noProof/>
                 <w:webHidden/>
               </w:rPr>
-              <w:instrText xml:space="preserve"> PAGEREF _Toc234584268 \h </w:instrText>
+              <w:instrText xml:space="preserve"> PAGEREF _Toc237523660 \h </w:instrText>
             </w:r>
             <w:r>
               <w:rPr>
@@ -917,7 +917,7 @@
               <w:lang w:eastAsia="es-CO"/>
             </w:rPr>
           </w:pPr>
-          <w:hyperlink w:anchor="_Toc234584269" w:history="1">
+          <w:hyperlink w:anchor="_Toc237523661" w:history="1">
             <w:r>
               <w:rPr>
                 <w:rStyle w:val="Hipervnculo"/>
@@ -944,7 +944,7 @@
                 <w:noProof/>
                 <w:webHidden/>
               </w:rPr>
-              <w:instrText xml:space="preserve"> PAGEREF _Toc234584269 \h </w:instrText>
+              <w:instrText xml:space="preserve"> PAGEREF _Toc237523661 \h </w:instrText>
             </w:r>
             <w:r>
               <w:rPr>
@@ -989,7 +989,7 @@
               <w:lang w:eastAsia="es-CO"/>
             </w:rPr>
           </w:pPr>
-          <w:hyperlink w:anchor="_Toc234584270" w:history="1">
+          <w:hyperlink w:anchor="_Toc237523662" w:history="1">
             <w:r>
               <w:rPr>
                 <w:rStyle w:val="Hipervnculo"/>
@@ -1032,7 +1032,7 @@
                 <w:noProof/>
                 <w:webHidden/>
               </w:rPr>
-              <w:instrText xml:space="preserve"> PAGEREF _Toc234584270 \h </w:instrText>
+              <w:instrText xml:space="preserve"> PAGEREF _Toc237523662 \h </w:instrText>
             </w:r>
             <w:r>
               <w:rPr>
@@ -1077,7 +1077,7 @@
               <w:lang w:eastAsia="es-CO"/>
             </w:rPr>
           </w:pPr>
-          <w:hyperlink w:anchor="_Toc234584271" w:history="1">
+          <w:hyperlink w:anchor="_Toc237523663" w:history="1">
             <w:r>
               <w:rPr>
                 <w:rStyle w:val="Hipervnculo"/>
@@ -1104,7 +1104,7 @@
                 <w:noProof/>
                 <w:webHidden/>
               </w:rPr>
-              <w:instrText xml:space="preserve"> PAGEREF _Toc234584271 \h </w:instrText>
+              <w:instrText xml:space="preserve"> PAGEREF _Toc237523663 \h </w:instrText>
             </w:r>
             <w:r>
               <w:rPr>
@@ -1124,7 +1124,7 @@
                 <w:noProof/>
                 <w:webHidden/>
               </w:rPr>
-              <w:t>39</w:t>
+              <w:t>40</w:t>
             </w:r>
             <w:r>
               <w:rPr>
@@ -1149,7 +1149,7 @@
               <w:lang w:eastAsia="es-CO"/>
             </w:rPr>
           </w:pPr>
-          <w:hyperlink w:anchor="_Toc234584272" w:history="1">
+          <w:hyperlink w:anchor="_Toc237523664" w:history="1">
             <w:r>
               <w:rPr>
                 <w:rStyle w:val="Hipervnculo"/>
@@ -1176,7 +1176,7 @@
                 <w:noProof/>
                 <w:webHidden/>
               </w:rPr>
-              <w:instrText xml:space="preserve"> PAGEREF _Toc234584272 \h </w:instrText>
+              <w:instrText xml:space="preserve"> PAGEREF _Toc237523664 \h </w:instrText>
             </w:r>
             <w:r>
               <w:rPr>
@@ -1221,7 +1221,7 @@
               <w:lang w:eastAsia="es-CO"/>
             </w:rPr>
           </w:pPr>
-          <w:hyperlink w:anchor="_Toc234584273" w:history="1">
+          <w:hyperlink w:anchor="_Toc237523665" w:history="1">
             <w:r>
               <w:rPr>
                 <w:rStyle w:val="Hipervnculo"/>
@@ -1248,7 +1248,7 @@
                 <w:noProof/>
                 <w:webHidden/>
               </w:rPr>
-              <w:instrText xml:space="preserve"> PAGEREF _Toc234584273 \h </w:instrText>
+              <w:instrText xml:space="preserve"> PAGEREF _Toc237523665 \h </w:instrText>
             </w:r>
             <w:r>
               <w:rPr>
@@ -1293,7 +1293,7 @@
               <w:lang w:eastAsia="es-CO"/>
             </w:rPr>
           </w:pPr>
-          <w:hyperlink w:anchor="_Toc234584274" w:history="1">
+          <w:hyperlink w:anchor="_Toc237523666" w:history="1">
             <w:r>
               <w:rPr>
                 <w:rStyle w:val="Hipervnculo"/>
@@ -1320,7 +1320,7 @@
                 <w:noProof/>
                 <w:webHidden/>
               </w:rPr>
-              <w:instrText xml:space="preserve"> PAGEREF _Toc234584274 \h </w:instrText>
+              <w:instrText xml:space="preserve"> PAGEREF _Toc237523666 \h </w:instrText>
             </w:r>
             <w:r>
               <w:rPr>
@@ -1365,7 +1365,7 @@
               <w:lang w:eastAsia="es-CO"/>
             </w:rPr>
           </w:pPr>
-          <w:hyperlink w:anchor="_Toc234584275" w:history="1">
+          <w:hyperlink w:anchor="_Toc237523667" w:history="1">
             <w:r>
               <w:rPr>
                 <w:rStyle w:val="Hipervnculo"/>
@@ -1392,7 +1392,7 @@
                 <w:noProof/>
                 <w:webHidden/>
               </w:rPr>
-              <w:instrText xml:space="preserve"> PAGEREF _Toc234584275 \h </w:instrText>
+              <w:instrText xml:space="preserve"> PAGEREF _Toc237523667 \h </w:instrText>
             </w:r>
             <w:r>
               <w:rPr>
@@ -1437,7 +1437,7 @@
               <w:lang w:eastAsia="es-CO"/>
             </w:rPr>
           </w:pPr>
-          <w:hyperlink w:anchor="_Toc234584276" w:history="1">
+          <w:hyperlink w:anchor="_Toc237523668" w:history="1">
             <w:r>
               <w:rPr>
                 <w:rStyle w:val="Hipervnculo"/>
@@ -1464,7 +1464,7 @@
                 <w:noProof/>
                 <w:webHidden/>
               </w:rPr>
-              <w:instrText xml:space="preserve"> PAGEREF _Toc234584276 \h </w:instrText>
+              <w:instrText xml:space="preserve"> PAGEREF _Toc237523668 \h </w:instrText>
             </w:r>
             <w:r>
               <w:rPr>
@@ -1509,7 +1509,7 @@
               <w:lang w:eastAsia="es-CO"/>
             </w:rPr>
           </w:pPr>
-          <w:hyperlink w:anchor="_Toc234584277" w:history="1">
+          <w:hyperlink w:anchor="_Toc237523669" w:history="1">
             <w:r>
               <w:rPr>
                 <w:rStyle w:val="Hipervnculo"/>
@@ -1536,7 +1536,7 @@
                 <w:noProof/>
                 <w:webHidden/>
               </w:rPr>
-              <w:instrText xml:space="preserve"> PAGEREF _Toc234584277 \h </w:instrText>
+              <w:instrText xml:space="preserve"> PAGEREF _Toc237523669 \h </w:instrText>
             </w:r>
             <w:r>
               <w:rPr>
@@ -1581,7 +1581,7 @@
               <w:lang w:eastAsia="es-CO"/>
             </w:rPr>
           </w:pPr>
-          <w:hyperlink w:anchor="_Toc234584278" w:history="1">
+          <w:hyperlink w:anchor="_Toc237523670" w:history="1">
             <w:r>
               <w:rPr>
                 <w:rStyle w:val="Hipervnculo"/>
@@ -1608,7 +1608,7 @@
                 <w:noProof/>
                 <w:webHidden/>
               </w:rPr>
-              <w:instrText xml:space="preserve"> PAGEREF _Toc234584278 \h </w:instrText>
+              <w:instrText xml:space="preserve"> PAGEREF _Toc237523670 \h </w:instrText>
             </w:r>
             <w:r>
               <w:rPr>
@@ -1653,7 +1653,7 @@
               <w:lang w:eastAsia="es-CO"/>
             </w:rPr>
           </w:pPr>
-          <w:hyperlink w:anchor="_Toc234584279" w:history="1">
+          <w:hyperlink w:anchor="_Toc237523671" w:history="1">
             <w:r>
               <w:rPr>
                 <w:rStyle w:val="Hipervnculo"/>
@@ -1680,7 +1680,7 @@
                 <w:noProof/>
                 <w:webHidden/>
               </w:rPr>
-              <w:instrText xml:space="preserve"> PAGEREF _Toc234584279 \h </w:instrText>
+              <w:instrText xml:space="preserve"> PAGEREF _Toc237523671 \h </w:instrText>
             </w:r>
             <w:r>
               <w:rPr>
@@ -1725,7 +1725,7 @@
               <w:lang w:eastAsia="es-CO"/>
             </w:rPr>
           </w:pPr>
-          <w:hyperlink w:anchor="_Toc234584280" w:history="1">
+          <w:hyperlink w:anchor="_Toc237523672" w:history="1">
             <w:r>
               <w:rPr>
                 <w:rStyle w:val="Hipervnculo"/>
@@ -1752,7 +1752,7 @@
                 <w:noProof/>
                 <w:webHidden/>
               </w:rPr>
-              <w:instrText xml:space="preserve"> PAGEREF _Toc234584280 \h </w:instrText>
+              <w:instrText xml:space="preserve"> PAGEREF _Toc237523672 \h </w:instrText>
             </w:r>
             <w:r>
               <w:rPr>
@@ -1797,7 +1797,7 @@
               <w:lang w:eastAsia="es-CO"/>
             </w:rPr>
           </w:pPr>
-          <w:hyperlink w:anchor="_Toc234584281" w:history="1">
+          <w:hyperlink w:anchor="_Toc237523673" w:history="1">
             <w:r>
               <w:rPr>
                 <w:rStyle w:val="Hipervnculo"/>
@@ -1824,7 +1824,7 @@
                 <w:noProof/>
                 <w:webHidden/>
               </w:rPr>
-              <w:instrText xml:space="preserve"> PAGEREF _Toc234584281 \h </w:instrText>
+              <w:instrText xml:space="preserve"> PAGEREF _Toc237523673 \h </w:instrText>
             </w:r>
             <w:r>
               <w:rPr>
@@ -1869,7 +1869,7 @@
               <w:lang w:eastAsia="es-CO"/>
             </w:rPr>
           </w:pPr>
-          <w:hyperlink w:anchor="_Toc234584282" w:history="1">
+          <w:hyperlink w:anchor="_Toc237523674" w:history="1">
             <w:r>
               <w:rPr>
                 <w:rStyle w:val="Hipervnculo"/>
@@ -1896,7 +1896,7 @@
                 <w:noProof/>
                 <w:webHidden/>
               </w:rPr>
-              <w:instrText xml:space="preserve"> PAGEREF _Toc234584282 \h </w:instrText>
+              <w:instrText xml:space="preserve"> PAGEREF _Toc237523674 \h </w:instrText>
             </w:r>
             <w:r>
               <w:rPr>
@@ -1941,7 +1941,7 @@
               <w:lang w:eastAsia="es-CO"/>
             </w:rPr>
           </w:pPr>
-          <w:hyperlink w:anchor="_Toc234584283" w:history="1">
+          <w:hyperlink w:anchor="_Toc237523675" w:history="1">
             <w:r>
               <w:rPr>
                 <w:rStyle w:val="Hipervnculo"/>
@@ -1968,7 +1968,7 @@
                 <w:noProof/>
                 <w:webHidden/>
               </w:rPr>
-              <w:instrText xml:space="preserve"> PAGEREF _Toc234584283 \h </w:instrText>
+              <w:instrText xml:space="preserve"> PAGEREF _Toc237523675 \h </w:instrText>
             </w:r>
             <w:r>
               <w:rPr>
@@ -2013,7 +2013,7 @@
               <w:lang w:eastAsia="es-CO"/>
             </w:rPr>
           </w:pPr>
-          <w:hyperlink w:anchor="_Toc234584284" w:history="1">
+          <w:hyperlink w:anchor="_Toc237523676" w:history="1">
             <w:r>
               <w:rPr>
                 <w:rStyle w:val="Hipervnculo"/>
@@ -2040,7 +2040,7 @@
                 <w:noProof/>
                 <w:webHidden/>
               </w:rPr>
-              <w:instrText xml:space="preserve"> PAGEREF _Toc234584284 \h </w:instrText>
+              <w:instrText xml:space="preserve"> PAGEREF _Toc237523676 \h </w:instrText>
             </w:r>
             <w:r>
               <w:rPr>
@@ -2088,7 +2088,7 @@
       <w:pPr>
         <w:pStyle w:val="Titulosgenerales"/>
       </w:pPr>
-      <w:bookmarkStart w:id="0" w:name="_Toc234584264"/>
+      <w:bookmarkStart w:id="0" w:name="_Toc237523656"/>
       <w:r>
         <w:lastRenderedPageBreak/>
         <w:t>Introducción</w:t>
@@ -2129,7 +2129,7 @@
       <w:pPr>
         <w:pStyle w:val="Ttulo1"/>
       </w:pPr>
-      <w:bookmarkStart w:id="1" w:name="_Toc234584265"/>
+      <w:bookmarkStart w:id="1" w:name="_Toc237523657"/>
       <w:r>
         <w:lastRenderedPageBreak/>
         <w:t>Seguimiento y control de la ejecución de proyectos comunitarios</w:t>
@@ -2150,7 +2150,7 @@
       <w:pPr>
         <w:pStyle w:val="Ttulo2"/>
       </w:pPr>
-      <w:bookmarkStart w:id="2" w:name="_Toc234584266"/>
+      <w:bookmarkStart w:id="2" w:name="_Toc237523658"/>
       <w:r>
         <w:t>Seguimiento y control de proyectos comunitarios</w:t>
       </w:r>
@@ -2177,6 +2177,21 @@
     </w:p>
     <w:p>
       <w:pPr>
+        <w:rPr>
+          <w:b/>
+          <w:bCs/>
+        </w:rPr>
+      </w:pPr>
+      <w:r>
+        <w:rPr>
+          <w:b/>
+          <w:bCs/>
+        </w:rPr>
+        <w:t>Recurso Web</w:t>
+      </w:r>
+    </w:p>
+    <w:p>
+      <w:pPr>
         <w:pStyle w:val="Video"/>
       </w:pPr>
       <w:r>
@@ -2193,7 +2208,7 @@
           <w:noProof/>
         </w:rPr>
         <w:drawing>
-          <wp:inline distT="0" distB="0" distL="0" distR="0" wp14:anchorId="298BB27A" wp14:editId="5E7DA98D">
+          <wp:inline distT="0" distB="0" distL="0" distR="0" wp14:anchorId="298BB27A" wp14:editId="56447698">
             <wp:extent cx="4679792" cy="2632383"/>
             <wp:effectExtent l="0" t="0" r="6985" b="0"/>
             <wp:docPr id="1" name="Imagen 1">
@@ -2310,11 +2325,8 @@
           </w:p>
           <w:p>
             <w:r>
-              <w:t xml:space="preserve">Sin embargo, a pesar de que en la planeación del proyecto se asuman todos los escenarios posibles y se detallen las formas de actuar frente a determinadas </w:t>
-            </w:r>
-            <w:r>
               <w:lastRenderedPageBreak/>
-              <w:t>circunstancias, siempre existirán eventualidades y situaciones que deban ser revisadas y corregidas, a fin de cumplir con los objetivos propuestos y conseguir los resultados esperados.</w:t>
+              <w:t>Sin embargo, a pesar de que en la planeación del proyecto se asuman todos los escenarios posibles y se detallen las formas de actuar frente a determinadas circunstancias, siempre existirán eventualidades y situaciones que deban ser revisadas y corregidas, a fin de cumplir con los objetivos propuestos y conseguir los resultados esperados.</w:t>
             </w:r>
           </w:p>
           <w:p>
@@ -2358,6 +2370,7 @@
         </w:numPr>
       </w:pPr>
       <w:r>
+        <w:lastRenderedPageBreak/>
         <w:t>Evaluar el avance hacia el logro de los objetivos.</w:t>
       </w:r>
     </w:p>
@@ -2382,121 +2395,130 @@
         </w:numPr>
       </w:pPr>
       <w:r>
+        <w:t>Facilitar la toma oportuna de decisiones.</w:t>
+      </w:r>
+    </w:p>
+    <w:p>
+      <w:pPr>
+        <w:pStyle w:val="Prrafodelista"/>
+        <w:numPr>
+          <w:ilvl w:val="0"/>
+          <w:numId w:val="6"/>
+        </w:numPr>
+      </w:pPr>
+      <w:r>
+        <w:t>Garantizar la correcta utilización de los recursos.</w:t>
+      </w:r>
+    </w:p>
+    <w:p>
+      <w:pPr>
+        <w:pStyle w:val="Prrafodelista"/>
+        <w:numPr>
+          <w:ilvl w:val="0"/>
+          <w:numId w:val="6"/>
+        </w:numPr>
+      </w:pPr>
+      <w:r>
+        <w:t>Generar evidencia sobre los resultados obtenidos.</w:t>
+      </w:r>
+    </w:p>
+    <w:p>
+      <w:pPr>
+        <w:rPr>
+          <w:b/>
+          <w:bCs/>
+        </w:rPr>
+      </w:pPr>
+      <w:r>
+        <w:rPr>
+          <w:b/>
+          <w:bCs/>
+        </w:rPr>
+        <w:t>Importancia en la gestión de proyectos comunitarios</w:t>
+      </w:r>
+    </w:p>
+    <w:p>
+      <w:r>
+        <w:t>El seguimiento constituye una herramienta indispensable para la gestión efectiva de proyectos comunitarios, ya que permite conocer de manera permanente el estado de ejecución de las actividades y el cumplimiento de las metas propuestas. Asimismo, proporciona información que facilita la toma de decisiones, optimiza el uso de los recursos y fortalece la transparencia durante la ejecución del proyecto. A continuación, se presentan los principales aportes del seguimiento y control en la gestión de proyectos comunitarios:</w:t>
+      </w:r>
+    </w:p>
+    <w:p>
+      <w:pPr>
+        <w:pStyle w:val="Prrafodelista"/>
+        <w:numPr>
+          <w:ilvl w:val="0"/>
+          <w:numId w:val="7"/>
+        </w:numPr>
+        <w:rPr>
+          <w:b/>
+          <w:bCs/>
+        </w:rPr>
+      </w:pPr>
+      <w:r>
+        <w:rPr>
+          <w:b/>
+          <w:bCs/>
+        </w:rPr>
+        <w:t>Permite medir avances</w:t>
+      </w:r>
+    </w:p>
+    <w:p>
+      <w:r>
+        <w:t>Facilita la comparación entre lo planeado y lo ejecutado para determinar el porcentaje de cumplimiento de las actividades programadas.</w:t>
+      </w:r>
+    </w:p>
+    <w:p>
+      <w:pPr>
+        <w:pStyle w:val="Prrafodelista"/>
+        <w:numPr>
+          <w:ilvl w:val="0"/>
+          <w:numId w:val="7"/>
+        </w:numPr>
+        <w:rPr>
+          <w:b/>
+          <w:bCs/>
+        </w:rPr>
+      </w:pPr>
+      <w:r>
+        <w:rPr>
+          <w:b/>
+          <w:bCs/>
+        </w:rPr>
+        <w:t>Favorece la toma de decisiones</w:t>
+      </w:r>
+    </w:p>
+    <w:p>
+      <w:r>
+        <w:t>La información recopilada permite adoptar decisiones oportunas para solucionar problemas, corregir desviaciones y mejorar los procesos.</w:t>
+      </w:r>
+    </w:p>
+    <w:p>
+      <w:pPr>
+        <w:spacing w:before="0" w:after="160" w:line="259" w:lineRule="auto"/>
+        <w:ind w:firstLine="0"/>
+      </w:pPr>
+      <w:r>
+        <w:br w:type="page"/>
+      </w:r>
+    </w:p>
+    <w:p>
+      <w:pPr>
+        <w:pStyle w:val="Prrafodelista"/>
+        <w:numPr>
+          <w:ilvl w:val="0"/>
+          <w:numId w:val="7"/>
+        </w:numPr>
+        <w:rPr>
+          <w:b/>
+          <w:bCs/>
+        </w:rPr>
+      </w:pPr>
+      <w:r>
+        <w:rPr>
+          <w:b/>
+          <w:bCs/>
+        </w:rPr>
         <w:lastRenderedPageBreak/>
-        <w:t>Facilitar la toma oportuna de decisiones.</w:t>
-      </w:r>
-    </w:p>
-    <w:p>
-      <w:pPr>
-        <w:pStyle w:val="Prrafodelista"/>
-        <w:numPr>
-          <w:ilvl w:val="0"/>
-          <w:numId w:val="6"/>
-        </w:numPr>
-      </w:pPr>
-      <w:r>
-        <w:t>Garantizar la correcta utilización de los recursos.</w:t>
-      </w:r>
-    </w:p>
-    <w:p>
-      <w:pPr>
-        <w:pStyle w:val="Prrafodelista"/>
-        <w:numPr>
-          <w:ilvl w:val="0"/>
-          <w:numId w:val="6"/>
-        </w:numPr>
-      </w:pPr>
-      <w:r>
-        <w:t>Generar evidencia sobre los resultados obtenidos.</w:t>
-      </w:r>
-    </w:p>
-    <w:p>
-      <w:pPr>
-        <w:rPr>
-          <w:b/>
-          <w:bCs/>
-        </w:rPr>
-      </w:pPr>
-      <w:r>
-        <w:rPr>
-          <w:b/>
-          <w:bCs/>
-        </w:rPr>
-        <w:t>Importancia en la gestión de proyectos comunitarios</w:t>
-      </w:r>
-    </w:p>
-    <w:p>
-      <w:r>
-        <w:t>El seguimiento constituye una herramienta indispensable para la gestión efectiva de proyectos comunitarios, ya que permite conocer de manera permanente el estado de ejecución de las actividades y el cumplimiento de las metas propuestas. Asimismo, proporciona información que facilita la toma de decisiones, optimiza el uso de los recursos y fortalece la transparencia durante la ejecución del proyecto. A continuación, se presentan los principales aportes del seguimiento y control en la gestión de proyectos comunitarios:</w:t>
-      </w:r>
-    </w:p>
-    <w:p>
-      <w:pPr>
-        <w:pStyle w:val="Prrafodelista"/>
-        <w:numPr>
-          <w:ilvl w:val="0"/>
-          <w:numId w:val="7"/>
-        </w:numPr>
-        <w:rPr>
-          <w:b/>
-          <w:bCs/>
-        </w:rPr>
-      </w:pPr>
-      <w:r>
-        <w:rPr>
-          <w:b/>
-          <w:bCs/>
-        </w:rPr>
-        <w:t>Permite medir avances</w:t>
-      </w:r>
-    </w:p>
-    <w:p>
-      <w:r>
-        <w:t>Facilita la comparación entre lo planeado y lo ejecutado para determinar el porcentaje de cumplimiento de las actividades programadas.</w:t>
-      </w:r>
-    </w:p>
-    <w:p>
-      <w:pPr>
-        <w:pStyle w:val="Prrafodelista"/>
-        <w:numPr>
-          <w:ilvl w:val="0"/>
-          <w:numId w:val="7"/>
-        </w:numPr>
-        <w:rPr>
-          <w:b/>
-          <w:bCs/>
-        </w:rPr>
-      </w:pPr>
-      <w:r>
-        <w:rPr>
-          <w:b/>
-          <w:bCs/>
-        </w:rPr>
-        <w:t>Favorece la toma de decisiones</w:t>
-      </w:r>
-    </w:p>
-    <w:p>
-      <w:r>
-        <w:t>La información recopilada permite adoptar decisiones oportunas para solucionar problemas, corregir desviaciones y mejorar los procesos.</w:t>
-      </w:r>
-    </w:p>
-    <w:p>
-      <w:pPr>
-        <w:pStyle w:val="Prrafodelista"/>
-        <w:numPr>
-          <w:ilvl w:val="0"/>
-          <w:numId w:val="7"/>
-        </w:numPr>
-        <w:rPr>
-          <w:b/>
-          <w:bCs/>
-        </w:rPr>
-      </w:pPr>
-      <w:r>
-        <w:rPr>
-          <w:b/>
-          <w:bCs/>
-        </w:rPr>
         <w:t>Optimiza el uso de recursos</w:t>
       </w:r>
     </w:p>
@@ -2509,7 +2531,6 @@
         <w:t xml:space="preserve"> </w:t>
       </w:r>
     </w:p>
-    <w:p/>
     <w:p>
       <w:pPr>
         <w:pStyle w:val="Prrafodelista"/>
@@ -2627,131 +2648,125 @@
           <w:b/>
           <w:bCs/>
         </w:rPr>
+        <w:lastRenderedPageBreak/>
         <w:t>Objetivos de seguimiento</w:t>
       </w:r>
       <w:r>
         <w:t xml:space="preserve">. </w:t>
       </w:r>
       <w:r>
-        <w:t xml:space="preserve">Corresponden a los aspectos específicos que se desean verificar durante la ejecución del proyecto para determinar el nivel de cumplimiento de lo planificado. Comprenden el cumplimiento del </w:t>
-      </w:r>
-      <w:r>
+        <w:t>Corresponden a los aspectos específicos que se desean verificar durante la ejecución del proyecto para determinar el nivel de cumplimiento de lo planificado. Comprenden el cumplimiento del cronograma, la participación de los beneficiarios, la ejecución presupuestal y el alcance de las metas.</w:t>
+      </w:r>
+    </w:p>
+    <w:p>
+      <w:pPr>
+        <w:pStyle w:val="Prrafodelista"/>
+        <w:numPr>
+          <w:ilvl w:val="0"/>
+          <w:numId w:val="7"/>
+        </w:numPr>
+      </w:pPr>
+      <w:r>
+        <w:rPr>
+          <w:b/>
+          <w:bCs/>
+        </w:rPr>
+        <w:t>Indicadores</w:t>
+      </w:r>
+      <w:r>
+        <w:t xml:space="preserve">. </w:t>
+      </w:r>
+      <w:r>
+        <w:t>Son variables cuantitativas o cualitativas que permiten medir el desempeño y el avance del proyecto. Entre ellos se encuentran el porcentaje de actividades ejecutadas, el número de beneficiarios atendidos, el nivel de satisfacción de la comunidad y el porcentaje de ejecución presupuestal.</w:t>
+      </w:r>
+    </w:p>
+    <w:p>
+      <w:pPr>
+        <w:pStyle w:val="Prrafodelista"/>
+        <w:numPr>
+          <w:ilvl w:val="0"/>
+          <w:numId w:val="7"/>
+        </w:numPr>
+      </w:pPr>
+      <w:r>
+        <w:rPr>
+          <w:b/>
+          <w:bCs/>
+        </w:rPr>
+        <w:t>Fuentes de información</w:t>
+      </w:r>
+      <w:r>
+        <w:t xml:space="preserve">. </w:t>
+      </w:r>
+      <w:r>
+        <w:t>Corresponden a los documentos, registros, evidencias de campo o testimonios utilizados para obtener información sobre la ejecución del proyecto, como actas de reunión, informes técnicos, registros fotográficos, bases de datos y testimonios de los participantes.</w:t>
+      </w:r>
+    </w:p>
+    <w:p>
+      <w:pPr>
+        <w:pStyle w:val="Prrafodelista"/>
+        <w:numPr>
+          <w:ilvl w:val="0"/>
+          <w:numId w:val="7"/>
+        </w:numPr>
+      </w:pPr>
+      <w:r>
+        <w:rPr>
+          <w:b/>
+          <w:bCs/>
+        </w:rPr>
+        <w:t>Instrumentos de recolección de datos</w:t>
+      </w:r>
+      <w:r>
+        <w:t xml:space="preserve">. </w:t>
+      </w:r>
+      <w:r>
+        <w:t>Son herramientas utilizadas para recopilar información que permita verificar el avance y el cumplimiento de las actividades programadas. Entre ellas se encuentran los formatos de asistencia, las encuestas, las entrevistas, las listas de verificación y los informes de avance.</w:t>
+      </w:r>
+    </w:p>
+    <w:p>
+      <w:pPr>
+        <w:pStyle w:val="Prrafodelista"/>
+        <w:numPr>
+          <w:ilvl w:val="0"/>
+          <w:numId w:val="7"/>
+        </w:numPr>
+      </w:pPr>
+      <w:r>
+        <w:rPr>
+          <w:b/>
+          <w:bCs/>
+        </w:rPr>
+        <w:t>Periodicidad</w:t>
+      </w:r>
+      <w:r>
+        <w:t xml:space="preserve">. </w:t>
+      </w:r>
+      <w:r>
+        <w:t>Define la frecuencia con la que se realiza el seguimiento y la recopilación de información del proyecto. Puede ser diaria, semanal, mensual, trimestral o semestral.</w:t>
+      </w:r>
+    </w:p>
+    <w:p>
+      <w:pPr>
+        <w:pStyle w:val="Prrafodelista"/>
+        <w:numPr>
+          <w:ilvl w:val="0"/>
+          <w:numId w:val="7"/>
+        </w:numPr>
+      </w:pPr>
+      <w:r>
+        <w:rPr>
+          <w:b/>
+          <w:bCs/>
+        </w:rPr>
         <w:lastRenderedPageBreak/>
-        <w:t>cronograma, la participación de los beneficiarios, la ejecución presupuestal y el alcance de las metas.</w:t>
-      </w:r>
-    </w:p>
-    <w:p>
-      <w:pPr>
-        <w:pStyle w:val="Prrafodelista"/>
-        <w:numPr>
-          <w:ilvl w:val="0"/>
-          <w:numId w:val="7"/>
-        </w:numPr>
-      </w:pPr>
-      <w:r>
-        <w:rPr>
-          <w:b/>
-          <w:bCs/>
-        </w:rPr>
-        <w:t>Indicadores</w:t>
+        <w:t>Responsables</w:t>
       </w:r>
       <w:r>
         <w:t xml:space="preserve">. </w:t>
       </w:r>
       <w:r>
-        <w:t>Son variables cuantitativas o cualitativas que permiten medir el desempeño y el avance del proyecto. Entre ellos se encuentran el porcentaje de actividades ejecutadas, el número de beneficiarios atendidos, el nivel de satisfacción de la comunidad y el porcentaje de ejecución presupuestal.</w:t>
-      </w:r>
-    </w:p>
-    <w:p>
-      <w:pPr>
-        <w:pStyle w:val="Prrafodelista"/>
-        <w:numPr>
-          <w:ilvl w:val="0"/>
-          <w:numId w:val="7"/>
-        </w:numPr>
-      </w:pPr>
-      <w:r>
-        <w:rPr>
-          <w:b/>
-          <w:bCs/>
-        </w:rPr>
-        <w:t>Fuentes de información</w:t>
-      </w:r>
-      <w:r>
-        <w:t xml:space="preserve">. </w:t>
-      </w:r>
-      <w:r>
-        <w:t>Corresponden a los documentos, registros, evidencias de campo o testimonios utilizados para obtener información sobre la ejecución del proyecto, como actas de reunión, informes técnicos, registros fotográficos, bases de datos y testimonios de los participantes.</w:t>
-      </w:r>
-    </w:p>
-    <w:p>
-      <w:pPr>
-        <w:pStyle w:val="Prrafodelista"/>
-        <w:numPr>
-          <w:ilvl w:val="0"/>
-          <w:numId w:val="7"/>
-        </w:numPr>
-      </w:pPr>
-      <w:r>
-        <w:rPr>
-          <w:b/>
-          <w:bCs/>
-        </w:rPr>
-        <w:t>Instrumentos de recolección de datos</w:t>
-      </w:r>
-      <w:r>
-        <w:t xml:space="preserve">. </w:t>
-      </w:r>
-      <w:r>
-        <w:t>Son herramientas utilizadas para recopilar información que permita verificar el avance y el cumplimiento de las actividades programadas. Entre ellas se encuentran los formatos de asistencia, las encuestas, las entrevistas, las listas de verificación y los informes de avance.</w:t>
-      </w:r>
-    </w:p>
-    <w:p>
-      <w:pPr>
-        <w:pStyle w:val="Prrafodelista"/>
-        <w:numPr>
-          <w:ilvl w:val="0"/>
-          <w:numId w:val="7"/>
-        </w:numPr>
-      </w:pPr>
-      <w:r>
-        <w:rPr>
-          <w:b/>
-          <w:bCs/>
-        </w:rPr>
-        <w:t>Periodicidad</w:t>
-      </w:r>
-      <w:r>
-        <w:t xml:space="preserve">. </w:t>
-      </w:r>
-      <w:r>
-        <w:t>Define la frecuencia con la que se realiza el seguimiento y la recopilación de información del proyecto. Puede ser diaria, semanal, mensual, trimestral o semestral.</w:t>
-      </w:r>
-    </w:p>
-    <w:p>
-      <w:pPr>
-        <w:pStyle w:val="Prrafodelista"/>
-        <w:numPr>
-          <w:ilvl w:val="0"/>
-          <w:numId w:val="7"/>
-        </w:numPr>
-      </w:pPr>
-      <w:r>
-        <w:rPr>
-          <w:b/>
-          <w:bCs/>
-        </w:rPr>
-        <w:t>Responsables</w:t>
-      </w:r>
-      <w:r>
-        <w:t xml:space="preserve">. </w:t>
-      </w:r>
-      <w:r>
-        <w:t xml:space="preserve">Corresponde a las personas encargadas de recopilar, analizar, consolidar y reportar la información obtenida durante el seguimiento, como el coordinador del proyecto, el equipo técnico, los </w:t>
-      </w:r>
-      <w:r>
-        <w:lastRenderedPageBreak/>
-        <w:t>líderes comunitarios, los comités de seguimiento o las entidades financiadoras.</w:t>
+        <w:t>Corresponde a las personas encargadas de recopilar, analizar, consolidar y reportar la información obtenida durante el seguimiento, como el coordinador del proyecto, el equipo técnico, los líderes comunitarios, los comités de seguimiento o las entidades financiadoras.</w:t>
       </w:r>
     </w:p>
     <w:p>
@@ -2830,10 +2845,607 @@
     </w:p>
     <w:p>
       <w:r>
-        <w:t>Consiste en analizar registros, informes, actas, listas de asistencia y demás documentos generados durante la ejecución del proyecto. Permite contrastar la información registrada, generar evidencia documental y evaluar el cumplimiento de metas y procedimientos.</w:t>
+        <w:t xml:space="preserve">Consiste en analizar registros, informes, actas, listas de asistencia y demás documentos generados durante la ejecución del proyecto. Permite contrastar la </w:t>
+      </w:r>
+      <w:r>
+        <w:lastRenderedPageBreak/>
+        <w:t>información registrada, generar evidencia documental y evaluar el cumplimiento de metas y procedimientos.</w:t>
       </w:r>
       <w:r>
         <w:tab/>
+      </w:r>
+    </w:p>
+    <w:p>
+      <w:pPr>
+        <w:pStyle w:val="Prrafodelista"/>
+        <w:numPr>
+          <w:ilvl w:val="0"/>
+          <w:numId w:val="8"/>
+        </w:numPr>
+        <w:rPr>
+          <w:b/>
+          <w:bCs/>
+        </w:rPr>
+      </w:pPr>
+      <w:r>
+        <w:rPr>
+          <w:b/>
+          <w:bCs/>
+        </w:rPr>
+        <w:t>Entrevistas</w:t>
+      </w:r>
+    </w:p>
+    <w:p>
+      <w:r>
+        <w:t>Permiten recopilar información directamente de los participantes, líderes comunitarios y beneficiarios mediante preguntas estructuradas o semiestructuradas, facilitando la obtención de opiniones, experiencias, dificultades y recomendaciones.</w:t>
+      </w:r>
+      <w:r>
+        <w:tab/>
+        <w:t xml:space="preserve"> </w:t>
+      </w:r>
+    </w:p>
+    <w:p>
+      <w:pPr>
+        <w:pStyle w:val="Prrafodelista"/>
+        <w:numPr>
+          <w:ilvl w:val="0"/>
+          <w:numId w:val="8"/>
+        </w:numPr>
+        <w:rPr>
+          <w:b/>
+          <w:bCs/>
+        </w:rPr>
+      </w:pPr>
+      <w:r>
+        <w:rPr>
+          <w:b/>
+          <w:bCs/>
+        </w:rPr>
+        <w:t>Encuestas</w:t>
+      </w:r>
+    </w:p>
+    <w:p>
+      <w:r>
+        <w:t>Facilitan la obtención de información sobre opiniones, percepciones, conocimientos y niveles de satisfacción de los beneficiarios o participantes. Además, permiten recopilar información de un número amplio de personas de manera organizada y cuantificable.</w:t>
+      </w:r>
+    </w:p>
+    <w:p>
+      <w:pPr>
+        <w:pStyle w:val="Prrafodelista"/>
+        <w:numPr>
+          <w:ilvl w:val="0"/>
+          <w:numId w:val="8"/>
+        </w:numPr>
+        <w:rPr>
+          <w:b/>
+          <w:bCs/>
+        </w:rPr>
+      </w:pPr>
+      <w:r>
+        <w:rPr>
+          <w:b/>
+          <w:bCs/>
+        </w:rPr>
+        <w:t>Reuniones de seguimiento</w:t>
+      </w:r>
+    </w:p>
+    <w:p>
+      <w:r>
+        <w:t>Son espacios en los que los responsables del proyecto revisan avances, dificultades, compromisos y resultados alcanzados durante la ejecución. Favorecen la coordinación de actividades, la toma de decisiones y el seguimiento de los compromisos adquiridos.</w:t>
+      </w:r>
+    </w:p>
+    <w:p>
+      <w:pPr>
+        <w:pStyle w:val="Prrafodelista"/>
+        <w:numPr>
+          <w:ilvl w:val="0"/>
+          <w:numId w:val="8"/>
+        </w:numPr>
+        <w:rPr>
+          <w:b/>
+          <w:bCs/>
+        </w:rPr>
+      </w:pPr>
+      <w:r>
+        <w:rPr>
+          <w:b/>
+          <w:bCs/>
+        </w:rPr>
+        <w:t>Monitoreo participativo</w:t>
+      </w:r>
+    </w:p>
+    <w:p>
+      <w:r>
+        <w:t>Involucra a la comunidad en la recopilación, el análisis y la validación de la información relacionada con el proyecto, fortaleciendo la participación comunitaria, la transparencia, la corresponsabilidad y el sentido de pertenencia.</w:t>
+      </w:r>
+    </w:p>
+    <w:p>
+      <w:r>
+        <w:lastRenderedPageBreak/>
+        <w:t>La aplicación conjunta de estos métodos proporciona una visión integral del estado del proyecto y fortalece el proceso de seguimiento.</w:t>
+      </w:r>
+    </w:p>
+    <w:p>
+      <w:pPr>
+        <w:rPr>
+          <w:b/>
+          <w:bCs/>
+        </w:rPr>
+      </w:pPr>
+      <w:r>
+        <w:rPr>
+          <w:b/>
+          <w:bCs/>
+        </w:rPr>
+        <w:t>Herramientas para el seguimiento y control</w:t>
+      </w:r>
+    </w:p>
+    <w:p>
+      <w:r>
+        <w:t>El seguimiento y control de proyectos comunitarios requiere herramientas que permitan recopilar, organizar, analizar y comunicar información relacionada con la ejecución de las actividades y el cumplimiento de los objetivos establecidos. Su utilización facilita la toma de decisiones, contribuye a identificar desviaciones de manera oportuna y favorece una gestión más eficiente de los recursos. Entre las herramientas más utilizadas para apoyar este proceso se encuentran las siguientes:</w:t>
+      </w:r>
+    </w:p>
+    <w:p>
+      <w:pPr>
+        <w:pStyle w:val="Prrafodelista"/>
+        <w:numPr>
+          <w:ilvl w:val="0"/>
+          <w:numId w:val="8"/>
+        </w:numPr>
+        <w:rPr>
+          <w:b/>
+          <w:bCs/>
+        </w:rPr>
+      </w:pPr>
+      <w:r>
+        <w:rPr>
+          <w:b/>
+          <w:bCs/>
+        </w:rPr>
+        <w:t>Cronogramas de actividades</w:t>
+      </w:r>
+    </w:p>
+    <w:p>
+      <w:r>
+        <w:t>Son instrumentos de planificación y control que organizan las actividades del proyecto indicando fechas de inicio y finalización, duración y responsables. Se utilizan para verificar el cumplimiento de los tiempos establecidos, identificar retrasos y realizar ajustes en la programación. Facilitan la organización de las actividades, el control de los plazos, la coordinación de recursos y la toma oportuna de decisiones.</w:t>
+      </w:r>
+    </w:p>
+    <w:p>
+      <w:pPr>
+        <w:pStyle w:val="Prrafodelista"/>
+        <w:numPr>
+          <w:ilvl w:val="0"/>
+          <w:numId w:val="8"/>
+        </w:numPr>
+        <w:rPr>
+          <w:b/>
+          <w:bCs/>
+        </w:rPr>
+      </w:pPr>
+      <w:r>
+        <w:rPr>
+          <w:b/>
+          <w:bCs/>
+        </w:rPr>
+        <w:t>Informes de avance</w:t>
+      </w:r>
+    </w:p>
+    <w:p>
+      <w:r>
+        <w:t>Son documentos elaborados periódicamente para registrar el estado de ejecución del proyecto, los resultados obtenidos, las dificultades encontradas y las acciones implementadas. Permiten comunicar avances a las entidades financiadoras, las comunidades beneficiarias y los demás actores involucrados, además de facilitar la rendición de cuentas y respaldar la toma de decisiones.</w:t>
+      </w:r>
+    </w:p>
+    <w:p>
+      <w:pPr>
+        <w:pStyle w:val="Prrafodelista"/>
+        <w:numPr>
+          <w:ilvl w:val="0"/>
+          <w:numId w:val="8"/>
+        </w:numPr>
+        <w:rPr>
+          <w:b/>
+          <w:bCs/>
+        </w:rPr>
+      </w:pPr>
+      <w:r>
+        <w:rPr>
+          <w:b/>
+          <w:bCs/>
+        </w:rPr>
+        <w:lastRenderedPageBreak/>
+        <w:t>Matrices de seguimiento</w:t>
+      </w:r>
+    </w:p>
+    <w:p>
+      <w:r>
+        <w:t>Organizan información relacionada con actividades, metas, indicadores, responsables, fechas de ejecución y niveles de cumplimiento. Facilitan la comparación entre lo planeado y lo ejecutado, el análisis de la información, la identificación de desviaciones y el control de la ejecución.</w:t>
+      </w:r>
+    </w:p>
+    <w:p>
+      <w:pPr>
+        <w:pStyle w:val="Prrafodelista"/>
+        <w:numPr>
+          <w:ilvl w:val="0"/>
+          <w:numId w:val="8"/>
+        </w:numPr>
+        <w:rPr>
+          <w:b/>
+          <w:bCs/>
+        </w:rPr>
+      </w:pPr>
+      <w:r>
+        <w:rPr>
+          <w:b/>
+          <w:bCs/>
+        </w:rPr>
+        <w:t>Registros de asistencia</w:t>
+      </w:r>
+    </w:p>
+    <w:p>
+      <w:r>
+        <w:t>Evidencian la participación de beneficiarios, líderes comunitarios y demás actores en reuniones, capacitaciones, talleres y otras actividades del proyecto. Permiten cuantificar la participación comunitaria, generar evidencia documental y apoyar la elaboración de informes y los procesos de evaluación.</w:t>
+      </w:r>
+    </w:p>
+    <w:p>
+      <w:pPr>
+        <w:pStyle w:val="Prrafodelista"/>
+        <w:numPr>
+          <w:ilvl w:val="0"/>
+          <w:numId w:val="8"/>
+        </w:numPr>
+        <w:rPr>
+          <w:b/>
+          <w:bCs/>
+        </w:rPr>
+      </w:pPr>
+      <w:r>
+        <w:rPr>
+          <w:b/>
+          <w:bCs/>
+        </w:rPr>
+        <w:t>Bases de datos</w:t>
+      </w:r>
+    </w:p>
+    <w:p>
+      <w:r>
+        <w:t>Son sistemas organizados para almacenar, clasificar y administrar información sobre beneficiarios, actividades, indicadores, recursos y resultados del proyecto. Facilitan la consulta, actualización y análisis de la información, la generación de reportes, los análisis estadísticos y la conservación de los datos.</w:t>
+      </w:r>
+    </w:p>
+    <w:p>
+      <w:r>
+        <w:t>El uso integrado de estas herramientas fortalece el seguimiento y control del proyecto, mejora la gestión de la información y contribuye al logro de los resultados esperados.</w:t>
+      </w:r>
+    </w:p>
+    <w:p>
+      <w:pPr>
+        <w:pStyle w:val="Ttulo2"/>
+      </w:pPr>
+      <w:bookmarkStart w:id="3" w:name="_Toc237523659"/>
+      <w:r>
+        <w:lastRenderedPageBreak/>
+        <w:t>Indicadores de desempeño para proyectos comunitarios</w:t>
+      </w:r>
+      <w:bookmarkEnd w:id="3"/>
+    </w:p>
+    <w:p>
+      <w:r>
+        <w:t>Los proyectos comunitarios requieren mecanismos que permitan medir objetivamente el avance de las actividades, el cumplimiento de las metas y los resultados alcanzados. Para ello, se utilizan los indicadores de desempeño, herramientas fundamentales que facilitan el seguimiento, la evaluación y la toma de decisiones durante la ejecución del proyecto.</w:t>
+      </w:r>
+    </w:p>
+    <w:p>
+      <w:r>
+        <w:t>Los indicadores permiten transformar información compleja en datos concretos y verificables, facilitando la comparación entre lo planificado y lo ejecutado. Gracias a ellos, es posible determinar si las acciones desarrolladas están generando los resultados esperados y si los recursos se están utilizando de manera eficiente. La adecuada selección y aplicación de indicadores contribuye a mejorar la gestión de los proyectos comunitarios, fortalecer la transparencia y generar información útil para los procesos de evaluación y mejora continua.</w:t>
+      </w:r>
+    </w:p>
+    <w:p>
+      <w:r>
+        <w:t>Un indicador de desempeño es una medida cuantitativa o cualitativa que permite evaluar el grado de avance, cumplimiento o logro de los objetivos, las metas, las actividades y los resultados de un proyecto. Estos indicadores funcionan como referentes que permiten conocer la situación real del proyecto en un momento determinado y compararla con los resultados esperados. En términos prácticos, un indicador permite responder preguntas como las siguientes:</w:t>
+      </w:r>
+    </w:p>
+    <w:p>
+      <w:pPr>
+        <w:pStyle w:val="Prrafodelista"/>
+        <w:numPr>
+          <w:ilvl w:val="0"/>
+          <w:numId w:val="8"/>
+        </w:numPr>
+      </w:pPr>
+      <w:r>
+        <w:t>¿Cuánto se ha avanzado?</w:t>
+      </w:r>
+    </w:p>
+    <w:p>
+      <w:pPr>
+        <w:pStyle w:val="Prrafodelista"/>
+        <w:numPr>
+          <w:ilvl w:val="0"/>
+          <w:numId w:val="8"/>
+        </w:numPr>
+      </w:pPr>
+      <w:r>
+        <w:t>¿Qué resultados se han obtenido?</w:t>
+      </w:r>
+    </w:p>
+    <w:p>
+      <w:pPr>
+        <w:pStyle w:val="Prrafodelista"/>
+        <w:numPr>
+          <w:ilvl w:val="0"/>
+          <w:numId w:val="8"/>
+        </w:numPr>
+      </w:pPr>
+      <w:r>
+        <w:t>¿Se están cumpliendo las metas?</w:t>
+      </w:r>
+    </w:p>
+    <w:p>
+      <w:pPr>
+        <w:pStyle w:val="Prrafodelista"/>
+        <w:numPr>
+          <w:ilvl w:val="0"/>
+          <w:numId w:val="8"/>
+        </w:numPr>
+      </w:pPr>
+      <w:r>
+        <w:lastRenderedPageBreak/>
+        <w:t>¿Los recursos se están utilizando adecuadamente?</w:t>
+      </w:r>
+    </w:p>
+    <w:p>
+      <w:pPr>
+        <w:pStyle w:val="Prrafodelista"/>
+        <w:numPr>
+          <w:ilvl w:val="0"/>
+          <w:numId w:val="8"/>
+        </w:numPr>
+      </w:pPr>
+      <w:r>
+        <w:t>¿La comunidad está satisfecha con el proyecto?</w:t>
+      </w:r>
+    </w:p>
+    <w:p>
+      <w:pPr>
+        <w:pStyle w:val="Prrafodelista"/>
+        <w:numPr>
+          <w:ilvl w:val="0"/>
+          <w:numId w:val="8"/>
+        </w:numPr>
+      </w:pPr>
+      <w:r>
+        <w:t>¿Se están generando los impactos esperados?</w:t>
+      </w:r>
+    </w:p>
+    <w:p>
+      <w:pPr>
+        <w:rPr>
+          <w:b/>
+          <w:bCs/>
+        </w:rPr>
+      </w:pPr>
+      <w:r>
+        <w:rPr>
+          <w:b/>
+          <w:bCs/>
+        </w:rPr>
+        <w:t>Tipos de indicadores</w:t>
+      </w:r>
+    </w:p>
+    <w:p>
+      <w:r>
+        <w:t>Los indicadores pueden clasificarse de diferentes maneras, según la información que se pretende medir. Cada tipo aporta información específica para el seguimiento y la evaluación del proyecto. A continuación, se presentan los principales tipos de indicadores y sus características.</w:t>
+      </w:r>
+    </w:p>
+    <w:p>
+      <w:pPr>
+        <w:pStyle w:val="Prrafodelista"/>
+        <w:numPr>
+          <w:ilvl w:val="0"/>
+          <w:numId w:val="9"/>
+        </w:numPr>
+        <w:rPr>
+          <w:b/>
+          <w:bCs/>
+        </w:rPr>
+      </w:pPr>
+      <w:r>
+        <w:rPr>
+          <w:b/>
+          <w:bCs/>
+        </w:rPr>
+        <w:t>Indicadores de gestión</w:t>
+      </w:r>
+    </w:p>
+    <w:p>
+      <w:r>
+        <w:t xml:space="preserve">Miden el desarrollo de las actividades y la utilización de los recursos durante la ejecución del proyecto. Permiten determinar si las actividades se realizan conforme a lo programado. </w:t>
+      </w:r>
+    </w:p>
+    <w:p>
+      <w:r>
+        <w:rPr>
+          <w:b/>
+          <w:bCs/>
+        </w:rPr>
+        <w:t>Ejemplos</w:t>
+      </w:r>
+      <w:r>
+        <w:t xml:space="preserve">: número de capacitaciones realizadas, porcentaje de ejecución presupuestal, número de reuniones efectuadas y cantidad de visitas técnicas realizadas. </w:t>
+      </w:r>
+    </w:p>
+    <w:p>
+      <w:r>
+        <w:rPr>
+          <w:b/>
+          <w:bCs/>
+        </w:rPr>
+        <w:t>Responden a la pregunta</w:t>
+      </w:r>
+      <w:r>
+        <w:t>: ¿Qué se está haciendo?</w:t>
+      </w:r>
+      <w:r>
+        <w:tab/>
+        <w:t xml:space="preserve"> </w:t>
+      </w:r>
+    </w:p>
+    <w:p>
+      <w:pPr>
+        <w:pStyle w:val="Prrafodelista"/>
+        <w:numPr>
+          <w:ilvl w:val="0"/>
+          <w:numId w:val="9"/>
+        </w:numPr>
+        <w:rPr>
+          <w:b/>
+          <w:bCs/>
+        </w:rPr>
+      </w:pPr>
+      <w:r>
+        <w:rPr>
+          <w:b/>
+          <w:bCs/>
+        </w:rPr>
+        <w:t>Indicadores de producto</w:t>
+      </w:r>
+    </w:p>
+    <w:p>
+      <w:r>
+        <w:t xml:space="preserve">Miden los bienes, servicios o entregables generados por el proyecto. Se enfocan en los resultados inmediatos obtenidos como consecuencia de las actividades ejecutadas. </w:t>
+      </w:r>
+    </w:p>
+    <w:p>
+      <w:r>
+        <w:rPr>
+          <w:b/>
+          <w:bCs/>
+        </w:rPr>
+        <w:lastRenderedPageBreak/>
+        <w:t>Ejemplos</w:t>
+      </w:r>
+      <w:r>
+        <w:t xml:space="preserve">: número de huertas establecidas, cantidad de árboles sembrados, número de familias beneficiadas y material educativo entregado. </w:t>
+      </w:r>
+    </w:p>
+    <w:p>
+      <w:r>
+        <w:rPr>
+          <w:b/>
+          <w:bCs/>
+        </w:rPr>
+        <w:t>Responden a la pregunta</w:t>
+      </w:r>
+      <w:r>
+        <w:t>: ¿Qué se produjo?</w:t>
+      </w:r>
+      <w:r>
+        <w:tab/>
+        <w:t xml:space="preserve"> </w:t>
+      </w:r>
+    </w:p>
+    <w:p>
+      <w:pPr>
+        <w:pStyle w:val="Prrafodelista"/>
+        <w:numPr>
+          <w:ilvl w:val="0"/>
+          <w:numId w:val="9"/>
+        </w:numPr>
+        <w:rPr>
+          <w:b/>
+          <w:bCs/>
+        </w:rPr>
+      </w:pPr>
+      <w:r>
+        <w:rPr>
+          <w:b/>
+          <w:bCs/>
+        </w:rPr>
+        <w:t>Indicadores de resultado</w:t>
+      </w:r>
+    </w:p>
+    <w:p>
+      <w:r>
+        <w:t xml:space="preserve">Miden los cambios generados en la población beneficiaria como consecuencia de la ejecución del proyecto. Permiten evaluar si los productos entregados contribuyeron al logro de los objetivos propuestos. </w:t>
+      </w:r>
+    </w:p>
+    <w:p>
+      <w:r>
+        <w:rPr>
+          <w:b/>
+          <w:bCs/>
+        </w:rPr>
+        <w:t>Ejemplos</w:t>
+      </w:r>
+      <w:r>
+        <w:t xml:space="preserve">: incremento en la productividad agrícola, aumento de la participación comunitaria, mejora en los conocimientos adquiridos y reducción de pérdidas en cultivos. </w:t>
+      </w:r>
+    </w:p>
+    <w:p>
+      <w:r>
+        <w:rPr>
+          <w:b/>
+          <w:bCs/>
+        </w:rPr>
+        <w:t>Responden a la pregunta</w:t>
+      </w:r>
+      <w:r>
+        <w:t>: ¿Qué cambió gracias al proyecto?</w:t>
+      </w:r>
+      <w:r>
+        <w:tab/>
+        <w:t xml:space="preserve"> </w:t>
+      </w:r>
+    </w:p>
+    <w:p>
+      <w:pPr>
+        <w:pStyle w:val="Prrafodelista"/>
+        <w:numPr>
+          <w:ilvl w:val="0"/>
+          <w:numId w:val="9"/>
+        </w:numPr>
+        <w:rPr>
+          <w:b/>
+          <w:bCs/>
+        </w:rPr>
+      </w:pPr>
+      <w:r>
+        <w:rPr>
+          <w:b/>
+          <w:bCs/>
+        </w:rPr>
+        <w:t>Indicadores de impacto</w:t>
+      </w:r>
+    </w:p>
+    <w:p>
+      <w:r>
+        <w:t xml:space="preserve">Miden los efectos de largo plazo generados por el proyecto sobre la comunidad o el territorio. Generalmente se evalúan después de finalizar la ejecución. </w:t>
+      </w:r>
+    </w:p>
+    <w:p>
+      <w:r>
+        <w:rPr>
+          <w:b/>
+          <w:bCs/>
+        </w:rPr>
+        <w:t>Ejemplos</w:t>
+      </w:r>
+      <w:r>
+        <w:t xml:space="preserve">: reducción de los índices de pobreza, mejoramiento de la calidad de vida, incremento de los ingresos familiares y recuperación de ecosistemas degradados. </w:t>
+      </w:r>
+    </w:p>
+    <w:p>
+      <w:r>
+        <w:rPr>
+          <w:b/>
+          <w:bCs/>
+        </w:rPr>
+        <w:t>Responden a la pregunta</w:t>
+      </w:r>
+      <w:r>
+        <w:t>: ¿Qué transformaciones permanentes produjo el proyecto?</w:t>
+      </w:r>
+      <w:r>
+        <w:tab/>
+        <w:t xml:space="preserve"> </w:t>
       </w:r>
     </w:p>
     <w:p>
@@ -2850,7 +3462,7 @@
         <w:pStyle w:val="Prrafodelista"/>
         <w:numPr>
           <w:ilvl w:val="0"/>
-          <w:numId w:val="8"/>
+          <w:numId w:val="9"/>
         </w:numPr>
         <w:rPr>
           <w:b/>
@@ -2863,12 +3475,36 @@
           <w:bCs/>
         </w:rPr>
         <w:lastRenderedPageBreak/>
-        <w:t>Entrevistas</w:t>
-      </w:r>
-    </w:p>
-    <w:p>
-      <w:r>
-        <w:t>Permiten recopilar información directamente de los participantes, líderes comunitarios y beneficiarios mediante preguntas estructuradas o semiestructuradas, facilitando la obtención de opiniones, experiencias, dificultades y recomendaciones.</w:t>
+        <w:t>Indicadores cuantitativos</w:t>
+      </w:r>
+    </w:p>
+    <w:p>
+      <w:r>
+        <w:t xml:space="preserve">Se expresan mediante números, porcentajes, cantidades o proporciones. Son fácilmente medibles, verificables y comparables. </w:t>
+      </w:r>
+    </w:p>
+    <w:p>
+      <w:r>
+        <w:rPr>
+          <w:b/>
+          <w:bCs/>
+        </w:rPr>
+        <w:t>Ejemplos</w:t>
+      </w:r>
+      <w:r>
+        <w:t xml:space="preserve">: 250 personas capacitadas, 85 % de ejecución presupuestal, 120 árboles sembrados y 90 % de asistencia a las capacitaciones. </w:t>
+      </w:r>
+    </w:p>
+    <w:p>
+      <w:r>
+        <w:rPr>
+          <w:b/>
+          <w:bCs/>
+        </w:rPr>
+        <w:t>Responden a la pregunta</w:t>
+      </w:r>
+      <w:r>
+        <w:t>: ¿Cuánto se logró o avanzó?</w:t>
       </w:r>
       <w:r>
         <w:tab/>
@@ -2880,150 +3516,158 @@
         <w:pStyle w:val="Prrafodelista"/>
         <w:numPr>
           <w:ilvl w:val="0"/>
-          <w:numId w:val="8"/>
-        </w:numPr>
-        <w:rPr>
-          <w:b/>
-          <w:bCs/>
-        </w:rPr>
-      </w:pPr>
-      <w:r>
-        <w:rPr>
-          <w:b/>
-          <w:bCs/>
-        </w:rPr>
-        <w:t>Encuestas</w:t>
-      </w:r>
-    </w:p>
-    <w:p>
-      <w:r>
-        <w:t>Facilitan la obtención de información sobre opiniones, percepciones, conocimientos y niveles de satisfacción de los beneficiarios o participantes. Además, permiten recopilar información de un número amplio de personas de manera organizada y cuantificable.</w:t>
-      </w:r>
-    </w:p>
-    <w:p>
-      <w:pPr>
-        <w:pStyle w:val="Prrafodelista"/>
-        <w:numPr>
-          <w:ilvl w:val="0"/>
-          <w:numId w:val="8"/>
-        </w:numPr>
-        <w:rPr>
-          <w:b/>
-          <w:bCs/>
-        </w:rPr>
-      </w:pPr>
-      <w:r>
-        <w:rPr>
-          <w:b/>
-          <w:bCs/>
-        </w:rPr>
-        <w:t>Reuniones de seguimiento</w:t>
-      </w:r>
-    </w:p>
-    <w:p>
-      <w:r>
-        <w:t>Son espacios en los que los responsables del proyecto revisan avances, dificultades, compromisos y resultados alcanzados durante la ejecución. Favorecen la coordinación de actividades, la toma de decisiones y el seguimiento de los compromisos adquiridos.</w:t>
-      </w:r>
-    </w:p>
-    <w:p>
-      <w:pPr>
-        <w:pStyle w:val="Prrafodelista"/>
-        <w:numPr>
-          <w:ilvl w:val="0"/>
-          <w:numId w:val="8"/>
-        </w:numPr>
-        <w:rPr>
-          <w:b/>
-          <w:bCs/>
-        </w:rPr>
-      </w:pPr>
-      <w:r>
-        <w:rPr>
-          <w:b/>
-          <w:bCs/>
-        </w:rPr>
-        <w:t>Monitoreo participativo</w:t>
-      </w:r>
-    </w:p>
-    <w:p>
-      <w:r>
-        <w:t>Involucra a la comunidad en la recopilación, el análisis y la validación de la información relacionada con el proyecto, fortaleciendo la participación comunitaria, la transparencia, la corresponsabilidad y el sentido de pertenencia.</w:t>
-      </w:r>
-    </w:p>
-    <w:p>
-      <w:r>
-        <w:t>La aplicación conjunta de estos métodos proporciona una visión integral del estado del proyecto y fortalece el proceso de seguimiento.</w:t>
-      </w:r>
-    </w:p>
-    <w:p>
-      <w:pPr>
-        <w:rPr>
-          <w:b/>
-          <w:bCs/>
-        </w:rPr>
-      </w:pPr>
-      <w:r>
-        <w:rPr>
-          <w:b/>
-          <w:bCs/>
-        </w:rPr>
+          <w:numId w:val="9"/>
+        </w:numPr>
+        <w:rPr>
+          <w:b/>
+          <w:bCs/>
+        </w:rPr>
+      </w:pPr>
+      <w:r>
+        <w:rPr>
+          <w:b/>
+          <w:bCs/>
+        </w:rPr>
+        <w:t>Indicadores cualitativos</w:t>
+      </w:r>
+    </w:p>
+    <w:p>
+      <w:r>
+        <w:t>Evalúan percepciones, opiniones, niveles de satisfacción o cambios en los comportamientos. Su medición suele realizarse mediante encuestas, entrevistas o grupos focales.</w:t>
+      </w:r>
+    </w:p>
+    <w:p>
+      <w:r>
+        <w:rPr>
+          <w:b/>
+          <w:bCs/>
+        </w:rPr>
+        <w:t>Ejemplos</w:t>
+      </w:r>
+      <w:r>
+        <w:t xml:space="preserve">: nivel de satisfacción de los beneficiarios, percepción de mejora en la calidad de vida, grado de aceptación del proyecto y nivel de confianza de la comunidad. </w:t>
+      </w:r>
+    </w:p>
+    <w:p>
+      <w:r>
+        <w:rPr>
+          <w:b/>
+          <w:bCs/>
+        </w:rPr>
+        <w:t>Responden a la pregunta</w:t>
+      </w:r>
+      <w:r>
+        <w:t>: ¿Cómo perciben los beneficiarios los cambios o resultados obtenidos?</w:t>
+      </w:r>
+    </w:p>
+    <w:p>
+      <w:r>
+        <w:t>La combinación de estos indicadores permite obtener una valoración integral del desempeño del proyecto y facilita la toma de decisiones durante su ejecución.</w:t>
+      </w:r>
+    </w:p>
+    <w:p>
+      <w:r>
+        <w:rPr>
+          <w:b/>
+          <w:bCs/>
+        </w:rPr>
+        <w:t>C</w:t>
+      </w:r>
+      <w:r>
+        <w:rPr>
+          <w:b/>
+          <w:bCs/>
+        </w:rPr>
+        <w:t>aracterísticas de los indicadores</w:t>
+      </w:r>
+    </w:p>
+    <w:p>
+      <w:r>
+        <w:t xml:space="preserve">Para que un indicador sea realmente útil dentro de un proyecto comunitario, debe reunir una serie de características que garanticen la calidad, la precisión y la utilidad de la información obtenida. Un indicador bien formulado facilita el seguimiento </w:t>
+      </w:r>
+      <w:r>
         <w:lastRenderedPageBreak/>
-        <w:t>Herramientas para el seguimiento y control</w:t>
-      </w:r>
-    </w:p>
-    <w:p>
-      <w:r>
-        <w:t>El seguimiento y control de proyectos comunitarios requiere herramientas que permitan recopilar, organizar, analizar y comunicar información relacionada con la ejecución de las actividades y el cumplimiento de los objetivos establecidos. Su utilización facilita la toma de decisiones, contribuye a identificar desviaciones de manera oportuna y favorece una gestión más eficiente de los recursos. Entre las herramientas más utilizadas para apoyar este proceso se encuentran las siguientes:</w:t>
-      </w:r>
-    </w:p>
-    <w:p>
-      <w:pPr>
-        <w:pStyle w:val="Prrafodelista"/>
-        <w:numPr>
-          <w:ilvl w:val="0"/>
-          <w:numId w:val="8"/>
-        </w:numPr>
-        <w:rPr>
-          <w:b/>
-          <w:bCs/>
-        </w:rPr>
-      </w:pPr>
-      <w:r>
-        <w:rPr>
-          <w:b/>
-          <w:bCs/>
-        </w:rPr>
-        <w:t>Cronogramas de actividades</w:t>
-      </w:r>
-    </w:p>
-    <w:p>
-      <w:r>
-        <w:t>Son instrumentos de planificación y control que organizan las actividades del proyecto indicando fechas de inicio y finalización, duración y responsables. Se utilizan para verificar el cumplimiento de los tiempos establecidos, identificar retrasos y realizar ajustes en la programación. Facilitan la organización de las actividades, el control de los plazos, la coordinación de recursos y la toma oportuna de decisiones.</w:t>
-      </w:r>
-    </w:p>
-    <w:p>
-      <w:pPr>
-        <w:pStyle w:val="Prrafodelista"/>
-        <w:numPr>
-          <w:ilvl w:val="0"/>
-          <w:numId w:val="8"/>
-        </w:numPr>
-        <w:rPr>
-          <w:b/>
-          <w:bCs/>
-        </w:rPr>
-      </w:pPr>
-      <w:r>
-        <w:rPr>
-          <w:b/>
-          <w:bCs/>
-        </w:rPr>
-        <w:t>Informes de avance</w:t>
-      </w:r>
-    </w:p>
-    <w:p>
-      <w:r>
-        <w:t>Son documentos elaborados periódicamente para registrar el estado de ejecución del proyecto, los resultados obtenidos, las dificultades encontradas y las acciones implementadas. Permiten comunicar avances a las entidades financiadoras, las comunidades beneficiarias y los demás actores involucrados, además de facilitar la rendición de cuentas y respaldar la toma de decisiones.</w:t>
+        <w:t>de las actividades, permite evaluar el cumplimiento de los objetivos y fortalece la toma de decisiones. Las principales características de los indicadores de desempeño se presentan a continuación:</w:t>
+      </w:r>
+    </w:p>
+    <w:p>
+      <w:pPr>
+        <w:pStyle w:val="Prrafodelista"/>
+        <w:numPr>
+          <w:ilvl w:val="0"/>
+          <w:numId w:val="9"/>
+        </w:numPr>
+        <w:rPr>
+          <w:b/>
+          <w:bCs/>
+        </w:rPr>
+      </w:pPr>
+      <w:r>
+        <w:rPr>
+          <w:b/>
+          <w:bCs/>
+        </w:rPr>
+        <w:t>Claridad</w:t>
+      </w:r>
+    </w:p>
+    <w:p>
+      <w:r>
+        <w:t xml:space="preserve">El indicador debe ser fácil de comprender e interpretar por todas las personas involucradas en el proyecto, evitando términos ambiguos o complejos. </w:t>
+      </w:r>
+    </w:p>
+    <w:p>
+      <w:r>
+        <w:rPr>
+          <w:b/>
+          <w:bCs/>
+        </w:rPr>
+        <w:t>Por ejemplo</w:t>
+      </w:r>
+      <w:r>
+        <w:t>:</w:t>
+      </w:r>
+      <w:r>
+        <w:t xml:space="preserve"> porcentaje de actividades ejecutadas expresa con claridad qué se está midiendo.</w:t>
+      </w:r>
+    </w:p>
+    <w:p>
+      <w:pPr>
+        <w:pStyle w:val="Prrafodelista"/>
+        <w:numPr>
+          <w:ilvl w:val="0"/>
+          <w:numId w:val="9"/>
+        </w:numPr>
+        <w:rPr>
+          <w:b/>
+          <w:bCs/>
+        </w:rPr>
+      </w:pPr>
+      <w:r>
+        <w:rPr>
+          <w:b/>
+          <w:bCs/>
+        </w:rPr>
+        <w:t>Relevancia</w:t>
+      </w:r>
+    </w:p>
+    <w:p>
+      <w:r>
+        <w:t xml:space="preserve">Debe estar directamente relacionado con los objetivos, las metas o los resultados del proyecto, aportando información útil para evaluar su desempeño. </w:t>
+      </w:r>
+    </w:p>
+    <w:p>
+      <w:r>
+        <w:rPr>
+          <w:b/>
+          <w:bCs/>
+        </w:rPr>
+        <w:t>Por ejemplo</w:t>
+      </w:r>
+      <w:r>
+        <w:t>:</w:t>
+      </w:r>
+      <w:r>
+        <w:t xml:space="preserve"> si el objetivo es fortalecer la participación comunitaria, un indicador pertinente es el porcentaje de asistencia a las reuniones comunitarias.</w:t>
       </w:r>
       <w:r>
         <w:tab/>
@@ -3032,6 +3676,360 @@
     </w:p>
     <w:p>
       <w:pPr>
+        <w:pStyle w:val="Prrafodelista"/>
+        <w:numPr>
+          <w:ilvl w:val="0"/>
+          <w:numId w:val="9"/>
+        </w:numPr>
+        <w:rPr>
+          <w:b/>
+          <w:bCs/>
+        </w:rPr>
+      </w:pPr>
+      <w:r>
+        <w:rPr>
+          <w:b/>
+          <w:bCs/>
+        </w:rPr>
+        <w:t>Medible</w:t>
+      </w:r>
+    </w:p>
+    <w:p>
+      <w:r>
+        <w:t xml:space="preserve">Debe permitir obtener datos cuantificables o verificables mediante métodos objetivos de medición. </w:t>
+      </w:r>
+    </w:p>
+    <w:p>
+      <w:r>
+        <w:rPr>
+          <w:b/>
+          <w:bCs/>
+        </w:rPr>
+        <w:t xml:space="preserve">Por </w:t>
+      </w:r>
+      <w:r>
+        <w:rPr>
+          <w:b/>
+          <w:bCs/>
+        </w:rPr>
+        <w:t>ejemplo</w:t>
+      </w:r>
+      <w:r>
+        <w:t>:</w:t>
+      </w:r>
+      <w:r>
+        <w:t xml:space="preserve"> es el número de beneficiarios capacitados durante el proyecto.</w:t>
+      </w:r>
+      <w:r>
+        <w:br w:type="page"/>
+      </w:r>
+    </w:p>
+    <w:p>
+      <w:pPr>
+        <w:pStyle w:val="Prrafodelista"/>
+        <w:numPr>
+          <w:ilvl w:val="0"/>
+          <w:numId w:val="9"/>
+        </w:numPr>
+        <w:rPr>
+          <w:b/>
+          <w:bCs/>
+        </w:rPr>
+      </w:pPr>
+      <w:r>
+        <w:rPr>
+          <w:b/>
+          <w:bCs/>
+        </w:rPr>
+        <w:lastRenderedPageBreak/>
+        <w:t>Confiabilidad</w:t>
+      </w:r>
+    </w:p>
+    <w:p>
+      <w:r>
+        <w:t xml:space="preserve">Debe producir resultados consistentes cuando se aplica bajo las mismas condiciones, independientemente de quién realice la medición. </w:t>
+      </w:r>
+    </w:p>
+    <w:p>
+      <w:r>
+        <w:rPr>
+          <w:b/>
+          <w:bCs/>
+        </w:rPr>
+        <w:t>Por ejemplo</w:t>
+      </w:r>
+      <w:r>
+        <w:t>:</w:t>
+      </w:r>
+      <w:r>
+        <w:t xml:space="preserve"> dos personas que revisen los registros de asistencia deben obtener el mismo número de participantes.</w:t>
+      </w:r>
+      <w:r>
+        <w:tab/>
+      </w:r>
+    </w:p>
+    <w:p>
+      <w:pPr>
+        <w:pStyle w:val="Prrafodelista"/>
+        <w:numPr>
+          <w:ilvl w:val="0"/>
+          <w:numId w:val="9"/>
+        </w:numPr>
+        <w:rPr>
+          <w:b/>
+          <w:bCs/>
+        </w:rPr>
+      </w:pPr>
+      <w:r>
+        <w:rPr>
+          <w:b/>
+          <w:bCs/>
+        </w:rPr>
+        <w:t>Oportunidad</w:t>
+      </w:r>
+    </w:p>
+    <w:p>
+      <w:r>
+        <w:t xml:space="preserve">La información debe estar disponible en el momento en que se requiera para apoyar la toma de decisiones. </w:t>
+      </w:r>
+    </w:p>
+    <w:p>
+      <w:r>
+        <w:rPr>
+          <w:b/>
+          <w:bCs/>
+        </w:rPr>
+        <w:t>Por ejemplo</w:t>
+      </w:r>
+      <w:r>
+        <w:t>:</w:t>
+      </w:r>
+      <w:r>
+        <w:t xml:space="preserve"> conocer mensualmente el avance de las actividades permite realizar ajustes oportunos al cronograma.</w:t>
+      </w:r>
+    </w:p>
+    <w:p>
+      <w:r>
+        <w:t xml:space="preserve">De igual manera, los indicadores deben reunir otras características que contribuyen a garantizar la confiabilidad de la información obtenida: </w:t>
+      </w:r>
+    </w:p>
+    <w:p>
+      <w:pPr>
+        <w:pStyle w:val="Prrafodelista"/>
+        <w:numPr>
+          <w:ilvl w:val="0"/>
+          <w:numId w:val="9"/>
+        </w:numPr>
+        <w:rPr>
+          <w:b/>
+          <w:bCs/>
+        </w:rPr>
+      </w:pPr>
+      <w:r>
+        <w:rPr>
+          <w:b/>
+          <w:bCs/>
+        </w:rPr>
+        <w:t>Verificabilidad</w:t>
+      </w:r>
+    </w:p>
+    <w:p>
+      <w:r>
+        <w:t>Los resultados deben poder comprobarse mediante documentos, registros, evidencias físicas o fuentes de información confiables. Un ejemplo es validar el número de personas capacitadas mediante listas de asistencia firmadas.</w:t>
+      </w:r>
+    </w:p>
+    <w:p>
+      <w:pPr>
+        <w:pStyle w:val="Prrafodelista"/>
+        <w:numPr>
+          <w:ilvl w:val="0"/>
+          <w:numId w:val="9"/>
+        </w:numPr>
+        <w:rPr>
+          <w:b/>
+          <w:bCs/>
+        </w:rPr>
+      </w:pPr>
+      <w:r>
+        <w:rPr>
+          <w:b/>
+          <w:bCs/>
+        </w:rPr>
+        <w:t>Comparabilidad</w:t>
+      </w:r>
+    </w:p>
+    <w:p>
+      <w:r>
+        <w:t xml:space="preserve">Debe facilitar la comparación de resultados entre diferentes periodos, grupos de beneficiarios o proyectos similares. </w:t>
+      </w:r>
+    </w:p>
+    <w:p>
+      <w:r>
+        <w:lastRenderedPageBreak/>
+        <w:t>Por ejemplo, comparar el porcentaje de participación comunitaria entre dos semestres consecutivos.</w:t>
+      </w:r>
+      <w:r>
+        <w:tab/>
+        <w:t xml:space="preserve"> </w:t>
+      </w:r>
+    </w:p>
+    <w:p>
+      <w:pPr>
+        <w:pStyle w:val="Prrafodelista"/>
+        <w:numPr>
+          <w:ilvl w:val="0"/>
+          <w:numId w:val="9"/>
+        </w:numPr>
+        <w:rPr>
+          <w:b/>
+          <w:bCs/>
+        </w:rPr>
+      </w:pPr>
+      <w:r>
+        <w:rPr>
+          <w:b/>
+          <w:bCs/>
+        </w:rPr>
+        <w:t>Factibilidad</w:t>
+      </w:r>
+    </w:p>
+    <w:p>
+      <w:r>
+        <w:t xml:space="preserve">La información necesaria para medir el indicador debe obtenerse con los recursos humanos, técnicos, financieros y de tiempo disponibles. </w:t>
+      </w:r>
+    </w:p>
+    <w:p>
+      <w:r>
+        <w:t>Por ejemplo, medir el número de asistentes a una capacitación resulta más factible que medir, en el corto plazo, todos los cambios sociales generados en la comunidad.</w:t>
+      </w:r>
+      <w:r>
+        <w:tab/>
+        <w:t xml:space="preserve"> </w:t>
+      </w:r>
+    </w:p>
+    <w:p>
+      <w:pPr>
+        <w:pStyle w:val="Prrafodelista"/>
+        <w:numPr>
+          <w:ilvl w:val="0"/>
+          <w:numId w:val="9"/>
+        </w:numPr>
+        <w:rPr>
+          <w:b/>
+          <w:bCs/>
+        </w:rPr>
+      </w:pPr>
+      <w:r>
+        <w:rPr>
+          <w:b/>
+          <w:bCs/>
+        </w:rPr>
+        <w:t>Especificidad</w:t>
+      </w:r>
+    </w:p>
+    <w:p>
+      <w:r>
+        <w:t xml:space="preserve">Debe centrarse en un aspecto concreto del proyecto y evitar medir varios elementos simultáneamente. </w:t>
+      </w:r>
+    </w:p>
+    <w:p>
+      <w:r>
+        <w:t>Por ejemplo, el número de mujeres participantes en actividades de capacitación es más específico que el nivel general de participación comunitaria.</w:t>
+      </w:r>
+      <w:r>
+        <w:tab/>
+        <w:t xml:space="preserve"> </w:t>
+      </w:r>
+    </w:p>
+    <w:p>
+      <w:pPr>
+        <w:pStyle w:val="Prrafodelista"/>
+        <w:numPr>
+          <w:ilvl w:val="0"/>
+          <w:numId w:val="9"/>
+        </w:numPr>
+        <w:rPr>
+          <w:b/>
+          <w:bCs/>
+        </w:rPr>
+      </w:pPr>
+      <w:r>
+        <w:rPr>
+          <w:b/>
+          <w:bCs/>
+        </w:rPr>
+        <w:t>Sensibilidad</w:t>
+      </w:r>
+    </w:p>
+    <w:p>
+      <w:r>
+        <w:t>Debe reflejar los cambios o variaciones en el desempeño del proyecto cuando estos ocurr</w:t>
+      </w:r>
+      <w:r>
+        <w:t>e</w:t>
+      </w:r>
+      <w:r>
+        <w:t xml:space="preserve">n. </w:t>
+      </w:r>
+    </w:p>
+    <w:p>
+      <w:r>
+        <w:t>Por ejemplo, un indicador de asistencia mensual permite identificar rápidamente disminuciones en la participación de los beneficiarios.</w:t>
+      </w:r>
+    </w:p>
+    <w:p>
+      <w:r>
+        <w:lastRenderedPageBreak/>
+        <w:t>El diseño de indicadores con estas características mejora la calidad de la información recopilada y fortalece los procesos de seguimiento, evaluación y mejora continua de los proyectos comunitarios.</w:t>
+      </w:r>
+    </w:p>
+    <w:p>
+      <w:pPr>
+        <w:rPr>
+          <w:b/>
+          <w:bCs/>
+        </w:rPr>
+      </w:pPr>
+      <w:r>
+        <w:rPr>
+          <w:b/>
+          <w:bCs/>
+        </w:rPr>
+        <w:t>Metodología de aplicación</w:t>
+      </w:r>
+    </w:p>
+    <w:p>
+      <w:r>
+        <w:t>La aplicación de indicadores es un proceso sistemático que permite medir de manera objetiva el desempeño de un proyecto comunitario. Para que los indicadores proporcionen información útil y confiable, es necesario seguir una metodología organizada que garantice la adecuada definición, recolección, análisis e interpretación de los datos.</w:t>
+      </w:r>
+    </w:p>
+    <w:p>
+      <w:r>
+        <w:t>Esta metodología no se limita a medir resultados; también permite monitorear el avance de las actividades, identificar desviaciones respecto a las metas establecidas y generar información que facilite la toma de decisiones y la implementación de acciones de mejora. El proceso de aplicación de indicadores comprende las siguientes etapas.</w:t>
+      </w:r>
+    </w:p>
+    <w:p>
+      <w:pPr>
+        <w:rPr>
+          <w:b/>
+          <w:bCs/>
+        </w:rPr>
+      </w:pPr>
+      <w:r>
+        <w:rPr>
+          <w:b/>
+          <w:bCs/>
+        </w:rPr>
+        <w:t>Etapa 1. Definición de los objetivos del proyecto</w:t>
+      </w:r>
+    </w:p>
+    <w:p>
+      <w:r>
+        <w:t>El primer paso consiste en identificar claramente qué se pretende lograr con el proyecto. Los objetivos constituyen el punto de partida para la formulación de indicadores, ya que estos deben diseñarse en función de los resultados que se desean alcanzar. Un objetivo debe expresar de manera clara y concreta el cambio o beneficio que se espera generar en la población beneficiaria.</w:t>
+      </w:r>
+    </w:p>
+    <w:p>
+      <w:pPr>
         <w:spacing w:before="0" w:after="160" w:line="259" w:lineRule="auto"/>
         <w:ind w:firstLine="0"/>
       </w:pPr>
@@ -3041,11 +4039,6 @@
     </w:p>
     <w:p>
       <w:pPr>
-        <w:pStyle w:val="Prrafodelista"/>
-        <w:numPr>
-          <w:ilvl w:val="0"/>
-          <w:numId w:val="8"/>
-        </w:numPr>
         <w:rPr>
           <w:b/>
           <w:bCs/>
@@ -3057,235 +4050,257 @@
           <w:bCs/>
         </w:rPr>
         <w:lastRenderedPageBreak/>
-        <w:t>Matrices de seguimiento</w:t>
-      </w:r>
-    </w:p>
-    <w:p>
-      <w:r>
-        <w:t>Organizan información relacionada con actividades, metas, indicadores, responsables, fechas de ejecución y niveles de cumplimiento. Facilitan la comparación entre lo planeado y lo ejecutado, el análisis de la información, la identificación de desviaciones y el control de la ejecución.</w:t>
-      </w:r>
-    </w:p>
-    <w:p>
-      <w:pPr>
-        <w:pStyle w:val="Prrafodelista"/>
-        <w:numPr>
-          <w:ilvl w:val="0"/>
-          <w:numId w:val="8"/>
-        </w:numPr>
-        <w:rPr>
-          <w:b/>
-          <w:bCs/>
-        </w:rPr>
-      </w:pPr>
-      <w:r>
-        <w:rPr>
-          <w:b/>
-          <w:bCs/>
-        </w:rPr>
-        <w:t>Registros de asistencia</w:t>
-      </w:r>
-    </w:p>
-    <w:p>
-      <w:r>
-        <w:t>Evidencian la participación de beneficiarios, líderes comunitarios y demás actores en reuniones, capacitaciones, talleres y otras actividades del proyecto. Permiten cuantificar la participación comunitaria, generar evidencia documental y apoyar la elaboración de informes y los procesos de evaluación.</w:t>
-      </w:r>
-    </w:p>
-    <w:p>
-      <w:pPr>
-        <w:pStyle w:val="Prrafodelista"/>
-        <w:numPr>
-          <w:ilvl w:val="0"/>
-          <w:numId w:val="8"/>
-        </w:numPr>
-        <w:rPr>
-          <w:b/>
-          <w:bCs/>
-        </w:rPr>
-      </w:pPr>
-      <w:r>
-        <w:rPr>
-          <w:b/>
-          <w:bCs/>
-        </w:rPr>
-        <w:t>Bases de datos</w:t>
-      </w:r>
-    </w:p>
-    <w:p>
-      <w:r>
-        <w:t>Son sistemas organizados para almacenar, clasificar y administrar información sobre beneficiarios, actividades, indicadores, recursos y resultados del proyecto. Facilitan la consulta, actualización y análisis de la información, la generación de reportes, los análisis estadísticos y la conservación de los datos.</w:t>
-      </w:r>
-    </w:p>
-    <w:p>
-      <w:r>
-        <w:t>El uso integrado de estas herramientas fortalece el seguimiento y control del proyecto, mejora la gestión de la información y contribuye al logro de los resultados esperados.</w:t>
-      </w:r>
-    </w:p>
-    <w:p>
-      <w:pPr>
-        <w:pStyle w:val="Ttulo2"/>
-      </w:pPr>
-      <w:bookmarkStart w:id="3" w:name="_Toc234584267"/>
-      <w:r>
+        <w:t>Ejemplo</w:t>
+      </w:r>
+    </w:p>
+    <w:p>
+      <w:r>
+        <w:t>Fortalecer las capacidades productivas de 100 familias rurales mediante procesos de capacitación y asistencia técnica.</w:t>
+      </w:r>
+    </w:p>
+    <w:p>
+      <w:r>
+        <w:t xml:space="preserve"> </w:t>
+      </w:r>
+      <w:r>
+        <w:rPr>
+          <w:b/>
+          <w:bCs/>
+        </w:rPr>
+        <w:t>Importante</w:t>
+      </w:r>
+    </w:p>
+    <w:p>
+      <w:r>
+        <w:t>Cuando los objetivos están claramente definidos, es posible determinar qué aspectos deben medirse para verificar su cumplimiento.</w:t>
+      </w:r>
+    </w:p>
+    <w:p>
+      <w:pPr>
+        <w:rPr>
+          <w:b/>
+          <w:bCs/>
+        </w:rPr>
+      </w:pPr>
+      <w:r>
+        <w:rPr>
+          <w:b/>
+          <w:bCs/>
+        </w:rPr>
+        <w:t>Etapa 2. Identificación de los aspectos que se desean medir</w:t>
+      </w:r>
+    </w:p>
+    <w:p>
+      <w:r>
+        <w:t>Una vez definidos los objetivos, se procede a identificar los elementos que permitirán evaluar el avance y los resultados del proyecto. Estos aspectos pueden estar relacionados con:</w:t>
+      </w:r>
+    </w:p>
+    <w:p>
+      <w:pPr>
+        <w:pStyle w:val="Prrafodelista"/>
+        <w:numPr>
+          <w:ilvl w:val="0"/>
+          <w:numId w:val="9"/>
+        </w:numPr>
+      </w:pPr>
+      <w:r>
+        <w:t>La ejecución de actividades.</w:t>
+      </w:r>
+    </w:p>
+    <w:p>
+      <w:pPr>
+        <w:pStyle w:val="Prrafodelista"/>
+        <w:numPr>
+          <w:ilvl w:val="0"/>
+          <w:numId w:val="9"/>
+        </w:numPr>
+      </w:pPr>
+      <w:r>
+        <w:t>La participación de los beneficiarios.</w:t>
+      </w:r>
+    </w:p>
+    <w:p>
+      <w:pPr>
+        <w:pStyle w:val="Prrafodelista"/>
+        <w:numPr>
+          <w:ilvl w:val="0"/>
+          <w:numId w:val="9"/>
+        </w:numPr>
+      </w:pPr>
+      <w:r>
+        <w:t>La utilización de recursos.</w:t>
+      </w:r>
+    </w:p>
+    <w:p>
+      <w:pPr>
+        <w:pStyle w:val="Prrafodelista"/>
+        <w:numPr>
+          <w:ilvl w:val="0"/>
+          <w:numId w:val="9"/>
+        </w:numPr>
+      </w:pPr>
+      <w:r>
+        <w:t>Los productos obtenidos.</w:t>
+      </w:r>
+    </w:p>
+    <w:p>
+      <w:pPr>
+        <w:pStyle w:val="Prrafodelista"/>
+        <w:numPr>
+          <w:ilvl w:val="0"/>
+          <w:numId w:val="9"/>
+        </w:numPr>
+      </w:pPr>
+      <w:r>
+        <w:t>Los cambios generados en la comunidad.</w:t>
+      </w:r>
+    </w:p>
+    <w:p>
+      <w:pPr>
+        <w:pStyle w:val="Prrafodelista"/>
+        <w:numPr>
+          <w:ilvl w:val="0"/>
+          <w:numId w:val="9"/>
+        </w:numPr>
+      </w:pPr>
+      <w:r>
+        <w:t>Los impactos alcanzados.</w:t>
+      </w:r>
+    </w:p>
+    <w:p>
+      <w:r>
+        <w:t>Esta etapa es fundamental porque permite establecer las variables clave que posteriormente se convertirán en indicadores.</w:t>
+      </w:r>
+    </w:p>
+    <w:p>
+      <w:pPr>
+        <w:spacing w:before="0" w:after="160" w:line="259" w:lineRule="auto"/>
+        <w:ind w:firstLine="0"/>
+      </w:pPr>
+      <w:r>
+        <w:br w:type="page"/>
+      </w:r>
+    </w:p>
+    <w:p>
+      <w:r>
+        <w:rPr>
+          <w:b/>
+          <w:bCs/>
+        </w:rPr>
         <w:lastRenderedPageBreak/>
-        <w:t>Indicadores de desempeño para proyectos comunitarios</w:t>
-      </w:r>
-      <w:bookmarkEnd w:id="3"/>
-    </w:p>
-    <w:p>
-      <w:r>
-        <w:t>Los proyectos comunitarios requieren mecanismos que permitan medir objetivamente el avance de las actividades, el cumplimiento de las metas y los resultados alcanzados. Para ello, se utilizan los indicadores de desempeño, herramientas fundamentales que facilitan el seguimiento, la evaluación y la toma de decisiones durante la ejecución del proyecto.</w:t>
-      </w:r>
-    </w:p>
-    <w:p>
-      <w:r>
-        <w:t>Los indicadores permiten transformar información compleja en datos concretos y verificables, facilitando la comparación entre lo planificado y lo ejecutado. Gracias a ellos, es posible determinar si las acciones desarrolladas están generando los resultados esperados y si los recursos se están utilizando de manera eficiente. La adecuada selección y aplicación de indicadores contribuye a mejorar la gestión de los proyectos comunitarios, fortalecer la transparencia y generar información útil para los procesos de evaluación y mejora continua.</w:t>
-      </w:r>
-    </w:p>
-    <w:p>
-      <w:r>
-        <w:t>Un indicador de desempeño es una medida cuantitativa o cualitativa que permite evaluar el grado de avance, cumplimiento o logro de los objetivos, las metas, las actividades y los resultados de un proyecto. Estos indicadores funcionan como referentes que permiten conocer la situación real del proyecto en un momento determinado y compararla con los resultados esperados. En términos prácticos, un indicador permite responder preguntas como las siguientes:</w:t>
-      </w:r>
-    </w:p>
-    <w:p>
-      <w:pPr>
-        <w:pStyle w:val="Prrafodelista"/>
-        <w:numPr>
-          <w:ilvl w:val="0"/>
-          <w:numId w:val="8"/>
-        </w:numPr>
-      </w:pPr>
-      <w:r>
-        <w:t>¿Cuánto se ha avanzado?</w:t>
-      </w:r>
-    </w:p>
-    <w:p>
-      <w:pPr>
-        <w:pStyle w:val="Prrafodelista"/>
-        <w:numPr>
-          <w:ilvl w:val="0"/>
-          <w:numId w:val="8"/>
-        </w:numPr>
-      </w:pPr>
-      <w:r>
-        <w:t>¿Qué resultados se han obtenido?</w:t>
-      </w:r>
-    </w:p>
-    <w:p>
-      <w:pPr>
-        <w:pStyle w:val="Prrafodelista"/>
-        <w:numPr>
-          <w:ilvl w:val="0"/>
-          <w:numId w:val="8"/>
-        </w:numPr>
-      </w:pPr>
-      <w:r>
-        <w:t>¿Se están cumpliendo las metas?</w:t>
-      </w:r>
-    </w:p>
-    <w:p>
-      <w:pPr>
-        <w:pStyle w:val="Prrafodelista"/>
-        <w:numPr>
-          <w:ilvl w:val="0"/>
-          <w:numId w:val="8"/>
-        </w:numPr>
-      </w:pPr>
-      <w:r>
-        <w:lastRenderedPageBreak/>
-        <w:t>¿Los recursos se están utilizando adecuadamente?</w:t>
-      </w:r>
-    </w:p>
-    <w:p>
-      <w:pPr>
-        <w:pStyle w:val="Prrafodelista"/>
-        <w:numPr>
-          <w:ilvl w:val="0"/>
-          <w:numId w:val="8"/>
-        </w:numPr>
-      </w:pPr>
-      <w:r>
-        <w:t>¿La comunidad está satisfecha con el proyecto?</w:t>
-      </w:r>
-    </w:p>
-    <w:p>
-      <w:pPr>
-        <w:pStyle w:val="Prrafodelista"/>
-        <w:numPr>
-          <w:ilvl w:val="0"/>
-          <w:numId w:val="8"/>
-        </w:numPr>
-      </w:pPr>
-      <w:r>
-        <w:t>¿Se están generando los impactos esperados?</w:t>
-      </w:r>
-    </w:p>
-    <w:p>
-      <w:pPr>
-        <w:rPr>
-          <w:b/>
-          <w:bCs/>
-        </w:rPr>
-      </w:pPr>
-      <w:r>
-        <w:rPr>
-          <w:b/>
-          <w:bCs/>
-        </w:rPr>
-        <w:t>Tipos de indicadores</w:t>
-      </w:r>
-    </w:p>
-    <w:p>
-      <w:r>
-        <w:t>Los indicadores pueden clasificarse de diferentes maneras, según la información que se pretende medir. Cada tipo aporta información específica para el seguimiento y la evaluación del proyecto. A continuación, se presentan los principales tipos de indicadores y sus características.</w:t>
-      </w:r>
-    </w:p>
-    <w:p>
-      <w:pPr>
-        <w:pStyle w:val="Prrafodelista"/>
-        <w:numPr>
-          <w:ilvl w:val="0"/>
-          <w:numId w:val="9"/>
-        </w:numPr>
-        <w:rPr>
-          <w:b/>
-          <w:bCs/>
-        </w:rPr>
-      </w:pPr>
-      <w:r>
-        <w:rPr>
-          <w:b/>
-          <w:bCs/>
-        </w:rPr>
-        <w:t>Indicadores de gestión</w:t>
-      </w:r>
-    </w:p>
-    <w:p>
-      <w:r>
-        <w:t xml:space="preserve">Miden el desarrollo de las actividades y la utilización de los recursos durante la ejecución del proyecto. Permiten determinar si las actividades se realizan conforme a lo programado. </w:t>
-      </w:r>
-    </w:p>
-    <w:p>
-      <w:r>
-        <w:rPr>
-          <w:b/>
-          <w:bCs/>
-        </w:rPr>
-        <w:t>Ejemplos</w:t>
-      </w:r>
-      <w:r>
-        <w:t xml:space="preserve">: número de capacitaciones realizadas, porcentaje de ejecución presupuestal, número de reuniones efectuadas y cantidad de visitas técnicas realizadas. </w:t>
-      </w:r>
-    </w:p>
-    <w:p>
-      <w:r>
-        <w:rPr>
-          <w:b/>
-          <w:bCs/>
-        </w:rPr>
-        <w:t>Responden a la pregunta</w:t>
-      </w:r>
-      <w:r>
-        <w:t>: ¿Qué se está haciendo?</w:t>
+        <w:t>Ejemplo</w:t>
+      </w:r>
+    </w:p>
+    <w:p>
+      <w:r>
+        <w:t>Si el objetivo es fortalecer las capacidades productivas de las familias rurales, algunos aspectos que pueden medirse son:</w:t>
+      </w:r>
+    </w:p>
+    <w:p>
+      <w:pPr>
+        <w:pStyle w:val="Prrafodelista"/>
+        <w:numPr>
+          <w:ilvl w:val="0"/>
+          <w:numId w:val="10"/>
+        </w:numPr>
+      </w:pPr>
+      <w:r>
+        <w:t>Número de capacitaciones realizadas.</w:t>
+      </w:r>
+    </w:p>
+    <w:p>
+      <w:pPr>
+        <w:pStyle w:val="Prrafodelista"/>
+        <w:numPr>
+          <w:ilvl w:val="0"/>
+          <w:numId w:val="10"/>
+        </w:numPr>
+      </w:pPr>
+      <w:r>
+        <w:t>Número de familias capacitadas.</w:t>
+      </w:r>
+    </w:p>
+    <w:p>
+      <w:pPr>
+        <w:pStyle w:val="Prrafodelista"/>
+        <w:numPr>
+          <w:ilvl w:val="0"/>
+          <w:numId w:val="10"/>
+        </w:numPr>
+      </w:pPr>
+      <w:r>
+        <w:t>Nivel de asistencia a las actividades.</w:t>
+      </w:r>
+    </w:p>
+    <w:p>
+      <w:pPr>
+        <w:pStyle w:val="Prrafodelista"/>
+        <w:numPr>
+          <w:ilvl w:val="0"/>
+          <w:numId w:val="10"/>
+        </w:numPr>
+      </w:pPr>
+      <w:r>
+        <w:t>Incremento de la productividad agrícola.</w:t>
+      </w:r>
+    </w:p>
+    <w:p>
+      <w:pPr>
+        <w:pStyle w:val="Prrafodelista"/>
+        <w:numPr>
+          <w:ilvl w:val="0"/>
+          <w:numId w:val="10"/>
+        </w:numPr>
+      </w:pPr>
+      <w:r>
+        <w:t>Aplicación de nuevas prácticas productivas.</w:t>
+      </w:r>
+    </w:p>
+    <w:p>
+      <w:pPr>
+        <w:rPr>
+          <w:b/>
+          <w:bCs/>
+        </w:rPr>
+      </w:pPr>
+      <w:r>
+        <w:rPr>
+          <w:b/>
+          <w:bCs/>
+        </w:rPr>
+        <w:t>Etapa 3. Selección y formulación de los indicadores</w:t>
+      </w:r>
+    </w:p>
+    <w:p>
+      <w:r>
+        <w:t>Después de identificar los aspectos que se desean medir, se seleccionan los indicadores más adecuados para evaluar cada uno de ellos. La selección debe realizarse teniendo en cuenta criterios como claridad, relevancia, factibilidad, confiabilidad y facilidad de medición.</w:t>
+      </w:r>
+    </w:p>
+    <w:p>
+      <w:r>
+        <w:t>Cada indicador debe expresar de forma precisa qué se medirá, cómo se medirá y cuál será la unidad de medida utilizada. A continuación, se presentan algunos ejemplos de indicadores formulados a partir de diferentes aspectos del proyecto:</w:t>
+      </w:r>
+    </w:p>
+    <w:p>
+      <w:pPr>
+        <w:pStyle w:val="Prrafodelista"/>
+        <w:numPr>
+          <w:ilvl w:val="0"/>
+          <w:numId w:val="11"/>
+        </w:numPr>
+      </w:pPr>
+      <w:r>
+        <w:rPr>
+          <w:b/>
+          <w:bCs/>
+        </w:rPr>
+        <w:t>Capacitación</w:t>
+      </w:r>
+      <w:r>
+        <w:t xml:space="preserve">. </w:t>
+      </w:r>
+      <w:r>
+        <w:t>Número de talleres realizados.</w:t>
       </w:r>
       <w:r>
         <w:tab/>
@@ -3297,24 +4312,167 @@
         <w:pStyle w:val="Prrafodelista"/>
         <w:numPr>
           <w:ilvl w:val="0"/>
-          <w:numId w:val="9"/>
-        </w:numPr>
-        <w:rPr>
-          <w:b/>
-          <w:bCs/>
-        </w:rPr>
-      </w:pPr>
-      <w:r>
-        <w:rPr>
-          <w:b/>
-          <w:bCs/>
-        </w:rPr>
-        <w:t>Indicadores de producto</w:t>
-      </w:r>
-    </w:p>
-    <w:p>
-      <w:r>
-        <w:t xml:space="preserve">Miden los bienes, servicios o entregables generados por el proyecto. Se enfocan en los resultados inmediatos obtenidos como consecuencia de las actividades ejecutadas. </w:t>
+          <w:numId w:val="11"/>
+        </w:numPr>
+      </w:pPr>
+      <w:r>
+        <w:rPr>
+          <w:b/>
+          <w:bCs/>
+        </w:rPr>
+        <w:t>Cobertura</w:t>
+      </w:r>
+      <w:r>
+        <w:t xml:space="preserve">. </w:t>
+      </w:r>
+      <w:r>
+        <w:t>Número de familias participantes.</w:t>
+      </w:r>
+      <w:r>
+        <w:tab/>
+        <w:t xml:space="preserve"> </w:t>
+      </w:r>
+    </w:p>
+    <w:p>
+      <w:pPr>
+        <w:pStyle w:val="Prrafodelista"/>
+        <w:numPr>
+          <w:ilvl w:val="0"/>
+          <w:numId w:val="11"/>
+        </w:numPr>
+      </w:pPr>
+      <w:r>
+        <w:rPr>
+          <w:b/>
+          <w:bCs/>
+        </w:rPr>
+        <w:t>Participación</w:t>
+      </w:r>
+      <w:r>
+        <w:t xml:space="preserve">. </w:t>
+      </w:r>
+      <w:r>
+        <w:t>Porcentaje de asistencia a las actividades.</w:t>
+      </w:r>
+      <w:r>
+        <w:tab/>
+      </w:r>
+    </w:p>
+    <w:p>
+      <w:pPr>
+        <w:pStyle w:val="Prrafodelista"/>
+        <w:numPr>
+          <w:ilvl w:val="0"/>
+          <w:numId w:val="11"/>
+        </w:numPr>
+      </w:pPr>
+      <w:r>
+        <w:rPr>
+          <w:b/>
+          <w:bCs/>
+        </w:rPr>
+        <w:t>Resultado</w:t>
+      </w:r>
+      <w:r>
+        <w:t xml:space="preserve">. </w:t>
+      </w:r>
+      <w:r>
+        <w:t>Incremento porcentual de la producción agrícola.</w:t>
+      </w:r>
+      <w:r>
+        <w:tab/>
+        <w:t xml:space="preserve"> </w:t>
+      </w:r>
+    </w:p>
+    <w:p>
+      <w:pPr>
+        <w:pStyle w:val="Prrafodelista"/>
+        <w:numPr>
+          <w:ilvl w:val="0"/>
+          <w:numId w:val="11"/>
+        </w:numPr>
+      </w:pPr>
+      <w:r>
+        <w:rPr>
+          <w:b/>
+          <w:bCs/>
+        </w:rPr>
+        <w:t>Satisfacción</w:t>
+      </w:r>
+      <w:r>
+        <w:t xml:space="preserve">. </w:t>
+      </w:r>
+      <w:r>
+        <w:t>Nivel de satisfacción de los beneficiarios.</w:t>
+      </w:r>
+    </w:p>
+    <w:p>
+      <w:r>
+        <w:rPr>
+          <w:b/>
+          <w:bCs/>
+        </w:rPr>
+        <w:lastRenderedPageBreak/>
+        <w:t>Importante</w:t>
+      </w:r>
+    </w:p>
+    <w:p>
+      <w:r>
+        <w:t>La adecuada formulación de los indicadores garantiza que la información obtenida sea útil para el seguimiento y la evaluación del proyecto.</w:t>
+      </w:r>
+    </w:p>
+    <w:p>
+      <w:pPr>
+        <w:rPr>
+          <w:b/>
+          <w:bCs/>
+        </w:rPr>
+      </w:pPr>
+      <w:r>
+        <w:rPr>
+          <w:b/>
+          <w:bCs/>
+        </w:rPr>
+        <w:t>Etapa 4. Establecimiento de la línea base</w:t>
+      </w:r>
+    </w:p>
+    <w:p>
+      <w:r>
+        <w:t>La línea base corresponde a la situación inicial del proyecto antes de iniciar la ejecución de las actividades. Su propósito es proporcionar un punto de referencia que permita comparar posteriormente los resultados alcanzados y determinar los cambios generados por la intervención. La línea base puede construirse mediante encuestas, entrevistas, diagnósticos comunitarios o la revisión de información existente.</w:t>
+      </w:r>
+    </w:p>
+    <w:p>
+      <w:r>
+        <w:rPr>
+          <w:b/>
+          <w:bCs/>
+        </w:rPr>
+        <w:t>Ejemplo</w:t>
+      </w:r>
+    </w:p>
+    <w:p>
+      <w:r>
+        <w:t>Antes de iniciar un proyecto de fortalecimiento agrícola, se determina que la producción promedio de los beneficiarios es de 800 kilogramos por hectárea. Este valor se convierte en la línea base que servirá para medir los avances obtenidos durante la ejecución del proyecto.</w:t>
+      </w:r>
+    </w:p>
+    <w:p>
+      <w:pPr>
+        <w:rPr>
+          <w:b/>
+          <w:bCs/>
+        </w:rPr>
+      </w:pPr>
+      <w:r>
+        <w:rPr>
+          <w:b/>
+          <w:bCs/>
+        </w:rPr>
+        <w:t>Etapa 5. Definición de metas</w:t>
+      </w:r>
+    </w:p>
+    <w:p>
+      <w:r>
+        <w:t>Las metas representan los resultados específicos que se espera alcanzar durante la ejecución del proyecto. Deben ser realistas, medibles y estar relacionadas directamente con los indicadores definidos. Las metas permiten establecer el nivel de desempeño esperado y constituyen el principal criterio para evaluar el cumplimiento del proyecto.</w:t>
       </w:r>
     </w:p>
     <w:p>
@@ -3326,20 +4484,788 @@
         <w:lastRenderedPageBreak/>
         <w:t>Ejemplos</w:t>
       </w:r>
-      <w:r>
-        <w:t xml:space="preserve">: número de huertas establecidas, cantidad de árboles sembrados, número de familias beneficiadas y material educativo entregado. </w:t>
-      </w:r>
-    </w:p>
-    <w:p>
-      <w:r>
-        <w:rPr>
-          <w:b/>
-          <w:bCs/>
-        </w:rPr>
-        <w:t>Responden a la pregunta</w:t>
-      </w:r>
-      <w:r>
-        <w:t>: ¿Qué se produjo?</w:t>
+    </w:p>
+    <w:p>
+      <w:pPr>
+        <w:pStyle w:val="Prrafodelista"/>
+        <w:numPr>
+          <w:ilvl w:val="0"/>
+          <w:numId w:val="12"/>
+        </w:numPr>
+      </w:pPr>
+      <w:r>
+        <w:t>Partiendo de una línea base de 800 kg por hectárea, la meta puede consistir en incrementar la producción promedio a 1.100 kg por hectárea al finalizar el proyecto.</w:t>
+      </w:r>
+    </w:p>
+    <w:p>
+      <w:pPr>
+        <w:pStyle w:val="Prrafodelista"/>
+        <w:numPr>
+          <w:ilvl w:val="0"/>
+          <w:numId w:val="12"/>
+        </w:numPr>
+      </w:pPr>
+      <w:r>
+        <w:t>Si se pretende capacitar a 100 familias, la meta será alcanzar la participación efectiva de la totalidad de los beneficiarios previstos.</w:t>
+      </w:r>
+    </w:p>
+    <w:p>
+      <w:pPr>
+        <w:rPr>
+          <w:b/>
+          <w:bCs/>
+        </w:rPr>
+      </w:pPr>
+      <w:r>
+        <w:rPr>
+          <w:b/>
+          <w:bCs/>
+        </w:rPr>
+        <w:t>Etapa 6. Definición de fuentes de información y mecanismos de recolección de datos</w:t>
+      </w:r>
+    </w:p>
+    <w:p>
+      <w:r>
+        <w:t xml:space="preserve">Una vez establecidos los indicadores y las metas, es necesario determinar de dónde se obtendrá la información requerida para su medición. Las fuentes de información pueden ser primarias o secundarias. </w:t>
+      </w:r>
+    </w:p>
+    <w:p>
+      <w:pPr>
+        <w:rPr>
+          <w:b/>
+          <w:bCs/>
+        </w:rPr>
+      </w:pPr>
+      <w:r>
+        <w:rPr>
+          <w:b/>
+          <w:bCs/>
+        </w:rPr>
+        <w:t>Las fuentes primarias incluyen:</w:t>
+      </w:r>
+    </w:p>
+    <w:p>
+      <w:pPr>
+        <w:pStyle w:val="Prrafodelista"/>
+        <w:numPr>
+          <w:ilvl w:val="0"/>
+          <w:numId w:val="13"/>
+        </w:numPr>
+      </w:pPr>
+      <w:r>
+        <w:t>Encuestas.</w:t>
+      </w:r>
+    </w:p>
+    <w:p>
+      <w:pPr>
+        <w:pStyle w:val="Prrafodelista"/>
+        <w:numPr>
+          <w:ilvl w:val="0"/>
+          <w:numId w:val="13"/>
+        </w:numPr>
+      </w:pPr>
+      <w:r>
+        <w:t>Entrevistas.</w:t>
+      </w:r>
+    </w:p>
+    <w:p>
+      <w:pPr>
+        <w:pStyle w:val="Prrafodelista"/>
+        <w:numPr>
+          <w:ilvl w:val="0"/>
+          <w:numId w:val="13"/>
+        </w:numPr>
+      </w:pPr>
+      <w:r>
+        <w:t>Observación directa.</w:t>
+      </w:r>
+    </w:p>
+    <w:p>
+      <w:pPr>
+        <w:pStyle w:val="Prrafodelista"/>
+        <w:numPr>
+          <w:ilvl w:val="0"/>
+          <w:numId w:val="13"/>
+        </w:numPr>
+      </w:pPr>
+      <w:r>
+        <w:t>Grupos focales.</w:t>
+      </w:r>
+    </w:p>
+    <w:p>
+      <w:pPr>
+        <w:pStyle w:val="Prrafodelista"/>
+        <w:numPr>
+          <w:ilvl w:val="0"/>
+          <w:numId w:val="13"/>
+        </w:numPr>
+      </w:pPr>
+      <w:r>
+        <w:t>Reuniones comunitarias.</w:t>
+      </w:r>
+    </w:p>
+    <w:p>
+      <w:pPr>
+        <w:rPr>
+          <w:b/>
+          <w:bCs/>
+        </w:rPr>
+      </w:pPr>
+      <w:r>
+        <w:rPr>
+          <w:b/>
+          <w:bCs/>
+        </w:rPr>
+        <w:t>Las fuentes secundarias comprenden:</w:t>
+      </w:r>
+    </w:p>
+    <w:p>
+      <w:pPr>
+        <w:pStyle w:val="Prrafodelista"/>
+        <w:numPr>
+          <w:ilvl w:val="0"/>
+          <w:numId w:val="14"/>
+        </w:numPr>
+      </w:pPr>
+      <w:r>
+        <w:t>Informes técnicos.</w:t>
+      </w:r>
+    </w:p>
+    <w:p>
+      <w:pPr>
+        <w:pStyle w:val="Prrafodelista"/>
+        <w:numPr>
+          <w:ilvl w:val="0"/>
+          <w:numId w:val="14"/>
+        </w:numPr>
+      </w:pPr>
+      <w:r>
+        <w:t>Registros administrativos.</w:t>
+      </w:r>
+    </w:p>
+    <w:p>
+      <w:pPr>
+        <w:pStyle w:val="Prrafodelista"/>
+        <w:numPr>
+          <w:ilvl w:val="0"/>
+          <w:numId w:val="14"/>
+        </w:numPr>
+      </w:pPr>
+      <w:r>
+        <w:lastRenderedPageBreak/>
+        <w:t>Bases de datos.</w:t>
+      </w:r>
+    </w:p>
+    <w:p>
+      <w:pPr>
+        <w:pStyle w:val="Prrafodelista"/>
+        <w:numPr>
+          <w:ilvl w:val="0"/>
+          <w:numId w:val="14"/>
+        </w:numPr>
+      </w:pPr>
+      <w:r>
+        <w:t>Actas de reunión.</w:t>
+      </w:r>
+    </w:p>
+    <w:p>
+      <w:pPr>
+        <w:pStyle w:val="Prrafodelista"/>
+        <w:numPr>
+          <w:ilvl w:val="0"/>
+          <w:numId w:val="14"/>
+        </w:numPr>
+      </w:pPr>
+      <w:r>
+        <w:t>Documentos institucionales.</w:t>
+      </w:r>
+      <w:r>
+        <w:t xml:space="preserve"> </w:t>
+      </w:r>
+    </w:p>
+    <w:p>
+      <w:r>
+        <w:t>Asimismo, deben definirse los instrumentos que se utilizarán para recopilar la información, tales como formatos de asistencia, listas de verificación, formularios digitales o bases de datos.</w:t>
+      </w:r>
+    </w:p>
+    <w:p>
+      <w:pPr>
+        <w:rPr>
+          <w:b/>
+          <w:bCs/>
+        </w:rPr>
+      </w:pPr>
+      <w:r>
+        <w:rPr>
+          <w:b/>
+          <w:bCs/>
+        </w:rPr>
+        <w:t>Etapa 7. Recolección y registro de información</w:t>
+      </w:r>
+    </w:p>
+    <w:p>
+      <w:r>
+        <w:t>En esta etapa se recopilan los datos necesarios para medir cada indicador. La información debe recolectarse de manera periódica y sistemática, siguiendo procedimientos estandarizados que garanticen su calidad y confiabilidad. Es importante que los responsables del seguimiento registren adecuadamente la información para facilitar su posterior análisis.</w:t>
+      </w:r>
+    </w:p>
+    <w:p>
+      <w:r>
+        <w:rPr>
+          <w:b/>
+          <w:bCs/>
+        </w:rPr>
+        <w:t>Ejemplo</w:t>
+      </w:r>
+    </w:p>
+    <w:p>
+      <w:r>
+        <w:t>Durante una jornada de capacitación pueden diligenciarse listas de asistencia, elaborar registros fotográficos y aplicar encuestas de satisfacción como evidencia del cumplimiento de las actividades.</w:t>
+      </w:r>
+    </w:p>
+    <w:p>
+      <w:pPr>
+        <w:rPr>
+          <w:b/>
+          <w:bCs/>
+        </w:rPr>
+      </w:pPr>
+      <w:r>
+        <w:rPr>
+          <w:b/>
+          <w:bCs/>
+        </w:rPr>
+        <w:t>Etapa 8. Procesamiento y análisis de resultados</w:t>
+      </w:r>
+    </w:p>
+    <w:p>
+      <w:r>
+        <w:t xml:space="preserve">Una vez recopilada la información, se procede a organizarla, consolidarla y analizarla. El análisis consiste en comparar los resultados obtenidos con las metas establecidas para determinar el nivel de cumplimiento alcanzado. Este proceso permite identificar avances, dificultades, desviaciones y oportunidades de mejora: </w:t>
+      </w:r>
+    </w:p>
+    <w:p>
+      <w:r>
+        <w:rPr>
+          <w:b/>
+          <w:bCs/>
+        </w:rPr>
+        <w:lastRenderedPageBreak/>
+        <w:t>Ejemplo</w:t>
+      </w:r>
+    </w:p>
+    <w:p>
+      <w:pPr>
+        <w:pStyle w:val="Prrafodelista"/>
+        <w:numPr>
+          <w:ilvl w:val="0"/>
+          <w:numId w:val="15"/>
+        </w:numPr>
+      </w:pPr>
+      <w:r>
+        <w:rPr>
+          <w:b/>
+          <w:bCs/>
+        </w:rPr>
+        <w:t>Meta establecida</w:t>
+      </w:r>
+      <w:r>
+        <w:t xml:space="preserve">: </w:t>
+      </w:r>
+      <w:r>
+        <w:t>c</w:t>
+      </w:r>
+      <w:r>
+        <w:t>apacitar a 100 familias rurales.</w:t>
+      </w:r>
+    </w:p>
+    <w:p>
+      <w:pPr>
+        <w:pStyle w:val="Prrafodelista"/>
+        <w:numPr>
+          <w:ilvl w:val="0"/>
+          <w:numId w:val="15"/>
+        </w:numPr>
+      </w:pPr>
+      <w:r>
+        <w:rPr>
+          <w:b/>
+          <w:bCs/>
+        </w:rPr>
+        <w:t>Resultado obtenido</w:t>
+      </w:r>
+      <w:r>
+        <w:t>: 95 familias capacitadas.</w:t>
+      </w:r>
+    </w:p>
+    <w:p>
+      <w:pPr>
+        <w:pStyle w:val="Prrafodelista"/>
+        <w:numPr>
+          <w:ilvl w:val="0"/>
+          <w:numId w:val="15"/>
+        </w:numPr>
+      </w:pPr>
+      <w:r>
+        <w:rPr>
+          <w:b/>
+          <w:bCs/>
+        </w:rPr>
+        <w:t>Nivel de cumplimiento</w:t>
+      </w:r>
+      <w:r>
+        <w:t>: 95 %.</w:t>
+      </w:r>
+    </w:p>
+    <w:p>
+      <w:r>
+        <w:t>En este caso, el proyecto alcanzó un cumplimiento del 95 % de la meta propuesta.</w:t>
+      </w:r>
+    </w:p>
+    <w:p>
+      <w:r>
+        <w:t>Además de los cálculos cuantitativos, el análisis puede incluir la interpretación de información cualitativa relacionada con la satisfacción de los beneficiarios, las dificultades encontradas y los cambios identificados en la comunidad.</w:t>
+      </w:r>
+    </w:p>
+    <w:p>
+      <w:pPr>
+        <w:rPr>
+          <w:b/>
+          <w:bCs/>
+        </w:rPr>
+      </w:pPr>
+      <w:r>
+        <w:rPr>
+          <w:b/>
+          <w:bCs/>
+        </w:rPr>
+        <w:t>Etapa 9. Elaboración de informes y comunicación de resultados</w:t>
+      </w:r>
+    </w:p>
+    <w:p>
+      <w:r>
+        <w:t>Los resultados obtenidos deben presentarse de manera organizada mediante informes de seguimiento y evaluación. Estos informes permiten comunicar la información a los diferentes actores involucrados en el proyecto, entre ellos:</w:t>
+      </w:r>
+    </w:p>
+    <w:p>
+      <w:pPr>
+        <w:pStyle w:val="Prrafodelista"/>
+        <w:numPr>
+          <w:ilvl w:val="0"/>
+          <w:numId w:val="16"/>
+        </w:numPr>
+      </w:pPr>
+      <w:r>
+        <w:t>Beneficiarios.</w:t>
+      </w:r>
+    </w:p>
+    <w:p>
+      <w:pPr>
+        <w:pStyle w:val="Prrafodelista"/>
+        <w:numPr>
+          <w:ilvl w:val="0"/>
+          <w:numId w:val="16"/>
+        </w:numPr>
+      </w:pPr>
+      <w:r>
+        <w:t>Líderes comunitarios.</w:t>
+      </w:r>
+    </w:p>
+    <w:p>
+      <w:pPr>
+        <w:pStyle w:val="Prrafodelista"/>
+        <w:numPr>
+          <w:ilvl w:val="0"/>
+          <w:numId w:val="16"/>
+        </w:numPr>
+      </w:pPr>
+      <w:r>
+        <w:t>Organizaciones ejecutoras.</w:t>
+      </w:r>
+    </w:p>
+    <w:p>
+      <w:pPr>
+        <w:pStyle w:val="Prrafodelista"/>
+        <w:numPr>
+          <w:ilvl w:val="0"/>
+          <w:numId w:val="16"/>
+        </w:numPr>
+      </w:pPr>
+      <w:r>
+        <w:t>Entidades financiadoras.</w:t>
+      </w:r>
+    </w:p>
+    <w:p>
+      <w:pPr>
+        <w:pStyle w:val="Prrafodelista"/>
+        <w:numPr>
+          <w:ilvl w:val="0"/>
+          <w:numId w:val="16"/>
+        </w:numPr>
+      </w:pPr>
+      <w:r>
+        <w:t>Organismos de control.</w:t>
+      </w:r>
+    </w:p>
+    <w:p>
+      <w:pPr>
+        <w:spacing w:before="0" w:after="160" w:line="259" w:lineRule="auto"/>
+        <w:ind w:firstLine="0"/>
+        <w:rPr>
+          <w:b/>
+          <w:bCs/>
+        </w:rPr>
+      </w:pPr>
+      <w:r>
+        <w:rPr>
+          <w:b/>
+          <w:bCs/>
+        </w:rPr>
+        <w:br w:type="page"/>
+      </w:r>
+    </w:p>
+    <w:p>
+      <w:pPr>
+        <w:rPr>
+          <w:b/>
+          <w:bCs/>
+        </w:rPr>
+      </w:pPr>
+      <w:r>
+        <w:rPr>
+          <w:b/>
+          <w:bCs/>
+        </w:rPr>
+        <w:lastRenderedPageBreak/>
+        <w:t>Importante</w:t>
+      </w:r>
+    </w:p>
+    <w:p>
+      <w:r>
+        <w:t>La comunicación adecuada</w:t>
+      </w:r>
+      <w:r>
+        <w:t xml:space="preserve"> de los resultados favorece la transparencia y fortalece los procesos de rendición de cuentas.</w:t>
+      </w:r>
+    </w:p>
+    <w:p>
+      <w:pPr>
+        <w:rPr>
+          <w:b/>
+          <w:bCs/>
+        </w:rPr>
+      </w:pPr>
+      <w:r>
+        <w:rPr>
+          <w:b/>
+          <w:bCs/>
+        </w:rPr>
+        <w:t>Etapa 10. Toma de decisiones y acciones de mejora</w:t>
+      </w:r>
+    </w:p>
+    <w:p>
+      <w:r>
+        <w:t>La etapa final consiste en utilizar la información obtenida para apoyar la toma de decisiones. Los resultados de los indicadores permiten identificar fortalezas, debilidades, riesgos y oportunidades de mejora dentro del proyecto. Con base en esta información pueden implementarse las siguientes acciones:</w:t>
+      </w:r>
+    </w:p>
+    <w:p>
+      <w:pPr>
+        <w:pStyle w:val="Prrafodelista"/>
+        <w:numPr>
+          <w:ilvl w:val="0"/>
+          <w:numId w:val="17"/>
+        </w:numPr>
+      </w:pPr>
+      <w:r>
+        <w:t>Acciones preventivas para evitar problemas futuros.</w:t>
+      </w:r>
+    </w:p>
+    <w:p>
+      <w:pPr>
+        <w:pStyle w:val="Prrafodelista"/>
+        <w:numPr>
+          <w:ilvl w:val="0"/>
+          <w:numId w:val="17"/>
+        </w:numPr>
+      </w:pPr>
+      <w:r>
+        <w:t>Acciones correctivas para solucionar las desviaciones identificadas.</w:t>
+      </w:r>
+    </w:p>
+    <w:p>
+      <w:pPr>
+        <w:pStyle w:val="Prrafodelista"/>
+        <w:numPr>
+          <w:ilvl w:val="0"/>
+          <w:numId w:val="17"/>
+        </w:numPr>
+      </w:pPr>
+      <w:r>
+        <w:t>Acciones de mejora para optimizar procesos y resultados.</w:t>
+      </w:r>
+    </w:p>
+    <w:p>
+      <w:pPr>
+        <w:pStyle w:val="Prrafodelista"/>
+        <w:numPr>
+          <w:ilvl w:val="0"/>
+          <w:numId w:val="17"/>
+        </w:numPr>
+      </w:pPr>
+      <w:r>
+        <w:t>Ajustes en las actividades, los cronogramas o los presupuestos.</w:t>
+      </w:r>
+    </w:p>
+    <w:p>
+      <w:r>
+        <w:t>De esta manera, los indicadores dejan de ser únicamente herramientas de medición y se convierten en instrumentos fundamentales para la gestión eficiente y la mejora continua de los proyectos comunitarios.</w:t>
+      </w:r>
+    </w:p>
+    <w:p>
+      <w:pPr>
+        <w:pStyle w:val="Ttulo2"/>
+      </w:pPr>
+      <w:bookmarkStart w:id="4" w:name="_Toc237523660"/>
+      <w:r>
+        <w:t>Registros para el seguimiento de proyectos</w:t>
+      </w:r>
+      <w:bookmarkEnd w:id="4"/>
+    </w:p>
+    <w:p>
+      <w:r>
+        <w:t>El seguimiento de proyectos comunitarios requiere información confiable, organizada y verificable que permita evidenciar el desarrollo de las actividades, la participación de los beneficiarios y el cumplimiento de los objetivos establecidos. Para ello, es indispensable implementar mecanismos de registro que faciliten la recopilación, conservación y consulta de la información generada durante la ejecución del proyecto.</w:t>
+      </w:r>
+    </w:p>
+    <w:p>
+      <w:r>
+        <w:lastRenderedPageBreak/>
+        <w:t>Los registros constituyen una fuente fundamental de evidencia para demostrar los avances alcanzados, respaldar la toma de decisiones y facilitar los procesos de evaluación, auditoría y rendición de cuentas. Además, permiten documentar la experiencia adquirida durante la ejecución del proyecto, convirtiéndose en una herramienta valiosa para la gestión del conocimiento y la mejora continua.</w:t>
+      </w:r>
+    </w:p>
+    <w:p>
+      <w:r>
+        <w:t>Dentro de los proyectos comunitarios, los registros de participación comunitaria ocupan un lugar central, ya que permiten evidenciar el involucramiento de los beneficiarios y demás actores sociales en las diferentes actividades desarrolladas.</w:t>
+      </w:r>
+    </w:p>
+    <w:p>
+      <w:pPr>
+        <w:rPr>
+          <w:b/>
+          <w:bCs/>
+        </w:rPr>
+      </w:pPr>
+      <w:r>
+        <w:rPr>
+          <w:b/>
+          <w:bCs/>
+        </w:rPr>
+        <w:t>Concepto e importancia</w:t>
+      </w:r>
+    </w:p>
+    <w:p>
+      <w:r>
+        <w:t>Los registros para el seguimiento de proyectos son documentos físicos o digitales utilizados para recopilar, organizar, almacenar y conservar información relacionada con las actividades, los recursos, los participantes, los resultados y las evidencias generadas durante la ejecución de un proyecto.</w:t>
+      </w:r>
+    </w:p>
+    <w:p>
+      <w:r>
+        <w:t>Estos aportes convierten los registros en un componente esencial para el seguimiento, la evaluación y la mejora continua de los proyectos comunitarios.</w:t>
+      </w:r>
+    </w:p>
+    <w:p>
+      <w:r>
+        <w:t>Entre los diferentes registros utilizados en el seguimiento de proyectos, los registros de participación comunitaria ocupan un lugar central, ya que permiten documentar la asistencia, la intervención y la vinculación de los miembros de la comunidad en las actividades desarrolladas.</w:t>
+      </w:r>
+    </w:p>
+    <w:p>
+      <w:r>
+        <w:t xml:space="preserve">Estos registros recopilan información sobre la participación de los beneficiarios en reuniones, capacitaciones, jornadas de trabajo comunitario, talleres, mesas de </w:t>
+      </w:r>
+      <w:r>
+        <w:lastRenderedPageBreak/>
+        <w:t>concertación, procesos de formación y demás actividades ejecutadas durante el proyecto. La información consignada constituye una evidencia objetiva del nivel de involucramiento de la comunidad y facilita la verificación del cumplimiento de las metas relacionadas con la participación ciudadana.</w:t>
+      </w:r>
+    </w:p>
+    <w:p>
+      <w:pPr>
+        <w:rPr>
+          <w:b/>
+          <w:bCs/>
+        </w:rPr>
+      </w:pPr>
+      <w:r>
+        <w:rPr>
+          <w:b/>
+          <w:bCs/>
+        </w:rPr>
+        <w:t>Tipos de registros</w:t>
+      </w:r>
+    </w:p>
+    <w:p>
+      <w:r>
+        <w:t>Durante la ejecución de un proyecto comunitario se generan diferentes tipos de registros, cada uno con funciones específicas dentro del proceso de seguimiento y control.</w:t>
+      </w:r>
+    </w:p>
+    <w:p>
+      <w:pPr>
+        <w:pStyle w:val="Prrafodelista"/>
+        <w:numPr>
+          <w:ilvl w:val="0"/>
+          <w:numId w:val="18"/>
+        </w:numPr>
+        <w:rPr>
+          <w:b/>
+          <w:bCs/>
+        </w:rPr>
+      </w:pPr>
+      <w:r>
+        <w:rPr>
+          <w:b/>
+          <w:bCs/>
+        </w:rPr>
+        <w:t>Registros de asistencia</w:t>
+      </w:r>
+    </w:p>
+    <w:p>
+      <w:r>
+        <w:t>Evidencian la participación de los beneficiarios en reuniones, capacitaciones, talleres, jornadas comunitarias y demás actividades del proyecto. Generalmente incluyen el nombre del participante, número de identificación, organización o grupo al que pertenece, fecha de la actividad, firma de asistencia y datos de contacto. Estos registros permiten verificar la cobertura de las actividades y medir indicadores relacionados con la participación comunitaria.</w:t>
+      </w:r>
+    </w:p>
+    <w:p>
+      <w:pPr>
+        <w:pStyle w:val="Prrafodelista"/>
+        <w:numPr>
+          <w:ilvl w:val="0"/>
+          <w:numId w:val="18"/>
+        </w:numPr>
+        <w:rPr>
+          <w:b/>
+          <w:bCs/>
+        </w:rPr>
+      </w:pPr>
+      <w:r>
+        <w:rPr>
+          <w:b/>
+          <w:bCs/>
+        </w:rPr>
+        <w:t>Actas de reunión</w:t>
+      </w:r>
+    </w:p>
+    <w:p>
+      <w:r>
+        <w:t xml:space="preserve">Registran los temas tratados, las decisiones adoptadas y los compromisos adquiridos durante reuniones de trabajo o espacios de concertación comunitaria. Incluyen la fecha y el lugar de la reunión, lista de asistentes, temas desarrollados, acuerdos alcanzados, compromisos establecidos, responsables y fechas de </w:t>
+      </w:r>
+      <w:r>
+        <w:lastRenderedPageBreak/>
+        <w:t>cumplimiento. Su elaboración facilita el seguimiento de los acuerdos y garantiza la continuidad de las acciones definidas.</w:t>
+      </w:r>
+    </w:p>
+    <w:p>
+      <w:pPr>
+        <w:pStyle w:val="Prrafodelista"/>
+        <w:numPr>
+          <w:ilvl w:val="0"/>
+          <w:numId w:val="19"/>
+        </w:numPr>
+        <w:rPr>
+          <w:b/>
+          <w:bCs/>
+        </w:rPr>
+      </w:pPr>
+      <w:r>
+        <w:rPr>
+          <w:b/>
+          <w:bCs/>
+        </w:rPr>
+        <w:t>Registros fotográficos</w:t>
+      </w:r>
+    </w:p>
+    <w:p>
+      <w:r>
+        <w:t>Corresponden a las fotografías tomadas durante la ejecución de las actividades del proyecto. Se recomienda acompañarlas con la fecha, el lugar, la actividad desarrollada y una descripción de la evidencia. Complementan los informes de seguimiento y respaldan las actividades ejecutadas</w:t>
+      </w:r>
+      <w:r>
+        <w:t>.</w:t>
+      </w:r>
+    </w:p>
+    <w:p>
+      <w:pPr>
+        <w:pStyle w:val="Prrafodelista"/>
+        <w:numPr>
+          <w:ilvl w:val="0"/>
+          <w:numId w:val="19"/>
+        </w:numPr>
+        <w:rPr>
+          <w:b/>
+          <w:bCs/>
+        </w:rPr>
+      </w:pPr>
+      <w:r>
+        <w:rPr>
+          <w:b/>
+          <w:bCs/>
+        </w:rPr>
+        <w:t>Bitácoras de campo</w:t>
+      </w:r>
+    </w:p>
+    <w:p>
+      <w:r>
+        <w:t>Documentan las anotaciones realizadas durante visitas técnicas, recorridos de inspección o actividades de monitoreo. Incluyen la fecha de la visita, el lugar, las actividades desarrolladas, los hallazgos identificados y las recomendaciones formuladas. Permiten registrar las situaciones identificadas directamente en el territorio y respaldar el seguimiento técnico del proyecto.</w:t>
+      </w:r>
+      <w:r>
+        <w:tab/>
+      </w:r>
+    </w:p>
+    <w:p>
+      <w:pPr>
+        <w:pStyle w:val="Prrafodelista"/>
+        <w:numPr>
+          <w:ilvl w:val="0"/>
+          <w:numId w:val="19"/>
+        </w:numPr>
+        <w:rPr>
+          <w:b/>
+          <w:bCs/>
+        </w:rPr>
+      </w:pPr>
+      <w:r>
+        <w:rPr>
+          <w:b/>
+          <w:bCs/>
+        </w:rPr>
+        <w:t>Informes de avance</w:t>
+      </w:r>
+    </w:p>
+    <w:p>
+      <w:r>
+        <w:t>Presentan periódicamente el estado de ejecución del proyecto. Incluyen las actividades ejecutadas, los resultados alcanzados, los indicadores de avance, las dificultades encontradas y las acciones implementadas. Facilitan la comunicación de resultados y respaldan la toma de decisiones.</w:t>
+      </w:r>
+      <w:r>
+        <w:br w:type="page"/>
+      </w:r>
+    </w:p>
+    <w:p>
+      <w:pPr>
+        <w:pStyle w:val="Prrafodelista"/>
+        <w:numPr>
+          <w:ilvl w:val="0"/>
+          <w:numId w:val="19"/>
+        </w:numPr>
+        <w:rPr>
+          <w:b/>
+          <w:bCs/>
+        </w:rPr>
+      </w:pPr>
+      <w:r>
+        <w:rPr>
+          <w:b/>
+          <w:bCs/>
+        </w:rPr>
+        <w:lastRenderedPageBreak/>
+        <w:t>Registros financieros</w:t>
+      </w:r>
+    </w:p>
+    <w:p>
+      <w:r>
+        <w:t>Documentan la utilización de los recursos económicos asignados al proyecto. Incluyen ingresos, egresos, facturas, comprobantes de pago y soportes contables. Permiten controlar la ejecución presupuestal y fortalecer la transparencia financiera.</w:t>
       </w:r>
       <w:r>
         <w:tab/>
@@ -3351,105 +5277,236 @@
         <w:pStyle w:val="Prrafodelista"/>
         <w:numPr>
           <w:ilvl w:val="0"/>
-          <w:numId w:val="9"/>
-        </w:numPr>
-        <w:rPr>
-          <w:b/>
-          <w:bCs/>
-        </w:rPr>
-      </w:pPr>
-      <w:r>
-        <w:rPr>
-          <w:b/>
-          <w:bCs/>
-        </w:rPr>
-        <w:t>Indicadores de resultado</w:t>
-      </w:r>
-    </w:p>
-    <w:p>
-      <w:r>
-        <w:t xml:space="preserve">Miden los cambios generados en la población beneficiaria como consecuencia de la ejecución del proyecto. Permiten evaluar si los productos entregados contribuyeron al logro de los objetivos propuestos. </w:t>
-      </w:r>
-    </w:p>
-    <w:p>
-      <w:r>
-        <w:rPr>
-          <w:b/>
-          <w:bCs/>
-        </w:rPr>
-        <w:t>Ejemplos</w:t>
-      </w:r>
-      <w:r>
-        <w:t xml:space="preserve">: incremento en la productividad agrícola, aumento de la participación comunitaria, mejora en los conocimientos adquiridos y reducción de pérdidas en cultivos. </w:t>
-      </w:r>
-    </w:p>
-    <w:p>
-      <w:r>
-        <w:rPr>
-          <w:b/>
-          <w:bCs/>
-        </w:rPr>
-        <w:t>Responden a la pregunta</w:t>
-      </w:r>
-      <w:r>
-        <w:t>: ¿Qué cambió gracias al proyecto?</w:t>
+          <w:numId w:val="19"/>
+        </w:numPr>
+        <w:rPr>
+          <w:b/>
+          <w:bCs/>
+        </w:rPr>
+      </w:pPr>
+      <w:r>
+        <w:rPr>
+          <w:b/>
+          <w:bCs/>
+        </w:rPr>
+        <w:t>Bases de datos de beneficiarios</w:t>
+      </w:r>
+    </w:p>
+    <w:p>
+      <w:r>
+        <w:t>Almacenan información relacionada con los participantes y beneficiarios del proyecto, como datos personales, ubicación, características socioeconómicas, participación en actividades y beneficios recibidos. Facilitan la gestión y el análisis de la información de la población beneficiaria.</w:t>
       </w:r>
       <w:r>
         <w:tab/>
-        <w:t xml:space="preserve"> </w:t>
-      </w:r>
-    </w:p>
-    <w:p>
-      <w:pPr>
-        <w:pStyle w:val="Prrafodelista"/>
-        <w:numPr>
-          <w:ilvl w:val="0"/>
-          <w:numId w:val="9"/>
-        </w:numPr>
-        <w:rPr>
-          <w:b/>
-          <w:bCs/>
-        </w:rPr>
-      </w:pPr>
-      <w:r>
-        <w:rPr>
-          <w:b/>
-          <w:bCs/>
-        </w:rPr>
-        <w:t>Indicadores de impacto</w:t>
-      </w:r>
-    </w:p>
-    <w:p>
-      <w:r>
-        <w:t xml:space="preserve">Miden los efectos de largo plazo generados por el proyecto sobre la comunidad o el territorio. Generalmente se evalúan después de finalizar la ejecución. </w:t>
-      </w:r>
-    </w:p>
-    <w:p>
-      <w:r>
-        <w:rPr>
-          <w:b/>
-          <w:bCs/>
-        </w:rPr>
-        <w:t>Ejemplos</w:t>
-      </w:r>
-      <w:r>
-        <w:t xml:space="preserve">: reducción de los índices de pobreza, mejoramiento de la calidad de vida, incremento de los ingresos familiares y recuperación de ecosistemas degradados. </w:t>
-      </w:r>
-    </w:p>
-    <w:p>
-      <w:r>
-        <w:rPr>
-          <w:b/>
-          <w:bCs/>
-        </w:rPr>
-        <w:t>Responden a la pregunta</w:t>
-      </w:r>
-      <w:r>
-        <w:t>: ¿Qué transformaciones permanentes produjo el proyecto?</w:t>
-      </w:r>
-      <w:r>
-        <w:tab/>
-        <w:t xml:space="preserve"> </w:t>
+      </w:r>
+    </w:p>
+    <w:p>
+      <w:pPr>
+        <w:pStyle w:val="Prrafodelista"/>
+        <w:numPr>
+          <w:ilvl w:val="0"/>
+          <w:numId w:val="19"/>
+        </w:numPr>
+        <w:rPr>
+          <w:b/>
+          <w:bCs/>
+        </w:rPr>
+      </w:pPr>
+      <w:r>
+        <w:rPr>
+          <w:b/>
+          <w:bCs/>
+        </w:rPr>
+        <w:t>Registros de seguimiento de indicadores</w:t>
+      </w:r>
+    </w:p>
+    <w:p>
+      <w:r>
+        <w:t>Documentan periódicamente los resultados obtenidos para cada indicador definido en el proyecto. Incluyen el nombre del indicador, la meta establecida, el resultado alcanzado, la fecha de medición y las observaciones. Facilitan el monitoreo permanente del desempeño del proyecto.</w:t>
+      </w:r>
+    </w:p>
+    <w:p>
+      <w:pPr>
+        <w:rPr>
+          <w:b/>
+          <w:bCs/>
+        </w:rPr>
+      </w:pPr>
+      <w:r>
+        <w:rPr>
+          <w:b/>
+          <w:bCs/>
+        </w:rPr>
+        <w:t>Recomendaciones para el manejo de los registros</w:t>
+      </w:r>
+    </w:p>
+    <w:p>
+      <w:r>
+        <w:t>La adecuada gestión de los registros garantiza la calidad de la información y fortalece los procesos de seguimiento, evaluación y rendición de cuentas.</w:t>
+      </w:r>
+    </w:p>
+    <w:p>
+      <w:pPr>
+        <w:pStyle w:val="Prrafodelista"/>
+        <w:numPr>
+          <w:ilvl w:val="0"/>
+          <w:numId w:val="19"/>
+        </w:numPr>
+      </w:pPr>
+      <w:r>
+        <w:rPr>
+          <w:b/>
+          <w:bCs/>
+        </w:rPr>
+        <w:t>Utilizar formatos estandarizados</w:t>
+      </w:r>
+      <w:r>
+        <w:t xml:space="preserve">. </w:t>
+      </w:r>
+      <w:r>
+        <w:t xml:space="preserve">Los formatos uniformes facilitan la recopilación, organización, almacenamiento y análisis de la información, </w:t>
+      </w:r>
+      <w:r>
+        <w:lastRenderedPageBreak/>
+        <w:t>permitiendo mantener criterios homogéneos en todos los registros del proyecto.</w:t>
+      </w:r>
+    </w:p>
+    <w:p>
+      <w:pPr>
+        <w:pStyle w:val="Prrafodelista"/>
+        <w:numPr>
+          <w:ilvl w:val="0"/>
+          <w:numId w:val="19"/>
+        </w:numPr>
+      </w:pPr>
+      <w:r>
+        <w:rPr>
+          <w:b/>
+          <w:bCs/>
+        </w:rPr>
+        <w:t>Registrar información completa</w:t>
+      </w:r>
+      <w:r>
+        <w:t xml:space="preserve">. </w:t>
+      </w:r>
+      <w:r>
+        <w:t>Todos los campos establecidos en los formatos deben diligenciarse adecuadamente para garantizar que la información sea suficiente y útil para los procesos de seguimiento y evaluación.</w:t>
+      </w:r>
+    </w:p>
+    <w:p>
+      <w:pPr>
+        <w:pStyle w:val="Prrafodelista"/>
+        <w:numPr>
+          <w:ilvl w:val="0"/>
+          <w:numId w:val="19"/>
+        </w:numPr>
+      </w:pPr>
+      <w:r>
+        <w:rPr>
+          <w:b/>
+          <w:bCs/>
+        </w:rPr>
+        <w:t>Evitar información ambigua</w:t>
+      </w:r>
+      <w:r>
+        <w:t xml:space="preserve">. </w:t>
+      </w:r>
+      <w:r>
+        <w:t>Los datos registrados deben ser claros, precisos y objetivos, evitando interpretaciones erróneas o inconsistencias en la información documentada.</w:t>
+      </w:r>
+    </w:p>
+    <w:p>
+      <w:pPr>
+        <w:pStyle w:val="Prrafodelista"/>
+        <w:numPr>
+          <w:ilvl w:val="0"/>
+          <w:numId w:val="19"/>
+        </w:numPr>
+      </w:pPr>
+      <w:r>
+        <w:rPr>
+          <w:b/>
+          <w:bCs/>
+        </w:rPr>
+        <w:t>Verificar la información antes de archivarla</w:t>
+      </w:r>
+      <w:r>
+        <w:t xml:space="preserve">. </w:t>
+      </w:r>
+      <w:r>
+        <w:t>Es importante revisar la exactitud, coherencia y consistencia de los datos registrados antes de su almacenamiento o utilización en informes y procesos de análisis.</w:t>
+      </w:r>
+    </w:p>
+    <w:p>
+      <w:pPr>
+        <w:pStyle w:val="Prrafodelista"/>
+        <w:numPr>
+          <w:ilvl w:val="0"/>
+          <w:numId w:val="19"/>
+        </w:numPr>
+      </w:pPr>
+      <w:r>
+        <w:rPr>
+          <w:b/>
+          <w:bCs/>
+        </w:rPr>
+        <w:t>Mantener respaldo de los documentos</w:t>
+      </w:r>
+      <w:r>
+        <w:t xml:space="preserve">. </w:t>
+      </w:r>
+      <w:r>
+        <w:t>Los registros deben conservarse en formato físico o digital mediante sistemas de archivo y copias de seguridad que eviten la pérdida o el deterioro de la información.</w:t>
+      </w:r>
+    </w:p>
+    <w:p>
+      <w:pPr>
+        <w:pStyle w:val="Prrafodelista"/>
+        <w:numPr>
+          <w:ilvl w:val="0"/>
+          <w:numId w:val="19"/>
+        </w:numPr>
+      </w:pPr>
+      <w:r>
+        <w:rPr>
+          <w:b/>
+          <w:bCs/>
+        </w:rPr>
+        <w:t>Garantizar la confidencialidad de los datos</w:t>
+      </w:r>
+      <w:r>
+        <w:t xml:space="preserve">. </w:t>
+      </w:r>
+      <w:r>
+        <w:t>La información personal de los beneficiarios y demás participantes debe manejarse de acuerdo con las normas vigentes de protección de datos, asegurando su uso responsable y seguro.</w:t>
+      </w:r>
+    </w:p>
+    <w:p>
+      <w:pPr>
+        <w:pStyle w:val="Prrafodelista"/>
+        <w:numPr>
+          <w:ilvl w:val="0"/>
+          <w:numId w:val="19"/>
+        </w:numPr>
+      </w:pPr>
+      <w:r>
+        <w:rPr>
+          <w:b/>
+          <w:bCs/>
+        </w:rPr>
+        <w:t>Actualizar los registros periódicamente</w:t>
+      </w:r>
+      <w:r>
+        <w:t xml:space="preserve">. </w:t>
+      </w:r>
+      <w:r>
+        <w:t>La información debe mantenerse al día para garantizar su confiabilidad y utilidad en los procesos de seguimiento, evaluación, toma de decisiones y rendición de cuentas.</w:t>
+      </w:r>
+    </w:p>
+    <w:p>
+      <w:r>
+        <w:lastRenderedPageBreak/>
+        <w:t>La aplicación de estas recomendaciones contribuye a garantizar registros confiables, completos y útiles para la gestión eficiente de los proyectos comunitarios.</w:t>
       </w:r>
     </w:p>
     <w:p>
@@ -3463,232 +5520,82 @@
     </w:p>
     <w:p>
       <w:pPr>
-        <w:pStyle w:val="Prrafodelista"/>
-        <w:numPr>
-          <w:ilvl w:val="0"/>
-          <w:numId w:val="9"/>
-        </w:numPr>
-        <w:rPr>
-          <w:b/>
-          <w:bCs/>
-        </w:rPr>
-      </w:pPr>
-      <w:r>
-        <w:rPr>
-          <w:b/>
-          <w:bCs/>
-        </w:rPr>
+        <w:pStyle w:val="Ttulo1"/>
+      </w:pPr>
+      <w:bookmarkStart w:id="5" w:name="_Toc237523661"/>
+      <w:r>
         <w:lastRenderedPageBreak/>
-        <w:t>Indicadores cuantitativos</w:t>
-      </w:r>
-    </w:p>
-    <w:p>
-      <w:r>
-        <w:t xml:space="preserve">Se expresan mediante números, porcentajes, cantidades o proporciones. Son fácilmente medibles, verificables y comparables. </w:t>
-      </w:r>
-    </w:p>
-    <w:p>
-      <w:r>
-        <w:rPr>
-          <w:b/>
-          <w:bCs/>
-        </w:rPr>
-        <w:t>Ejemplos</w:t>
-      </w:r>
-      <w:r>
-        <w:t xml:space="preserve">: 250 personas capacitadas, 85 % de ejecución presupuestal, 120 árboles sembrados y 90 % de asistencia a las capacitaciones. </w:t>
-      </w:r>
-    </w:p>
-    <w:p>
-      <w:r>
-        <w:rPr>
-          <w:b/>
-          <w:bCs/>
-        </w:rPr>
-        <w:t>Responden a la pregunta</w:t>
-      </w:r>
-      <w:r>
-        <w:t>: ¿Cuánto se logró o avanzó?</w:t>
-      </w:r>
-      <w:r>
-        <w:tab/>
-        <w:t xml:space="preserve"> </w:t>
-      </w:r>
-    </w:p>
-    <w:p>
-      <w:pPr>
-        <w:pStyle w:val="Prrafodelista"/>
-        <w:numPr>
-          <w:ilvl w:val="0"/>
-          <w:numId w:val="9"/>
-        </w:numPr>
-        <w:rPr>
-          <w:b/>
-          <w:bCs/>
-        </w:rPr>
-      </w:pPr>
-      <w:r>
-        <w:rPr>
-          <w:b/>
-          <w:bCs/>
-        </w:rPr>
-        <w:t>Indicadores cualitativos</w:t>
-      </w:r>
-    </w:p>
-    <w:p>
-      <w:r>
-        <w:t>Evalúan percepciones, opiniones, niveles de satisfacción o cambios en los comportamientos. Su medición suele realizarse mediante encuestas, entrevistas o grupos focales.</w:t>
-      </w:r>
-    </w:p>
-    <w:p>
-      <w:r>
-        <w:rPr>
-          <w:b/>
-          <w:bCs/>
-        </w:rPr>
-        <w:t>Ejemplos</w:t>
-      </w:r>
-      <w:r>
-        <w:t xml:space="preserve">: nivel de satisfacción de los beneficiarios, percepción de mejora en la calidad de vida, grado de aceptación del proyecto y nivel de confianza de la comunidad. </w:t>
-      </w:r>
-    </w:p>
-    <w:p>
-      <w:r>
-        <w:rPr>
-          <w:b/>
-          <w:bCs/>
-        </w:rPr>
-        <w:t>Responden a la pregunta</w:t>
-      </w:r>
-      <w:r>
-        <w:t>: ¿Cómo perciben los beneficiarios los cambios o resultados obtenidos?</w:t>
-      </w:r>
-    </w:p>
-    <w:p>
-      <w:r>
-        <w:t>La combinación de estos indicadores permite obtener una valoración integral del desempeño del proyecto y facilita la toma de decisiones durante su ejecución.</w:t>
-      </w:r>
-    </w:p>
-    <w:p>
-      <w:r>
-        <w:rPr>
-          <w:b/>
-          <w:bCs/>
-        </w:rPr>
-        <w:t>C</w:t>
-      </w:r>
-      <w:r>
-        <w:rPr>
-          <w:b/>
-          <w:bCs/>
-        </w:rPr>
-        <w:t>aracterísticas de los indicadores</w:t>
-      </w:r>
-    </w:p>
-    <w:p>
-      <w:r>
-        <w:t xml:space="preserve">Para que un indicador sea realmente útil dentro de un proyecto comunitario, debe reunir una serie de características que garanticen la calidad, la precisión y la utilidad de la información obtenida. Un indicador bien formulado facilita el seguimiento </w:t>
-      </w:r>
+        <w:t>Herramientas para la recolección y verificación de información</w:t>
+      </w:r>
+      <w:bookmarkEnd w:id="5"/>
+    </w:p>
+    <w:p>
+      <w:r>
+        <w:t>La gestión eficiente de los proyectos comunitarios requiere información confiable, oportuna y verificable que permita conocer el avance de las actividades, medir el cumplimiento de los objetivos y evaluar los resultados obtenidos. La calidad de las decisiones que se toman durante el seguimiento y la evaluación depende, en gran medida, de la calidad de la información recopilada.</w:t>
+      </w:r>
+    </w:p>
+    <w:p>
+      <w:r>
+        <w:t>Para obtener información útil es necesario utilizar herramientas e instrumentos que faciliten la recopilación, organización y análisis de datos provenientes de los diferentes actores involucrados en el proyecto. Estas herramientas permiten identificar fortalezas, dificultades, necesidades, niveles de satisfacción y oportunidades de mejora, contribuyendo al fortalecimiento de los procesos de gestión comunitaria.</w:t>
+      </w:r>
+    </w:p>
+    <w:p>
+      <w:r>
+        <w:t>Entre las herramientas más utilizadas en el seguimiento y la evaluación de proyectos comunitarios se encuentran las listas de verificación, las encuestas de satisfacción y las entrevistas. Cada una cumple una función específica y proporciona información complementaria que facilita la toma de decisiones basada en evidencias.</w:t>
+      </w:r>
+    </w:p>
+    <w:p>
+      <w:r>
+        <w:t>Las listas de verificación permiten comprobar el cumplimiento de actividades, requisitos o procedimientos previamente establecidos. Las encuestas de satisfacción facilitan la recopilación de opiniones y percepciones de los beneficiarios respecto a los servicios o actividades desarrolladas. Por su parte, las entrevistas permiten profundizar en aspectos cualitativos relacionados con experiencias, opiniones, necesidades y expectativas de los participantes.</w:t>
+      </w:r>
+    </w:p>
+    <w:p>
       <w:r>
         <w:lastRenderedPageBreak/>
-        <w:t>de las actividades, permite evaluar el cumplimiento de los objetivos y fortalece la toma de decisiones. Las principales características de los indicadores de desempeño se presentan a continuación:</w:t>
-      </w:r>
-    </w:p>
-    <w:p>
-      <w:pPr>
-        <w:pStyle w:val="Prrafodelista"/>
-        <w:numPr>
-          <w:ilvl w:val="0"/>
-          <w:numId w:val="9"/>
-        </w:numPr>
-        <w:rPr>
-          <w:b/>
-          <w:bCs/>
-        </w:rPr>
-      </w:pPr>
-      <w:r>
-        <w:rPr>
-          <w:b/>
-          <w:bCs/>
-        </w:rPr>
-        <w:t>Claridad</w:t>
-      </w:r>
-    </w:p>
-    <w:p>
-      <w:r>
-        <w:t xml:space="preserve">El indicador debe ser fácil de comprender e interpretar por todas las personas involucradas en el proyecto, evitando términos ambiguos o complejos. </w:t>
-      </w:r>
-    </w:p>
-    <w:p>
-      <w:r>
-        <w:t>Por ejemplo, porcentaje de actividades ejecutadas expresa con claridad qué se está midiendo.</w:t>
-      </w:r>
-    </w:p>
-    <w:p>
-      <w:pPr>
-        <w:pStyle w:val="Prrafodelista"/>
-        <w:numPr>
-          <w:ilvl w:val="0"/>
-          <w:numId w:val="9"/>
-        </w:numPr>
-        <w:rPr>
-          <w:b/>
-          <w:bCs/>
-        </w:rPr>
-      </w:pPr>
-      <w:r>
-        <w:rPr>
-          <w:b/>
-          <w:bCs/>
-        </w:rPr>
-        <w:t>Relevancia</w:t>
-      </w:r>
-    </w:p>
-    <w:p>
-      <w:r>
-        <w:t xml:space="preserve">Debe estar directamente relacionado con los objetivos, las metas o los resultados del proyecto, aportando información útil para evaluar su desempeño. </w:t>
-      </w:r>
-    </w:p>
-    <w:p>
-      <w:r>
-        <w:t>Por ejemplo, si el objetivo es fortalecer la participación comunitaria, un indicador pertinente es el porcentaje de asistencia a las reuniones comunitarias.</w:t>
-      </w:r>
-      <w:r>
-        <w:tab/>
-        <w:t xml:space="preserve"> </w:t>
-      </w:r>
-    </w:p>
-    <w:p>
-      <w:pPr>
-        <w:pStyle w:val="Prrafodelista"/>
-        <w:numPr>
-          <w:ilvl w:val="0"/>
-          <w:numId w:val="9"/>
-        </w:numPr>
-        <w:rPr>
-          <w:b/>
-          <w:bCs/>
-        </w:rPr>
-      </w:pPr>
-      <w:r>
-        <w:rPr>
-          <w:b/>
-          <w:bCs/>
-        </w:rPr>
-        <w:t>Medible</w:t>
-      </w:r>
-    </w:p>
-    <w:p>
-      <w:r>
-        <w:t xml:space="preserve">Debe permitir obtener datos cuantificables o verificables mediante métodos objetivos de medición. </w:t>
-      </w:r>
-    </w:p>
-    <w:p>
-      <w:r>
-        <w:t>Un ejemplo es el número de beneficiarios capacitados durante el proyecto.</w:t>
-      </w:r>
-      <w:r>
-        <w:tab/>
+        <w:t>El uso adecuado de estas herramientas fortalece los procesos de monitoreo, evaluación y mejora continua, permitiendo obtener información objetiva sobre el desempeño de los proyectos y el impacto de las acciones implementadas en las comunidades.</w:t>
+      </w:r>
+    </w:p>
+    <w:p>
+      <w:pPr>
+        <w:pStyle w:val="Ttulo2"/>
+      </w:pPr>
+      <w:bookmarkStart w:id="6" w:name="_Toc237523662"/>
+      <w:r>
+        <w:t>Listas de verificación (</w:t>
+      </w:r>
+      <w:r>
+        <w:rPr>
+          <w:rStyle w:val="Extranjerismo"/>
+        </w:rPr>
+        <w:t>checklist</w:t>
+      </w:r>
+      <w:r>
+        <w:t>)</w:t>
+      </w:r>
+      <w:bookmarkEnd w:id="6"/>
+    </w:p>
+    <w:p>
+      <w:r>
+        <w:t xml:space="preserve">Las listas de verificación, también conocidas como </w:t>
+      </w:r>
+      <w:r>
+        <w:rPr>
+          <w:rStyle w:val="Extranjerismo"/>
+        </w:rPr>
+        <w:t>checklist</w:t>
+      </w:r>
+      <w:r>
+        <w:t>, son instrumentos de control utilizados para comprobar de manera sistemática el cumplimiento de actividades, requisitos, procedimientos, condiciones o criterios previamente definidos.</w:t>
+      </w:r>
+    </w:p>
+    <w:p>
+      <w:r>
+        <w:t>Consisten en un conjunto ordenado de preguntas, aspectos o elementos que deben revisarse durante una actividad, proceso o proyecto. Su principal función es facilitar el registro de información de manera estructurada, evitando omisiones y asegurando que todos los aspectos importantes sean considerados durante el seguimiento. Las listas de verificación son ampliamente utilizadas en proyectos comunitarios debido a su facilidad de aplicación, bajo costo y capacidad para generar información rápida y verificable.</w:t>
+      </w:r>
+    </w:p>
+    <w:p>
+      <w:r>
+        <w:t>La siguiente lista de verificación corresponde a un ejemplo sencillo que puede utilizarse durante el seguimiento de una jornada de capacitación comunitaria. Su propósito es comprobar el cumplimiento de aspectos previamente definidos y registrar de manera sistemática la información obtenida.</w:t>
       </w:r>
     </w:p>
     <w:p>
@@ -3702,2317 +5609,108 @@
     </w:p>
     <w:p>
       <w:pPr>
-        <w:pStyle w:val="Prrafodelista"/>
-        <w:numPr>
-          <w:ilvl w:val="0"/>
-          <w:numId w:val="9"/>
-        </w:numPr>
-        <w:rPr>
-          <w:b/>
-          <w:bCs/>
-        </w:rPr>
-      </w:pPr>
-      <w:r>
-        <w:rPr>
-          <w:b/>
-          <w:bCs/>
-        </w:rPr>
+        <w:pStyle w:val="Tabla"/>
+      </w:pPr>
+      <w:r>
         <w:lastRenderedPageBreak/>
-        <w:t>Confiabilidad</w:t>
-      </w:r>
-    </w:p>
-    <w:p>
-      <w:r>
-        <w:t xml:space="preserve">Debe producir resultados consistentes cuando se aplica bajo las mismas condiciones, independientemente de quién realice la medición. </w:t>
-      </w:r>
-    </w:p>
-    <w:p>
-      <w:r>
-        <w:t>Por ejemplo, dos personas que revisen los registros de asistencia deben obtener el mismo número de participantes.</w:t>
-      </w:r>
-      <w:r>
-        <w:tab/>
-      </w:r>
-    </w:p>
-    <w:p>
-      <w:pPr>
-        <w:pStyle w:val="Prrafodelista"/>
-        <w:numPr>
-          <w:ilvl w:val="0"/>
-          <w:numId w:val="9"/>
-        </w:numPr>
-        <w:rPr>
-          <w:b/>
-          <w:bCs/>
-        </w:rPr>
-      </w:pPr>
-      <w:r>
-        <w:rPr>
-          <w:b/>
-          <w:bCs/>
-        </w:rPr>
-        <w:t>Oportunidad</w:t>
-      </w:r>
-    </w:p>
-    <w:p>
-      <w:r>
-        <w:t xml:space="preserve">La información debe estar disponible en el momento en que se requiera para apoyar la toma de decisiones. </w:t>
-      </w:r>
-    </w:p>
-    <w:p>
-      <w:r>
-        <w:t>Por ejemplo, conocer mensualmente el avance de las actividades permite realizar ajustes oportunos al cronograma.</w:t>
-      </w:r>
-    </w:p>
-    <w:p>
-      <w:r>
-        <w:t xml:space="preserve">De igual manera, los indicadores deben reunir otras características que contribuyen a garantizar la confiabilidad de la información obtenida: </w:t>
-      </w:r>
-    </w:p>
-    <w:p>
-      <w:pPr>
-        <w:pStyle w:val="Prrafodelista"/>
-        <w:numPr>
-          <w:ilvl w:val="0"/>
-          <w:numId w:val="9"/>
-        </w:numPr>
-        <w:rPr>
-          <w:b/>
-          <w:bCs/>
-        </w:rPr>
-      </w:pPr>
-      <w:r>
-        <w:rPr>
-          <w:b/>
-          <w:bCs/>
-        </w:rPr>
-        <w:t>Verificabilidad</w:t>
-      </w:r>
-    </w:p>
-    <w:p>
-      <w:r>
-        <w:t>Los resultados deben poder comprobarse mediante documentos, registros, evidencias físicas o fuentes de información confiables. Un ejemplo es validar el número de personas capacitadas mediante listas de asistencia firmadas.</w:t>
-      </w:r>
-    </w:p>
-    <w:p>
-      <w:pPr>
-        <w:pStyle w:val="Prrafodelista"/>
-        <w:numPr>
-          <w:ilvl w:val="0"/>
-          <w:numId w:val="9"/>
-        </w:numPr>
-        <w:rPr>
-          <w:b/>
-          <w:bCs/>
-        </w:rPr>
-      </w:pPr>
-      <w:r>
-        <w:rPr>
-          <w:b/>
-          <w:bCs/>
-        </w:rPr>
-        <w:t>Comparabilidad</w:t>
-      </w:r>
-    </w:p>
-    <w:p>
-      <w:r>
-        <w:t xml:space="preserve">Debe facilitar la comparación de resultados entre diferentes periodos, grupos de beneficiarios o proyectos similares. </w:t>
-      </w:r>
-    </w:p>
-    <w:p>
-      <w:r>
-        <w:lastRenderedPageBreak/>
-        <w:t>Por ejemplo, comparar el porcentaje de participación comunitaria entre dos semestres consecutivos.</w:t>
-      </w:r>
-      <w:r>
-        <w:tab/>
-        <w:t xml:space="preserve"> </w:t>
-      </w:r>
-    </w:p>
-    <w:p>
-      <w:pPr>
-        <w:pStyle w:val="Prrafodelista"/>
-        <w:numPr>
-          <w:ilvl w:val="0"/>
-          <w:numId w:val="9"/>
-        </w:numPr>
-        <w:rPr>
-          <w:b/>
-          <w:bCs/>
-        </w:rPr>
-      </w:pPr>
-      <w:r>
-        <w:rPr>
-          <w:b/>
-          <w:bCs/>
-        </w:rPr>
-        <w:t>Factibilidad</w:t>
-      </w:r>
-    </w:p>
-    <w:p>
-      <w:r>
-        <w:t xml:space="preserve">La información necesaria para medir el indicador debe obtenerse con los recursos humanos, técnicos, financieros y de tiempo disponibles. </w:t>
-      </w:r>
-    </w:p>
-    <w:p>
-      <w:r>
-        <w:t>Por ejemplo, medir el número de asistentes a una capacitación resulta más factible que medir, en el corto plazo, todos los cambios sociales generados en la comunidad.</w:t>
-      </w:r>
-      <w:r>
-        <w:tab/>
-        <w:t xml:space="preserve"> </w:t>
-      </w:r>
-    </w:p>
-    <w:p>
-      <w:pPr>
-        <w:pStyle w:val="Prrafodelista"/>
-        <w:numPr>
-          <w:ilvl w:val="0"/>
-          <w:numId w:val="9"/>
-        </w:numPr>
-        <w:rPr>
-          <w:b/>
-          <w:bCs/>
-        </w:rPr>
-      </w:pPr>
-      <w:r>
-        <w:rPr>
-          <w:b/>
-          <w:bCs/>
-        </w:rPr>
-        <w:t>Especificidad</w:t>
-      </w:r>
-    </w:p>
-    <w:p>
-      <w:r>
-        <w:t xml:space="preserve">Debe centrarse en un aspecto concreto del proyecto y evitar medir varios elementos simultáneamente. </w:t>
-      </w:r>
-    </w:p>
-    <w:p>
-      <w:r>
-        <w:t>Por ejemplo, el número de mujeres participantes en actividades de capacitación es más específico que el nivel general de participación comunitaria.</w:t>
-      </w:r>
-      <w:r>
-        <w:tab/>
-        <w:t xml:space="preserve"> </w:t>
-      </w:r>
-    </w:p>
-    <w:p>
-      <w:pPr>
-        <w:pStyle w:val="Prrafodelista"/>
-        <w:numPr>
-          <w:ilvl w:val="0"/>
-          <w:numId w:val="9"/>
-        </w:numPr>
-        <w:rPr>
-          <w:b/>
-          <w:bCs/>
-        </w:rPr>
-      </w:pPr>
-      <w:r>
-        <w:rPr>
-          <w:b/>
-          <w:bCs/>
-        </w:rPr>
-        <w:t>Sensibilidad</w:t>
-      </w:r>
-    </w:p>
-    <w:p>
-      <w:r>
-        <w:t xml:space="preserve">Debe reflejar los cambios o variaciones en el desempeño del proyecto cuando estos ocurran. </w:t>
-      </w:r>
-    </w:p>
-    <w:p>
-      <w:r>
-        <w:t>Por ejemplo, un indicador de asistencia mensual permite identificar rápidamente disminuciones en la participación de los beneficiarios.</w:t>
-      </w:r>
-    </w:p>
-    <w:p>
-      <w:r>
-        <w:lastRenderedPageBreak/>
-        <w:t>El diseño de indicadores con estas características mejora la calidad de la información recopilada y fortalece los procesos de seguimiento, evaluación y mejora continua de los proyectos comunitarios.</w:t>
-      </w:r>
-    </w:p>
-    <w:p>
-      <w:pPr>
-        <w:rPr>
-          <w:b/>
-          <w:bCs/>
-        </w:rPr>
-      </w:pPr>
-      <w:r>
-        <w:rPr>
-          <w:b/>
-          <w:bCs/>
-        </w:rPr>
-        <w:t>Metodología de aplicación</w:t>
-      </w:r>
-    </w:p>
-    <w:p>
-      <w:r>
-        <w:t>La aplicación de indicadores es un proceso sistemático que permite medir de manera objetiva el desempeño de un proyecto comunitario. Para que los indicadores proporcionen información útil y confiable, es necesario seguir una metodología organizada que garantice la adecuada definición, recolección, análisis e interpretación de los datos.</w:t>
-      </w:r>
-    </w:p>
-    <w:p>
-      <w:r>
-        <w:t>Esta metodología no se limita a medir resultados; también permite monitorear el avance de las actividades, identificar desviaciones respecto a las metas establecidas y generar información que facilite la toma de decisiones y la implementación de acciones de mejora. El proceso de aplicación de indicadores comprende las siguientes etapas.</w:t>
-      </w:r>
-    </w:p>
-    <w:p>
-      <w:pPr>
-        <w:rPr>
-          <w:b/>
-          <w:bCs/>
-        </w:rPr>
-      </w:pPr>
-      <w:r>
-        <w:rPr>
-          <w:b/>
-          <w:bCs/>
-        </w:rPr>
-        <w:t>Etapa 1. Definición de los objetivos del proyecto</w:t>
-      </w:r>
-    </w:p>
-    <w:p>
-      <w:r>
-        <w:t>El primer paso consiste en identificar claramente qué se pretende lograr con el proyecto. Los objetivos constituyen el punto de partida para la formulación de indicadores, ya que estos deben diseñarse en función de los resultados que se desean alcanzar. Un objetivo debe expresar de manera clara y concreta el cambio o beneficio que se espera generar en la población beneficiaria.</w:t>
-      </w:r>
-    </w:p>
-    <w:p>
-      <w:pPr>
-        <w:spacing w:before="0" w:after="160" w:line="259" w:lineRule="auto"/>
-        <w:ind w:firstLine="0"/>
-      </w:pPr>
-      <w:r>
-        <w:br w:type="page"/>
-      </w:r>
-    </w:p>
-    <w:p>
-      <w:pPr>
-        <w:rPr>
-          <w:b/>
-          <w:bCs/>
-        </w:rPr>
-      </w:pPr>
-      <w:r>
-        <w:rPr>
-          <w:b/>
-          <w:bCs/>
-        </w:rPr>
-        <w:lastRenderedPageBreak/>
-        <w:t>Ejemplo</w:t>
-      </w:r>
-    </w:p>
-    <w:p>
-      <w:r>
-        <w:t>Fortalecer las capacidades productivas de 100 familias rurales mediante procesos de capacitación y asistencia técnica.</w:t>
-      </w:r>
-    </w:p>
-    <w:p>
-      <w:r>
-        <w:t xml:space="preserve"> </w:t>
-      </w:r>
-      <w:r>
-        <w:rPr>
-          <w:b/>
-          <w:bCs/>
-        </w:rPr>
-        <w:t>Importante</w:t>
-      </w:r>
-    </w:p>
-    <w:p>
-      <w:r>
-        <w:t>Cuando los objetivos están claramente definidos, es posible determinar qué aspectos deben medirse para verificar su cumplimiento.</w:t>
-      </w:r>
-    </w:p>
-    <w:p>
-      <w:pPr>
-        <w:rPr>
-          <w:b/>
-          <w:bCs/>
-        </w:rPr>
-      </w:pPr>
-      <w:r>
-        <w:rPr>
-          <w:b/>
-          <w:bCs/>
-        </w:rPr>
-        <w:t>Etapa 2. Identificación de los aspectos que se desean medir</w:t>
-      </w:r>
-    </w:p>
-    <w:p>
-      <w:r>
-        <w:t>Una vez definidos los objetivos, se procede a identificar los elementos que permitirán evaluar el avance y los resultados del proyecto. Estos aspectos pueden estar relacionados con:</w:t>
-      </w:r>
-    </w:p>
-    <w:p>
-      <w:pPr>
-        <w:pStyle w:val="Prrafodelista"/>
-        <w:numPr>
-          <w:ilvl w:val="0"/>
-          <w:numId w:val="9"/>
-        </w:numPr>
-      </w:pPr>
-      <w:r>
-        <w:t>La ejecución de actividades.</w:t>
-      </w:r>
-    </w:p>
-    <w:p>
-      <w:pPr>
-        <w:pStyle w:val="Prrafodelista"/>
-        <w:numPr>
-          <w:ilvl w:val="0"/>
-          <w:numId w:val="9"/>
-        </w:numPr>
-      </w:pPr>
-      <w:r>
-        <w:t>La participación de los beneficiarios.</w:t>
-      </w:r>
-    </w:p>
-    <w:p>
-      <w:pPr>
-        <w:pStyle w:val="Prrafodelista"/>
-        <w:numPr>
-          <w:ilvl w:val="0"/>
-          <w:numId w:val="9"/>
-        </w:numPr>
-      </w:pPr>
-      <w:r>
-        <w:t>La utilización de recursos.</w:t>
-      </w:r>
-    </w:p>
-    <w:p>
-      <w:pPr>
-        <w:pStyle w:val="Prrafodelista"/>
-        <w:numPr>
-          <w:ilvl w:val="0"/>
-          <w:numId w:val="9"/>
-        </w:numPr>
-      </w:pPr>
-      <w:r>
-        <w:t>Los productos obtenidos.</w:t>
-      </w:r>
-    </w:p>
-    <w:p>
-      <w:pPr>
-        <w:pStyle w:val="Prrafodelista"/>
-        <w:numPr>
-          <w:ilvl w:val="0"/>
-          <w:numId w:val="9"/>
-        </w:numPr>
-      </w:pPr>
-      <w:r>
-        <w:t>Los cambios generados en la comunidad.</w:t>
-      </w:r>
-    </w:p>
-    <w:p>
-      <w:pPr>
-        <w:pStyle w:val="Prrafodelista"/>
-        <w:numPr>
-          <w:ilvl w:val="0"/>
-          <w:numId w:val="9"/>
-        </w:numPr>
-      </w:pPr>
-      <w:r>
-        <w:t>Los impactos alcanzados.</w:t>
-      </w:r>
-    </w:p>
-    <w:p>
-      <w:r>
-        <w:t>Esta etapa es fundamental porque permite establecer las variables clave que posteriormente se convertirán en indicadores.</w:t>
-      </w:r>
-    </w:p>
-    <w:p>
-      <w:pPr>
-        <w:spacing w:before="0" w:after="160" w:line="259" w:lineRule="auto"/>
-        <w:ind w:firstLine="0"/>
-      </w:pPr>
-      <w:r>
-        <w:br w:type="page"/>
-      </w:r>
-    </w:p>
-    <w:p>
-      <w:r>
-        <w:rPr>
-          <w:b/>
-          <w:bCs/>
-        </w:rPr>
-        <w:lastRenderedPageBreak/>
-        <w:t>Ejemplo</w:t>
-      </w:r>
-    </w:p>
-    <w:p>
-      <w:r>
-        <w:t>Si el objetivo es fortalecer las capacidades productivas de las familias rurales, algunos aspectos que pueden medirse son:</w:t>
-      </w:r>
-    </w:p>
-    <w:p>
-      <w:pPr>
-        <w:pStyle w:val="Prrafodelista"/>
-        <w:numPr>
-          <w:ilvl w:val="0"/>
-          <w:numId w:val="10"/>
-        </w:numPr>
-      </w:pPr>
-      <w:r>
-        <w:t>Número de capacitaciones realizadas.</w:t>
-      </w:r>
-    </w:p>
-    <w:p>
-      <w:pPr>
-        <w:pStyle w:val="Prrafodelista"/>
-        <w:numPr>
-          <w:ilvl w:val="0"/>
-          <w:numId w:val="10"/>
-        </w:numPr>
-      </w:pPr>
-      <w:r>
-        <w:t>Número de familias capacitadas.</w:t>
-      </w:r>
-    </w:p>
-    <w:p>
-      <w:pPr>
-        <w:pStyle w:val="Prrafodelista"/>
-        <w:numPr>
-          <w:ilvl w:val="0"/>
-          <w:numId w:val="10"/>
-        </w:numPr>
-      </w:pPr>
-      <w:r>
-        <w:t>Nivel de asistencia a las actividades.</w:t>
-      </w:r>
-    </w:p>
-    <w:p>
-      <w:pPr>
-        <w:pStyle w:val="Prrafodelista"/>
-        <w:numPr>
-          <w:ilvl w:val="0"/>
-          <w:numId w:val="10"/>
-        </w:numPr>
-      </w:pPr>
-      <w:r>
-        <w:t>Incremento de la productividad agrícola.</w:t>
-      </w:r>
-    </w:p>
-    <w:p>
-      <w:pPr>
-        <w:pStyle w:val="Prrafodelista"/>
-        <w:numPr>
-          <w:ilvl w:val="0"/>
-          <w:numId w:val="10"/>
-        </w:numPr>
-      </w:pPr>
-      <w:r>
-        <w:t>Aplicación de nuevas prácticas productivas.</w:t>
-      </w:r>
-    </w:p>
-    <w:p>
-      <w:pPr>
-        <w:rPr>
-          <w:b/>
-          <w:bCs/>
-        </w:rPr>
-      </w:pPr>
-      <w:r>
-        <w:rPr>
-          <w:b/>
-          <w:bCs/>
-        </w:rPr>
-        <w:t>Etapa 3. Selección y formulación de los indicadores</w:t>
-      </w:r>
-    </w:p>
-    <w:p>
-      <w:r>
-        <w:t>Después de identificar los aspectos que se desean medir, se seleccionan los indicadores más adecuados para evaluar cada uno de ellos. La selección debe realizarse teniendo en cuenta criterios como claridad, relevancia, factibilidad, confiabilidad y facilidad de medición.</w:t>
-      </w:r>
-    </w:p>
-    <w:p>
-      <w:r>
-        <w:t>Cada indicador debe expresar de forma precisa qué se medirá, cómo se medirá y cuál será la unidad de medida utilizada. A continuación, se presentan algunos ejemplos de indicadores formulados a partir de diferentes aspectos del proyecto:</w:t>
-      </w:r>
-    </w:p>
-    <w:p>
-      <w:pPr>
-        <w:pStyle w:val="Prrafodelista"/>
-        <w:numPr>
-          <w:ilvl w:val="0"/>
-          <w:numId w:val="11"/>
-        </w:numPr>
-      </w:pPr>
-      <w:r>
-        <w:rPr>
-          <w:b/>
-          <w:bCs/>
-        </w:rPr>
-        <w:t>Capacitación</w:t>
-      </w:r>
-      <w:r>
-        <w:t xml:space="preserve">. </w:t>
-      </w:r>
-      <w:r>
-        <w:t>Número de talleres realizados.</w:t>
-      </w:r>
-      <w:r>
-        <w:tab/>
-        <w:t xml:space="preserve"> </w:t>
-      </w:r>
-    </w:p>
-    <w:p>
-      <w:pPr>
-        <w:pStyle w:val="Prrafodelista"/>
-        <w:numPr>
-          <w:ilvl w:val="0"/>
-          <w:numId w:val="11"/>
-        </w:numPr>
-      </w:pPr>
-      <w:r>
-        <w:rPr>
-          <w:b/>
-          <w:bCs/>
-        </w:rPr>
-        <w:t>Cobertura</w:t>
-      </w:r>
-      <w:r>
-        <w:t xml:space="preserve">. </w:t>
-      </w:r>
-      <w:r>
-        <w:t>Número de familias participantes.</w:t>
-      </w:r>
-      <w:r>
-        <w:tab/>
-        <w:t xml:space="preserve"> </w:t>
-      </w:r>
-    </w:p>
-    <w:p>
-      <w:pPr>
-        <w:pStyle w:val="Prrafodelista"/>
-        <w:numPr>
-          <w:ilvl w:val="0"/>
-          <w:numId w:val="11"/>
-        </w:numPr>
-      </w:pPr>
-      <w:r>
-        <w:rPr>
-          <w:b/>
-          <w:bCs/>
-        </w:rPr>
-        <w:t>Participación</w:t>
-      </w:r>
-      <w:r>
-        <w:t xml:space="preserve">. </w:t>
-      </w:r>
-      <w:r>
-        <w:t>Porcentaje de asistencia a las actividades.</w:t>
-      </w:r>
-      <w:r>
-        <w:tab/>
-      </w:r>
-    </w:p>
-    <w:p>
-      <w:pPr>
-        <w:pStyle w:val="Prrafodelista"/>
-        <w:numPr>
-          <w:ilvl w:val="0"/>
-          <w:numId w:val="11"/>
-        </w:numPr>
-      </w:pPr>
-      <w:r>
-        <w:rPr>
-          <w:b/>
-          <w:bCs/>
-        </w:rPr>
-        <w:t>Resultado</w:t>
-      </w:r>
-      <w:r>
-        <w:t xml:space="preserve">. </w:t>
-      </w:r>
-      <w:r>
-        <w:t>Incremento porcentual de la producción agrícola.</w:t>
-      </w:r>
-      <w:r>
-        <w:tab/>
-        <w:t xml:space="preserve"> </w:t>
-      </w:r>
-    </w:p>
-    <w:p>
-      <w:pPr>
-        <w:pStyle w:val="Prrafodelista"/>
-        <w:numPr>
-          <w:ilvl w:val="0"/>
-          <w:numId w:val="11"/>
-        </w:numPr>
-      </w:pPr>
-      <w:r>
-        <w:rPr>
-          <w:b/>
-          <w:bCs/>
-        </w:rPr>
-        <w:t>Satisfacción</w:t>
-      </w:r>
-      <w:r>
-        <w:t xml:space="preserve">. </w:t>
-      </w:r>
-      <w:r>
-        <w:t>Nivel de satisfacción de los beneficiarios.</w:t>
-      </w:r>
-    </w:p>
-    <w:p>
-      <w:r>
-        <w:rPr>
-          <w:b/>
-          <w:bCs/>
-        </w:rPr>
-        <w:lastRenderedPageBreak/>
-        <w:t>Importante</w:t>
-      </w:r>
-    </w:p>
-    <w:p>
-      <w:r>
-        <w:t>La adecuada formulación de los indicadores garantiza que la información obtenida sea útil para el seguimiento y la evaluación del proyecto.</w:t>
-      </w:r>
-    </w:p>
-    <w:p>
-      <w:pPr>
-        <w:rPr>
-          <w:b/>
-          <w:bCs/>
-        </w:rPr>
-      </w:pPr>
-      <w:r>
-        <w:rPr>
-          <w:b/>
-          <w:bCs/>
-        </w:rPr>
-        <w:t>Etapa 4. Establecimiento de la línea base</w:t>
-      </w:r>
-    </w:p>
-    <w:p>
-      <w:r>
-        <w:t>La línea base corresponde a la situación inicial del proyecto antes de iniciar la ejecución de las actividades. Su propósito es proporcionar un punto de referencia que permita comparar posteriormente los resultados alcanzados y determinar los cambios generados por la intervención. La línea base puede construirse mediante encuestas, entrevistas, diagnósticos comunitarios o la revisión de información existente.</w:t>
-      </w:r>
-    </w:p>
-    <w:p>
-      <w:r>
-        <w:rPr>
-          <w:b/>
-          <w:bCs/>
-        </w:rPr>
-        <w:t>Ejemplo</w:t>
-      </w:r>
-    </w:p>
-    <w:p>
-      <w:r>
-        <w:t>Antes de iniciar un proyecto de fortalecimiento agrícola, se determina que la producción promedio de los beneficiarios es de 800 kilogramos por hectárea. Este valor se convierte en la línea base que servirá para medir los avances obtenidos durante la ejecución del proyecto.</w:t>
-      </w:r>
-    </w:p>
-    <w:p>
-      <w:pPr>
-        <w:rPr>
-          <w:b/>
-          <w:bCs/>
-        </w:rPr>
-      </w:pPr>
-      <w:r>
-        <w:rPr>
-          <w:b/>
-          <w:bCs/>
-        </w:rPr>
-        <w:t>Etapa 5. Definición de metas</w:t>
-      </w:r>
-    </w:p>
-    <w:p>
-      <w:r>
-        <w:t>Las metas representan los resultados específicos que se espera alcanzar durante la ejecución del proyecto. Deben ser realistas, medibles y estar relacionadas directamente con los indicadores definidos. Las metas permiten establecer el nivel de desempeño esperado y constituyen el principal criterio para evaluar el cumplimiento del proyecto.</w:t>
-      </w:r>
-    </w:p>
-    <w:p>
-      <w:r>
-        <w:rPr>
-          <w:b/>
-          <w:bCs/>
-        </w:rPr>
-        <w:lastRenderedPageBreak/>
-        <w:t>Ejemplos</w:t>
-      </w:r>
-    </w:p>
-    <w:p>
-      <w:pPr>
-        <w:pStyle w:val="Prrafodelista"/>
-        <w:numPr>
-          <w:ilvl w:val="0"/>
-          <w:numId w:val="12"/>
-        </w:numPr>
-      </w:pPr>
-      <w:r>
-        <w:t>Partiendo de una línea base de 800 kg por hectárea, la meta puede consistir en incrementar la producción promedio a 1.100 kg por hectárea al finalizar el proyecto.</w:t>
-      </w:r>
-    </w:p>
-    <w:p>
-      <w:pPr>
-        <w:pStyle w:val="Prrafodelista"/>
-        <w:numPr>
-          <w:ilvl w:val="0"/>
-          <w:numId w:val="12"/>
-        </w:numPr>
-      </w:pPr>
-      <w:r>
-        <w:t>Si se pretende capacitar a 100 familias, la meta será alcanzar la participación efectiva de la totalidad de los beneficiarios previstos.</w:t>
-      </w:r>
-    </w:p>
-    <w:p>
-      <w:pPr>
-        <w:rPr>
-          <w:b/>
-          <w:bCs/>
-        </w:rPr>
-      </w:pPr>
-      <w:r>
-        <w:rPr>
-          <w:b/>
-          <w:bCs/>
-        </w:rPr>
-        <w:t>Etapa 6. Definición de fuentes de información y mecanismos de recolección de datos</w:t>
-      </w:r>
-    </w:p>
-    <w:p>
-      <w:r>
-        <w:t xml:space="preserve">Una vez establecidos los indicadores y las metas, es necesario determinar de dónde se obtendrá la información requerida para su medición. Las fuentes de información pueden ser primarias o secundarias. </w:t>
-      </w:r>
-    </w:p>
-    <w:p>
-      <w:pPr>
-        <w:rPr>
-          <w:b/>
-          <w:bCs/>
-        </w:rPr>
-      </w:pPr>
-      <w:r>
-        <w:rPr>
-          <w:b/>
-          <w:bCs/>
-        </w:rPr>
-        <w:t>Las fuentes primarias incluyen:</w:t>
-      </w:r>
-    </w:p>
-    <w:p>
-      <w:pPr>
-        <w:pStyle w:val="Prrafodelista"/>
-        <w:numPr>
-          <w:ilvl w:val="0"/>
-          <w:numId w:val="13"/>
-        </w:numPr>
-      </w:pPr>
-      <w:r>
-        <w:t>Encuestas.</w:t>
-      </w:r>
-    </w:p>
-    <w:p>
-      <w:pPr>
-        <w:pStyle w:val="Prrafodelista"/>
-        <w:numPr>
-          <w:ilvl w:val="0"/>
-          <w:numId w:val="13"/>
-        </w:numPr>
-      </w:pPr>
-      <w:r>
-        <w:t>Entrevistas.</w:t>
-      </w:r>
-    </w:p>
-    <w:p>
-      <w:pPr>
-        <w:pStyle w:val="Prrafodelista"/>
-        <w:numPr>
-          <w:ilvl w:val="0"/>
-          <w:numId w:val="13"/>
-        </w:numPr>
-      </w:pPr>
-      <w:r>
-        <w:t>Observación directa.</w:t>
-      </w:r>
-    </w:p>
-    <w:p>
-      <w:pPr>
-        <w:pStyle w:val="Prrafodelista"/>
-        <w:numPr>
-          <w:ilvl w:val="0"/>
-          <w:numId w:val="13"/>
-        </w:numPr>
-      </w:pPr>
-      <w:r>
-        <w:t>Grupos focales.</w:t>
-      </w:r>
-    </w:p>
-    <w:p>
-      <w:pPr>
-        <w:pStyle w:val="Prrafodelista"/>
-        <w:numPr>
-          <w:ilvl w:val="0"/>
-          <w:numId w:val="13"/>
-        </w:numPr>
-      </w:pPr>
-      <w:r>
-        <w:t>Reuniones comunitarias.</w:t>
-      </w:r>
-    </w:p>
-    <w:p>
-      <w:pPr>
-        <w:rPr>
-          <w:b/>
-          <w:bCs/>
-        </w:rPr>
-      </w:pPr>
-      <w:r>
-        <w:rPr>
-          <w:b/>
-          <w:bCs/>
-        </w:rPr>
-        <w:t>Las fuentes secundarias comprenden:</w:t>
-      </w:r>
-    </w:p>
-    <w:p>
-      <w:pPr>
-        <w:pStyle w:val="Prrafodelista"/>
-        <w:numPr>
-          <w:ilvl w:val="0"/>
-          <w:numId w:val="14"/>
-        </w:numPr>
-      </w:pPr>
-      <w:r>
-        <w:t>Informes técnicos.</w:t>
-      </w:r>
-    </w:p>
-    <w:p>
-      <w:pPr>
-        <w:pStyle w:val="Prrafodelista"/>
-        <w:numPr>
-          <w:ilvl w:val="0"/>
-          <w:numId w:val="14"/>
-        </w:numPr>
-      </w:pPr>
-      <w:r>
-        <w:t>Registros administrativos.</w:t>
-      </w:r>
-    </w:p>
-    <w:p>
-      <w:pPr>
-        <w:pStyle w:val="Prrafodelista"/>
-        <w:numPr>
-          <w:ilvl w:val="0"/>
-          <w:numId w:val="14"/>
-        </w:numPr>
-      </w:pPr>
-      <w:r>
-        <w:lastRenderedPageBreak/>
-        <w:t>Bases de datos.</w:t>
-      </w:r>
-    </w:p>
-    <w:p>
-      <w:pPr>
-        <w:pStyle w:val="Prrafodelista"/>
-        <w:numPr>
-          <w:ilvl w:val="0"/>
-          <w:numId w:val="14"/>
-        </w:numPr>
-      </w:pPr>
-      <w:r>
-        <w:t>Actas de reunión.</w:t>
-      </w:r>
-    </w:p>
-    <w:p>
-      <w:pPr>
-        <w:pStyle w:val="Prrafodelista"/>
-        <w:numPr>
-          <w:ilvl w:val="0"/>
-          <w:numId w:val="14"/>
-        </w:numPr>
-      </w:pPr>
-      <w:r>
-        <w:t>Documentos institucionales.</w:t>
-      </w:r>
-      <w:r>
-        <w:t xml:space="preserve"> </w:t>
-      </w:r>
-    </w:p>
-    <w:p>
-      <w:r>
-        <w:t>Asimismo, deben definirse los instrumentos que se utilizarán para recopilar la información, tales como formatos de asistencia, listas de verificación, formularios digitales o bases de datos.</w:t>
-      </w:r>
-    </w:p>
-    <w:p>
-      <w:pPr>
-        <w:rPr>
-          <w:b/>
-          <w:bCs/>
-        </w:rPr>
-      </w:pPr>
-      <w:r>
-        <w:rPr>
-          <w:b/>
-          <w:bCs/>
-        </w:rPr>
-        <w:t>Etapa 7. Recolección y registro de información</w:t>
-      </w:r>
-    </w:p>
-    <w:p>
-      <w:r>
-        <w:t>En esta etapa se recopilan los datos necesarios para medir cada indicador. La información debe recolectarse de manera periódica y sistemática, siguiendo procedimientos estandarizados que garanticen su calidad y confiabilidad. Es importante que los responsables del seguimiento registren adecuadamente la información para facilitar su posterior análisis.</w:t>
-      </w:r>
-    </w:p>
-    <w:p>
-      <w:r>
-        <w:rPr>
-          <w:b/>
-          <w:bCs/>
-        </w:rPr>
-        <w:t>Ejemplo</w:t>
-      </w:r>
-    </w:p>
-    <w:p>
-      <w:r>
-        <w:t>Durante una jornada de capacitación pueden diligenciarse listas de asistencia, elaborar registros fotográficos y aplicar encuestas de satisfacción como evidencia del cumplimiento de las actividades.</w:t>
-      </w:r>
-    </w:p>
-    <w:p>
-      <w:pPr>
-        <w:rPr>
-          <w:b/>
-          <w:bCs/>
-        </w:rPr>
-      </w:pPr>
-      <w:r>
-        <w:rPr>
-          <w:b/>
-          <w:bCs/>
-        </w:rPr>
-        <w:t>Etapa 8. Procesamiento y análisis de resultados</w:t>
-      </w:r>
-    </w:p>
-    <w:p>
-      <w:r>
-        <w:t xml:space="preserve">Una vez recopilada la información, se procede a organizarla, consolidarla y analizarla. El análisis consiste en comparar los resultados obtenidos con las metas establecidas para determinar el nivel de cumplimiento alcanzado. Este proceso permite identificar avances, dificultades, desviaciones y oportunidades de mejora: </w:t>
-      </w:r>
-    </w:p>
-    <w:p>
-      <w:r>
-        <w:rPr>
-          <w:b/>
-          <w:bCs/>
-        </w:rPr>
-        <w:lastRenderedPageBreak/>
-        <w:t>Ejemplo</w:t>
-      </w:r>
-    </w:p>
-    <w:p>
-      <w:pPr>
-        <w:pStyle w:val="Prrafodelista"/>
-        <w:numPr>
-          <w:ilvl w:val="0"/>
-          <w:numId w:val="15"/>
-        </w:numPr>
-      </w:pPr>
-      <w:r>
-        <w:rPr>
-          <w:b/>
-          <w:bCs/>
-        </w:rPr>
-        <w:t>Meta establecida</w:t>
-      </w:r>
-      <w:r>
-        <w:t xml:space="preserve">: </w:t>
-      </w:r>
-      <w:r>
-        <w:t>c</w:t>
-      </w:r>
-      <w:r>
-        <w:t>apacitar a 100 familias rurales.</w:t>
-      </w:r>
-    </w:p>
-    <w:p>
-      <w:pPr>
-        <w:pStyle w:val="Prrafodelista"/>
-        <w:numPr>
-          <w:ilvl w:val="0"/>
-          <w:numId w:val="15"/>
-        </w:numPr>
-      </w:pPr>
-      <w:r>
-        <w:rPr>
-          <w:b/>
-          <w:bCs/>
-        </w:rPr>
-        <w:t>Resultado obtenido</w:t>
-      </w:r>
-      <w:r>
-        <w:t>: 95 familias capacitadas.</w:t>
-      </w:r>
-    </w:p>
-    <w:p>
-      <w:pPr>
-        <w:pStyle w:val="Prrafodelista"/>
-        <w:numPr>
-          <w:ilvl w:val="0"/>
-          <w:numId w:val="15"/>
-        </w:numPr>
-      </w:pPr>
-      <w:r>
-        <w:rPr>
-          <w:b/>
-          <w:bCs/>
-        </w:rPr>
-        <w:t>Nivel de cumplimiento</w:t>
-      </w:r>
-      <w:r>
-        <w:t>: 95 %.</w:t>
-      </w:r>
-    </w:p>
-    <w:p>
-      <w:r>
-        <w:t>En este caso, el proyecto alcanzó un cumplimiento del 95 % de la meta propuesta.</w:t>
-      </w:r>
-    </w:p>
-    <w:p>
-      <w:r>
-        <w:t>Además de los cálculos cuantitativos, el análisis puede incluir la interpretación de información cualitativa relacionada con la satisfacción de los beneficiarios, las dificultades encontradas y los cambios identificados en la comunidad.</w:t>
-      </w:r>
-    </w:p>
-    <w:p>
-      <w:pPr>
-        <w:rPr>
-          <w:b/>
-          <w:bCs/>
-        </w:rPr>
-      </w:pPr>
-      <w:r>
-        <w:rPr>
-          <w:b/>
-          <w:bCs/>
-        </w:rPr>
-        <w:t>Etapa 9. Elaboración de informes y comunicación de resultados</w:t>
-      </w:r>
-    </w:p>
-    <w:p>
-      <w:r>
-        <w:t>Los resultados obtenidos deben presentarse de manera organizada mediante informes de seguimiento y evaluación. Estos informes permiten comunicar la información a los diferentes actores involucrados en el proyecto, entre ellos:</w:t>
-      </w:r>
-    </w:p>
-    <w:p>
-      <w:pPr>
-        <w:pStyle w:val="Prrafodelista"/>
-        <w:numPr>
-          <w:ilvl w:val="0"/>
-          <w:numId w:val="16"/>
-        </w:numPr>
-      </w:pPr>
-      <w:r>
-        <w:t>Beneficiarios.</w:t>
-      </w:r>
-    </w:p>
-    <w:p>
-      <w:pPr>
-        <w:pStyle w:val="Prrafodelista"/>
-        <w:numPr>
-          <w:ilvl w:val="0"/>
-          <w:numId w:val="16"/>
-        </w:numPr>
-      </w:pPr>
-      <w:r>
-        <w:t>Líderes comunitarios.</w:t>
-      </w:r>
-    </w:p>
-    <w:p>
-      <w:pPr>
-        <w:pStyle w:val="Prrafodelista"/>
-        <w:numPr>
-          <w:ilvl w:val="0"/>
-          <w:numId w:val="16"/>
-        </w:numPr>
-      </w:pPr>
-      <w:r>
-        <w:t>Organizaciones ejecutoras.</w:t>
-      </w:r>
-    </w:p>
-    <w:p>
-      <w:pPr>
-        <w:pStyle w:val="Prrafodelista"/>
-        <w:numPr>
-          <w:ilvl w:val="0"/>
-          <w:numId w:val="16"/>
-        </w:numPr>
-      </w:pPr>
-      <w:r>
-        <w:t>Entidades financiadoras.</w:t>
-      </w:r>
-    </w:p>
-    <w:p>
-      <w:pPr>
-        <w:pStyle w:val="Prrafodelista"/>
-        <w:numPr>
-          <w:ilvl w:val="0"/>
-          <w:numId w:val="16"/>
-        </w:numPr>
-      </w:pPr>
-      <w:r>
-        <w:t>Organismos de control.</w:t>
-      </w:r>
-    </w:p>
-    <w:p>
-      <w:pPr>
-        <w:spacing w:before="0" w:after="160" w:line="259" w:lineRule="auto"/>
-        <w:ind w:firstLine="0"/>
-        <w:rPr>
-          <w:b/>
-          <w:bCs/>
-        </w:rPr>
-      </w:pPr>
-      <w:r>
-        <w:rPr>
-          <w:b/>
-          <w:bCs/>
-        </w:rPr>
-        <w:br w:type="page"/>
-      </w:r>
-    </w:p>
-    <w:p>
-      <w:pPr>
-        <w:rPr>
-          <w:b/>
-          <w:bCs/>
-        </w:rPr>
-      </w:pPr>
-      <w:r>
-        <w:rPr>
-          <w:b/>
-          <w:bCs/>
-        </w:rPr>
-        <w:lastRenderedPageBreak/>
-        <w:t>Importante</w:t>
-      </w:r>
-    </w:p>
-    <w:p>
-      <w:r>
-        <w:t>La comunicación adecuada</w:t>
-      </w:r>
-      <w:r>
-        <w:t xml:space="preserve"> de los resultados favorece la transparencia y fortalece los procesos de rendición de cuentas.</w:t>
-      </w:r>
-    </w:p>
-    <w:p>
-      <w:pPr>
-        <w:rPr>
-          <w:b/>
-          <w:bCs/>
-        </w:rPr>
-      </w:pPr>
-      <w:r>
-        <w:rPr>
-          <w:b/>
-          <w:bCs/>
-        </w:rPr>
-        <w:t>Etapa 10. Toma de decisiones y acciones de mejora</w:t>
-      </w:r>
-    </w:p>
-    <w:p>
-      <w:r>
-        <w:t>La etapa final consiste en utilizar la información obtenida para apoyar la toma de decisiones. Los resultados de los indicadores permiten identificar fortalezas, debilidades, riesgos y oportunidades de mejora dentro del proyecto. Con base en esta información pueden implementarse las siguientes acciones:</w:t>
-      </w:r>
-    </w:p>
-    <w:p>
-      <w:pPr>
-        <w:pStyle w:val="Prrafodelista"/>
-        <w:numPr>
-          <w:ilvl w:val="0"/>
-          <w:numId w:val="17"/>
-        </w:numPr>
-      </w:pPr>
-      <w:r>
-        <w:t>Acciones preventivas para evitar problemas futuros.</w:t>
-      </w:r>
-    </w:p>
-    <w:p>
-      <w:pPr>
-        <w:pStyle w:val="Prrafodelista"/>
-        <w:numPr>
-          <w:ilvl w:val="0"/>
-          <w:numId w:val="17"/>
-        </w:numPr>
-      </w:pPr>
-      <w:r>
-        <w:t>Acciones correctivas para solucionar las desviaciones identificadas.</w:t>
-      </w:r>
-    </w:p>
-    <w:p>
-      <w:pPr>
-        <w:pStyle w:val="Prrafodelista"/>
-        <w:numPr>
-          <w:ilvl w:val="0"/>
-          <w:numId w:val="17"/>
-        </w:numPr>
-      </w:pPr>
-      <w:r>
-        <w:t>Acciones de mejora para optimizar procesos y resultados.</w:t>
-      </w:r>
-    </w:p>
-    <w:p>
-      <w:pPr>
-        <w:pStyle w:val="Prrafodelista"/>
-        <w:numPr>
-          <w:ilvl w:val="0"/>
-          <w:numId w:val="17"/>
-        </w:numPr>
-      </w:pPr>
-      <w:r>
-        <w:t>Ajustes en las actividades, los cronogramas o los presupuestos.</w:t>
-      </w:r>
-    </w:p>
-    <w:p>
-      <w:r>
-        <w:t>De esta manera, los indicadores dejan de ser únicamente herramientas de medición y se convierten en instrumentos fundamentales para la gestión eficiente y la mejora continua de los proyectos comunitarios.</w:t>
-      </w:r>
-    </w:p>
-    <w:p>
-      <w:pPr>
-        <w:pStyle w:val="Ttulo2"/>
-      </w:pPr>
-      <w:bookmarkStart w:id="4" w:name="_Toc234584268"/>
-      <w:r>
-        <w:t>Registros para el seguimiento de proyectos</w:t>
-      </w:r>
-      <w:bookmarkEnd w:id="4"/>
-    </w:p>
-    <w:p>
-      <w:r>
-        <w:t>El seguimiento de proyectos comunitarios requiere información confiable, organizada y verificable que permita evidenciar el desarrollo de las actividades, la participación de los beneficiarios y el cumplimiento de los objetivos establecidos. Para ello, es indispensable implementar mecanismos de registro que faciliten la recopilación, conservación y consulta de la información generada durante la ejecución del proyecto.</w:t>
-      </w:r>
-    </w:p>
-    <w:p>
-      <w:r>
-        <w:lastRenderedPageBreak/>
-        <w:t>Los registros constituyen una fuente fundamental de evidencia para demostrar los avances alcanzados, respaldar la toma de decisiones y facilitar los procesos de evaluación, auditoría y rendición de cuentas. Además, permiten documentar la experiencia adquirida durante la ejecución del proyecto, convirtiéndose en una herramienta valiosa para la gestión del conocimiento y la mejora continua.</w:t>
-      </w:r>
-    </w:p>
-    <w:p>
-      <w:r>
-        <w:t>Dentro de los proyectos comunitarios, los registros de participación comunitaria ocupan un lugar central, ya que permiten evidenciar el involucramiento de los beneficiarios y demás actores sociales en las diferentes actividades desarrolladas.</w:t>
-      </w:r>
-    </w:p>
-    <w:p>
-      <w:pPr>
-        <w:rPr>
-          <w:b/>
-          <w:bCs/>
-        </w:rPr>
-      </w:pPr>
-      <w:r>
-        <w:rPr>
-          <w:b/>
-          <w:bCs/>
-        </w:rPr>
-        <w:t>Concepto e importancia</w:t>
-      </w:r>
-    </w:p>
-    <w:p>
-      <w:r>
-        <w:t>Los registros para el seguimiento de proyectos son documentos físicos o digitales utilizados para recopilar, organizar, almacenar y conservar información relacionada con las actividades, los recursos, los participantes, los resultados y las evidencias generadas durante la ejecución de un proyecto.</w:t>
-      </w:r>
-    </w:p>
-    <w:p>
-      <w:r>
-        <w:t>Estos aportes convierten los registros en un componente esencial para el seguimiento, la evaluación y la mejora continua de los proyectos comunitarios.</w:t>
-      </w:r>
-    </w:p>
-    <w:p>
-      <w:r>
-        <w:t>Entre los diferentes registros utilizados en el seguimiento de proyectos, los registros de participación comunitaria ocupan un lugar central, ya que permiten documentar la asistencia, la intervención y la vinculación de los miembros de la comunidad en las actividades desarrolladas.</w:t>
-      </w:r>
-    </w:p>
-    <w:p>
-      <w:r>
-        <w:t xml:space="preserve">Estos registros recopilan información sobre la participación de los beneficiarios en reuniones, capacitaciones, jornadas de trabajo comunitario, talleres, mesas de </w:t>
-      </w:r>
-      <w:r>
-        <w:lastRenderedPageBreak/>
-        <w:t>concertación, procesos de formación y demás actividades ejecutadas durante el proyecto. La información consignada constituye una evidencia objetiva del nivel de involucramiento de la comunidad y facilita la verificación del cumplimiento de las metas relacionadas con la participación ciudadana.</w:t>
-      </w:r>
-    </w:p>
-    <w:p>
-      <w:pPr>
-        <w:rPr>
-          <w:b/>
-          <w:bCs/>
-        </w:rPr>
-      </w:pPr>
-      <w:r>
-        <w:rPr>
-          <w:b/>
-          <w:bCs/>
-        </w:rPr>
-        <w:t>Tipos de registros</w:t>
-      </w:r>
-    </w:p>
-    <w:p>
-      <w:r>
-        <w:t>Durante la ejecución de un proyecto comunitario se generan diferentes tipos de registros, cada uno con funciones específicas dentro del proceso de seguimiento y control.</w:t>
-      </w:r>
-    </w:p>
-    <w:p>
-      <w:pPr>
-        <w:pStyle w:val="Prrafodelista"/>
-        <w:numPr>
-          <w:ilvl w:val="0"/>
-          <w:numId w:val="18"/>
-        </w:numPr>
-        <w:rPr>
-          <w:b/>
-          <w:bCs/>
-        </w:rPr>
-      </w:pPr>
-      <w:r>
-        <w:rPr>
-          <w:b/>
-          <w:bCs/>
-        </w:rPr>
-        <w:t>Registros de asistencia</w:t>
-      </w:r>
-    </w:p>
-    <w:p>
-      <w:r>
-        <w:t>Evidencian la participación de los beneficiarios en reuniones, capacitaciones, talleres, jornadas comunitarias y demás actividades del proyecto. Generalmente incluyen el nombre del participante, número de identificación, organización o grupo al que pertenece, fecha de la actividad, firma de asistencia y datos de contacto. Estos registros permiten verificar la cobertura de las actividades y medir indicadores relacionados con la participación comunitaria.</w:t>
-      </w:r>
-    </w:p>
-    <w:p>
-      <w:pPr>
-        <w:pStyle w:val="Prrafodelista"/>
-        <w:numPr>
-          <w:ilvl w:val="0"/>
-          <w:numId w:val="18"/>
-        </w:numPr>
-        <w:rPr>
-          <w:b/>
-          <w:bCs/>
-        </w:rPr>
-      </w:pPr>
-      <w:r>
-        <w:rPr>
-          <w:b/>
-          <w:bCs/>
-        </w:rPr>
-        <w:t>Actas de reunión</w:t>
-      </w:r>
-    </w:p>
-    <w:p>
-      <w:r>
-        <w:t xml:space="preserve">Registran los temas tratados, las decisiones adoptadas y los compromisos adquiridos durante reuniones de trabajo o espacios de concertación comunitaria. Incluyen la fecha y el lugar de la reunión, lista de asistentes, temas desarrollados, acuerdos alcanzados, compromisos establecidos, responsables y fechas de </w:t>
-      </w:r>
-      <w:r>
-        <w:lastRenderedPageBreak/>
-        <w:t>cumplimiento. Su elaboración facilita el seguimiento de los acuerdos y garantiza la continuidad de las acciones definidas.</w:t>
-      </w:r>
-    </w:p>
-    <w:p>
-      <w:pPr>
-        <w:pStyle w:val="Prrafodelista"/>
-        <w:numPr>
-          <w:ilvl w:val="0"/>
-          <w:numId w:val="19"/>
-        </w:numPr>
-        <w:rPr>
-          <w:b/>
-          <w:bCs/>
-        </w:rPr>
-      </w:pPr>
-      <w:r>
-        <w:rPr>
-          <w:b/>
-          <w:bCs/>
-        </w:rPr>
-        <w:t>Registros fotográficos</w:t>
-      </w:r>
-    </w:p>
-    <w:p>
-      <w:r>
-        <w:t>Corresponden a las fotografías tomadas durante la ejecución de las actividades del proyecto. Se recomienda acompañarlas con la fecha, el lugar, la actividad desarrollada y una descripción de la evidencia. Complementan los informes de seguimiento y respaldan las actividades ejecutadas</w:t>
-      </w:r>
-      <w:r>
-        <w:t>.</w:t>
-      </w:r>
-    </w:p>
-    <w:p>
-      <w:pPr>
-        <w:pStyle w:val="Prrafodelista"/>
-        <w:numPr>
-          <w:ilvl w:val="0"/>
-          <w:numId w:val="19"/>
-        </w:numPr>
-        <w:rPr>
-          <w:b/>
-          <w:bCs/>
-        </w:rPr>
-      </w:pPr>
-      <w:r>
-        <w:rPr>
-          <w:b/>
-          <w:bCs/>
-        </w:rPr>
-        <w:t>Bitácoras de campo</w:t>
-      </w:r>
-    </w:p>
-    <w:p>
-      <w:r>
-        <w:t>Documentan las anotaciones realizadas durante visitas técnicas, recorridos de inspección o actividades de monitoreo. Incluyen la fecha de la visita, el lugar, las actividades desarrolladas, los hallazgos identificados y las recomendaciones formuladas. Permiten registrar las situaciones identificadas directamente en el territorio y respaldar el seguimiento técnico del proyecto.</w:t>
-      </w:r>
-      <w:r>
-        <w:tab/>
-      </w:r>
-    </w:p>
-    <w:p>
-      <w:pPr>
-        <w:pStyle w:val="Prrafodelista"/>
-        <w:numPr>
-          <w:ilvl w:val="0"/>
-          <w:numId w:val="19"/>
-        </w:numPr>
-        <w:rPr>
-          <w:b/>
-          <w:bCs/>
-        </w:rPr>
-      </w:pPr>
-      <w:r>
-        <w:rPr>
-          <w:b/>
-          <w:bCs/>
-        </w:rPr>
-        <w:t>Informes de avance</w:t>
-      </w:r>
-    </w:p>
-    <w:p>
-      <w:r>
-        <w:t>Presentan periódicamente el estado de ejecución del proyecto. Incluyen las actividades ejecutadas, los resultados alcanzados, los indicadores de avance, las dificultades encontradas y las acciones implementadas. Facilitan la comunicación de resultados y respaldan la toma de decisiones.</w:t>
-      </w:r>
-    </w:p>
-    <w:p>
-      <w:pPr>
-        <w:spacing w:before="0" w:after="160" w:line="259" w:lineRule="auto"/>
-        <w:ind w:firstLine="0"/>
-      </w:pPr>
-      <w:r>
-        <w:br w:type="page"/>
-      </w:r>
-    </w:p>
-    <w:p>
-      <w:pPr>
-        <w:pStyle w:val="Prrafodelista"/>
-        <w:numPr>
-          <w:ilvl w:val="0"/>
-          <w:numId w:val="19"/>
-        </w:numPr>
-        <w:rPr>
-          <w:b/>
-          <w:bCs/>
-        </w:rPr>
-      </w:pPr>
-      <w:r>
-        <w:rPr>
-          <w:b/>
-          <w:bCs/>
-        </w:rPr>
-        <w:lastRenderedPageBreak/>
-        <w:t>Registros financieros</w:t>
-      </w:r>
-    </w:p>
-    <w:p>
-      <w:r>
-        <w:t>Documentan la utilización de los recursos económicos asignados al proyecto. Incluyen ingresos, egresos, facturas, comprobantes de pago y soportes contables. Permiten controlar la ejecución presupuestal y fortalecer la transparencia financiera.</w:t>
-      </w:r>
-      <w:r>
-        <w:tab/>
-        <w:t xml:space="preserve"> </w:t>
-      </w:r>
-    </w:p>
-    <w:p>
-      <w:pPr>
-        <w:pStyle w:val="Prrafodelista"/>
-        <w:numPr>
-          <w:ilvl w:val="0"/>
-          <w:numId w:val="19"/>
-        </w:numPr>
-        <w:rPr>
-          <w:b/>
-          <w:bCs/>
-        </w:rPr>
-      </w:pPr>
-      <w:r>
-        <w:rPr>
-          <w:b/>
-          <w:bCs/>
-        </w:rPr>
-        <w:t>Bases de datos de beneficiarios</w:t>
-      </w:r>
-    </w:p>
-    <w:p>
-      <w:r>
-        <w:t>Almacenan información relacionada con los participantes y beneficiarios del proyecto, como datos personales, ubicación, características socioeconómicas, participación en actividades y beneficios recibidos. Facilitan la gestión y el análisis de la información de la población beneficiaria.</w:t>
-      </w:r>
-      <w:r>
-        <w:tab/>
-      </w:r>
-    </w:p>
-    <w:p>
-      <w:pPr>
-        <w:pStyle w:val="Prrafodelista"/>
-        <w:numPr>
-          <w:ilvl w:val="0"/>
-          <w:numId w:val="19"/>
-        </w:numPr>
-        <w:rPr>
-          <w:b/>
-          <w:bCs/>
-        </w:rPr>
-      </w:pPr>
-      <w:r>
-        <w:rPr>
-          <w:b/>
-          <w:bCs/>
-        </w:rPr>
-        <w:t>Registros de seguimiento de indicadores</w:t>
-      </w:r>
-    </w:p>
-    <w:p>
-      <w:r>
-        <w:t>Documentan periódicamente los resultados obtenidos para cada indicador definido en el proyecto. Incluyen el nombre del indicador, la meta establecida, el resultado alcanzado, la fecha de medición y las observaciones. Facilitan el monitoreo permanente del desempeño del proyecto.</w:t>
-      </w:r>
-    </w:p>
-    <w:p>
-      <w:pPr>
-        <w:rPr>
-          <w:b/>
-          <w:bCs/>
-        </w:rPr>
-      </w:pPr>
-      <w:r>
-        <w:rPr>
-          <w:b/>
-          <w:bCs/>
-        </w:rPr>
-        <w:t>Recomendaciones para el manejo de los registros</w:t>
-      </w:r>
-    </w:p>
-    <w:p>
-      <w:r>
-        <w:t>La adecuada gestión de los registros garantiza la calidad de la información y fortalece los procesos de seguimiento, evaluación y rendición de cuentas.</w:t>
-      </w:r>
-    </w:p>
-    <w:p>
-      <w:pPr>
-        <w:pStyle w:val="Prrafodelista"/>
-        <w:numPr>
-          <w:ilvl w:val="0"/>
-          <w:numId w:val="19"/>
-        </w:numPr>
-      </w:pPr>
-      <w:r>
-        <w:rPr>
-          <w:b/>
-          <w:bCs/>
-        </w:rPr>
-        <w:t>Utilizar formatos estandarizados</w:t>
-      </w:r>
-      <w:r>
-        <w:t xml:space="preserve">. </w:t>
-      </w:r>
-      <w:r>
-        <w:t xml:space="preserve">Los formatos uniformes facilitan la recopilación, organización, almacenamiento y análisis de la información, </w:t>
-      </w:r>
-      <w:r>
-        <w:lastRenderedPageBreak/>
-        <w:t>permitiendo mantener criterios homogéneos en todos los registros del proyecto.</w:t>
-      </w:r>
-    </w:p>
-    <w:p>
-      <w:pPr>
-        <w:pStyle w:val="Prrafodelista"/>
-        <w:numPr>
-          <w:ilvl w:val="0"/>
-          <w:numId w:val="19"/>
-        </w:numPr>
-      </w:pPr>
-      <w:r>
-        <w:rPr>
-          <w:b/>
-          <w:bCs/>
-        </w:rPr>
-        <w:t>Registrar información completa</w:t>
-      </w:r>
-      <w:r>
-        <w:t xml:space="preserve">. </w:t>
-      </w:r>
-      <w:r>
-        <w:t>Todos los campos establecidos en los formatos deben diligenciarse adecuadamente para garantizar que la información sea suficiente y útil para los procesos de seguimiento y evaluación.</w:t>
-      </w:r>
-    </w:p>
-    <w:p>
-      <w:pPr>
-        <w:pStyle w:val="Prrafodelista"/>
-        <w:numPr>
-          <w:ilvl w:val="0"/>
-          <w:numId w:val="19"/>
-        </w:numPr>
-      </w:pPr>
-      <w:r>
-        <w:rPr>
-          <w:b/>
-          <w:bCs/>
-        </w:rPr>
-        <w:t>Evitar información ambigua</w:t>
-      </w:r>
-      <w:r>
-        <w:t xml:space="preserve">. </w:t>
-      </w:r>
-      <w:r>
-        <w:t>Los datos registrados deben ser claros, precisos y objetivos, evitando interpretaciones erróneas o inconsistencias en la información documentada.</w:t>
-      </w:r>
-    </w:p>
-    <w:p>
-      <w:pPr>
-        <w:pStyle w:val="Prrafodelista"/>
-        <w:numPr>
-          <w:ilvl w:val="0"/>
-          <w:numId w:val="19"/>
-        </w:numPr>
-      </w:pPr>
-      <w:r>
-        <w:rPr>
-          <w:b/>
-          <w:bCs/>
-        </w:rPr>
-        <w:t>Verificar la información antes de archivarla</w:t>
-      </w:r>
-      <w:r>
-        <w:t xml:space="preserve">. </w:t>
-      </w:r>
-      <w:r>
-        <w:t>Es importante revisar la exactitud, coherencia y consistencia de los datos registrados antes de su almacenamiento o utilización en informes y procesos de análisis.</w:t>
-      </w:r>
-    </w:p>
-    <w:p>
-      <w:pPr>
-        <w:pStyle w:val="Prrafodelista"/>
-        <w:numPr>
-          <w:ilvl w:val="0"/>
-          <w:numId w:val="19"/>
-        </w:numPr>
-      </w:pPr>
-      <w:r>
-        <w:rPr>
-          <w:b/>
-          <w:bCs/>
-        </w:rPr>
-        <w:t>Mantener respaldo de los documentos</w:t>
-      </w:r>
-      <w:r>
-        <w:t xml:space="preserve">. </w:t>
-      </w:r>
-      <w:r>
-        <w:t>Los registros deben conservarse en formato físico o digital mediante sistemas de archivo y copias de seguridad que eviten la pérdida o el deterioro de la información.</w:t>
-      </w:r>
-    </w:p>
-    <w:p>
-      <w:pPr>
-        <w:pStyle w:val="Prrafodelista"/>
-        <w:numPr>
-          <w:ilvl w:val="0"/>
-          <w:numId w:val="19"/>
-        </w:numPr>
-      </w:pPr>
-      <w:r>
-        <w:rPr>
-          <w:b/>
-          <w:bCs/>
-        </w:rPr>
-        <w:t>Garantizar la confidencialidad de los datos</w:t>
-      </w:r>
-      <w:r>
-        <w:t xml:space="preserve">. </w:t>
-      </w:r>
-      <w:r>
-        <w:t>La información personal de los beneficiarios y demás participantes debe manejarse de acuerdo con las normas vigentes de protección de datos, asegurando su uso responsable y seguro.</w:t>
-      </w:r>
-    </w:p>
-    <w:p>
-      <w:pPr>
-        <w:pStyle w:val="Prrafodelista"/>
-        <w:numPr>
-          <w:ilvl w:val="0"/>
-          <w:numId w:val="19"/>
-        </w:numPr>
-      </w:pPr>
-      <w:r>
-        <w:rPr>
-          <w:b/>
-          <w:bCs/>
-        </w:rPr>
-        <w:t>Actualizar los registros periódicamente</w:t>
-      </w:r>
-      <w:r>
-        <w:t xml:space="preserve">. </w:t>
-      </w:r>
-      <w:r>
-        <w:t>La información debe mantenerse al día para garantizar su confiabilidad y utilidad en los procesos de seguimiento, evaluación, toma de decisiones y rendición de cuentas.</w:t>
-      </w:r>
-    </w:p>
-    <w:p>
-      <w:r>
-        <w:lastRenderedPageBreak/>
-        <w:t>La aplicación de estas recomendaciones contribuye a garantizar registros confiables, completos y útiles para la gestión eficiente de los proyectos comunitarios.</w:t>
-      </w:r>
-    </w:p>
-    <w:p>
-      <w:pPr>
-        <w:spacing w:before="0" w:after="160" w:line="259" w:lineRule="auto"/>
-        <w:ind w:firstLine="0"/>
-      </w:pPr>
-      <w:r>
-        <w:br w:type="page"/>
-      </w:r>
-    </w:p>
-    <w:p>
-      <w:pPr>
-        <w:pStyle w:val="Ttulo1"/>
-      </w:pPr>
-      <w:bookmarkStart w:id="5" w:name="_Toc234584269"/>
-      <w:r>
-        <w:lastRenderedPageBreak/>
-        <w:t>Herramientas para la recolección y verificación de información</w:t>
-      </w:r>
-      <w:bookmarkEnd w:id="5"/>
-    </w:p>
-    <w:p>
-      <w:r>
-        <w:t>La gestión eficiente de los proyectos comunitarios requiere información confiable, oportuna y verificable que permita conocer el avance de las actividades, medir el cumplimiento de los objetivos y evaluar los resultados obtenidos. La calidad de las decisiones que se toman durante el seguimiento y la evaluación depende, en gran medida, de la calidad de la información recopilada.</w:t>
-      </w:r>
-    </w:p>
-    <w:p>
-      <w:r>
-        <w:t>Para obtener información útil es necesario utilizar herramientas e instrumentos que faciliten la recopilación, organización y análisis de datos provenientes de los diferentes actores involucrados en el proyecto. Estas herramientas permiten identificar fortalezas, dificultades, necesidades, niveles de satisfacción y oportunidades de mejora, contribuyendo al fortalecimiento de los procesos de gestión comunitaria.</w:t>
-      </w:r>
-    </w:p>
-    <w:p>
-      <w:r>
-        <w:t>Entre las herramientas más utilizadas en el seguimiento y la evaluación de proyectos comunitarios se encuentran las listas de verificación, las encuestas de satisfacción y las entrevistas. Cada una cumple una función específica y proporciona información complementaria que facilita la toma de decisiones basada en evidencias.</w:t>
-      </w:r>
-    </w:p>
-    <w:p>
-      <w:r>
-        <w:t>Las listas de verificación permiten comprobar el cumplimiento de actividades, requisitos o procedimientos previamente establecidos. Las encuestas de satisfacción facilitan la recopilación de opiniones y percepciones de los beneficiarios respecto a los servicios o actividades desarrolladas. Por su parte, las entrevistas permiten profundizar en aspectos cualitativos relacionados con experiencias, opiniones, necesidades y expectativas de los participantes.</w:t>
-      </w:r>
-    </w:p>
-    <w:p>
-      <w:r>
-        <w:lastRenderedPageBreak/>
-        <w:t>El uso adecuado de estas herramientas fortalece los procesos de monitoreo, evaluación y mejora continua, permitiendo obtener información objetiva sobre el desempeño de los proyectos y el impacto de las acciones implementadas en las comunidades.</w:t>
-      </w:r>
-    </w:p>
-    <w:p>
-      <w:pPr>
-        <w:pStyle w:val="Ttulo2"/>
-      </w:pPr>
-      <w:bookmarkStart w:id="6" w:name="_Toc234584270"/>
-      <w:r>
-        <w:t>Listas de verificación (</w:t>
-      </w:r>
-      <w:r>
-        <w:rPr>
-          <w:rStyle w:val="Extranjerismo"/>
-        </w:rPr>
-        <w:t>checklist</w:t>
-      </w:r>
-      <w:r>
-        <w:t>)</w:t>
-      </w:r>
-      <w:bookmarkEnd w:id="6"/>
-    </w:p>
-    <w:p>
-      <w:r>
-        <w:t xml:space="preserve">Las listas de verificación, también conocidas como </w:t>
-      </w:r>
-      <w:r>
-        <w:rPr>
-          <w:rStyle w:val="Extranjerismo"/>
-        </w:rPr>
-        <w:t>checklist</w:t>
-      </w:r>
-      <w:r>
-        <w:t>, son instrumentos de control utilizados para comprobar de manera sistemática el cumplimiento de actividades, requisitos, procedimientos, condiciones o criterios previamente definidos.</w:t>
-      </w:r>
-    </w:p>
-    <w:p>
-      <w:r>
-        <w:t>Consisten en un conjunto ordenado de preguntas, aspectos o elementos que deben revisarse durante una actividad, proceso o proyecto. Su principal función es facilitar el registro de información de manera estructurada, evitando omisiones y asegurando que todos los aspectos importantes sean considerados durante el seguimiento. Las listas de verificación son ampliamente utilizadas en proyectos comunitarios debido a su facilidad de aplicación, bajo costo y capacidad para generar información rápida y verificable.</w:t>
-      </w:r>
-    </w:p>
-    <w:p>
-      <w:r>
-        <w:t>La siguiente lista de verificación corresponde a un ejemplo sencillo que puede utilizarse durante el seguimiento de una jornada de capacitación comunitaria. Su propósito es comprobar el cumplimiento de aspectos previamente definidos y registrar de manera sistemática la información obtenida.</w:t>
-      </w:r>
-    </w:p>
-    <w:p>
-      <w:pPr>
-        <w:spacing w:before="0" w:after="160" w:line="259" w:lineRule="auto"/>
-        <w:ind w:firstLine="0"/>
-      </w:pPr>
-      <w:r>
-        <w:br w:type="page"/>
-      </w:r>
-    </w:p>
-    <w:p>
-      <w:pPr>
-        <w:pStyle w:val="Figura"/>
-      </w:pPr>
-      <w:r>
-        <w:lastRenderedPageBreak/>
-        <w:t>Ejemplo de lista de verificación para una jornada de capacitación comunitaria</w:t>
-      </w:r>
-    </w:p>
-    <w:p>
-      <w:pPr>
-        <w:jc w:val="center"/>
-      </w:pPr>
-      <w:r>
-        <w:rPr>
-          <w:noProof/>
-        </w:rPr>
-        <w:drawing>
-          <wp:inline distT="0" distB="0" distL="0" distR="0" wp14:anchorId="03557383" wp14:editId="081C1017">
-            <wp:extent cx="5726578" cy="2283281"/>
-            <wp:effectExtent l="0" t="0" r="0" b="3175"/>
-            <wp:docPr id="1463271384" name="Gráfico 3" descr="Ejemplo de lista de chequeo para una jornada de capacitación comunitaria que presenta los principales aspectos por verificar durante la ejecución de la actividad, junto con una columna para registrar el cumplimiento de cada criterio (Sí/No) y las observaciones correspondientes."/>
-            <wp:cNvGraphicFramePr>
-              <a:graphicFrameLocks xmlns:a="http://schemas.openxmlformats.org/drawingml/2006/main" noChangeAspect="1"/>
-            </wp:cNvGraphicFramePr>
-            <a:graphic xmlns:a="http://schemas.openxmlformats.org/drawingml/2006/main">
-              <a:graphicData uri="http://schemas.openxmlformats.org/drawingml/2006/picture">
-                <pic:pic xmlns:pic="http://schemas.openxmlformats.org/drawingml/2006/picture">
-                  <pic:nvPicPr>
-                    <pic:cNvPr id="1463271384" name="Gráfico 3" descr="Ejemplo de lista de chequeo para una jornada de capacitación comunitaria que presenta los principales aspectos por verificar durante la ejecución de la actividad, junto con una columna para registrar el cumplimiento de cada criterio (Sí/No) y las observaciones correspondientes."/>
-                    <pic:cNvPicPr/>
-                  </pic:nvPicPr>
-                  <pic:blipFill>
-                    <a:blip r:embed="rId14">
-                      <a:extLst>
-                        <a:ext uri="{96DAC541-7B7A-43D3-8B79-37D633B846F1}">
-                          <asvg:svgBlip xmlns:asvg="http://schemas.microsoft.com/office/drawing/2016/SVG/main" r:embed="rId15"/>
-                        </a:ext>
-                      </a:extLst>
-                    </a:blip>
-                    <a:stretch>
-                      <a:fillRect/>
-                    </a:stretch>
-                  </pic:blipFill>
-                  <pic:spPr>
-                    <a:xfrm>
-                      <a:off x="0" y="0"/>
-                      <a:ext cx="5736377" cy="2287188"/>
-                    </a:xfrm>
-                    <a:prstGeom prst="rect">
-                      <a:avLst/>
-                    </a:prstGeom>
-                  </pic:spPr>
-                </pic:pic>
-              </a:graphicData>
-            </a:graphic>
-          </wp:inline>
-        </w:drawing>
-      </w:r>
-    </w:p>
-    <w:p>
-      <w:r>
-        <w:t>Nota. SENA, (2026).</w:t>
-      </w:r>
-    </w:p>
-    <w:p>
-      <w:pPr>
-        <w:pStyle w:val="Ttulo2"/>
-      </w:pPr>
-      <w:bookmarkStart w:id="7" w:name="_Toc234584271"/>
-      <w:r>
-        <w:t>Encuestas de satisfacción</w:t>
-      </w:r>
-      <w:bookmarkEnd w:id="7"/>
-    </w:p>
-    <w:p>
-      <w:r>
-        <w:t>Las encuestas de satisfacción son instrumentos de recolección de información diseñados para conocer la opinión, la percepción o el nivel de satisfacción de los beneficiarios respecto a las actividades, los servicios o los resultados generados por un proyecto. Estas herramientas permiten recopilar información directamente de los participantes mediante preguntas estructuradas que facilitan la medición de opiniones y experiencias.</w:t>
-      </w:r>
-    </w:p>
-    <w:p>
-      <w:r>
-        <w:t>Las encuestas constituyen una fuente valiosa de información para evaluar la calidad de los servicios prestados y el grado de aceptación de las acciones implementadas. Su importancia radica en que:</w:t>
-      </w:r>
-    </w:p>
-    <w:p>
-      <w:pPr>
-        <w:pStyle w:val="Prrafodelista"/>
-        <w:numPr>
-          <w:ilvl w:val="0"/>
-          <w:numId w:val="20"/>
-        </w:numPr>
-      </w:pPr>
-      <w:r>
-        <w:t>Permiten identificar fortalezas y debilidades.</w:t>
-      </w:r>
-    </w:p>
-    <w:p>
-      <w:pPr>
-        <w:pStyle w:val="Prrafodelista"/>
-        <w:numPr>
-          <w:ilvl w:val="0"/>
-          <w:numId w:val="20"/>
-        </w:numPr>
-      </w:pPr>
-      <w:r>
-        <w:t>Facilitan la medición del nivel de satisfacción.</w:t>
-      </w:r>
-    </w:p>
-    <w:p>
-      <w:pPr>
-        <w:pStyle w:val="Prrafodelista"/>
-        <w:numPr>
-          <w:ilvl w:val="0"/>
-          <w:numId w:val="20"/>
-        </w:numPr>
-      </w:pPr>
-      <w:r>
-        <w:lastRenderedPageBreak/>
-        <w:t>Generan información para la toma de decisiones.</w:t>
-      </w:r>
-    </w:p>
-    <w:p>
-      <w:pPr>
-        <w:pStyle w:val="Prrafodelista"/>
-        <w:numPr>
-          <w:ilvl w:val="0"/>
-          <w:numId w:val="20"/>
-        </w:numPr>
-      </w:pPr>
-      <w:r>
-        <w:t>Permiten evaluar la calidad de los servicios prestados.</w:t>
-      </w:r>
-    </w:p>
-    <w:p>
-      <w:pPr>
-        <w:pStyle w:val="Prrafodelista"/>
-        <w:numPr>
-          <w:ilvl w:val="0"/>
-          <w:numId w:val="20"/>
-        </w:numPr>
-      </w:pPr>
-      <w:r>
-        <w:t>Identifican necesidades de mejora.</w:t>
-      </w:r>
-    </w:p>
-    <w:p>
-      <w:pPr>
-        <w:pStyle w:val="Prrafodelista"/>
-        <w:numPr>
-          <w:ilvl w:val="0"/>
-          <w:numId w:val="20"/>
-        </w:numPr>
-      </w:pPr>
-      <w:r>
-        <w:t>Favorecen la participación comunitaria.</w:t>
-      </w:r>
-    </w:p>
-    <w:p>
-      <w:pPr>
-        <w:pStyle w:val="Prrafodelista"/>
-        <w:numPr>
-          <w:ilvl w:val="0"/>
-          <w:numId w:val="20"/>
-        </w:numPr>
-      </w:pPr>
-      <w:r>
-        <w:t>Contribuyen a la mejora continua de los proyectos.</w:t>
-      </w:r>
-    </w:p>
-    <w:p>
-      <w:r>
-        <w:t>Los principales tipos de encuestas utilizadas en proyectos comunitarios se presentan a continuación:</w:t>
-      </w:r>
-    </w:p>
-    <w:p>
-      <w:pPr>
-        <w:rPr>
-          <w:b/>
-          <w:bCs/>
-        </w:rPr>
-      </w:pPr>
-      <w:r>
-        <w:rPr>
-          <w:b/>
-          <w:bCs/>
-        </w:rPr>
-        <w:t>Encuestas presenciales</w:t>
-      </w:r>
-    </w:p>
-    <w:p>
-      <w:r>
-        <w:t>Se aplican directamente a los beneficiarios mediante formularios impresos o dispositivos electrónicos durante reuniones, talleres, capacitaciones o visitas de campo. Existe interacción directa entre el encuestador y el participante, lo que permite aclarar dudas y mejorar la comprensión de las preguntas. Se caracterizan por una mayor tasa de respuesta y por facilitar la interpretación de las respuestas.</w:t>
-      </w:r>
-      <w:r>
-        <w:tab/>
-        <w:t xml:space="preserve"> </w:t>
-      </w:r>
-    </w:p>
-    <w:p>
-      <w:pPr>
-        <w:rPr>
-          <w:b/>
-          <w:bCs/>
-        </w:rPr>
-      </w:pPr>
-      <w:r>
-        <w:rPr>
-          <w:b/>
-          <w:bCs/>
-        </w:rPr>
-        <w:t>Encuestas telefónicas</w:t>
-      </w:r>
-    </w:p>
-    <w:p>
-      <w:r>
-        <w:t>Se realizan mediante llamadas a los participantes siguiendo un cuestionario previamente diseñado. No requieren desplazamiento físico, permiten una amplia cobertura geográfica y agilizan la recolección de información con menores costos que las encuestas presenciales.</w:t>
-      </w:r>
-    </w:p>
-    <w:p>
-      <w:pPr>
-        <w:spacing w:before="0" w:after="160" w:line="259" w:lineRule="auto"/>
-        <w:ind w:firstLine="0"/>
-      </w:pPr>
-      <w:r>
-        <w:br w:type="page"/>
-      </w:r>
-    </w:p>
-    <w:p>
-      <w:pPr>
-        <w:rPr>
-          <w:b/>
-          <w:bCs/>
-        </w:rPr>
-      </w:pPr>
-      <w:r>
-        <w:rPr>
-          <w:b/>
-          <w:bCs/>
-        </w:rPr>
-        <w:lastRenderedPageBreak/>
-        <w:t>Encuestas virtuales</w:t>
-      </w:r>
-    </w:p>
-    <w:p>
-      <w:r>
-        <w:t>Se aplican mediante plataformas digitales, formularios en línea, correos electrónicos o aplicaciones móviles. Facilitan el procesamiento automático de los datos, la rápida obtención de resultados y su distribución a un gran número de participantes.</w:t>
-      </w:r>
-      <w:r>
-        <w:tab/>
-        <w:t xml:space="preserve"> </w:t>
-      </w:r>
-    </w:p>
-    <w:p>
-      <w:pPr>
-        <w:rPr>
-          <w:b/>
-          <w:bCs/>
-        </w:rPr>
-      </w:pPr>
-      <w:r>
-        <w:rPr>
-          <w:b/>
-          <w:bCs/>
-        </w:rPr>
-        <w:t>Encuestas estructuradas</w:t>
-      </w:r>
-    </w:p>
-    <w:p>
-      <w:r>
-        <w:t>Contienen preguntas cerradas con opciones de respuesta previamente definidas. Facilitan la tabulación, el análisis estadístico, la comparación de resultados y reducen la subjetividad durante el procesamiento de la información.</w:t>
-      </w:r>
-    </w:p>
-    <w:p>
-      <w:pPr>
-        <w:rPr>
-          <w:b/>
-          <w:bCs/>
-        </w:rPr>
-      </w:pPr>
-      <w:r>
-        <w:rPr>
-          <w:b/>
-          <w:bCs/>
-        </w:rPr>
-        <w:t>Encuestas semiestructuradas</w:t>
-      </w:r>
-    </w:p>
-    <w:p>
-      <w:r>
-        <w:t>Combinan preguntas cerradas y abiertas, permitiendo obtener información cuantitativa y cualitativa. Ofrecen mayor flexibilidad para profundizar en determinados temas sin perder la posibilidad de realizar análisis comparativos.</w:t>
-      </w:r>
-    </w:p>
-    <w:p>
-      <w:pPr>
-        <w:rPr>
-          <w:b/>
-          <w:bCs/>
-        </w:rPr>
-      </w:pPr>
-      <w:r>
-        <w:rPr>
-          <w:b/>
-          <w:bCs/>
-        </w:rPr>
-        <w:t>Encuestas abiertas</w:t>
-      </w:r>
-    </w:p>
-    <w:p>
-      <w:r>
-        <w:t>Permiten que los participantes expresen libremente sus opiniones, experiencias, sugerencias o comentarios. Se orientan principalmente a la obtención de información cualitativa y favorecen la identificación de necesidades, expectativas y aspectos no previstos inicialmente.</w:t>
-      </w:r>
-    </w:p>
-    <w:p>
-      <w:r>
-        <w:t>La selección del tipo de encuesta dependerá de los objetivos del proyecto, la información requerida y las características de la población beneficiaria.</w:t>
-      </w:r>
-    </w:p>
-    <w:p>
-      <w:pPr>
-        <w:pStyle w:val="Ttulo2"/>
-      </w:pPr>
-      <w:bookmarkStart w:id="8" w:name="_Toc234584272"/>
-      <w:r>
-        <w:lastRenderedPageBreak/>
-        <w:t>Entrevistas para seguimiento y evaluación</w:t>
-      </w:r>
-      <w:bookmarkEnd w:id="8"/>
-    </w:p>
-    <w:p>
-      <w:r>
-        <w:t>A continuación, se presenta un video sobre las entrevistas como herramienta de seguimiento en proyectos comunitarios, destacando su importancia para recopilar información cualitativa, evaluar los resultados y fortalecer la toma de decisiones.</w:t>
-      </w:r>
-    </w:p>
-    <w:p>
-      <w:pPr>
-        <w:pStyle w:val="Video"/>
-      </w:pPr>
-      <w:r>
-        <w:t>Las entrevistas como herramienta de seguimiento en proyectos comunitarios</w:t>
-      </w:r>
-    </w:p>
-    <w:p>
-      <w:pPr>
-        <w:ind w:hanging="142"/>
-        <w:jc w:val="center"/>
-      </w:pPr>
-      <w:r>
-        <w:rPr>
-          <w:noProof/>
-        </w:rPr>
-        <w:drawing>
-          <wp:inline distT="0" distB="0" distL="0" distR="0" wp14:anchorId="3CB05169" wp14:editId="532FEE14">
-            <wp:extent cx="4680000" cy="2632383"/>
-            <wp:effectExtent l="0" t="0" r="6350" b="0"/>
-            <wp:docPr id="1792784604" name="Imagen 1792784604">
-              <a:extLst xmlns:a="http://schemas.openxmlformats.org/drawingml/2006/main">
-                <a:ext uri="{C183D7F6-B498-43B3-948B-1728B52AA6E4}">
-                  <adec:decorative xmlns:adec="http://schemas.microsoft.com/office/drawing/2017/decorative" val="1"/>
-                </a:ext>
-              </a:extLst>
-            </wp:docPr>
-            <wp:cNvGraphicFramePr>
-              <a:graphicFrameLocks xmlns:a="http://schemas.openxmlformats.org/drawingml/2006/main" noChangeAspect="1"/>
-            </wp:cNvGraphicFramePr>
-            <a:graphic xmlns:a="http://schemas.openxmlformats.org/drawingml/2006/main">
-              <a:graphicData uri="http://schemas.openxmlformats.org/drawingml/2006/picture">
-                <pic:pic xmlns:pic="http://schemas.openxmlformats.org/drawingml/2006/picture">
-                  <pic:nvPicPr>
-                    <pic:cNvPr id="1" name="Imagen 1">
-                      <a:extLst>
-                        <a:ext uri="{C183D7F6-B498-43B3-948B-1728B52AA6E4}">
-                          <adec:decorative xmlns:adec="http://schemas.microsoft.com/office/drawing/2017/decorative" val="1"/>
-                        </a:ext>
-                      </a:extLst>
-                    </pic:cNvPr>
-                    <pic:cNvPicPr/>
-                  </pic:nvPicPr>
-                  <pic:blipFill>
-                    <a:blip r:embed="rId16" cstate="print">
-                      <a:extLst>
-                        <a:ext uri="{28A0092B-C50C-407E-A947-70E740481C1C}">
-                          <a14:useLocalDpi xmlns:a14="http://schemas.microsoft.com/office/drawing/2010/main" val="0"/>
-                        </a:ext>
-                      </a:extLst>
-                    </a:blip>
-                    <a:stretch>
-                      <a:fillRect/>
-                    </a:stretch>
-                  </pic:blipFill>
-                  <pic:spPr>
-                    <a:xfrm>
-                      <a:off x="0" y="0"/>
-                      <a:ext cx="4680000" cy="2632383"/>
-                    </a:xfrm>
-                    <a:prstGeom prst="rect">
-                      <a:avLst/>
-                    </a:prstGeom>
-                  </pic:spPr>
-                </pic:pic>
-              </a:graphicData>
-            </a:graphic>
-          </wp:inline>
-        </w:drawing>
-      </w:r>
-    </w:p>
-    <w:p>
-      <w:pPr>
-        <w:ind w:firstLine="0"/>
-        <w:jc w:val="center"/>
-      </w:pPr>
-      <w:r>
-        <w:rPr>
-          <w:b/>
-        </w:rPr>
-        <w:t>Enlace de reproducción del video</w:t>
+        <w:t>Lista de verificación para jornada de capacitación</w:t>
       </w:r>
     </w:p>
     <w:tbl>
       <w:tblPr>
-        <w:tblStyle w:val="Tablaconcuadrcula"/>
+        <w:tblStyle w:val="SENA"/>
         <w:tblW w:w="0" w:type="auto"/>
         <w:tblLook w:val="04A0" w:firstRow="1" w:lastRow="0" w:firstColumn="1" w:lastColumn="0" w:noHBand="0" w:noVBand="1"/>
       </w:tblPr>
       <w:tblGrid>
-        <w:gridCol w:w="9962"/>
+        <w:gridCol w:w="6205"/>
+        <w:gridCol w:w="1839"/>
+        <w:gridCol w:w="1918"/>
       </w:tblGrid>
       <w:tr>
         <w:trPr>
-          <w:tblHeader/>
+          <w:cnfStyle w:val="100000000000" w:firstRow="1" w:lastRow="0" w:firstColumn="0" w:lastColumn="0" w:oddVBand="0" w:evenVBand="0" w:oddHBand="0" w:evenHBand="0" w:firstRowFirstColumn="0" w:firstRowLastColumn="0" w:lastRowFirstColumn="0" w:lastRowLastColumn="0"/>
         </w:trPr>
         <w:tc>
           <w:tcPr>
-            <w:tcW w:w="9972" w:type="dxa"/>
+            <w:tcW w:w="6232" w:type="dxa"/>
           </w:tcPr>
           <w:p>
             <w:pPr>
               <w:ind w:firstLine="0"/>
             </w:pPr>
             <w:r>
-              <w:rPr>
-                <w:b/>
-              </w:rPr>
-              <w:t xml:space="preserve">Transcripción del video. </w:t>
-            </w:r>
-            <w:r>
-              <w:rPr>
-                <w:b/>
-              </w:rPr>
-              <w:t>Las entrevistas como herramienta de seguimiento en proyectos comunitarios</w:t>
+              <w:t>Aspecto por verificar</w:t>
+            </w:r>
+          </w:p>
+        </w:tc>
+        <w:tc>
+          <w:tcPr>
+            <w:tcW w:w="1843" w:type="dxa"/>
+          </w:tcPr>
+          <w:p>
+            <w:pPr>
+              <w:ind w:firstLine="0"/>
+            </w:pPr>
+            <w:r>
+              <w:t>Cumple (Sí/No)</w:t>
+            </w:r>
+          </w:p>
+        </w:tc>
+        <w:tc>
+          <w:tcPr>
+            <w:tcW w:w="1887" w:type="dxa"/>
+          </w:tcPr>
+          <w:p>
+            <w:pPr>
+              <w:ind w:firstLine="0"/>
+            </w:pPr>
+            <w:r>
+              <w:t>Observaciones</w:t>
+            </w:r>
+          </w:p>
+        </w:tc>
+      </w:tr>
+      <w:tr>
+        <w:trPr>
+          <w:cnfStyle w:val="000000100000" w:firstRow="0" w:lastRow="0" w:firstColumn="0" w:lastColumn="0" w:oddVBand="0" w:evenVBand="0" w:oddHBand="1" w:evenHBand="0" w:firstRowFirstColumn="0" w:firstRowLastColumn="0" w:lastRowFirstColumn="0" w:lastRowLastColumn="0"/>
+        </w:trPr>
+        <w:tc>
+          <w:tcPr>
+            <w:tcW w:w="6232" w:type="dxa"/>
+          </w:tcPr>
+          <w:p>
+            <w:pPr>
+              <w:ind w:firstLine="0"/>
+            </w:pPr>
+            <w:r>
+              <w:t>Se realizó la actividad en la fecha programada.</w:t>
+            </w:r>
+          </w:p>
+        </w:tc>
+        <w:tc>
+          <w:tcPr>
+            <w:tcW w:w="1843" w:type="dxa"/>
+          </w:tcPr>
+          <w:p>
+            <w:pPr>
+              <w:ind w:firstLine="0"/>
+            </w:pPr>
+            <w:r>
+              <w:t>-</w:t>
+            </w:r>
+          </w:p>
+        </w:tc>
+        <w:tc>
+          <w:tcPr>
+            <w:tcW w:w="1887" w:type="dxa"/>
+          </w:tcPr>
+          <w:p>
+            <w:pPr>
+              <w:ind w:firstLine="0"/>
+            </w:pPr>
+            <w:r>
+              <w:t>-</w:t>
             </w:r>
           </w:p>
         </w:tc>
@@ -6020,78 +5718,523 @@
       <w:tr>
         <w:tc>
           <w:tcPr>
-            <w:tcW w:w="9972" w:type="dxa"/>
+            <w:tcW w:w="6232" w:type="dxa"/>
           </w:tcPr>
           <w:p>
-            <w:r>
-              <w:t xml:space="preserve">¡Bienvenidos!  </w:t>
+            <w:pPr>
+              <w:ind w:firstLine="0"/>
+            </w:pPr>
+            <w:r>
+              <w:t>Asistió el número de beneficiarios previsto.</w:t>
             </w:r>
           </w:p>
+        </w:tc>
+        <w:tc>
+          <w:tcPr>
+            <w:tcW w:w="1843" w:type="dxa"/>
+          </w:tcPr>
           <w:p>
-            <w:r>
-              <w:t>Hoy vamos a aprender, con un ejemplo sencillo y práctico, cómo se registran y verifican las operaciones usando las cuentas T.</w:t>
+            <w:pPr>
+              <w:ind w:firstLine="0"/>
+            </w:pPr>
+            <w:r>
+              <w:t>-</w:t>
             </w:r>
           </w:p>
+        </w:tc>
+        <w:tc>
+          <w:tcPr>
+            <w:tcW w:w="1887" w:type="dxa"/>
+          </w:tcPr>
           <w:p>
-            <w:r>
-              <w:lastRenderedPageBreak/>
-              <w:t xml:space="preserve">Imagina que tienes una panadería y decides comprar harina para producir el pan. El valor de la compra es de 350 pesos y la pagas en efectivo.  </w:t>
+            <w:pPr>
+              <w:ind w:firstLine="0"/>
+            </w:pPr>
+            <w:r>
+              <w:t>-</w:t>
             </w:r>
           </w:p>
+        </w:tc>
+      </w:tr>
+      <w:tr>
+        <w:trPr>
+          <w:cnfStyle w:val="000000100000" w:firstRow="0" w:lastRow="0" w:firstColumn="0" w:lastColumn="0" w:oddVBand="0" w:evenVBand="0" w:oddHBand="1" w:evenHBand="0" w:firstRowFirstColumn="0" w:firstRowLastColumn="0" w:lastRowFirstColumn="0" w:lastRowLastColumn="0"/>
+        </w:trPr>
+        <w:tc>
+          <w:tcPr>
+            <w:tcW w:w="6232" w:type="dxa"/>
+          </w:tcPr>
           <w:p>
-            <w:r>
-              <w:t>Esta operación afecta dos cuentas: la cuenta de Inventarios o Insumos, y la cuenta de Caja.</w:t>
+            <w:pPr>
+              <w:ind w:firstLine="0"/>
+            </w:pPr>
+            <w:r>
+              <w:t>El lugar de la actividad reunió las condiciones necesarias.</w:t>
             </w:r>
           </w:p>
+        </w:tc>
+        <w:tc>
+          <w:tcPr>
+            <w:tcW w:w="1843" w:type="dxa"/>
+          </w:tcPr>
           <w:p>
-            <w:r>
-              <w:t xml:space="preserve">Aquí está la clave: la harina es un recurso nuevo que entra a la panadería, entonces la cuenta de Inventarios aumenta. Según la regla de los activos, cuando un activo aumenta se registra en </w:t>
-            </w:r>
-            <w:proofErr w:type="spellStart"/>
-            <w:r>
-              <w:t>el</w:t>
-            </w:r>
-            <w:proofErr w:type="spellEnd"/>
-            <w:r>
-              <w:t xml:space="preserve"> DEBE.</w:t>
+            <w:pPr>
+              <w:ind w:firstLine="0"/>
+            </w:pPr>
+            <w:r>
+              <w:t>-</w:t>
             </w:r>
           </w:p>
+        </w:tc>
+        <w:tc>
+          <w:tcPr>
+            <w:tcW w:w="1887" w:type="dxa"/>
+          </w:tcPr>
           <w:p>
-            <w:r>
-              <w:t>Al mismo tiempo, estamos pagando con efectivo, así que el dinero en Caja disminuye. Y cuando un activo disminuye, se registra en el HABER.</w:t>
+            <w:pPr>
+              <w:ind w:firstLine="0"/>
+            </w:pPr>
+            <w:r>
+              <w:t>-</w:t>
             </w:r>
           </w:p>
+        </w:tc>
+      </w:tr>
+      <w:tr>
+        <w:tc>
+          <w:tcPr>
+            <w:tcW w:w="6232" w:type="dxa"/>
+          </w:tcPr>
           <w:p>
-            <w:r>
-              <w:t>Ahora viene la verificación del equilibrio: el total de débitos es 350 mil y el total de créditos equivale igualmente a 350 mil pesos, lo que confirma que la operación cumple la partida doble y el registro está equilibrado.</w:t>
+            <w:pPr>
+              <w:ind w:firstLine="0"/>
+            </w:pPr>
+            <w:r>
+              <w:t>Se contó con los materiales y recursos programados.</w:t>
             </w:r>
           </w:p>
+        </w:tc>
+        <w:tc>
+          <w:tcPr>
+            <w:tcW w:w="1843" w:type="dxa"/>
+          </w:tcPr>
           <w:p>
-            <w:r>
-              <w:t xml:space="preserve">¡Y así de sencillo funciona el registro con cuentas T! </w:t>
+            <w:pPr>
+              <w:ind w:firstLine="0"/>
+            </w:pPr>
+            <w:r>
+              <w:t>-</w:t>
             </w:r>
           </w:p>
+        </w:tc>
+        <w:tc>
+          <w:tcPr>
+            <w:tcW w:w="1887" w:type="dxa"/>
+          </w:tcPr>
           <w:p>
-            <w:r>
-              <w:t>¡Hasta pronto!</w:t>
+            <w:pPr>
+              <w:ind w:firstLine="0"/>
+            </w:pPr>
+            <w:r>
+              <w:t>-</w:t>
+            </w:r>
+          </w:p>
+        </w:tc>
+      </w:tr>
+      <w:tr>
+        <w:trPr>
+          <w:cnfStyle w:val="000000100000" w:firstRow="0" w:lastRow="0" w:firstColumn="0" w:lastColumn="0" w:oddVBand="0" w:evenVBand="0" w:oddHBand="1" w:evenHBand="0" w:firstRowFirstColumn="0" w:firstRowLastColumn="0" w:lastRowFirstColumn="0" w:lastRowLastColumn="0"/>
+        </w:trPr>
+        <w:tc>
+          <w:tcPr>
+            <w:tcW w:w="6232" w:type="dxa"/>
+          </w:tcPr>
+          <w:p>
+            <w:pPr>
+              <w:ind w:firstLine="0"/>
+            </w:pPr>
+            <w:r>
+              <w:t>Se diligenció el registro de asistencia.</w:t>
+            </w:r>
+          </w:p>
+        </w:tc>
+        <w:tc>
+          <w:tcPr>
+            <w:tcW w:w="1843" w:type="dxa"/>
+          </w:tcPr>
+          <w:p>
+            <w:pPr>
+              <w:ind w:firstLine="0"/>
+            </w:pPr>
+            <w:r>
+              <w:t>-</w:t>
+            </w:r>
+          </w:p>
+        </w:tc>
+        <w:tc>
+          <w:tcPr>
+            <w:tcW w:w="1887" w:type="dxa"/>
+          </w:tcPr>
+          <w:p>
+            <w:pPr>
+              <w:ind w:firstLine="0"/>
+            </w:pPr>
+            <w:r>
+              <w:t>-</w:t>
+            </w:r>
+          </w:p>
+        </w:tc>
+      </w:tr>
+      <w:tr>
+        <w:tc>
+          <w:tcPr>
+            <w:tcW w:w="6232" w:type="dxa"/>
+          </w:tcPr>
+          <w:p>
+            <w:pPr>
+              <w:ind w:firstLine="0"/>
+            </w:pPr>
+            <w:r>
+              <w:t>Se desarrollaron todos los temas previstos.</w:t>
+            </w:r>
+          </w:p>
+        </w:tc>
+        <w:tc>
+          <w:tcPr>
+            <w:tcW w:w="1843" w:type="dxa"/>
+          </w:tcPr>
+          <w:p>
+            <w:pPr>
+              <w:ind w:firstLine="0"/>
+            </w:pPr>
+            <w:r>
+              <w:t>-</w:t>
+            </w:r>
+          </w:p>
+        </w:tc>
+        <w:tc>
+          <w:tcPr>
+            <w:tcW w:w="1887" w:type="dxa"/>
+          </w:tcPr>
+          <w:p>
+            <w:pPr>
+              <w:ind w:firstLine="0"/>
+            </w:pPr>
+            <w:r>
+              <w:t>-</w:t>
+            </w:r>
+          </w:p>
+        </w:tc>
+      </w:tr>
+      <w:tr>
+        <w:trPr>
+          <w:cnfStyle w:val="000000100000" w:firstRow="0" w:lastRow="0" w:firstColumn="0" w:lastColumn="0" w:oddVBand="0" w:evenVBand="0" w:oddHBand="1" w:evenHBand="0" w:firstRowFirstColumn="0" w:firstRowLastColumn="0" w:lastRowFirstColumn="0" w:lastRowLastColumn="0"/>
+        </w:trPr>
+        <w:tc>
+          <w:tcPr>
+            <w:tcW w:w="6232" w:type="dxa"/>
+          </w:tcPr>
+          <w:p>
+            <w:pPr>
+              <w:ind w:firstLine="0"/>
+            </w:pPr>
+            <w:r>
+              <w:t>Se resolvieron las inquietudes de los participantes.</w:t>
+            </w:r>
+          </w:p>
+        </w:tc>
+        <w:tc>
+          <w:tcPr>
+            <w:tcW w:w="1843" w:type="dxa"/>
+          </w:tcPr>
+          <w:p>
+            <w:pPr>
+              <w:ind w:firstLine="0"/>
+            </w:pPr>
+            <w:r>
+              <w:t>-</w:t>
+            </w:r>
+          </w:p>
+        </w:tc>
+        <w:tc>
+          <w:tcPr>
+            <w:tcW w:w="1887" w:type="dxa"/>
+          </w:tcPr>
+          <w:p>
+            <w:pPr>
+              <w:ind w:firstLine="0"/>
+            </w:pPr>
+            <w:r>
+              <w:t>-</w:t>
+            </w:r>
+          </w:p>
+        </w:tc>
+      </w:tr>
+      <w:tr>
+        <w:tc>
+          <w:tcPr>
+            <w:tcW w:w="6232" w:type="dxa"/>
+          </w:tcPr>
+          <w:p>
+            <w:pPr>
+              <w:ind w:firstLine="0"/>
+            </w:pPr>
+            <w:r>
+              <w:t>Se aplicó la encuesta de satisfacción.</w:t>
+            </w:r>
+          </w:p>
+        </w:tc>
+        <w:tc>
+          <w:tcPr>
+            <w:tcW w:w="1843" w:type="dxa"/>
+          </w:tcPr>
+          <w:p>
+            <w:pPr>
+              <w:ind w:firstLine="0"/>
+            </w:pPr>
+            <w:r>
+              <w:t>-</w:t>
+            </w:r>
+          </w:p>
+        </w:tc>
+        <w:tc>
+          <w:tcPr>
+            <w:tcW w:w="1887" w:type="dxa"/>
+          </w:tcPr>
+          <w:p>
+            <w:pPr>
+              <w:ind w:firstLine="0"/>
+            </w:pPr>
+            <w:r>
+              <w:t>-</w:t>
+            </w:r>
+          </w:p>
+        </w:tc>
+      </w:tr>
+      <w:tr>
+        <w:trPr>
+          <w:cnfStyle w:val="000000100000" w:firstRow="0" w:lastRow="0" w:firstColumn="0" w:lastColumn="0" w:oddVBand="0" w:evenVBand="0" w:oddHBand="1" w:evenHBand="0" w:firstRowFirstColumn="0" w:firstRowLastColumn="0" w:lastRowFirstColumn="0" w:lastRowLastColumn="0"/>
+        </w:trPr>
+        <w:tc>
+          <w:tcPr>
+            <w:tcW w:w="6232" w:type="dxa"/>
+          </w:tcPr>
+          <w:p>
+            <w:pPr>
+              <w:ind w:firstLine="0"/>
+            </w:pPr>
+            <w:r>
+              <w:t>Se recopilaron las evidencias de la actividad.</w:t>
+            </w:r>
+          </w:p>
+        </w:tc>
+        <w:tc>
+          <w:tcPr>
+            <w:tcW w:w="1843" w:type="dxa"/>
+          </w:tcPr>
+          <w:p>
+            <w:pPr>
+              <w:ind w:firstLine="0"/>
+            </w:pPr>
+            <w:r>
+              <w:t>-</w:t>
+            </w:r>
+          </w:p>
+        </w:tc>
+        <w:tc>
+          <w:tcPr>
+            <w:tcW w:w="1887" w:type="dxa"/>
+          </w:tcPr>
+          <w:p>
+            <w:pPr>
+              <w:ind w:firstLine="0"/>
+            </w:pPr>
+            <w:r>
+              <w:t>-</w:t>
+            </w:r>
+          </w:p>
+        </w:tc>
+      </w:tr>
+      <w:tr>
+        <w:tc>
+          <w:tcPr>
+            <w:tcW w:w="6232" w:type="dxa"/>
+          </w:tcPr>
+          <w:p>
+            <w:pPr>
+              <w:ind w:firstLine="0"/>
+            </w:pPr>
+            <w:r>
+              <w:t>Se registraron las observaciones y compromisos derivados de la jornada.</w:t>
+            </w:r>
+          </w:p>
+        </w:tc>
+        <w:tc>
+          <w:tcPr>
+            <w:tcW w:w="1843" w:type="dxa"/>
+          </w:tcPr>
+          <w:p>
+            <w:pPr>
+              <w:ind w:firstLine="0"/>
+            </w:pPr>
+            <w:r>
+              <w:t>-</w:t>
+            </w:r>
+          </w:p>
+        </w:tc>
+        <w:tc>
+          <w:tcPr>
+            <w:tcW w:w="1887" w:type="dxa"/>
+          </w:tcPr>
+          <w:p>
+            <w:pPr>
+              <w:ind w:firstLine="0"/>
+            </w:pPr>
+            <w:r>
+              <w:t>-</w:t>
             </w:r>
           </w:p>
         </w:tc>
       </w:tr>
     </w:tbl>
     <w:p>
+      <w:pPr>
+        <w:ind w:firstLine="0"/>
+      </w:pPr>
+      <w:r>
+        <w:t>Nota. SENA, (2026).</w:t>
+      </w:r>
+    </w:p>
+    <w:p>
+      <w:pPr>
+        <w:pStyle w:val="Ttulo2"/>
+      </w:pPr>
+      <w:bookmarkStart w:id="7" w:name="_Toc237523663"/>
       <w:r>
         <w:lastRenderedPageBreak/>
-        <w:t>La importancia de las entrevistas puede resumirse en los siguientes aspectos:</w:t>
-      </w:r>
-    </w:p>
-    <w:p>
-      <w:pPr>
-        <w:pStyle w:val="Prrafodelista"/>
-        <w:numPr>
-          <w:ilvl w:val="0"/>
-          <w:numId w:val="21"/>
-        </w:numPr>
+        <w:t>Encuestas de satisfacción</w:t>
+      </w:r>
+      <w:bookmarkEnd w:id="7"/>
+    </w:p>
+    <w:p>
+      <w:r>
+        <w:t>Las encuestas de satisfacción son instrumentos de recolección de información diseñados para conocer la opinión, la percepción o el nivel de satisfacción de los beneficiarios respecto a las actividades, los servicios o los resultados generados por un proyecto. Estas herramientas permiten recopilar información directamente de los participantes mediante preguntas estructuradas que facilitan la medición de opiniones y experiencias.</w:t>
+      </w:r>
+    </w:p>
+    <w:p>
+      <w:r>
+        <w:t>Las encuestas constituyen una fuente valiosa de información para evaluar la calidad de los servicios prestados y el grado de aceptación de las acciones implementadas. Su importancia radica en que:</w:t>
+      </w:r>
+    </w:p>
+    <w:p>
+      <w:pPr>
+        <w:pStyle w:val="Prrafodelista"/>
+        <w:numPr>
+          <w:ilvl w:val="0"/>
+          <w:numId w:val="20"/>
+        </w:numPr>
+      </w:pPr>
+      <w:r>
+        <w:t>Permiten identificar fortalezas y debilidades.</w:t>
+      </w:r>
+    </w:p>
+    <w:p>
+      <w:pPr>
+        <w:pStyle w:val="Prrafodelista"/>
+        <w:numPr>
+          <w:ilvl w:val="0"/>
+          <w:numId w:val="20"/>
+        </w:numPr>
+      </w:pPr>
+      <w:r>
+        <w:t>Facilitan la medición del nivel de satisfacción.</w:t>
+      </w:r>
+    </w:p>
+    <w:p>
+      <w:pPr>
+        <w:pStyle w:val="Prrafodelista"/>
+        <w:numPr>
+          <w:ilvl w:val="0"/>
+          <w:numId w:val="20"/>
+        </w:numPr>
+      </w:pPr>
+      <w:r>
+        <w:t>Generan información para la toma de decisiones.</w:t>
+      </w:r>
+    </w:p>
+    <w:p>
+      <w:pPr>
+        <w:pStyle w:val="Prrafodelista"/>
+        <w:numPr>
+          <w:ilvl w:val="0"/>
+          <w:numId w:val="20"/>
+        </w:numPr>
+      </w:pPr>
+      <w:r>
+        <w:t>Permiten evaluar la calidad de los servicios prestados.</w:t>
+      </w:r>
+    </w:p>
+    <w:p>
+      <w:pPr>
+        <w:pStyle w:val="Prrafodelista"/>
+        <w:numPr>
+          <w:ilvl w:val="0"/>
+          <w:numId w:val="20"/>
+        </w:numPr>
+      </w:pPr>
+      <w:r>
+        <w:t>Identifican necesidades de mejora.</w:t>
+      </w:r>
+    </w:p>
+    <w:p>
+      <w:pPr>
+        <w:pStyle w:val="Prrafodelista"/>
+        <w:numPr>
+          <w:ilvl w:val="0"/>
+          <w:numId w:val="20"/>
+        </w:numPr>
+      </w:pPr>
+      <w:r>
+        <w:t>Favorecen la participación comunitaria.</w:t>
+      </w:r>
+    </w:p>
+    <w:p>
+      <w:pPr>
+        <w:pStyle w:val="Prrafodelista"/>
+        <w:numPr>
+          <w:ilvl w:val="0"/>
+          <w:numId w:val="20"/>
+        </w:numPr>
+      </w:pPr>
+      <w:r>
+        <w:t>Contribuyen a la mejora continua de los proyectos.</w:t>
+      </w:r>
+    </w:p>
+    <w:p>
+      <w:r>
+        <w:t>Los principales tipos de encuestas utilizadas en proyectos comunitarios se presentan a continuación:</w:t>
+      </w:r>
+    </w:p>
+    <w:p>
+      <w:pPr>
+        <w:spacing w:before="0" w:after="160" w:line="259" w:lineRule="auto"/>
+        <w:ind w:firstLine="0"/>
+      </w:pPr>
+      <w:r>
+        <w:br w:type="page"/>
+      </w:r>
+    </w:p>
+    <w:p>
+      <w:pPr>
+        <w:pStyle w:val="Prrafodelista"/>
+        <w:numPr>
+          <w:ilvl w:val="0"/>
+          <w:numId w:val="36"/>
+        </w:numPr>
+        <w:rPr>
+          <w:b/>
+          <w:bCs/>
+        </w:rPr>
       </w:pPr>
       <w:r>
         <w:rPr>
@@ -6099,13 +6242,12 @@
           <w:bCs/>
         </w:rPr>
         <w:lastRenderedPageBreak/>
-        <w:t>Permiten conocer la percepción de los beneficiarios</w:t>
-      </w:r>
-      <w:r>
-        <w:t xml:space="preserve">. </w:t>
-      </w:r>
-      <w:r>
-        <w:t>Ayudan a comprender cómo los participantes valoran las actividades desarrolladas, los servicios prestados y los beneficios obtenidos mediante el proyecto.</w:t>
+        <w:t>Encuestas presenciales</w:t>
+      </w:r>
+    </w:p>
+    <w:p>
+      <w:r>
+        <w:t>Se aplican directamente a los beneficiarios mediante formularios impresos o dispositivos electrónicos durante reuniones, talleres, capacitaciones o visitas de campo. Existe interacción directa entre el encuestador y el participante, lo que permite aclarar dudas y mejorar la comprensión de las preguntas. Se caracterizan por una mayor tasa de respuesta y por facilitar la interpretación de las respuestas.</w:t>
       </w:r>
       <w:r>
         <w:tab/>
@@ -6117,93 +6259,49 @@
         <w:pStyle w:val="Prrafodelista"/>
         <w:numPr>
           <w:ilvl w:val="0"/>
-          <w:numId w:val="21"/>
-        </w:numPr>
-      </w:pPr>
-      <w:r>
-        <w:rPr>
-          <w:b/>
-          <w:bCs/>
-        </w:rPr>
-        <w:t>Facilitan la identificación de necesidades</w:t>
-      </w:r>
-      <w:r>
-        <w:t xml:space="preserve">. </w:t>
-      </w:r>
-      <w:r>
-        <w:t>Permiten detectar necesidades emergentes, problemáticas no previstas o situaciones que requieren atención durante la ejecución del proyecto.</w:t>
-      </w:r>
-    </w:p>
-    <w:p>
-      <w:pPr>
-        <w:pStyle w:val="Prrafodelista"/>
-        <w:numPr>
-          <w:ilvl w:val="0"/>
-          <w:numId w:val="21"/>
-        </w:numPr>
-      </w:pPr>
-      <w:r>
-        <w:rPr>
-          <w:b/>
-          <w:bCs/>
-        </w:rPr>
-        <w:t>Profundizan en los resultados obtenidos</w:t>
-      </w:r>
-      <w:r>
-        <w:t xml:space="preserve">. </w:t>
-      </w:r>
-      <w:r>
-        <w:t>Facilitan la comprensión de las causas que explican determinados resultados, comportamientos o situaciones identificadas durante el seguimiento.</w:t>
-      </w:r>
-      <w:r>
-        <w:tab/>
-      </w:r>
-    </w:p>
-    <w:p>
-      <w:pPr>
-        <w:pStyle w:val="Prrafodelista"/>
-        <w:numPr>
-          <w:ilvl w:val="0"/>
-          <w:numId w:val="21"/>
-        </w:numPr>
-      </w:pPr>
-      <w:r>
-        <w:rPr>
-          <w:b/>
-          <w:bCs/>
-        </w:rPr>
-        <w:t>Complementan otras fuentes de información</w:t>
-      </w:r>
-      <w:r>
-        <w:t xml:space="preserve">. </w:t>
-      </w:r>
-      <w:r>
-        <w:t>La información obtenida puede contrastarse con registros, encuestas, informes y otros instrumentos, fortaleciendo la confiabilidad de los hallazgos.</w:t>
-      </w:r>
-      <w:r>
-        <w:tab/>
-      </w:r>
-    </w:p>
-    <w:p>
-      <w:pPr>
-        <w:pStyle w:val="Prrafodelista"/>
-        <w:numPr>
-          <w:ilvl w:val="0"/>
-          <w:numId w:val="21"/>
-        </w:numPr>
-      </w:pPr>
-      <w:r>
-        <w:rPr>
-          <w:b/>
-          <w:bCs/>
-        </w:rPr>
-        <w:t>Favorecen la participación comunitaria</w:t>
-      </w:r>
-      <w:r>
-        <w:t xml:space="preserve">. </w:t>
-      </w:r>
-      <w:r>
-        <w:t>Brindan espacios para que los beneficiarios expresen opiniones, experiencias, inquietudes, expectativas y propuestas de mejora.</w:t>
+          <w:numId w:val="36"/>
+        </w:numPr>
+        <w:rPr>
+          <w:b/>
+          <w:bCs/>
+        </w:rPr>
+      </w:pPr>
+      <w:r>
+        <w:rPr>
+          <w:b/>
+          <w:bCs/>
+        </w:rPr>
+        <w:t>Encuestas telefónicas</w:t>
+      </w:r>
+    </w:p>
+    <w:p>
+      <w:r>
+        <w:t>Se realizan mediante llamadas a los participantes siguiendo un cuestionario previamente diseñado. No requieren desplazamiento físico, permiten una amplia cobertura geográfica y agilizan la recolección de información con menores costos que las encuestas presenciales.</w:t>
+      </w:r>
+    </w:p>
+    <w:p>
+      <w:pPr>
+        <w:pStyle w:val="Prrafodelista"/>
+        <w:numPr>
+          <w:ilvl w:val="0"/>
+          <w:numId w:val="36"/>
+        </w:numPr>
+        <w:rPr>
+          <w:b/>
+          <w:bCs/>
+        </w:rPr>
+      </w:pPr>
+      <w:r>
+        <w:rPr>
+          <w:b/>
+          <w:bCs/>
+        </w:rPr>
+        <w:t>Encuestas virtuales</w:t>
+      </w:r>
+    </w:p>
+    <w:p>
+      <w:r>
+        <w:t>Se aplican mediante plataformas digitales, formularios en línea, correos electrónicos o aplicaciones móviles. Facilitan el procesamiento automático de los datos, la rápida obtención de resultados y su distribución a un gran número de participantes.</w:t>
       </w:r>
       <w:r>
         <w:tab/>
@@ -6215,21 +6313,160 @@
         <w:pStyle w:val="Prrafodelista"/>
         <w:numPr>
           <w:ilvl w:val="0"/>
-          <w:numId w:val="21"/>
-        </w:numPr>
-      </w:pPr>
-      <w:r>
-        <w:rPr>
-          <w:b/>
-          <w:bCs/>
-        </w:rPr>
-        <w:t>Apoyan la toma de decisiones</w:t>
+          <w:numId w:val="36"/>
+        </w:numPr>
+        <w:rPr>
+          <w:b/>
+          <w:bCs/>
+        </w:rPr>
+      </w:pPr>
+      <w:r>
+        <w:rPr>
+          <w:b/>
+          <w:bCs/>
+        </w:rPr>
+        <w:t>Encuestas estructuradas</w:t>
+      </w:r>
+    </w:p>
+    <w:p>
+      <w:r>
+        <w:t>Contienen preguntas cerradas con opciones de respuesta previamente definidas. Facilitan la tabulación, el análisis estadístico, la comparación de resultados y reducen la subjetividad durante el procesamiento de la información.</w:t>
+      </w:r>
+    </w:p>
+    <w:p>
+      <w:pPr>
+        <w:spacing w:before="0" w:after="160" w:line="259" w:lineRule="auto"/>
+        <w:ind w:firstLine="0"/>
+        <w:rPr>
+          <w:b/>
+          <w:bCs/>
+        </w:rPr>
+      </w:pPr>
+      <w:r>
+        <w:rPr>
+          <w:b/>
+          <w:bCs/>
+        </w:rPr>
+        <w:br w:type="page"/>
+      </w:r>
+    </w:p>
+    <w:p>
+      <w:pPr>
+        <w:pStyle w:val="Prrafodelista"/>
+        <w:numPr>
+          <w:ilvl w:val="0"/>
+          <w:numId w:val="36"/>
+        </w:numPr>
+        <w:rPr>
+          <w:b/>
+          <w:bCs/>
+        </w:rPr>
+      </w:pPr>
+      <w:r>
+        <w:rPr>
+          <w:b/>
+          <w:bCs/>
+        </w:rPr>
+        <w:lastRenderedPageBreak/>
+        <w:t>Encuestas semiestructuradas</w:t>
+      </w:r>
+    </w:p>
+    <w:p>
+      <w:r>
+        <w:t>Combinan preguntas cerradas y abiertas, permitiendo obtener información cuantitativa y cualitativa. Ofrecen mayor flexibilidad para profundizar en determinados temas sin perder la posibilidad de realizar análisis comparativos.</w:t>
+      </w:r>
+    </w:p>
+    <w:p>
+      <w:pPr>
+        <w:pStyle w:val="Prrafodelista"/>
+        <w:numPr>
+          <w:ilvl w:val="0"/>
+          <w:numId w:val="36"/>
+        </w:numPr>
+        <w:rPr>
+          <w:b/>
+          <w:bCs/>
+        </w:rPr>
+      </w:pPr>
+      <w:r>
+        <w:rPr>
+          <w:b/>
+          <w:bCs/>
+        </w:rPr>
+        <w:t>Encuestas abiertas</w:t>
+      </w:r>
+    </w:p>
+    <w:p>
+      <w:r>
+        <w:t>Permiten que los participantes expresen libremente sus opiniones, experiencias, sugerencias o comentarios. Se orientan principalmente a la obtención de información cualitativa y favorecen la identificación de necesidades, expectativas y aspectos no previstos inicialmente.</w:t>
+      </w:r>
+    </w:p>
+    <w:p>
+      <w:r>
+        <w:t>La selección del tipo de encuesta dependerá de los objetivos del proyecto, la información requerida y las características de la población beneficiaria.</w:t>
+      </w:r>
+    </w:p>
+    <w:p>
+      <w:pPr>
+        <w:pStyle w:val="Ttulo2"/>
+      </w:pPr>
+      <w:bookmarkStart w:id="8" w:name="_Toc237523664"/>
+      <w:r>
+        <w:t>Entrevistas para seguimiento y evaluación</w:t>
+      </w:r>
+      <w:bookmarkEnd w:id="8"/>
+    </w:p>
+    <w:p>
+      <w:r>
+        <w:t>La entrevista permite recopilar información directamente de los participantes, beneficiarios, líderes comunitarios y demás actores vinculados con un proyecto, mediante preguntas estructuradas o semiestructuradas. Las preguntas se orientan a conocer opiniones, experiencias, percepciones, dificultades y recomendaciones relacionadas con las actividades desarrolladas, los resultados obtenidos y los cambios generados por el proyecto.</w:t>
+      </w:r>
+    </w:p>
+    <w:p>
+      <w:r>
+        <w:t xml:space="preserve">En los proyectos agropecuarios comunitarios, las entrevistas permiten conocer la percepción de los productores y demás beneficiarios sobre el desarrollo de las actividades, el cumplimiento de los objetivos, las dificultades presentadas y los </w:t>
+      </w:r>
+      <w:r>
+        <w:lastRenderedPageBreak/>
+        <w:t>resultados alcanzados. La información obtenida puede contrastarse con registros, encuestas, informes y otros instrumentos de recolección de información, contribuyendo a identificar necesidades, fortalezas, oportunidades de mejora y aspectos que requieren atención durante el seguimiento y la evaluación.</w:t>
+      </w:r>
+    </w:p>
+    <w:p>
+      <w:r>
+        <w:t>La importancia de las entrevistas para el seguimiento y la evaluación puede resumirse en los siguientes aspectos:</w:t>
+      </w:r>
+    </w:p>
+    <w:p>
+      <w:pPr>
+        <w:pStyle w:val="Prrafodelista"/>
+        <w:numPr>
+          <w:ilvl w:val="0"/>
+          <w:numId w:val="36"/>
+        </w:numPr>
+        <w:rPr>
+          <w:b/>
+          <w:bCs/>
+        </w:rPr>
+      </w:pPr>
+      <w:r>
+        <w:rPr>
+          <w:b/>
+          <w:bCs/>
+        </w:rPr>
+        <w:t>Percepción de beneficiarios</w:t>
+      </w:r>
+    </w:p>
+    <w:p>
+      <w:r>
+        <w:t>Permiten conocer la percepción de los beneficiarios</w:t>
       </w:r>
       <w:r>
         <w:t xml:space="preserve">. </w:t>
       </w:r>
       <w:r>
-        <w:t>Los hallazgos obtenidos permiten identificar fortalezas, debilidades, riesgos y oportunidades de mejora para implementar acciones preventivas, correctivas o de fortalecimiento.</w:t>
+        <w:t>Ayudan</w:t>
+      </w:r>
+      <w:r>
+        <w:t xml:space="preserve"> a comprender cómo los participantes valoran las actividades desarrolladas, los servicios prestados y los beneficios obtenidos mediante el proyecto.</w:t>
       </w:r>
       <w:r>
         <w:tab/>
@@ -6237,85 +6474,66 @@
       </w:r>
     </w:p>
     <w:p>
-      <w:r>
-        <w:t>Además de los aspectos anteriores, la evaluación aporta otros beneficios para la gestión de los proyectos comunitarios, entre los que se destacan los siguientes:</w:t>
-      </w:r>
-    </w:p>
-    <w:p>
-      <w:pPr>
-        <w:pStyle w:val="Prrafodelista"/>
-        <w:numPr>
-          <w:ilvl w:val="0"/>
-          <w:numId w:val="23"/>
-        </w:numPr>
-      </w:pPr>
-      <w:r>
-        <w:rPr>
-          <w:b/>
-          <w:bCs/>
-        </w:rPr>
-        <w:lastRenderedPageBreak/>
-        <w:t>Facilitan la evaluación de impactos</w:t>
-      </w:r>
-      <w:r>
-        <w:t>: permiten identificar cambios sociales, económicos, productivos, organizativos o ambientales generados por el proyecto.</w:t>
-      </w:r>
-    </w:p>
-    <w:p>
-      <w:pPr>
-        <w:pStyle w:val="Prrafodelista"/>
-        <w:numPr>
-          <w:ilvl w:val="0"/>
-          <w:numId w:val="22"/>
-        </w:numPr>
-      </w:pPr>
-      <w:r>
-        <w:rPr>
-          <w:b/>
-          <w:bCs/>
-        </w:rPr>
-        <w:t>Fortalecen la comunicación con la comunidad</w:t>
-      </w:r>
-      <w:r>
-        <w:t xml:space="preserve">: favorecen el diálogo directo entre los responsables del proyecto y los beneficiarios, generando confianza y una mejor comprensión de las realidades locales. </w:t>
-      </w:r>
-    </w:p>
-    <w:p>
-      <w:pPr>
-        <w:pStyle w:val="Prrafodelista"/>
-        <w:numPr>
-          <w:ilvl w:val="0"/>
-          <w:numId w:val="22"/>
-        </w:numPr>
-      </w:pPr>
-      <w:r>
-        <w:rPr>
-          <w:b/>
-          <w:bCs/>
-        </w:rPr>
-        <w:t>Permiten documentar experiencias y aprendizajes</w:t>
-      </w:r>
-      <w:r>
-        <w:t xml:space="preserve">: recopilan testimonios y conocimientos adquiridos durante la ejecución del proyecto, contribuyendo a la memoria institucional y a la identificación de buenas prácticas. </w:t>
-      </w:r>
-    </w:p>
-    <w:p>
-      <w:pPr>
-        <w:pStyle w:val="Prrafodelista"/>
-        <w:numPr>
-          <w:ilvl w:val="0"/>
-          <w:numId w:val="22"/>
-        </w:numPr>
-      </w:pPr>
-      <w:r>
-        <w:rPr>
-          <w:b/>
-          <w:bCs/>
-        </w:rPr>
-        <w:t>Contribuyen a la mejora continua</w:t>
-      </w:r>
-      <w:r>
-        <w:t>: la información obtenida permite realizar ajustes oportunos en las actividades, estrategias o metodologías del proyecto, favoreciendo una gestión más eficiente y orientada al logro de resultados.</w:t>
+      <w:pPr>
+        <w:pStyle w:val="Prrafodelista"/>
+        <w:numPr>
+          <w:ilvl w:val="0"/>
+          <w:numId w:val="21"/>
+        </w:numPr>
+      </w:pPr>
+      <w:r>
+        <w:rPr>
+          <w:b/>
+          <w:bCs/>
+        </w:rPr>
+        <w:t xml:space="preserve">Identificación de necesidades </w:t>
+      </w:r>
+    </w:p>
+    <w:p>
+      <w:r>
+        <w:t>Facilitan la identificación de necesidades</w:t>
+      </w:r>
+      <w:r>
+        <w:t xml:space="preserve">. </w:t>
+      </w:r>
+      <w:r>
+        <w:t>Permiten</w:t>
+      </w:r>
+      <w:r>
+        <w:t xml:space="preserve"> detectar necesidades emergentes, problemáticas no previstas o situaciones que requieren atención durante la ejecución del proyecto.</w:t>
+      </w:r>
+    </w:p>
+    <w:p>
+      <w:pPr>
+        <w:pStyle w:val="Prrafodelista"/>
+        <w:numPr>
+          <w:ilvl w:val="0"/>
+          <w:numId w:val="21"/>
+        </w:numPr>
+      </w:pPr>
+      <w:r>
+        <w:rPr>
+          <w:b/>
+          <w:bCs/>
+        </w:rPr>
+        <w:t xml:space="preserve">Profundización de resultados obtenidos </w:t>
+      </w:r>
+    </w:p>
+    <w:p>
+      <w:r>
+        <w:t>Profundizan en los resultados obtenidos</w:t>
+      </w:r>
+      <w:r>
+        <w:t xml:space="preserve">. </w:t>
+      </w:r>
+      <w:r>
+        <w:t>Facilitan la comprensión de las causas que explican determinados resultados, comportamientos o situaciones identificadas durante el seguimiento</w:t>
+      </w:r>
+      <w:r>
+        <w:t>.</w:t>
+      </w:r>
+      <w:r>
+        <w:tab/>
       </w:r>
     </w:p>
     <w:p>
@@ -6329,9 +6547,202 @@
     </w:p>
     <w:p>
       <w:pPr>
+        <w:pStyle w:val="Prrafodelista"/>
+        <w:numPr>
+          <w:ilvl w:val="0"/>
+          <w:numId w:val="21"/>
+        </w:numPr>
+      </w:pPr>
+      <w:r>
+        <w:rPr>
+          <w:b/>
+          <w:bCs/>
+        </w:rPr>
+        <w:lastRenderedPageBreak/>
+        <w:t xml:space="preserve">Complemento de información </w:t>
+      </w:r>
+    </w:p>
+    <w:p>
+      <w:r>
+        <w:t>Complementan otras fuentes de información</w:t>
+      </w:r>
+      <w:r>
+        <w:t>.</w:t>
+      </w:r>
+      <w:r>
+        <w:t xml:space="preserve"> </w:t>
+      </w:r>
+      <w:r>
+        <w:t>La información obtenida puede contrastarse con registros, encuestas, informes y otros instrumentos, fortaleciendo la confiabilidad de los hallazgos.</w:t>
+      </w:r>
+      <w:r>
+        <w:tab/>
+      </w:r>
+    </w:p>
+    <w:p>
+      <w:pPr>
+        <w:pStyle w:val="Prrafodelista"/>
+        <w:numPr>
+          <w:ilvl w:val="0"/>
+          <w:numId w:val="21"/>
+        </w:numPr>
+      </w:pPr>
+      <w:r>
+        <w:rPr>
+          <w:b/>
+          <w:bCs/>
+        </w:rPr>
+        <w:t xml:space="preserve">Participación comunitaria </w:t>
+      </w:r>
+    </w:p>
+    <w:p>
+      <w:r>
+        <w:t>Favorecen la participación comunitaria</w:t>
+      </w:r>
+      <w:r>
+        <w:t xml:space="preserve">. </w:t>
+      </w:r>
+      <w:r>
+        <w:t>Brindan</w:t>
+      </w:r>
+      <w:r>
+        <w:t xml:space="preserve"> espacios para que los beneficiarios expresen opiniones, experiencias, inquietudes, expectativas y propuestas de mejora.</w:t>
+      </w:r>
+      <w:r>
+        <w:tab/>
+        <w:t xml:space="preserve"> </w:t>
+      </w:r>
+    </w:p>
+    <w:p>
+      <w:pPr>
+        <w:pStyle w:val="Prrafodelista"/>
+        <w:numPr>
+          <w:ilvl w:val="0"/>
+          <w:numId w:val="21"/>
+        </w:numPr>
+      </w:pPr>
+      <w:r>
+        <w:rPr>
+          <w:b/>
+          <w:bCs/>
+        </w:rPr>
+        <w:t>Apoyo a decisiones</w:t>
+      </w:r>
+    </w:p>
+    <w:p>
+      <w:r>
+        <w:t>Apoyan la toma de decisiones</w:t>
+      </w:r>
+      <w:r>
+        <w:t xml:space="preserve">. </w:t>
+      </w:r>
+      <w:r>
+        <w:t>Los hallazgos</w:t>
+      </w:r>
+      <w:r>
+        <w:t xml:space="preserve"> obtenidos permiten identificar fortalezas, debilidades, riesgos y oportunidades de mejora para implementar acciones preventivas, correctivas o de fortalecimiento.</w:t>
+      </w:r>
+      <w:r>
+        <w:tab/>
+        <w:t xml:space="preserve"> </w:t>
+      </w:r>
+    </w:p>
+    <w:p>
+      <w:r>
+        <w:t>Además de los aspectos anteriores, la evaluación aporta otros beneficios para la gestión de los proyectos comunitarios, entre los que se destacan los siguientes:</w:t>
+      </w:r>
+    </w:p>
+    <w:p>
+      <w:pPr>
+        <w:pStyle w:val="Prrafodelista"/>
+        <w:numPr>
+          <w:ilvl w:val="0"/>
+          <w:numId w:val="23"/>
+        </w:numPr>
+      </w:pPr>
+      <w:r>
+        <w:rPr>
+          <w:b/>
+          <w:bCs/>
+        </w:rPr>
+        <w:t>Facilitan la evaluación de impactos</w:t>
+      </w:r>
+      <w:r>
+        <w:t>: permiten identificar cambios sociales, económicos, productivos, organizativos o ambientales generados por el proyecto.</w:t>
+      </w:r>
+    </w:p>
+    <w:p>
+      <w:pPr>
+        <w:pStyle w:val="Prrafodelista"/>
+        <w:numPr>
+          <w:ilvl w:val="0"/>
+          <w:numId w:val="22"/>
+        </w:numPr>
+      </w:pPr>
+      <w:r>
+        <w:rPr>
+          <w:b/>
+          <w:bCs/>
+        </w:rPr>
+        <w:t>Fortalecen la comunicación con la comunidad</w:t>
+      </w:r>
+      <w:r>
+        <w:t xml:space="preserve">: favorecen el diálogo directo entre los responsables del proyecto y los beneficiarios, generando confianza y una mejor comprensión de las realidades locales. </w:t>
+      </w:r>
+    </w:p>
+    <w:p>
+      <w:pPr>
+        <w:pStyle w:val="Prrafodelista"/>
+        <w:numPr>
+          <w:ilvl w:val="0"/>
+          <w:numId w:val="22"/>
+        </w:numPr>
+      </w:pPr>
+      <w:r>
+        <w:rPr>
+          <w:b/>
+          <w:bCs/>
+        </w:rPr>
+        <w:lastRenderedPageBreak/>
+        <w:t>Permiten documentar experiencias y aprendizajes</w:t>
+      </w:r>
+      <w:r>
+        <w:t xml:space="preserve">: recopilan testimonios y conocimientos adquiridos durante la ejecución del proyecto, contribuyendo a la memoria institucional y a la identificación de buenas prácticas. </w:t>
+      </w:r>
+    </w:p>
+    <w:p>
+      <w:pPr>
+        <w:pStyle w:val="Prrafodelista"/>
+        <w:numPr>
+          <w:ilvl w:val="0"/>
+          <w:numId w:val="22"/>
+        </w:numPr>
+      </w:pPr>
+      <w:r>
+        <w:rPr>
+          <w:b/>
+          <w:bCs/>
+        </w:rPr>
+        <w:t>Contribuyen a la mejora continua</w:t>
+      </w:r>
+      <w:r>
+        <w:t>: la información obtenida permite realizar ajustes oportunos en las actividades, estrategias o metodologías del proyecto, favoreciendo una gestión más eficiente y orientada al logro de resultados.</w:t>
+      </w:r>
+    </w:p>
+    <w:p>
+      <w:pPr>
+        <w:spacing w:before="0" w:after="160" w:line="259" w:lineRule="auto"/>
+        <w:ind w:firstLine="0"/>
+      </w:pPr>
+      <w:r>
+        <w:br w:type="page"/>
+      </w:r>
+    </w:p>
+    <w:p>
+      <w:pPr>
         <w:pStyle w:val="Ttulo1"/>
       </w:pPr>
-      <w:bookmarkStart w:id="9" w:name="_Toc234584273"/>
+      <w:bookmarkStart w:id="9" w:name="_Toc237523665"/>
       <w:r>
         <w:lastRenderedPageBreak/>
         <w:t>Evaluación de resultados e impactos de proyectos comunitarios</w:t>
@@ -6352,7 +6763,7 @@
       <w:pPr>
         <w:pStyle w:val="Ttulo2"/>
       </w:pPr>
-      <w:bookmarkStart w:id="10" w:name="_Toc234584274"/>
+      <w:bookmarkStart w:id="10" w:name="_Toc237523666"/>
       <w:r>
         <w:t>Evaluación de proyectos comunitarios</w:t>
       </w:r>
@@ -6904,7 +7315,7 @@
       <w:pPr>
         <w:pStyle w:val="Ttulo2"/>
       </w:pPr>
-      <w:bookmarkStart w:id="11" w:name="_Toc234584275"/>
+      <w:bookmarkStart w:id="11" w:name="_Toc237523667"/>
       <w:r>
         <w:lastRenderedPageBreak/>
         <w:t>Estudios de impacto</w:t>
@@ -7240,7 +7651,15 @@
     </w:p>
     <w:p>
       <w:r>
-        <w:t>Los estudios de impacto constituyen un insumo esencial para valorar la efectividad de los proyectos comunitarios y orientar procesos de mejora continua basados en evidencias.</w:t>
+        <w:t xml:space="preserve">Los estudios de impacto constituyen un insumo esencial para valorar la efectividad de los proyectos comunitarios y orientar procesos de mejora </w:t>
+      </w:r>
+      <w:proofErr w:type="gramStart"/>
+      <w:r>
+        <w:t>continua</w:t>
+      </w:r>
+      <w:proofErr w:type="gramEnd"/>
+      <w:r>
+        <w:t xml:space="preserve"> basados en evidencias.</w:t>
       </w:r>
     </w:p>
     <w:p>
@@ -7482,7 +7901,7 @@
       <w:pPr>
         <w:pStyle w:val="Ttulo2"/>
       </w:pPr>
-      <w:bookmarkStart w:id="12" w:name="_Toc234584276"/>
+      <w:bookmarkStart w:id="12" w:name="_Toc237523668"/>
       <w:r>
         <w:t>Interpretación y análisis de resultados</w:t>
       </w:r>
@@ -7689,6 +8108,13 @@
       </w:r>
     </w:p>
     <w:p>
+      <w:pPr>
+        <w:pStyle w:val="Prrafodelista"/>
+        <w:numPr>
+          <w:ilvl w:val="0"/>
+          <w:numId w:val="37"/>
+        </w:numPr>
+      </w:pPr>
       <w:r>
         <w:rPr>
           <w:b/>
@@ -7707,6 +8133,9 @@
       </w:r>
     </w:p>
     <w:p>
+      <w:pPr>
+        <w:ind w:left="707"/>
+      </w:pPr>
       <w:r>
         <w:rPr>
           <w:b/>
@@ -7716,6 +8145,49 @@
       </w:r>
       <w:r>
         <w:t>: listas de asistencia, actas de reunión y registros de participación.</w:t>
+      </w:r>
+    </w:p>
+    <w:p>
+      <w:pPr>
+        <w:pStyle w:val="Prrafodelista"/>
+        <w:numPr>
+          <w:ilvl w:val="0"/>
+          <w:numId w:val="37"/>
+        </w:numPr>
+      </w:pPr>
+      <w:r>
+        <w:rPr>
+          <w:b/>
+          <w:bCs/>
+        </w:rPr>
+        <w:t>Instrumentos de evaluación</w:t>
+      </w:r>
+      <w:r>
+        <w:t>.</w:t>
+      </w:r>
+      <w:r>
+        <w:t xml:space="preserve"> </w:t>
+      </w:r>
+      <w:r>
+        <w:t>Son herramientas diseñadas para recopilar información sobre percepciones, resultados, niveles de satisfacción y cumplimiento de objetivos. Permiten obtener información tanto cuantitativa como cualitativa.</w:t>
+      </w:r>
+    </w:p>
+    <w:p>
+      <w:pPr>
+        <w:ind w:left="707"/>
+      </w:pPr>
+      <w:r>
+        <w:t xml:space="preserve"> </w:t>
+      </w:r>
+      <w:r>
+        <w:rPr>
+          <w:b/>
+          <w:bCs/>
+        </w:rPr>
+        <w:t>Ejemplos</w:t>
+      </w:r>
+      <w:r>
+        <w:t>: encuestas, entrevistas y listas de verificación.</w:t>
       </w:r>
       <w:r>
         <w:tab/>
@@ -7723,12 +8195,19 @@
       </w:r>
     </w:p>
     <w:p>
-      <w:r>
-        <w:rPr>
-          <w:b/>
-          <w:bCs/>
-        </w:rPr>
-        <w:t>Instrumentos de evaluación</w:t>
+      <w:pPr>
+        <w:pStyle w:val="Prrafodelista"/>
+        <w:numPr>
+          <w:ilvl w:val="0"/>
+          <w:numId w:val="37"/>
+        </w:numPr>
+      </w:pPr>
+      <w:r>
+        <w:rPr>
+          <w:b/>
+          <w:bCs/>
+        </w:rPr>
+        <w:t>Informes de seguimiento</w:t>
       </w:r>
       <w:r>
         <w:t>.</w:t>
@@ -7737,13 +8216,13 @@
         <w:t xml:space="preserve"> </w:t>
       </w:r>
       <w:r>
-        <w:t>Son herramientas diseñadas para recopilar información sobre percepciones, resultados, niveles de satisfacción y cumplimiento de objetivos. Permiten obtener información tanto cuantitativa como cualitativa.</w:t>
-      </w:r>
-    </w:p>
-    <w:p>
-      <w:r>
-        <w:t xml:space="preserve"> </w:t>
-      </w:r>
+        <w:t xml:space="preserve">Son documentos elaborados periódicamente para reportar avances, resultados, dificultades y uso de recursos durante la ejecución del proyecto. Facilitan el análisis del desempeño y el cumplimiento de las metas establecidas. </w:t>
+      </w:r>
+    </w:p>
+    <w:p>
+      <w:pPr>
+        <w:ind w:left="707"/>
+      </w:pPr>
       <w:r>
         <w:rPr>
           <w:b/>
@@ -7752,7 +8231,7 @@
         <w:t>Ejemplos</w:t>
       </w:r>
       <w:r>
-        <w:t>: encuestas, entrevistas y listas de verificación.</w:t>
+        <w:t>: informes técnicos, informes financieros e informes de avance.</w:t>
       </w:r>
       <w:r>
         <w:tab/>
@@ -7760,12 +8239,19 @@
       </w:r>
     </w:p>
     <w:p>
-      <w:r>
-        <w:rPr>
-          <w:b/>
-          <w:bCs/>
-        </w:rPr>
-        <w:t>Informes de seguimiento</w:t>
+      <w:pPr>
+        <w:pStyle w:val="Prrafodelista"/>
+        <w:numPr>
+          <w:ilvl w:val="0"/>
+          <w:numId w:val="37"/>
+        </w:numPr>
+      </w:pPr>
+      <w:r>
+        <w:rPr>
+          <w:b/>
+          <w:bCs/>
+        </w:rPr>
+        <w:t>Bases de datos</w:t>
       </w:r>
       <w:r>
         <w:t>.</w:t>
@@ -7774,10 +8260,17 @@
         <w:t xml:space="preserve"> </w:t>
       </w:r>
       <w:r>
-        <w:t xml:space="preserve">Son documentos elaborados periódicamente para reportar avances, resultados, dificultades y uso de recursos durante la ejecución del proyecto. Facilitan el análisis del desempeño y el cumplimiento de las metas establecidas. </w:t>
-      </w:r>
-    </w:p>
-    <w:p>
+        <w:t xml:space="preserve">Corresponden a sistemas organizados de almacenamiento de información que permiten registrar, actualizar, consultar y analizar datos </w:t>
+      </w:r>
+      <w:r>
+        <w:lastRenderedPageBreak/>
+        <w:t xml:space="preserve">relacionados con los beneficiarios, las actividades, los indicadores y los resultados del proyecto. </w:t>
+      </w:r>
+    </w:p>
+    <w:p>
+      <w:pPr>
+        <w:ind w:left="1069" w:firstLine="348"/>
+      </w:pPr>
       <w:r>
         <w:rPr>
           <w:b/>
@@ -7786,7 +8279,7 @@
         <w:t>Ejemplos</w:t>
       </w:r>
       <w:r>
-        <w:t>: informes técnicos, informes financieros e informes de avance.</w:t>
+        <w:t>: registros digitales, sistemas de información y plataformas de gestión.</w:t>
       </w:r>
       <w:r>
         <w:tab/>
@@ -7795,41 +8288,6 @@
     </w:p>
     <w:p>
       <w:r>
-        <w:rPr>
-          <w:b/>
-          <w:bCs/>
-        </w:rPr>
-        <w:t>Bases de datos</w:t>
-      </w:r>
-      <w:r>
-        <w:t>.</w:t>
-      </w:r>
-      <w:r>
-        <w:t xml:space="preserve"> </w:t>
-      </w:r>
-      <w:r>
-        <w:t xml:space="preserve">Corresponden a sistemas organizados de almacenamiento de información que permiten registrar, actualizar, consultar y analizar datos relacionados con los beneficiarios, las actividades, los indicadores y los resultados del proyecto. </w:t>
-      </w:r>
-    </w:p>
-    <w:p>
-      <w:r>
-        <w:rPr>
-          <w:b/>
-          <w:bCs/>
-        </w:rPr>
-        <w:t>Ejemplos</w:t>
-      </w:r>
-      <w:r>
-        <w:t>: registros digitales, sistemas de información y plataformas de gestión.</w:t>
-      </w:r>
-      <w:r>
-        <w:tab/>
-        <w:t xml:space="preserve"> </w:t>
-      </w:r>
-    </w:p>
-    <w:p>
-      <w:r>
-        <w:lastRenderedPageBreak/>
         <w:t>La adecuada consolidación de la información garantiza la disponibilidad de datos confiables para el análisis de resultados y fortalece los procesos de seguimiento, evaluación y toma de decisiones.</w:t>
       </w:r>
     </w:p>
@@ -7846,7 +8304,7 @@
       <w:pPr>
         <w:pStyle w:val="Ttulo1"/>
       </w:pPr>
-      <w:bookmarkStart w:id="13" w:name="_Toc234584277"/>
+      <w:bookmarkStart w:id="13" w:name="_Toc237523669"/>
       <w:r>
         <w:lastRenderedPageBreak/>
         <w:t>Control financiero y mejora continua de proyectos comunitarios</w:t>
@@ -7867,7 +8325,7 @@
       <w:pPr>
         <w:pStyle w:val="Ttulo2"/>
       </w:pPr>
-      <w:bookmarkStart w:id="14" w:name="_Toc234584278"/>
+      <w:bookmarkStart w:id="14" w:name="_Toc237523670"/>
       <w:r>
         <w:t>Presupuesto comunitario y control de recursos</w:t>
       </w:r>
@@ -8946,7 +9404,7 @@
       <w:pPr>
         <w:pStyle w:val="Ttulo2"/>
       </w:pPr>
-      <w:bookmarkStart w:id="15" w:name="_Toc234584279"/>
+      <w:bookmarkStart w:id="15" w:name="_Toc237523671"/>
       <w:r>
         <w:t>Acciones de mejora en proyectos comunitarios</w:t>
       </w:r>
@@ -8954,7 +9412,16 @@
     </w:p>
     <w:p>
       <w:r>
-        <w:t>Los proyectos comunitarios se desarrollan en contextos dinámicos donde constantemente surgen nuevos retos, necesidades y oportunidades. Por esta razón, es fundamental implementar procesos de mejora continua que permitan fortalecer la gestión, optimizar los recursos y aumentar la efectividad de las intervenciones. Las acciones de mejora representan un conjunto de iniciativas orientadas a corregir debilidades, fortalecer fortalezas y aumentar la capacidad del proyecto para alcanzar sus objetivos de manera eficiente y sostenible.</w:t>
+        <w:t xml:space="preserve">Los proyectos comunitarios se desarrollan en contextos dinámicos donde constantemente surgen nuevos retos, necesidades y oportunidades. Por esta razón, es fundamental implementar procesos de mejora continua que permitan fortalecer la gestión, optimizar los recursos y aumentar la efectividad de las intervenciones. Las acciones de mejora representan un conjunto de iniciativas orientadas a corregir debilidades, </w:t>
+      </w:r>
+      <w:r>
+        <w:t>potenciar las fortalezas</w:t>
+      </w:r>
+      <w:r>
+        <w:t xml:space="preserve"> </w:t>
+      </w:r>
+      <w:r>
+        <w:t>y aumentar la capacidad del proyecto para alcanzar sus objetivos de manera eficiente y sostenible.</w:t>
       </w:r>
     </w:p>
     <w:p>
@@ -9470,7 +9937,7 @@
       <w:pPr>
         <w:pStyle w:val="Ttulo2"/>
       </w:pPr>
-      <w:bookmarkStart w:id="16" w:name="_Toc234584280"/>
+      <w:bookmarkStart w:id="16" w:name="_Toc237523672"/>
       <w:r>
         <w:t>Acciones preventivas y correctivas</w:t>
       </w:r>
@@ -9685,7 +10152,7 @@
           <w:u w:val="single"/>
         </w:rPr>
       </w:pPr>
-      <w:bookmarkStart w:id="17" w:name="_Toc234584281"/>
+      <w:bookmarkStart w:id="17" w:name="_Toc237523673"/>
       <w:r>
         <w:lastRenderedPageBreak/>
         <w:t>Síntesis</w:t>
@@ -9749,10 +10216,10 @@
                     <pic:cNvPicPr/>
                   </pic:nvPicPr>
                   <pic:blipFill>
-                    <a:blip r:embed="rId17">
+                    <a:blip r:embed="rId14">
                       <a:extLst>
                         <a:ext uri="{96DAC541-7B7A-43D3-8B79-37D633B846F1}">
-                          <asvg:svgBlip xmlns:asvg="http://schemas.microsoft.com/office/drawing/2016/SVG/main" r:embed="rId18"/>
+                          <asvg:svgBlip xmlns:asvg="http://schemas.microsoft.com/office/drawing/2016/SVG/main" r:embed="rId15"/>
                         </a:ext>
                       </a:extLst>
                     </a:blip>
@@ -9798,7 +10265,7 @@
       <w:pPr>
         <w:pStyle w:val="Titulosgenerales"/>
       </w:pPr>
-      <w:bookmarkStart w:id="18" w:name="_Toc234584282"/>
+      <w:bookmarkStart w:id="18" w:name="_Toc237523674"/>
       <w:r>
         <w:lastRenderedPageBreak/>
         <w:t>Glosario</w:t>
@@ -10046,7 +10513,7 @@
       <w:pPr>
         <w:pStyle w:val="Titulosgenerales"/>
       </w:pPr>
-      <w:bookmarkStart w:id="19" w:name="_Toc234584283"/>
+      <w:bookmarkStart w:id="19" w:name="_Toc237523675"/>
       <w:r>
         <w:lastRenderedPageBreak/>
         <w:t>Referencias bibliográficas</w:t>
@@ -10060,7 +10527,7 @@
       <w:r>
         <w:t xml:space="preserve">Delgado, Y. (2025). Indicadores en proyectos de comunidad. Yesenia Delgado. </w:t>
       </w:r>
-      <w:hyperlink r:id="rId19" w:history="1">
+      <w:hyperlink r:id="rId16" w:history="1">
         <w:r>
           <w:rPr>
             <w:rStyle w:val="Hipervnculo"/>
@@ -10081,7 +10548,7 @@
       <w:r>
         <w:t xml:space="preserve">. (2026). Encuestas comunitarias: Cómo realizar y analizar encuestas y sondeos comunitarios. </w:t>
       </w:r>
-      <w:hyperlink r:id="rId20" w:history="1">
+      <w:hyperlink r:id="rId17" w:history="1">
         <w:r>
           <w:rPr>
             <w:rStyle w:val="Hipervnculo"/>
@@ -10097,7 +10564,7 @@
       <w:r>
         <w:t xml:space="preserve">Martínez, J. (s. f.). Guía para el seguimiento y evaluación. Universidad Interamericana para el Desarrollo. </w:t>
       </w:r>
-      <w:hyperlink r:id="rId21" w:history="1">
+      <w:hyperlink r:id="rId18" w:history="1">
         <w:r>
           <w:rPr>
             <w:rStyle w:val="Hipervnculo"/>
@@ -10141,7 +10608,7 @@
       <w:pPr>
         <w:pStyle w:val="Titulosgenerales"/>
       </w:pPr>
-      <w:bookmarkStart w:id="20" w:name="_Toc234584284"/>
+      <w:bookmarkStart w:id="20" w:name="_Toc237523676"/>
       <w:r>
         <w:lastRenderedPageBreak/>
         <w:t>Créditos</w:t>
@@ -10247,6 +10714,7 @@
           <w:p>
             <w:pPr>
               <w:pStyle w:val="TextoTablas"/>
+              <w:spacing w:line="360" w:lineRule="auto"/>
               <w:rPr>
                 <w:lang w:val="es-CO"/>
               </w:rPr>
@@ -10263,12 +10731,13 @@
           <w:p>
             <w:pPr>
               <w:pStyle w:val="TextoTablas"/>
+              <w:spacing w:line="360" w:lineRule="auto"/>
               <w:rPr>
                 <w:lang w:val="es-CO"/>
               </w:rPr>
             </w:pPr>
             <w:r>
-              <w:t>Responsable Nacional Ecosistema de Recursos Educativos Digitales (RED) - Profesional 06</w:t>
+              <w:t>Profesional G06. Responsable Ecosistema Virtual de Recursos Educativos Digitales</w:t>
             </w:r>
           </w:p>
         </w:tc>
@@ -10279,6 +10748,7 @@
           <w:p>
             <w:pPr>
               <w:pStyle w:val="TextoTablas"/>
+              <w:spacing w:line="360" w:lineRule="auto"/>
               <w:rPr>
                 <w:lang w:val="es-CO"/>
               </w:rPr>
@@ -10297,6 +10767,7 @@
           <w:p>
             <w:pPr>
               <w:pStyle w:val="TextoTablas"/>
+              <w:spacing w:line="360" w:lineRule="auto"/>
               <w:rPr>
                 <w:lang w:val="es-CO"/>
               </w:rPr>
@@ -10313,6 +10784,7 @@
           <w:p>
             <w:pPr>
               <w:pStyle w:val="TextoTablas"/>
+              <w:spacing w:line="360" w:lineRule="auto"/>
               <w:rPr>
                 <w:lang w:val="es-CO"/>
               </w:rPr>
@@ -10329,6 +10801,7 @@
           <w:p>
             <w:pPr>
               <w:pStyle w:val="TextoTablas"/>
+              <w:spacing w:line="360" w:lineRule="auto"/>
               <w:rPr>
                 <w:lang w:val="es-CO"/>
               </w:rPr>
@@ -10350,6 +10823,7 @@
           <w:p>
             <w:pPr>
               <w:pStyle w:val="TextoTablas"/>
+              <w:spacing w:line="360" w:lineRule="auto"/>
               <w:rPr>
                 <w:lang w:val="es-CO"/>
               </w:rPr>
@@ -10366,6 +10840,7 @@
           <w:p>
             <w:pPr>
               <w:pStyle w:val="TextoTablas"/>
+              <w:spacing w:line="360" w:lineRule="auto"/>
               <w:rPr>
                 <w:lang w:val="es-CO"/>
               </w:rPr>
@@ -10382,6 +10857,7 @@
           <w:p>
             <w:pPr>
               <w:pStyle w:val="TextoTablas"/>
+              <w:spacing w:line="360" w:lineRule="auto"/>
               <w:rPr>
                 <w:lang w:val="es-CO"/>
               </w:rPr>
@@ -10400,6 +10876,7 @@
           <w:p>
             <w:pPr>
               <w:pStyle w:val="TextoTablas"/>
+              <w:spacing w:line="360" w:lineRule="auto"/>
               <w:rPr>
                 <w:lang w:val="es-CO"/>
               </w:rPr>
@@ -10416,6 +10893,7 @@
           <w:p>
             <w:pPr>
               <w:pStyle w:val="TextoTablas"/>
+              <w:spacing w:line="360" w:lineRule="auto"/>
               <w:rPr>
                 <w:lang w:val="es-CO"/>
               </w:rPr>
@@ -10432,6 +10910,7 @@
           <w:p>
             <w:pPr>
               <w:pStyle w:val="TextoTablas"/>
+              <w:spacing w:line="360" w:lineRule="auto"/>
               <w:rPr>
                 <w:lang w:val="es-CO"/>
               </w:rPr>
@@ -10453,6 +10932,7 @@
           <w:p>
             <w:pPr>
               <w:pStyle w:val="TextoTablas"/>
+              <w:spacing w:line="360" w:lineRule="auto"/>
               <w:rPr>
                 <w:lang w:val="es-CO"/>
               </w:rPr>
@@ -10477,6 +10957,7 @@
           <w:p>
             <w:pPr>
               <w:pStyle w:val="TextoTablas"/>
+              <w:spacing w:line="360" w:lineRule="auto"/>
               <w:rPr>
                 <w:lang w:val="es-CO"/>
               </w:rPr>
@@ -10493,6 +10974,7 @@
           <w:p>
             <w:pPr>
               <w:pStyle w:val="TextoTablas"/>
+              <w:spacing w:line="360" w:lineRule="auto"/>
               <w:rPr>
                 <w:lang w:val="es-CO"/>
               </w:rPr>
@@ -10511,12 +10993,13 @@
           <w:p>
             <w:pPr>
               <w:pStyle w:val="TextoTablas"/>
+              <w:spacing w:line="360" w:lineRule="auto"/>
               <w:rPr>
                 <w:lang w:val="es-CO"/>
               </w:rPr>
             </w:pPr>
             <w:r>
-              <w:t>Alexander Donado Molinares</w:t>
+              <w:t>Álvaro Guillermo Araújo Angarita</w:t>
             </w:r>
           </w:p>
         </w:tc>
@@ -10527,6 +11010,7 @@
           <w:p>
             <w:pPr>
               <w:pStyle w:val="TextoTablas"/>
+              <w:spacing w:line="360" w:lineRule="auto"/>
               <w:rPr>
                 <w:lang w:val="es-CO"/>
               </w:rPr>
@@ -10549,12 +11033,13 @@
           <w:p>
             <w:pPr>
               <w:pStyle w:val="TextoTablas"/>
+              <w:spacing w:line="360" w:lineRule="auto"/>
               <w:rPr>
                 <w:lang w:val="es-CO"/>
               </w:rPr>
             </w:pPr>
             <w:r>
-              <w:t xml:space="preserve">Centro de Comercio y Servicios – Regional Atlántico  </w:t>
+              <w:t>Centro de Comercio y Servicios – Regional Atlántico</w:t>
             </w:r>
           </w:p>
         </w:tc>
@@ -10570,6 +11055,7 @@
           <w:p>
             <w:pPr>
               <w:pStyle w:val="TextoTablas"/>
+              <w:spacing w:line="360" w:lineRule="auto"/>
             </w:pPr>
             <w:r>
               <w:t>Nelson Iván Vera Briceño</w:t>
@@ -10583,6 +11069,7 @@
           <w:p>
             <w:pPr>
               <w:pStyle w:val="TextoTablas"/>
+              <w:spacing w:line="360" w:lineRule="auto"/>
               <w:rPr>
                 <w:lang w:val="es-CO"/>
               </w:rPr>
@@ -10599,6 +11086,7 @@
           <w:p>
             <w:pPr>
               <w:pStyle w:val="TextoTablas"/>
+              <w:spacing w:line="360" w:lineRule="auto"/>
               <w:rPr>
                 <w:lang w:val="es-CO"/>
               </w:rPr>
@@ -10617,6 +11105,7 @@
           <w:p>
             <w:pPr>
               <w:pStyle w:val="TextoTablas"/>
+              <w:spacing w:line="360" w:lineRule="auto"/>
             </w:pPr>
             <w:r>
               <w:t>Alexander Rafael Acosta Bedoya</w:t>
@@ -10630,6 +11119,7 @@
           <w:p>
             <w:pPr>
               <w:pStyle w:val="TextoTablas"/>
+              <w:spacing w:line="360" w:lineRule="auto"/>
               <w:rPr>
                 <w:lang w:val="es-CO"/>
               </w:rPr>
@@ -10646,6 +11136,7 @@
           <w:p>
             <w:pPr>
               <w:pStyle w:val="TextoTablas"/>
+              <w:spacing w:line="360" w:lineRule="auto"/>
               <w:rPr>
                 <w:lang w:val="es-CO"/>
               </w:rPr>
@@ -10667,8 +11158,10 @@
           <w:p>
             <w:pPr>
               <w:pStyle w:val="TextoTablas"/>
+              <w:spacing w:line="360" w:lineRule="auto"/>
             </w:pPr>
             <w:r>
+              <w:lastRenderedPageBreak/>
               <w:t>Luz Karime Amaya Cabra</w:t>
             </w:r>
           </w:p>
@@ -10680,6 +11173,7 @@
           <w:p>
             <w:pPr>
               <w:pStyle w:val="TextoTablas"/>
+              <w:spacing w:line="360" w:lineRule="auto"/>
               <w:rPr>
                 <w:lang w:val="es-CO"/>
               </w:rPr>
@@ -10696,6 +11190,7 @@
           <w:p>
             <w:pPr>
               <w:pStyle w:val="TextoTablas"/>
+              <w:spacing w:line="360" w:lineRule="auto"/>
               <w:rPr>
                 <w:lang w:val="es-CO"/>
               </w:rPr>
@@ -10714,6 +11209,7 @@
           <w:p>
             <w:pPr>
               <w:pStyle w:val="TextoTablas"/>
+              <w:spacing w:line="360" w:lineRule="auto"/>
               <w:rPr>
                 <w:lang w:val="es-CO"/>
               </w:rPr>
@@ -10730,6 +11226,7 @@
           <w:p>
             <w:pPr>
               <w:pStyle w:val="TextoTablas"/>
+              <w:spacing w:line="360" w:lineRule="auto"/>
               <w:rPr>
                 <w:lang w:val="es-CO"/>
               </w:rPr>
@@ -10746,6 +11243,7 @@
           <w:p>
             <w:pPr>
               <w:pStyle w:val="TextoTablas"/>
+              <w:spacing w:line="360" w:lineRule="auto"/>
               <w:rPr>
                 <w:lang w:val="es-CO"/>
               </w:rPr>
@@ -10767,12 +11265,12 @@
           <w:p>
             <w:pPr>
               <w:pStyle w:val="TextoTablas"/>
+              <w:spacing w:line="360" w:lineRule="auto"/>
               <w:rPr>
                 <w:lang w:val="es-CO"/>
               </w:rPr>
             </w:pPr>
             <w:r>
-              <w:lastRenderedPageBreak/>
               <w:t>Jonathan Adié Villafañe</w:t>
             </w:r>
           </w:p>
@@ -10784,6 +11282,7 @@
           <w:p>
             <w:pPr>
               <w:pStyle w:val="TextoTablas"/>
+              <w:spacing w:line="360" w:lineRule="auto"/>
               <w:rPr>
                 <w:lang w:val="es-CO"/>
               </w:rPr>
@@ -10800,6 +11299,7 @@
           <w:p>
             <w:pPr>
               <w:pStyle w:val="TextoTablas"/>
+              <w:spacing w:line="360" w:lineRule="auto"/>
               <w:rPr>
                 <w:lang w:val="es-CO"/>
               </w:rPr>
@@ -10818,6 +11318,7 @@
           <w:p>
             <w:pPr>
               <w:pStyle w:val="TextoTablas"/>
+              <w:spacing w:line="360" w:lineRule="auto"/>
               <w:rPr>
                 <w:lang w:val="es-CO"/>
               </w:rPr>
@@ -10834,6 +11335,7 @@
           <w:p>
             <w:pPr>
               <w:pStyle w:val="TextoTablas"/>
+              <w:spacing w:line="360" w:lineRule="auto"/>
               <w:rPr>
                 <w:lang w:val="es-CO"/>
               </w:rPr>
@@ -10850,6 +11352,7 @@
           <w:p>
             <w:pPr>
               <w:pStyle w:val="TextoTablas"/>
+              <w:spacing w:line="360" w:lineRule="auto"/>
               <w:rPr>
                 <w:lang w:val="es-CO"/>
               </w:rPr>
@@ -10869,8 +11372,8 @@
       </w:pPr>
     </w:p>
     <w:sectPr>
-      <w:headerReference w:type="default" r:id="rId22"/>
-      <w:footerReference w:type="default" r:id="rId23"/>
+      <w:headerReference w:type="default" r:id="rId19"/>
+      <w:footerReference w:type="default" r:id="rId20"/>
       <w:pgSz w:w="12240" w:h="15840"/>
       <w:pgMar w:top="1701" w:right="1134" w:bottom="1134" w:left="1134" w:header="709" w:footer="737" w:gutter="0"/>
       <w:pgNumType w:start="1"/>
@@ -10883,7 +11386,7 @@
 </file>
 
 <file path=word/endnotes.xml><?xml version="1.0" encoding="utf-8"?>
-<w:endnotes xmlns:wpc="http://schemas.microsoft.com/office/word/2010/wordprocessingCanvas" xmlns:cx="http://schemas.microsoft.com/office/drawing/2014/chartex" xmlns:cx1="http://schemas.microsoft.com/office/drawing/2015/9/8/chartex" xmlns:cx2="http://schemas.microsoft.com/office/drawing/2015/10/21/chartex" xmlns:cx3="http://schemas.microsoft.com/office/drawing/2016/5/9/chartex" xmlns:cx4="http://schemas.microsoft.com/office/drawing/2016/5/10/chartex" xmlns:cx5="http://schemas.microsoft.com/office/drawing/2016/5/11/chartex" xmlns:cx6="http://schemas.microsoft.com/office/drawing/2016/5/12/chartex" xmlns:cx7="http://schemas.microsoft.com/office/drawing/2016/5/13/chartex" xmlns:cx8="http://schemas.microsoft.com/office/drawing/2016/5/14/chartex" xmlns:mc="http://schemas.openxmlformats.org/markup-compatibility/2006" xmlns:aink="http://schemas.microsoft.com/office/drawing/2016/ink" xmlns:am3d="http://schemas.microsoft.com/office/drawing/2017/model3d" xmlns:o="urn:schemas-microsoft-com:office:office" xmlns:oel="http://schemas.microsoft.com/office/2019/extlst" xmlns:r="http://schemas.openxmlformats.org/officeDocument/2006/relationships" xmlns:m="http://schemas.openxmlformats.org/officeDocument/2006/math" xmlns:v="urn:schemas-microsoft-com:vml" xmlns:wp14="http://schemas.microsoft.com/office/word/2010/wordprocessingDrawing" xmlns:wp="http://schemas.openxmlformats.org/drawingml/2006/wordprocessingDrawing" xmlns:w10="urn:schemas-microsoft-com:office:word" xmlns:w="http://schemas.openxmlformats.org/wordprocessingml/2006/main" xmlns:w14="http://schemas.microsoft.com/office/word/2010/wordml" xmlns:w15="http://schemas.microsoft.com/office/word/2012/wordml" xmlns:w16cex="http://schemas.microsoft.com/office/word/2018/wordml/cex" xmlns:w16cid="http://schemas.microsoft.com/office/word/2016/wordml/cid" xmlns:w16="http://schemas.microsoft.com/office/word/2018/wordml" xmlns:w16du="http://schemas.microsoft.com/office/word/2023/wordml/word16du" xmlns:w16sdtdh="http://schemas.microsoft.com/office/word/2020/wordml/sdtdatahash" xmlns:w16sdtfl="http://schemas.microsoft.com/office/word/2024/wordml/sdtformatlock" xmlns:w16se="http://schemas.microsoft.com/office/word/2015/wordml/symex" xmlns:wpg="http://schemas.microsoft.com/office/word/2010/wordprocessingGroup" xmlns:wpi="http://schemas.microsoft.com/office/word/2010/wordprocessingInk" xmlns:wne="http://schemas.microsoft.com/office/word/2006/wordml" xmlns:wps="http://schemas.microsoft.com/office/word/2010/wordprocessingShape" mc:Ignorable="w14 w15 w16se w16cid w16 w16cex w16sdtdh w16sdtfl w16du wp14">
+<w:endnotes xmlns:wpc="http://schemas.microsoft.com/office/word/2010/wordprocessingCanvas" xmlns:cx="http://schemas.microsoft.com/office/drawing/2014/chartex" xmlns:cx1="http://schemas.microsoft.com/office/drawing/2015/9/8/chartex" xmlns:cx2="http://schemas.microsoft.com/office/drawing/2015/10/21/chartex" xmlns:cx3="http://schemas.microsoft.com/office/drawing/2016/5/9/chartex" xmlns:cx4="http://schemas.microsoft.com/office/drawing/2016/5/10/chartex" xmlns:cx5="http://schemas.microsoft.com/office/drawing/2016/5/11/chartex" xmlns:cx6="http://schemas.microsoft.com/office/drawing/2016/5/12/chartex" xmlns:cx7="http://schemas.microsoft.com/office/drawing/2016/5/13/chartex" xmlns:cx8="http://schemas.microsoft.com/office/drawing/2016/5/14/chartex" xmlns:mc="http://schemas.openxmlformats.org/markup-compatibility/2006" xmlns:aink="http://schemas.microsoft.com/office/drawing/2016/ink" xmlns:am3d="http://schemas.microsoft.com/office/drawing/2017/model3d" xmlns:o="urn:schemas-microsoft-com:office:office" xmlns:oel="http://schemas.microsoft.com/office/2019/extlst" xmlns:r="http://schemas.openxmlformats.org/officeDocument/2006/relationships" xmlns:m="http://schemas.openxmlformats.org/officeDocument/2006/math" xmlns:v="urn:schemas-microsoft-com:vml" xmlns:wp14="http://schemas.microsoft.com/office/word/2010/wordprocessingDrawing" xmlns:wp="http://schemas.openxmlformats.org/drawingml/2006/wordprocessingDrawing" xmlns:w10="urn:schemas-microsoft-com:office:word" xmlns:w="http://schemas.openxmlformats.org/wordprocessingml/2006/main" xmlns:w14="http://schemas.microsoft.com/office/word/2010/wordml" xmlns:w15="http://schemas.microsoft.com/office/word/2012/wordml" xmlns:w16cei="http://schemas.microsoft.com/office/word/2026/wordml/cei" xmlns:w16cex="http://schemas.microsoft.com/office/word/2018/wordml/cex" xmlns:w16cid="http://schemas.microsoft.com/office/word/2016/wordml/cid" xmlns:w16="http://schemas.microsoft.com/office/word/2018/wordml" xmlns:w16du="http://schemas.microsoft.com/office/word/2023/wordml/word16du" xmlns:w16sdtdh="http://schemas.microsoft.com/office/word/2020/wordml/sdtdatahash" xmlns:w16sdtfl="http://schemas.microsoft.com/office/word/2024/wordml/sdtformatlock" xmlns:w16se="http://schemas.microsoft.com/office/word/2015/wordml/symex" xmlns:wpg="http://schemas.microsoft.com/office/word/2010/wordprocessingGroup" xmlns:wpi="http://schemas.microsoft.com/office/word/2010/wordprocessingInk" xmlns:wne="http://schemas.microsoft.com/office/word/2006/wordml" xmlns:wps="http://schemas.microsoft.com/office/word/2010/wordprocessingShape" mc:Ignorable="w14 w15 w16se w16cid w16 w16cex w16sdtdh w16sdtfl w16du wp14">
   <w:endnote w:type="separator" w:id="-1">
     <w:p>
       <w:pPr>
@@ -10910,7 +11413,7 @@
 </file>
 
 <file path=word/footer1.xml><?xml version="1.0" encoding="utf-8"?>
-<w:ftr xmlns:wpc="http://schemas.microsoft.com/office/word/2010/wordprocessingCanvas" xmlns:cx="http://schemas.microsoft.com/office/drawing/2014/chartex" xmlns:cx1="http://schemas.microsoft.com/office/drawing/2015/9/8/chartex" xmlns:cx2="http://schemas.microsoft.com/office/drawing/2015/10/21/chartex" xmlns:cx3="http://schemas.microsoft.com/office/drawing/2016/5/9/chartex" xmlns:cx4="http://schemas.microsoft.com/office/drawing/2016/5/10/chartex" xmlns:cx5="http://schemas.microsoft.com/office/drawing/2016/5/11/chartex" xmlns:cx6="http://schemas.microsoft.com/office/drawing/2016/5/12/chartex" xmlns:cx7="http://schemas.microsoft.com/office/drawing/2016/5/13/chartex" xmlns:cx8="http://schemas.microsoft.com/office/drawing/2016/5/14/chartex" xmlns:mc="http://schemas.openxmlformats.org/markup-compatibility/2006" xmlns:aink="http://schemas.microsoft.com/office/drawing/2016/ink" xmlns:am3d="http://schemas.microsoft.com/office/drawing/2017/model3d" xmlns:o="urn:schemas-microsoft-com:office:office" xmlns:oel="http://schemas.microsoft.com/office/2019/extlst" xmlns:r="http://schemas.openxmlformats.org/officeDocument/2006/relationships" xmlns:m="http://schemas.openxmlformats.org/officeDocument/2006/math" xmlns:v="urn:schemas-microsoft-com:vml" xmlns:wp14="http://schemas.microsoft.com/office/word/2010/wordprocessingDrawing" xmlns:wp="http://schemas.openxmlformats.org/drawingml/2006/wordprocessingDrawing" xmlns:w10="urn:schemas-microsoft-com:office:word" xmlns:w="http://schemas.openxmlformats.org/wordprocessingml/2006/main" xmlns:w14="http://schemas.microsoft.com/office/word/2010/wordml" xmlns:w15="http://schemas.microsoft.com/office/word/2012/wordml" xmlns:w16cex="http://schemas.microsoft.com/office/word/2018/wordml/cex" xmlns:w16cid="http://schemas.microsoft.com/office/word/2016/wordml/cid" xmlns:w16="http://schemas.microsoft.com/office/word/2018/wordml" xmlns:w16du="http://schemas.microsoft.com/office/word/2023/wordml/word16du" xmlns:w16sdtdh="http://schemas.microsoft.com/office/word/2020/wordml/sdtdatahash" xmlns:w16sdtfl="http://schemas.microsoft.com/office/word/2024/wordml/sdtformatlock" xmlns:w16se="http://schemas.microsoft.com/office/word/2015/wordml/symex" xmlns:wpg="http://schemas.microsoft.com/office/word/2010/wordprocessingGroup" xmlns:wpi="http://schemas.microsoft.com/office/word/2010/wordprocessingInk" xmlns:wne="http://schemas.microsoft.com/office/word/2006/wordml" xmlns:wps="http://schemas.microsoft.com/office/word/2010/wordprocessingShape" mc:Ignorable="w14 w15 w16se w16cid w16 w16cex w16sdtdh w16sdtfl w16du wp14">
+<w:ftr xmlns:wpc="http://schemas.microsoft.com/office/word/2010/wordprocessingCanvas" xmlns:cx="http://schemas.microsoft.com/office/drawing/2014/chartex" xmlns:cx1="http://schemas.microsoft.com/office/drawing/2015/9/8/chartex" xmlns:cx2="http://schemas.microsoft.com/office/drawing/2015/10/21/chartex" xmlns:cx3="http://schemas.microsoft.com/office/drawing/2016/5/9/chartex" xmlns:cx4="http://schemas.microsoft.com/office/drawing/2016/5/10/chartex" xmlns:cx5="http://schemas.microsoft.com/office/drawing/2016/5/11/chartex" xmlns:cx6="http://schemas.microsoft.com/office/drawing/2016/5/12/chartex" xmlns:cx7="http://schemas.microsoft.com/office/drawing/2016/5/13/chartex" xmlns:cx8="http://schemas.microsoft.com/office/drawing/2016/5/14/chartex" xmlns:mc="http://schemas.openxmlformats.org/markup-compatibility/2006" xmlns:aink="http://schemas.microsoft.com/office/drawing/2016/ink" xmlns:am3d="http://schemas.microsoft.com/office/drawing/2017/model3d" xmlns:o="urn:schemas-microsoft-com:office:office" xmlns:oel="http://schemas.microsoft.com/office/2019/extlst" xmlns:r="http://schemas.openxmlformats.org/officeDocument/2006/relationships" xmlns:m="http://schemas.openxmlformats.org/officeDocument/2006/math" xmlns:v="urn:schemas-microsoft-com:vml" xmlns:wp14="http://schemas.microsoft.com/office/word/2010/wordprocessingDrawing" xmlns:wp="http://schemas.openxmlformats.org/drawingml/2006/wordprocessingDrawing" xmlns:w10="urn:schemas-microsoft-com:office:word" xmlns:w="http://schemas.openxmlformats.org/wordprocessingml/2006/main" xmlns:w14="http://schemas.microsoft.com/office/word/2010/wordml" xmlns:w15="http://schemas.microsoft.com/office/word/2012/wordml" xmlns:w16cei="http://schemas.microsoft.com/office/word/2026/wordml/cei" xmlns:w16cex="http://schemas.microsoft.com/office/word/2018/wordml/cex" xmlns:w16cid="http://schemas.microsoft.com/office/word/2016/wordml/cid" xmlns:w16="http://schemas.microsoft.com/office/word/2018/wordml" xmlns:w16du="http://schemas.microsoft.com/office/word/2023/wordml/word16du" xmlns:w16sdtdh="http://schemas.microsoft.com/office/word/2020/wordml/sdtdatahash" xmlns:w16sdtfl="http://schemas.microsoft.com/office/word/2024/wordml/sdtformatlock" xmlns:w16se="http://schemas.microsoft.com/office/word/2015/wordml/symex" xmlns:wpg="http://schemas.microsoft.com/office/word/2010/wordprocessingGroup" xmlns:wpi="http://schemas.microsoft.com/office/word/2010/wordprocessingInk" xmlns:wne="http://schemas.microsoft.com/office/word/2006/wordml" xmlns:wps="http://schemas.microsoft.com/office/word/2010/wordprocessingShape" mc:Ignorable="w14 w15 w16se w16cid w16 w16cex w16sdtdh w16sdtfl w16du wp14">
   <w:sdt>
     <w:sdtPr>
       <w:id w:val="-1465197936"/>
@@ -10956,7 +11459,7 @@
 </file>
 
 <file path=word/footnotes.xml><?xml version="1.0" encoding="utf-8"?>
-<w:footnotes xmlns:wpc="http://schemas.microsoft.com/office/word/2010/wordprocessingCanvas" xmlns:cx="http://schemas.microsoft.com/office/drawing/2014/chartex" xmlns:cx1="http://schemas.microsoft.com/office/drawing/2015/9/8/chartex" xmlns:cx2="http://schemas.microsoft.com/office/drawing/2015/10/21/chartex" xmlns:cx3="http://schemas.microsoft.com/office/drawing/2016/5/9/chartex" xmlns:cx4="http://schemas.microsoft.com/office/drawing/2016/5/10/chartex" xmlns:cx5="http://schemas.microsoft.com/office/drawing/2016/5/11/chartex" xmlns:cx6="http://schemas.microsoft.com/office/drawing/2016/5/12/chartex" xmlns:cx7="http://schemas.microsoft.com/office/drawing/2016/5/13/chartex" xmlns:cx8="http://schemas.microsoft.com/office/drawing/2016/5/14/chartex" xmlns:mc="http://schemas.openxmlformats.org/markup-compatibility/2006" xmlns:aink="http://schemas.microsoft.com/office/drawing/2016/ink" xmlns:am3d="http://schemas.microsoft.com/office/drawing/2017/model3d" xmlns:o="urn:schemas-microsoft-com:office:office" xmlns:oel="http://schemas.microsoft.com/office/2019/extlst" xmlns:r="http://schemas.openxmlformats.org/officeDocument/2006/relationships" xmlns:m="http://schemas.openxmlformats.org/officeDocument/2006/math" xmlns:v="urn:schemas-microsoft-com:vml" xmlns:wp14="http://schemas.microsoft.com/office/word/2010/wordprocessingDrawing" xmlns:wp="http://schemas.openxmlformats.org/drawingml/2006/wordprocessingDrawing" xmlns:w10="urn:schemas-microsoft-com:office:word" xmlns:w="http://schemas.openxmlformats.org/wordprocessingml/2006/main" xmlns:w14="http://schemas.microsoft.com/office/word/2010/wordml" xmlns:w15="http://schemas.microsoft.com/office/word/2012/wordml" xmlns:w16cex="http://schemas.microsoft.com/office/word/2018/wordml/cex" xmlns:w16cid="http://schemas.microsoft.com/office/word/2016/wordml/cid" xmlns:w16="http://schemas.microsoft.com/office/word/2018/wordml" xmlns:w16du="http://schemas.microsoft.com/office/word/2023/wordml/word16du" xmlns:w16sdtdh="http://schemas.microsoft.com/office/word/2020/wordml/sdtdatahash" xmlns:w16sdtfl="http://schemas.microsoft.com/office/word/2024/wordml/sdtformatlock" xmlns:w16se="http://schemas.microsoft.com/office/word/2015/wordml/symex" xmlns:wpg="http://schemas.microsoft.com/office/word/2010/wordprocessingGroup" xmlns:wpi="http://schemas.microsoft.com/office/word/2010/wordprocessingInk" xmlns:wne="http://schemas.microsoft.com/office/word/2006/wordml" xmlns:wps="http://schemas.microsoft.com/office/word/2010/wordprocessingShape" mc:Ignorable="w14 w15 w16se w16cid w16 w16cex w16sdtdh w16sdtfl w16du wp14">
+<w:footnotes xmlns:wpc="http://schemas.microsoft.com/office/word/2010/wordprocessingCanvas" xmlns:cx="http://schemas.microsoft.com/office/drawing/2014/chartex" xmlns:cx1="http://schemas.microsoft.com/office/drawing/2015/9/8/chartex" xmlns:cx2="http://schemas.microsoft.com/office/drawing/2015/10/21/chartex" xmlns:cx3="http://schemas.microsoft.com/office/drawing/2016/5/9/chartex" xmlns:cx4="http://schemas.microsoft.com/office/drawing/2016/5/10/chartex" xmlns:cx5="http://schemas.microsoft.com/office/drawing/2016/5/11/chartex" xmlns:cx6="http://schemas.microsoft.com/office/drawing/2016/5/12/chartex" xmlns:cx7="http://schemas.microsoft.com/office/drawing/2016/5/13/chartex" xmlns:cx8="http://schemas.microsoft.com/office/drawing/2016/5/14/chartex" xmlns:mc="http://schemas.openxmlformats.org/markup-compatibility/2006" xmlns:aink="http://schemas.microsoft.com/office/drawing/2016/ink" xmlns:am3d="http://schemas.microsoft.com/office/drawing/2017/model3d" xmlns:o="urn:schemas-microsoft-com:office:office" xmlns:oel="http://schemas.microsoft.com/office/2019/extlst" xmlns:r="http://schemas.openxmlformats.org/officeDocument/2006/relationships" xmlns:m="http://schemas.openxmlformats.org/officeDocument/2006/math" xmlns:v="urn:schemas-microsoft-com:vml" xmlns:wp14="http://schemas.microsoft.com/office/word/2010/wordprocessingDrawing" xmlns:wp="http://schemas.openxmlformats.org/drawingml/2006/wordprocessingDrawing" xmlns:w10="urn:schemas-microsoft-com:office:word" xmlns:w="http://schemas.openxmlformats.org/wordprocessingml/2006/main" xmlns:w14="http://schemas.microsoft.com/office/word/2010/wordml" xmlns:w15="http://schemas.microsoft.com/office/word/2012/wordml" xmlns:w16cei="http://schemas.microsoft.com/office/word/2026/wordml/cei" xmlns:w16cex="http://schemas.microsoft.com/office/word/2018/wordml/cex" xmlns:w16cid="http://schemas.microsoft.com/office/word/2016/wordml/cid" xmlns:w16="http://schemas.microsoft.com/office/word/2018/wordml" xmlns:w16du="http://schemas.microsoft.com/office/word/2023/wordml/word16du" xmlns:w16sdtdh="http://schemas.microsoft.com/office/word/2020/wordml/sdtdatahash" xmlns:w16sdtfl="http://schemas.microsoft.com/office/word/2024/wordml/sdtformatlock" xmlns:w16se="http://schemas.microsoft.com/office/word/2015/wordml/symex" xmlns:wpg="http://schemas.microsoft.com/office/word/2010/wordprocessingGroup" xmlns:wpi="http://schemas.microsoft.com/office/word/2010/wordprocessingInk" xmlns:wne="http://schemas.microsoft.com/office/word/2006/wordml" xmlns:wps="http://schemas.microsoft.com/office/word/2010/wordprocessingShape" mc:Ignorable="w14 w15 w16se w16cid w16 w16cex w16sdtdh w16sdtfl w16du wp14">
   <w:footnote w:type="separator" w:id="-1">
     <w:p>
       <w:pPr>
@@ -10983,7 +11486,7 @@
 </file>
 
 <file path=word/header1.xml><?xml version="1.0" encoding="utf-8"?>
-<w:hdr xmlns:wpc="http://schemas.microsoft.com/office/word/2010/wordprocessingCanvas" xmlns:cx="http://schemas.microsoft.com/office/drawing/2014/chartex" xmlns:cx1="http://schemas.microsoft.com/office/drawing/2015/9/8/chartex" xmlns:cx2="http://schemas.microsoft.com/office/drawing/2015/10/21/chartex" xmlns:cx3="http://schemas.microsoft.com/office/drawing/2016/5/9/chartex" xmlns:cx4="http://schemas.microsoft.com/office/drawing/2016/5/10/chartex" xmlns:cx5="http://schemas.microsoft.com/office/drawing/2016/5/11/chartex" xmlns:cx6="http://schemas.microsoft.com/office/drawing/2016/5/12/chartex" xmlns:cx7="http://schemas.microsoft.com/office/drawing/2016/5/13/chartex" xmlns:cx8="http://schemas.microsoft.com/office/drawing/2016/5/14/chartex" xmlns:mc="http://schemas.openxmlformats.org/markup-compatibility/2006" xmlns:aink="http://schemas.microsoft.com/office/drawing/2016/ink" xmlns:am3d="http://schemas.microsoft.com/office/drawing/2017/model3d" xmlns:o="urn:schemas-microsoft-com:office:office" xmlns:oel="http://schemas.microsoft.com/office/2019/extlst" xmlns:r="http://schemas.openxmlformats.org/officeDocument/2006/relationships" xmlns:m="http://schemas.openxmlformats.org/officeDocument/2006/math" xmlns:v="urn:schemas-microsoft-com:vml" xmlns:wp14="http://schemas.microsoft.com/office/word/2010/wordprocessingDrawing" xmlns:wp="http://schemas.openxmlformats.org/drawingml/2006/wordprocessingDrawing" xmlns:w10="urn:schemas-microsoft-com:office:word" xmlns:w="http://schemas.openxmlformats.org/wordprocessingml/2006/main" xmlns:w14="http://schemas.microsoft.com/office/word/2010/wordml" xmlns:w15="http://schemas.microsoft.com/office/word/2012/wordml" xmlns:w16cex="http://schemas.microsoft.com/office/word/2018/wordml/cex" xmlns:w16cid="http://schemas.microsoft.com/office/word/2016/wordml/cid" xmlns:w16="http://schemas.microsoft.com/office/word/2018/wordml" xmlns:w16du="http://schemas.microsoft.com/office/word/2023/wordml/word16du" xmlns:w16sdtdh="http://schemas.microsoft.com/office/word/2020/wordml/sdtdatahash" xmlns:w16sdtfl="http://schemas.microsoft.com/office/word/2024/wordml/sdtformatlock" xmlns:w16se="http://schemas.microsoft.com/office/word/2015/wordml/symex" xmlns:wpg="http://schemas.microsoft.com/office/word/2010/wordprocessingGroup" xmlns:wpi="http://schemas.microsoft.com/office/word/2010/wordprocessingInk" xmlns:wne="http://schemas.microsoft.com/office/word/2006/wordml" xmlns:wps="http://schemas.microsoft.com/office/word/2010/wordprocessingShape" mc:Ignorable="w14 w15 w16se w16cid w16 w16cex w16sdtdh w16sdtfl w16du wp14">
+<w:hdr xmlns:wpc="http://schemas.microsoft.com/office/word/2010/wordprocessingCanvas" xmlns:cx="http://schemas.microsoft.com/office/drawing/2014/chartex" xmlns:cx1="http://schemas.microsoft.com/office/drawing/2015/9/8/chartex" xmlns:cx2="http://schemas.microsoft.com/office/drawing/2015/10/21/chartex" xmlns:cx3="http://schemas.microsoft.com/office/drawing/2016/5/9/chartex" xmlns:cx4="http://schemas.microsoft.com/office/drawing/2016/5/10/chartex" xmlns:cx5="http://schemas.microsoft.com/office/drawing/2016/5/11/chartex" xmlns:cx6="http://schemas.microsoft.com/office/drawing/2016/5/12/chartex" xmlns:cx7="http://schemas.microsoft.com/office/drawing/2016/5/13/chartex" xmlns:cx8="http://schemas.microsoft.com/office/drawing/2016/5/14/chartex" xmlns:mc="http://schemas.openxmlformats.org/markup-compatibility/2006" xmlns:aink="http://schemas.microsoft.com/office/drawing/2016/ink" xmlns:am3d="http://schemas.microsoft.com/office/drawing/2017/model3d" xmlns:o="urn:schemas-microsoft-com:office:office" xmlns:oel="http://schemas.microsoft.com/office/2019/extlst" xmlns:r="http://schemas.openxmlformats.org/officeDocument/2006/relationships" xmlns:m="http://schemas.openxmlformats.org/officeDocument/2006/math" xmlns:v="urn:schemas-microsoft-com:vml" xmlns:wp14="http://schemas.microsoft.com/office/word/2010/wordprocessingDrawing" xmlns:wp="http://schemas.openxmlformats.org/drawingml/2006/wordprocessingDrawing" xmlns:w10="urn:schemas-microsoft-com:office:word" xmlns:w="http://schemas.openxmlformats.org/wordprocessingml/2006/main" xmlns:w14="http://schemas.microsoft.com/office/word/2010/wordml" xmlns:w15="http://schemas.microsoft.com/office/word/2012/wordml" xmlns:w16cei="http://schemas.microsoft.com/office/word/2026/wordml/cei" xmlns:w16cex="http://schemas.microsoft.com/office/word/2018/wordml/cex" xmlns:w16cid="http://schemas.microsoft.com/office/word/2016/wordml/cid" xmlns:w16="http://schemas.microsoft.com/office/word/2018/wordml" xmlns:w16du="http://schemas.microsoft.com/office/word/2023/wordml/word16du" xmlns:w16sdtdh="http://schemas.microsoft.com/office/word/2020/wordml/sdtdatahash" xmlns:w16sdtfl="http://schemas.microsoft.com/office/word/2024/wordml/sdtformatlock" xmlns:w16se="http://schemas.microsoft.com/office/word/2015/wordml/symex" xmlns:wpg="http://schemas.microsoft.com/office/word/2010/wordprocessingGroup" xmlns:wpi="http://schemas.microsoft.com/office/word/2010/wordprocessingInk" xmlns:wne="http://schemas.microsoft.com/office/word/2006/wordml" xmlns:wps="http://schemas.microsoft.com/office/word/2010/wordprocessingShape" mc:Ignorable="w14 w15 w16se w16cid w16 w16cex w16sdtdh w16sdtfl w16du wp14">
   <w:p>
     <w:pPr>
       <w:pStyle w:val="Encabezado"/>
@@ -11070,7 +11573,7 @@
 </file>
 
 <file path=word/numbering.xml><?xml version="1.0" encoding="utf-8"?>
-<w:numbering xmlns:wpc="http://schemas.microsoft.com/office/word/2010/wordprocessingCanvas" xmlns:cx="http://schemas.microsoft.com/office/drawing/2014/chartex" xmlns:cx1="http://schemas.microsoft.com/office/drawing/2015/9/8/chartex" xmlns:cx2="http://schemas.microsoft.com/office/drawing/2015/10/21/chartex" xmlns:cx3="http://schemas.microsoft.com/office/drawing/2016/5/9/chartex" xmlns:cx4="http://schemas.microsoft.com/office/drawing/2016/5/10/chartex" xmlns:cx5="http://schemas.microsoft.com/office/drawing/2016/5/11/chartex" xmlns:cx6="http://schemas.microsoft.com/office/drawing/2016/5/12/chartex" xmlns:cx7="http://schemas.microsoft.com/office/drawing/2016/5/13/chartex" xmlns:cx8="http://schemas.microsoft.com/office/drawing/2016/5/14/chartex" xmlns:mc="http://schemas.openxmlformats.org/markup-compatibility/2006" xmlns:aink="http://schemas.microsoft.com/office/drawing/2016/ink" xmlns:am3d="http://schemas.microsoft.com/office/drawing/2017/model3d" xmlns:o="urn:schemas-microsoft-com:office:office" xmlns:oel="http://schemas.microsoft.com/office/2019/extlst" xmlns:r="http://schemas.openxmlformats.org/officeDocument/2006/relationships" xmlns:m="http://schemas.openxmlformats.org/officeDocument/2006/math" xmlns:v="urn:schemas-microsoft-com:vml" xmlns:wp14="http://schemas.microsoft.com/office/word/2010/wordprocessingDrawing" xmlns:wp="http://schemas.openxmlformats.org/drawingml/2006/wordprocessingDrawing" xmlns:w10="urn:schemas-microsoft-com:office:word" xmlns:w="http://schemas.openxmlformats.org/wordprocessingml/2006/main" xmlns:w14="http://schemas.microsoft.com/office/word/2010/wordml" xmlns:w15="http://schemas.microsoft.com/office/word/2012/wordml" xmlns:w16cex="http://schemas.microsoft.com/office/word/2018/wordml/cex" xmlns:w16cid="http://schemas.microsoft.com/office/word/2016/wordml/cid" xmlns:w16="http://schemas.microsoft.com/office/word/2018/wordml" xmlns:w16du="http://schemas.microsoft.com/office/word/2023/wordml/word16du" xmlns:w16sdtdh="http://schemas.microsoft.com/office/word/2020/wordml/sdtdatahash" xmlns:w16sdtfl="http://schemas.microsoft.com/office/word/2024/wordml/sdtformatlock" xmlns:w16se="http://schemas.microsoft.com/office/word/2015/wordml/symex" xmlns:wpg="http://schemas.microsoft.com/office/word/2010/wordprocessingGroup" xmlns:wpi="http://schemas.microsoft.com/office/word/2010/wordprocessingInk" xmlns:wne="http://schemas.microsoft.com/office/word/2006/wordml" xmlns:wps="http://schemas.microsoft.com/office/word/2010/wordprocessingShape" mc:Ignorable="w14 w15 w16se w16cid w16 w16cex w16sdtdh w16sdtfl w16du wp14">
+<w:numbering xmlns:wpc="http://schemas.microsoft.com/office/word/2010/wordprocessingCanvas" xmlns:cx="http://schemas.microsoft.com/office/drawing/2014/chartex" xmlns:cx1="http://schemas.microsoft.com/office/drawing/2015/9/8/chartex" xmlns:cx2="http://schemas.microsoft.com/office/drawing/2015/10/21/chartex" xmlns:cx3="http://schemas.microsoft.com/office/drawing/2016/5/9/chartex" xmlns:cx4="http://schemas.microsoft.com/office/drawing/2016/5/10/chartex" xmlns:cx5="http://schemas.microsoft.com/office/drawing/2016/5/11/chartex" xmlns:cx6="http://schemas.microsoft.com/office/drawing/2016/5/12/chartex" xmlns:cx7="http://schemas.microsoft.com/office/drawing/2016/5/13/chartex" xmlns:cx8="http://schemas.microsoft.com/office/drawing/2016/5/14/chartex" xmlns:mc="http://schemas.openxmlformats.org/markup-compatibility/2006" xmlns:aink="http://schemas.microsoft.com/office/drawing/2016/ink" xmlns:am3d="http://schemas.microsoft.com/office/drawing/2017/model3d" xmlns:o="urn:schemas-microsoft-com:office:office" xmlns:oel="http://schemas.microsoft.com/office/2019/extlst" xmlns:r="http://schemas.openxmlformats.org/officeDocument/2006/relationships" xmlns:m="http://schemas.openxmlformats.org/officeDocument/2006/math" xmlns:v="urn:schemas-microsoft-com:vml" xmlns:wp14="http://schemas.microsoft.com/office/word/2010/wordprocessingDrawing" xmlns:wp="http://schemas.openxmlformats.org/drawingml/2006/wordprocessingDrawing" xmlns:w10="urn:schemas-microsoft-com:office:word" xmlns:w="http://schemas.openxmlformats.org/wordprocessingml/2006/main" xmlns:w14="http://schemas.microsoft.com/office/word/2010/wordml" xmlns:w15="http://schemas.microsoft.com/office/word/2012/wordml" xmlns:w16cei="http://schemas.microsoft.com/office/word/2026/wordml/cei" xmlns:w16cex="http://schemas.microsoft.com/office/word/2018/wordml/cex" xmlns:w16cid="http://schemas.microsoft.com/office/word/2016/wordml/cid" xmlns:w16="http://schemas.microsoft.com/office/word/2018/wordml" xmlns:w16du="http://schemas.microsoft.com/office/word/2023/wordml/word16du" xmlns:w16sdtdh="http://schemas.microsoft.com/office/word/2020/wordml/sdtdatahash" xmlns:w16sdtfl="http://schemas.microsoft.com/office/word/2024/wordml/sdtformatlock" xmlns:w16se="http://schemas.microsoft.com/office/word/2015/wordml/symex" xmlns:wpg="http://schemas.microsoft.com/office/word/2010/wordprocessingGroup" xmlns:wpi="http://schemas.microsoft.com/office/word/2010/wordprocessingInk" xmlns:wne="http://schemas.microsoft.com/office/word/2006/wordml" xmlns:wps="http://schemas.microsoft.com/office/word/2010/wordprocessingShape" mc:Ignorable="w14 w15 w16se w16cid w16 w16cex w16sdtdh w16sdtfl w16du wp14">
   <w:abstractNum w:abstractNumId="0" w15:restartNumberingAfterBreak="0">
     <w:nsid w:val="FFFFFF89"/>
     <w:multiLevelType w:val="singleLevel"/>
@@ -11545,6 +12048,119 @@
     </w:lvl>
   </w:abstractNum>
   <w:abstractNum w:abstractNumId="5" w15:restartNumberingAfterBreak="0">
+    <w:nsid w:val="1754395E"/>
+    <w:multiLevelType w:val="hybridMultilevel"/>
+    <w:tmpl w:val="61986808"/>
+    <w:lvl w:ilvl="0" w:tplc="240A0001">
+      <w:start w:val="1"/>
+      <w:numFmt w:val="bullet"/>
+      <w:lvlText w:val=""/>
+      <w:lvlJc w:val="left"/>
+      <w:pPr>
+        <w:ind w:left="1429" w:hanging="360"/>
+      </w:pPr>
+      <w:rPr>
+        <w:rFonts w:ascii="Symbol" w:hAnsi="Symbol" w:hint="default"/>
+      </w:rPr>
+    </w:lvl>
+    <w:lvl w:ilvl="1" w:tplc="240A0003" w:tentative="1">
+      <w:start w:val="1"/>
+      <w:numFmt w:val="bullet"/>
+      <w:lvlText w:val="o"/>
+      <w:lvlJc w:val="left"/>
+      <w:pPr>
+        <w:ind w:left="2149" w:hanging="360"/>
+      </w:pPr>
+      <w:rPr>
+        <w:rFonts w:ascii="Courier New" w:hAnsi="Courier New" w:cs="Courier New" w:hint="default"/>
+      </w:rPr>
+    </w:lvl>
+    <w:lvl w:ilvl="2" w:tplc="240A0005" w:tentative="1">
+      <w:start w:val="1"/>
+      <w:numFmt w:val="bullet"/>
+      <w:lvlText w:val=""/>
+      <w:lvlJc w:val="left"/>
+      <w:pPr>
+        <w:ind w:left="2869" w:hanging="360"/>
+      </w:pPr>
+      <w:rPr>
+        <w:rFonts w:ascii="Wingdings" w:hAnsi="Wingdings" w:hint="default"/>
+      </w:rPr>
+    </w:lvl>
+    <w:lvl w:ilvl="3" w:tplc="240A0001" w:tentative="1">
+      <w:start w:val="1"/>
+      <w:numFmt w:val="bullet"/>
+      <w:lvlText w:val=""/>
+      <w:lvlJc w:val="left"/>
+      <w:pPr>
+        <w:ind w:left="3589" w:hanging="360"/>
+      </w:pPr>
+      <w:rPr>
+        <w:rFonts w:ascii="Symbol" w:hAnsi="Symbol" w:hint="default"/>
+      </w:rPr>
+    </w:lvl>
+    <w:lvl w:ilvl="4" w:tplc="240A0003" w:tentative="1">
+      <w:start w:val="1"/>
+      <w:numFmt w:val="bullet"/>
+      <w:lvlText w:val="o"/>
+      <w:lvlJc w:val="left"/>
+      <w:pPr>
+        <w:ind w:left="4309" w:hanging="360"/>
+      </w:pPr>
+      <w:rPr>
+        <w:rFonts w:ascii="Courier New" w:hAnsi="Courier New" w:cs="Courier New" w:hint="default"/>
+      </w:rPr>
+    </w:lvl>
+    <w:lvl w:ilvl="5" w:tplc="240A0005" w:tentative="1">
+      <w:start w:val="1"/>
+      <w:numFmt w:val="bullet"/>
+      <w:lvlText w:val=""/>
+      <w:lvlJc w:val="left"/>
+      <w:pPr>
+        <w:ind w:left="5029" w:hanging="360"/>
+      </w:pPr>
+      <w:rPr>
+        <w:rFonts w:ascii="Wingdings" w:hAnsi="Wingdings" w:hint="default"/>
+      </w:rPr>
+    </w:lvl>
+    <w:lvl w:ilvl="6" w:tplc="240A0001" w:tentative="1">
+      <w:start w:val="1"/>
+      <w:numFmt w:val="bullet"/>
+      <w:lvlText w:val=""/>
+      <w:lvlJc w:val="left"/>
+      <w:pPr>
+        <w:ind w:left="5749" w:hanging="360"/>
+      </w:pPr>
+      <w:rPr>
+        <w:rFonts w:ascii="Symbol" w:hAnsi="Symbol" w:hint="default"/>
+      </w:rPr>
+    </w:lvl>
+    <w:lvl w:ilvl="7" w:tplc="240A0003" w:tentative="1">
+      <w:start w:val="1"/>
+      <w:numFmt w:val="bullet"/>
+      <w:lvlText w:val="o"/>
+      <w:lvlJc w:val="left"/>
+      <w:pPr>
+        <w:ind w:left="6469" w:hanging="360"/>
+      </w:pPr>
+      <w:rPr>
+        <w:rFonts w:ascii="Courier New" w:hAnsi="Courier New" w:cs="Courier New" w:hint="default"/>
+      </w:rPr>
+    </w:lvl>
+    <w:lvl w:ilvl="8" w:tplc="240A0005" w:tentative="1">
+      <w:start w:val="1"/>
+      <w:numFmt w:val="bullet"/>
+      <w:lvlText w:val=""/>
+      <w:lvlJc w:val="left"/>
+      <w:pPr>
+        <w:ind w:left="7189" w:hanging="360"/>
+      </w:pPr>
+      <w:rPr>
+        <w:rFonts w:ascii="Wingdings" w:hAnsi="Wingdings" w:hint="default"/>
+      </w:rPr>
+    </w:lvl>
+  </w:abstractNum>
+  <w:abstractNum w:abstractNumId="6" w15:restartNumberingAfterBreak="0">
     <w:nsid w:val="185659E4"/>
     <w:multiLevelType w:val="hybridMultilevel"/>
     <w:tmpl w:val="B7D614A6"/>
@@ -11657,7 +12273,7 @@
       </w:rPr>
     </w:lvl>
   </w:abstractNum>
-  <w:abstractNum w:abstractNumId="6" w15:restartNumberingAfterBreak="0">
+  <w:abstractNum w:abstractNumId="7" w15:restartNumberingAfterBreak="0">
     <w:nsid w:val="1ECF1BF9"/>
     <w:multiLevelType w:val="hybridMultilevel"/>
     <w:tmpl w:val="BF2A2C14"/>
@@ -11770,7 +12386,7 @@
       </w:rPr>
     </w:lvl>
   </w:abstractNum>
-  <w:abstractNum w:abstractNumId="7" w15:restartNumberingAfterBreak="0">
+  <w:abstractNum w:abstractNumId="8" w15:restartNumberingAfterBreak="0">
     <w:nsid w:val="25A26C27"/>
     <w:multiLevelType w:val="hybridMultilevel"/>
     <w:tmpl w:val="BA46C8F4"/>
@@ -11883,7 +12499,7 @@
       </w:rPr>
     </w:lvl>
   </w:abstractNum>
-  <w:abstractNum w:abstractNumId="8" w15:restartNumberingAfterBreak="0">
+  <w:abstractNum w:abstractNumId="9" w15:restartNumberingAfterBreak="0">
     <w:nsid w:val="27412B07"/>
     <w:multiLevelType w:val="hybridMultilevel"/>
     <w:tmpl w:val="9FDADF5E"/>
@@ -11974,7 +12590,7 @@
       </w:pPr>
     </w:lvl>
   </w:abstractNum>
-  <w:abstractNum w:abstractNumId="9" w15:restartNumberingAfterBreak="0">
+  <w:abstractNum w:abstractNumId="10" w15:restartNumberingAfterBreak="0">
     <w:nsid w:val="2ADE33DB"/>
     <w:multiLevelType w:val="hybridMultilevel"/>
     <w:tmpl w:val="715C5542"/>
@@ -12087,7 +12703,7 @@
       </w:rPr>
     </w:lvl>
   </w:abstractNum>
-  <w:abstractNum w:abstractNumId="10" w15:restartNumberingAfterBreak="0">
+  <w:abstractNum w:abstractNumId="11" w15:restartNumberingAfterBreak="0">
     <w:nsid w:val="2C5F0184"/>
     <w:multiLevelType w:val="hybridMultilevel"/>
     <w:tmpl w:val="B1127508"/>
@@ -12176,7 +12792,7 @@
       </w:pPr>
     </w:lvl>
   </w:abstractNum>
-  <w:abstractNum w:abstractNumId="11" w15:restartNumberingAfterBreak="0">
+  <w:abstractNum w:abstractNumId="12" w15:restartNumberingAfterBreak="0">
     <w:nsid w:val="311F3CA0"/>
     <w:multiLevelType w:val="hybridMultilevel"/>
     <w:tmpl w:val="32E27D94"/>
@@ -12289,7 +12905,7 @@
       </w:rPr>
     </w:lvl>
   </w:abstractNum>
-  <w:abstractNum w:abstractNumId="12" w15:restartNumberingAfterBreak="0">
+  <w:abstractNum w:abstractNumId="13" w15:restartNumberingAfterBreak="0">
     <w:nsid w:val="3338367A"/>
     <w:multiLevelType w:val="hybridMultilevel"/>
     <w:tmpl w:val="52307872"/>
@@ -12402,7 +13018,7 @@
       </w:rPr>
     </w:lvl>
   </w:abstractNum>
-  <w:abstractNum w:abstractNumId="13" w15:restartNumberingAfterBreak="0">
+  <w:abstractNum w:abstractNumId="14" w15:restartNumberingAfterBreak="0">
     <w:nsid w:val="368E176E"/>
     <w:multiLevelType w:val="hybridMultilevel"/>
     <w:tmpl w:val="BDF054FE"/>
@@ -12496,7 +13112,7 @@
       </w:pPr>
     </w:lvl>
   </w:abstractNum>
-  <w:abstractNum w:abstractNumId="14" w15:restartNumberingAfterBreak="0">
+  <w:abstractNum w:abstractNumId="15" w15:restartNumberingAfterBreak="0">
     <w:nsid w:val="3B8E6BD9"/>
     <w:multiLevelType w:val="hybridMultilevel"/>
     <w:tmpl w:val="918C48BC"/>
@@ -12609,7 +13225,7 @@
       </w:rPr>
     </w:lvl>
   </w:abstractNum>
-  <w:abstractNum w:abstractNumId="15" w15:restartNumberingAfterBreak="0">
+  <w:abstractNum w:abstractNumId="16" w15:restartNumberingAfterBreak="0">
     <w:nsid w:val="3DDF6562"/>
     <w:multiLevelType w:val="multilevel"/>
     <w:tmpl w:val="6C7AF928"/>
@@ -12730,7 +13346,7 @@
       </w:rPr>
     </w:lvl>
   </w:abstractNum>
-  <w:abstractNum w:abstractNumId="16" w15:restartNumberingAfterBreak="0">
+  <w:abstractNum w:abstractNumId="17" w15:restartNumberingAfterBreak="0">
     <w:nsid w:val="454C32EB"/>
     <w:multiLevelType w:val="hybridMultilevel"/>
     <w:tmpl w:val="75BE78D8"/>
@@ -12843,7 +13459,7 @@
       </w:rPr>
     </w:lvl>
   </w:abstractNum>
-  <w:abstractNum w:abstractNumId="17" w15:restartNumberingAfterBreak="0">
+  <w:abstractNum w:abstractNumId="18" w15:restartNumberingAfterBreak="0">
     <w:nsid w:val="4D503A84"/>
     <w:multiLevelType w:val="hybridMultilevel"/>
     <w:tmpl w:val="1B82A462"/>
@@ -12956,7 +13572,7 @@
       </w:rPr>
     </w:lvl>
   </w:abstractNum>
-  <w:abstractNum w:abstractNumId="18" w15:restartNumberingAfterBreak="0">
+  <w:abstractNum w:abstractNumId="19" w15:restartNumberingAfterBreak="0">
     <w:nsid w:val="4E973C62"/>
     <w:multiLevelType w:val="hybridMultilevel"/>
     <w:tmpl w:val="7B92132C"/>
@@ -13069,7 +13685,7 @@
       </w:rPr>
     </w:lvl>
   </w:abstractNum>
-  <w:abstractNum w:abstractNumId="19" w15:restartNumberingAfterBreak="0">
+  <w:abstractNum w:abstractNumId="20" w15:restartNumberingAfterBreak="0">
     <w:nsid w:val="4EBE1EF6"/>
     <w:multiLevelType w:val="hybridMultilevel"/>
     <w:tmpl w:val="AF3C2E24"/>
@@ -13160,7 +13776,7 @@
       </w:pPr>
     </w:lvl>
   </w:abstractNum>
-  <w:abstractNum w:abstractNumId="20" w15:restartNumberingAfterBreak="0">
+  <w:abstractNum w:abstractNumId="21" w15:restartNumberingAfterBreak="0">
     <w:nsid w:val="4ED32E8C"/>
     <w:multiLevelType w:val="hybridMultilevel"/>
     <w:tmpl w:val="6F8CC90E"/>
@@ -13273,7 +13889,7 @@
       </w:rPr>
     </w:lvl>
   </w:abstractNum>
-  <w:abstractNum w:abstractNumId="21" w15:restartNumberingAfterBreak="0">
+  <w:abstractNum w:abstractNumId="22" w15:restartNumberingAfterBreak="0">
     <w:nsid w:val="503120BB"/>
     <w:multiLevelType w:val="hybridMultilevel"/>
     <w:tmpl w:val="C3F87258"/>
@@ -13386,7 +14002,7 @@
       </w:rPr>
     </w:lvl>
   </w:abstractNum>
-  <w:abstractNum w:abstractNumId="22" w15:restartNumberingAfterBreak="0">
+  <w:abstractNum w:abstractNumId="23" w15:restartNumberingAfterBreak="0">
     <w:nsid w:val="54B20772"/>
     <w:multiLevelType w:val="hybridMultilevel"/>
     <w:tmpl w:val="992A5B46"/>
@@ -13499,7 +14115,7 @@
       </w:rPr>
     </w:lvl>
   </w:abstractNum>
-  <w:abstractNum w:abstractNumId="23" w15:restartNumberingAfterBreak="0">
+  <w:abstractNum w:abstractNumId="24" w15:restartNumberingAfterBreak="0">
     <w:nsid w:val="58213E9A"/>
     <w:multiLevelType w:val="hybridMultilevel"/>
     <w:tmpl w:val="B2CA6EFE"/>
@@ -13585,7 +14201,7 @@
       </w:pPr>
     </w:lvl>
   </w:abstractNum>
-  <w:abstractNum w:abstractNumId="24" w15:restartNumberingAfterBreak="0">
+  <w:abstractNum w:abstractNumId="25" w15:restartNumberingAfterBreak="0">
     <w:nsid w:val="5AB22BD3"/>
     <w:multiLevelType w:val="hybridMultilevel"/>
     <w:tmpl w:val="01F2DF4E"/>
@@ -13698,7 +14314,7 @@
       </w:rPr>
     </w:lvl>
   </w:abstractNum>
-  <w:abstractNum w:abstractNumId="25" w15:restartNumberingAfterBreak="0">
+  <w:abstractNum w:abstractNumId="26" w15:restartNumberingAfterBreak="0">
     <w:nsid w:val="60A56155"/>
     <w:multiLevelType w:val="hybridMultilevel"/>
     <w:tmpl w:val="C1E04124"/>
@@ -13811,7 +14427,7 @@
       </w:rPr>
     </w:lvl>
   </w:abstractNum>
-  <w:abstractNum w:abstractNumId="26" w15:restartNumberingAfterBreak="0">
+  <w:abstractNum w:abstractNumId="27" w15:restartNumberingAfterBreak="0">
     <w:nsid w:val="615C4137"/>
     <w:multiLevelType w:val="hybridMultilevel"/>
     <w:tmpl w:val="57E6954C"/>
@@ -13924,7 +14540,120 @@
       </w:rPr>
     </w:lvl>
   </w:abstractNum>
-  <w:abstractNum w:abstractNumId="27" w15:restartNumberingAfterBreak="0">
+  <w:abstractNum w:abstractNumId="28" w15:restartNumberingAfterBreak="0">
+    <w:nsid w:val="66DA13C5"/>
+    <w:multiLevelType w:val="hybridMultilevel"/>
+    <w:tmpl w:val="3DF07E94"/>
+    <w:lvl w:ilvl="0" w:tplc="240A0001">
+      <w:start w:val="1"/>
+      <w:numFmt w:val="bullet"/>
+      <w:lvlText w:val=""/>
+      <w:lvlJc w:val="left"/>
+      <w:pPr>
+        <w:ind w:left="1429" w:hanging="360"/>
+      </w:pPr>
+      <w:rPr>
+        <w:rFonts w:ascii="Symbol" w:hAnsi="Symbol" w:hint="default"/>
+      </w:rPr>
+    </w:lvl>
+    <w:lvl w:ilvl="1" w:tplc="240A0003" w:tentative="1">
+      <w:start w:val="1"/>
+      <w:numFmt w:val="bullet"/>
+      <w:lvlText w:val="o"/>
+      <w:lvlJc w:val="left"/>
+      <w:pPr>
+        <w:ind w:left="2149" w:hanging="360"/>
+      </w:pPr>
+      <w:rPr>
+        <w:rFonts w:ascii="Courier New" w:hAnsi="Courier New" w:cs="Courier New" w:hint="default"/>
+      </w:rPr>
+    </w:lvl>
+    <w:lvl w:ilvl="2" w:tplc="240A0005" w:tentative="1">
+      <w:start w:val="1"/>
+      <w:numFmt w:val="bullet"/>
+      <w:lvlText w:val=""/>
+      <w:lvlJc w:val="left"/>
+      <w:pPr>
+        <w:ind w:left="2869" w:hanging="360"/>
+      </w:pPr>
+      <w:rPr>
+        <w:rFonts w:ascii="Wingdings" w:hAnsi="Wingdings" w:hint="default"/>
+      </w:rPr>
+    </w:lvl>
+    <w:lvl w:ilvl="3" w:tplc="240A0001" w:tentative="1">
+      <w:start w:val="1"/>
+      <w:numFmt w:val="bullet"/>
+      <w:lvlText w:val=""/>
+      <w:lvlJc w:val="left"/>
+      <w:pPr>
+        <w:ind w:left="3589" w:hanging="360"/>
+      </w:pPr>
+      <w:rPr>
+        <w:rFonts w:ascii="Symbol" w:hAnsi="Symbol" w:hint="default"/>
+      </w:rPr>
+    </w:lvl>
+    <w:lvl w:ilvl="4" w:tplc="240A0003" w:tentative="1">
+      <w:start w:val="1"/>
+      <w:numFmt w:val="bullet"/>
+      <w:lvlText w:val="o"/>
+      <w:lvlJc w:val="left"/>
+      <w:pPr>
+        <w:ind w:left="4309" w:hanging="360"/>
+      </w:pPr>
+      <w:rPr>
+        <w:rFonts w:ascii="Courier New" w:hAnsi="Courier New" w:cs="Courier New" w:hint="default"/>
+      </w:rPr>
+    </w:lvl>
+    <w:lvl w:ilvl="5" w:tplc="240A0005" w:tentative="1">
+      <w:start w:val="1"/>
+      <w:numFmt w:val="bullet"/>
+      <w:lvlText w:val=""/>
+      <w:lvlJc w:val="left"/>
+      <w:pPr>
+        <w:ind w:left="5029" w:hanging="360"/>
+      </w:pPr>
+      <w:rPr>
+        <w:rFonts w:ascii="Wingdings" w:hAnsi="Wingdings" w:hint="default"/>
+      </w:rPr>
+    </w:lvl>
+    <w:lvl w:ilvl="6" w:tplc="240A0001" w:tentative="1">
+      <w:start w:val="1"/>
+      <w:numFmt w:val="bullet"/>
+      <w:lvlText w:val=""/>
+      <w:lvlJc w:val="left"/>
+      <w:pPr>
+        <w:ind w:left="5749" w:hanging="360"/>
+      </w:pPr>
+      <w:rPr>
+        <w:rFonts w:ascii="Symbol" w:hAnsi="Symbol" w:hint="default"/>
+      </w:rPr>
+    </w:lvl>
+    <w:lvl w:ilvl="7" w:tplc="240A0003" w:tentative="1">
+      <w:start w:val="1"/>
+      <w:numFmt w:val="bullet"/>
+      <w:lvlText w:val="o"/>
+      <w:lvlJc w:val="left"/>
+      <w:pPr>
+        <w:ind w:left="6469" w:hanging="360"/>
+      </w:pPr>
+      <w:rPr>
+        <w:rFonts w:ascii="Courier New" w:hAnsi="Courier New" w:cs="Courier New" w:hint="default"/>
+      </w:rPr>
+    </w:lvl>
+    <w:lvl w:ilvl="8" w:tplc="240A0005" w:tentative="1">
+      <w:start w:val="1"/>
+      <w:numFmt w:val="bullet"/>
+      <w:lvlText w:val=""/>
+      <w:lvlJc w:val="left"/>
+      <w:pPr>
+        <w:ind w:left="7189" w:hanging="360"/>
+      </w:pPr>
+      <w:rPr>
+        <w:rFonts w:ascii="Wingdings" w:hAnsi="Wingdings" w:hint="default"/>
+      </w:rPr>
+    </w:lvl>
+  </w:abstractNum>
+  <w:abstractNum w:abstractNumId="29" w15:restartNumberingAfterBreak="0">
     <w:nsid w:val="684A1C7E"/>
     <w:multiLevelType w:val="hybridMultilevel"/>
     <w:tmpl w:val="A1E411E2"/>
@@ -14037,7 +14766,7 @@
       </w:rPr>
     </w:lvl>
   </w:abstractNum>
-  <w:abstractNum w:abstractNumId="28" w15:restartNumberingAfterBreak="0">
+  <w:abstractNum w:abstractNumId="30" w15:restartNumberingAfterBreak="0">
     <w:nsid w:val="6E7B357E"/>
     <w:multiLevelType w:val="hybridMultilevel"/>
     <w:tmpl w:val="A9E06050"/>
@@ -14150,7 +14879,7 @@
       </w:rPr>
     </w:lvl>
   </w:abstractNum>
-  <w:abstractNum w:abstractNumId="29" w15:restartNumberingAfterBreak="0">
+  <w:abstractNum w:abstractNumId="31" w15:restartNumberingAfterBreak="0">
     <w:nsid w:val="73085857"/>
     <w:multiLevelType w:val="hybridMultilevel"/>
     <w:tmpl w:val="DD8CE4B6"/>
@@ -14263,7 +14992,7 @@
       </w:rPr>
     </w:lvl>
   </w:abstractNum>
-  <w:abstractNum w:abstractNumId="30" w15:restartNumberingAfterBreak="0">
+  <w:abstractNum w:abstractNumId="32" w15:restartNumberingAfterBreak="0">
     <w:nsid w:val="73EF71FA"/>
     <w:multiLevelType w:val="hybridMultilevel"/>
     <w:tmpl w:val="A4722854"/>
@@ -14376,7 +15105,7 @@
       </w:rPr>
     </w:lvl>
   </w:abstractNum>
-  <w:abstractNum w:abstractNumId="31" w15:restartNumberingAfterBreak="0">
+  <w:abstractNum w:abstractNumId="33" w15:restartNumberingAfterBreak="0">
     <w:nsid w:val="77A83082"/>
     <w:multiLevelType w:val="hybridMultilevel"/>
     <w:tmpl w:val="334A2B9C"/>
@@ -14489,7 +15218,7 @@
       </w:rPr>
     </w:lvl>
   </w:abstractNum>
-  <w:abstractNum w:abstractNumId="32" w15:restartNumberingAfterBreak="0">
+  <w:abstractNum w:abstractNumId="34" w15:restartNumberingAfterBreak="0">
     <w:nsid w:val="789A7BC5"/>
     <w:multiLevelType w:val="hybridMultilevel"/>
     <w:tmpl w:val="D2F45FDE"/>
@@ -14602,7 +15331,7 @@
       </w:rPr>
     </w:lvl>
   </w:abstractNum>
-  <w:abstractNum w:abstractNumId="33" w15:restartNumberingAfterBreak="0">
+  <w:abstractNum w:abstractNumId="35" w15:restartNumberingAfterBreak="0">
     <w:nsid w:val="7CAF0ABF"/>
     <w:multiLevelType w:val="hybridMultilevel"/>
     <w:tmpl w:val="0B842820"/>
@@ -14715,7 +15444,7 @@
       </w:rPr>
     </w:lvl>
   </w:abstractNum>
-  <w:abstractNum w:abstractNumId="34" w15:restartNumberingAfterBreak="0">
+  <w:abstractNum w:abstractNumId="36" w15:restartNumberingAfterBreak="0">
     <w:nsid w:val="7D37761A"/>
     <w:multiLevelType w:val="hybridMultilevel"/>
     <w:tmpl w:val="50C06456"/>
@@ -14832,85 +15561,85 @@
     <w:abstractNumId w:val="0"/>
   </w:num>
   <w:num w:numId="2" w16cid:durableId="859007238">
-    <w:abstractNumId w:val="8"/>
+    <w:abstractNumId w:val="9"/>
   </w:num>
   <w:num w:numId="3" w16cid:durableId="399407231">
-    <w:abstractNumId w:val="19"/>
+    <w:abstractNumId w:val="20"/>
   </w:num>
   <w:num w:numId="4" w16cid:durableId="1547716419">
-    <w:abstractNumId w:val="13"/>
+    <w:abstractNumId w:val="14"/>
   </w:num>
   <w:num w:numId="5" w16cid:durableId="919483626">
-    <w:abstractNumId w:val="15"/>
+    <w:abstractNumId w:val="16"/>
   </w:num>
   <w:num w:numId="6" w16cid:durableId="497617096">
+    <w:abstractNumId w:val="7"/>
+  </w:num>
+  <w:num w:numId="7" w16cid:durableId="1597055863">
+    <w:abstractNumId w:val="18"/>
+  </w:num>
+  <w:num w:numId="8" w16cid:durableId="1574393466">
+    <w:abstractNumId w:val="26"/>
+  </w:num>
+  <w:num w:numId="9" w16cid:durableId="1358920906">
+    <w:abstractNumId w:val="10"/>
+  </w:num>
+  <w:num w:numId="10" w16cid:durableId="237179111">
     <w:abstractNumId w:val="6"/>
   </w:num>
-  <w:num w:numId="7" w16cid:durableId="1597055863">
-    <w:abstractNumId w:val="17"/>
-  </w:num>
-  <w:num w:numId="8" w16cid:durableId="1574393466">
-    <w:abstractNumId w:val="25"/>
-  </w:num>
-  <w:num w:numId="9" w16cid:durableId="1358920906">
-    <w:abstractNumId w:val="9"/>
-  </w:num>
-  <w:num w:numId="10" w16cid:durableId="237179111">
-    <w:abstractNumId w:val="5"/>
-  </w:num>
   <w:num w:numId="11" w16cid:durableId="211157595">
-    <w:abstractNumId w:val="33"/>
+    <w:abstractNumId w:val="35"/>
   </w:num>
   <w:num w:numId="12" w16cid:durableId="1227490175">
-    <w:abstractNumId w:val="22"/>
+    <w:abstractNumId w:val="23"/>
   </w:num>
   <w:num w:numId="13" w16cid:durableId="697701062">
-    <w:abstractNumId w:val="28"/>
+    <w:abstractNumId w:val="30"/>
   </w:num>
   <w:num w:numId="14" w16cid:durableId="697434875">
     <w:abstractNumId w:val="4"/>
   </w:num>
   <w:num w:numId="15" w16cid:durableId="1383169391">
-    <w:abstractNumId w:val="26"/>
+    <w:abstractNumId w:val="27"/>
   </w:num>
   <w:num w:numId="16" w16cid:durableId="1470439214">
-    <w:abstractNumId w:val="27"/>
+    <w:abstractNumId w:val="29"/>
   </w:num>
   <w:num w:numId="17" w16cid:durableId="886335156">
-    <w:abstractNumId w:val="24"/>
+    <w:abstractNumId w:val="25"/>
   </w:num>
   <w:num w:numId="18" w16cid:durableId="1519391799">
-    <w:abstractNumId w:val="16"/>
+    <w:abstractNumId w:val="17"/>
   </w:num>
   <w:num w:numId="19" w16cid:durableId="621611728">
+    <w:abstractNumId w:val="34"/>
+  </w:num>
+  <w:num w:numId="20" w16cid:durableId="158933783">
     <w:abstractNumId w:val="32"/>
   </w:num>
-  <w:num w:numId="20" w16cid:durableId="158933783">
-    <w:abstractNumId w:val="30"/>
-  </w:num>
   <w:num w:numId="21" w16cid:durableId="2068724427">
-    <w:abstractNumId w:val="18"/>
+    <w:abstractNumId w:val="19"/>
   </w:num>
   <w:num w:numId="22" w16cid:durableId="1712457342">
+    <w:abstractNumId w:val="13"/>
+  </w:num>
+  <w:num w:numId="23" w16cid:durableId="1566338866">
+    <w:abstractNumId w:val="8"/>
+  </w:num>
+  <w:num w:numId="24" w16cid:durableId="969675365">
+    <w:abstractNumId w:val="31"/>
+  </w:num>
+  <w:num w:numId="25" w16cid:durableId="791091012">
+    <w:abstractNumId w:val="15"/>
+  </w:num>
+  <w:num w:numId="26" w16cid:durableId="441002912">
+    <w:abstractNumId w:val="21"/>
+  </w:num>
+  <w:num w:numId="27" w16cid:durableId="1118336192">
     <w:abstractNumId w:val="12"/>
   </w:num>
-  <w:num w:numId="23" w16cid:durableId="1566338866">
-    <w:abstractNumId w:val="7"/>
-  </w:num>
-  <w:num w:numId="24" w16cid:durableId="969675365">
-    <w:abstractNumId w:val="29"/>
-  </w:num>
-  <w:num w:numId="25" w16cid:durableId="791091012">
-    <w:abstractNumId w:val="14"/>
-  </w:num>
-  <w:num w:numId="26" w16cid:durableId="441002912">
-    <w:abstractNumId w:val="20"/>
-  </w:num>
-  <w:num w:numId="27" w16cid:durableId="1118336192">
-    <w:abstractNumId w:val="11"/>
-  </w:num>
   <w:num w:numId="28" w16cid:durableId="1852983427">
-    <w:abstractNumId w:val="34"/>
+    <w:abstractNumId w:val="36"/>
   </w:num>
   <w:num w:numId="29" w16cid:durableId="539126107">
     <w:abstractNumId w:val="3"/>
@@ -14919,19 +15648,25 @@
     <w:abstractNumId w:val="1"/>
   </w:num>
   <w:num w:numId="31" w16cid:durableId="1409961811">
-    <w:abstractNumId w:val="31"/>
+    <w:abstractNumId w:val="33"/>
   </w:num>
   <w:num w:numId="32" w16cid:durableId="1304850521">
-    <w:abstractNumId w:val="23"/>
+    <w:abstractNumId w:val="24"/>
   </w:num>
   <w:num w:numId="33" w16cid:durableId="1035617329">
-    <w:abstractNumId w:val="21"/>
+    <w:abstractNumId w:val="22"/>
   </w:num>
   <w:num w:numId="34" w16cid:durableId="1612934129">
-    <w:abstractNumId w:val="10"/>
+    <w:abstractNumId w:val="11"/>
   </w:num>
   <w:num w:numId="35" w16cid:durableId="574316493">
     <w:abstractNumId w:val="2"/>
+  </w:num>
+  <w:num w:numId="36" w16cid:durableId="114183255">
+    <w:abstractNumId w:val="28"/>
+  </w:num>
+  <w:num w:numId="37" w16cid:durableId="405612917">
+    <w:abstractNumId w:val="5"/>
   </w:num>
   <w:numIdMacAtCleanup w:val="34"/>
 </w:numbering>
@@ -16679,27 +17414,41 @@
 </file>
 
 <file path=customXml/item1.xml><?xml version="1.0" encoding="utf-8"?>
-<ct:contentTypeSchema xmlns:ct="http://schemas.microsoft.com/office/2006/metadata/contentType" xmlns:ma="http://schemas.microsoft.com/office/2006/metadata/properties/metaAttributes" ct:_="" ma:_="" ma:contentTypeName="Documento" ma:contentTypeID="0x01010005252A1EF3BD024F856B47B579AB5244" ma:contentTypeVersion="12" ma:contentTypeDescription="Crear nuevo documento." ma:contentTypeScope="" ma:versionID="32d0e18b85ac20c34eab62df21c0cf58">
-  <xsd:schema xmlns:xsd="http://www.w3.org/2001/XMLSchema" xmlns:xs="http://www.w3.org/2001/XMLSchema" xmlns:p="http://schemas.microsoft.com/office/2006/metadata/properties" xmlns:ns2="42760c81-fd8e-4d59-8953-7cdb9f38b14f" xmlns:ns3="67a0edcd-0de5-43ed-8c27-e32f38a00c91" targetNamespace="http://schemas.microsoft.com/office/2006/metadata/properties" ma:root="true" ma:fieldsID="cc2c149e99f10870fd5bc3964e5386d3" ns2:_="" ns3:_="">
-    <xsd:import namespace="42760c81-fd8e-4d59-8953-7cdb9f38b14f"/>
-    <xsd:import namespace="67a0edcd-0de5-43ed-8c27-e32f38a00c91"/>
+<p:properties xmlns:p="http://schemas.microsoft.com/office/2006/metadata/properties" xmlns:xsi="http://www.w3.org/2001/XMLSchema-instance" xmlns:pc="http://schemas.microsoft.com/office/infopath/2007/PartnerControls">
+  <documentManagement>
+    <TaxCatchAll xmlns="13c90a0b-73bc-4dc0-be5f-28d77b615beb" xsi:nil="true"/>
+    <lcf76f155ced4ddcb4097134ff3c332f xmlns="13c93bba-48ce-428c-bfe5-88b42c19b028">
+      <Terms xmlns="http://schemas.microsoft.com/office/infopath/2007/PartnerControls"/>
+    </lcf76f155ced4ddcb4097134ff3c332f>
+  </documentManagement>
+</p:properties>
+</file>
+
+<file path=customXml/item2.xml><?xml version="1.0" encoding="utf-8"?>
+<ct:contentTypeSchema xmlns:ct="http://schemas.microsoft.com/office/2006/metadata/contentType" xmlns:ma="http://schemas.microsoft.com/office/2006/metadata/properties/metaAttributes" ct:_="" ma:_="" ma:contentTypeName="Documento" ma:contentTypeID="0x0101006A81D6BD42E8DF4C91013959704817E1" ma:contentTypeVersion="15" ma:contentTypeDescription="Crear nuevo documento." ma:contentTypeScope="" ma:versionID="bf4f72ffd194f0963ff564daca6869f7">
+  <xsd:schema xmlns:xsd="http://www.w3.org/2001/XMLSchema" xmlns:xs="http://www.w3.org/2001/XMLSchema" xmlns:p="http://schemas.microsoft.com/office/2006/metadata/properties" xmlns:ns2="13c90a0b-73bc-4dc0-be5f-28d77b615beb" xmlns:ns3="13c93bba-48ce-428c-bfe5-88b42c19b028" targetNamespace="http://schemas.microsoft.com/office/2006/metadata/properties" ma:root="true" ma:fieldsID="8718d6f4873a5b1392a45044efa78385" ns2:_="" ns3:_="">
+    <xsd:import namespace="13c90a0b-73bc-4dc0-be5f-28d77b615beb"/>
+    <xsd:import namespace="13c93bba-48ce-428c-bfe5-88b42c19b028"/>
     <xsd:element name="properties">
       <xsd:complexType>
         <xsd:sequence>
           <xsd:element name="documentManagement">
             <xsd:complexType>
               <xsd:all>
-                <xsd:element ref="ns2:MediaServiceMetadata" minOccurs="0"/>
-                <xsd:element ref="ns2:MediaServiceFastMetadata" minOccurs="0"/>
-                <xsd:element ref="ns2:MediaServiceSearchProperties" minOccurs="0"/>
-                <xsd:element ref="ns2:MediaServiceDateTaken" minOccurs="0"/>
-                <xsd:element ref="ns2:MediaServiceGenerationTime" minOccurs="0"/>
-                <xsd:element ref="ns2:MediaServiceEventHashCode" minOccurs="0"/>
-                <xsd:element ref="ns2:MediaLengthInSeconds" minOccurs="0"/>
-                <xsd:element ref="ns2:lcf76f155ced4ddcb4097134ff3c332f" minOccurs="0"/>
-                <xsd:element ref="ns3:TaxCatchAll" minOccurs="0"/>
-                <xsd:element ref="ns2:MediaServiceOCR" minOccurs="0"/>
-                <xsd:element ref="ns2:MediaServiceLocation" minOccurs="0"/>
+                <xsd:element ref="ns2:SharedWithUsers" minOccurs="0"/>
+                <xsd:element ref="ns2:SharedWithDetails" minOccurs="0"/>
+                <xsd:element ref="ns3:MediaServiceMetadata" minOccurs="0"/>
+                <xsd:element ref="ns3:MediaServiceFastMetadata" minOccurs="0"/>
+                <xsd:element ref="ns3:MediaServiceSearchProperties" minOccurs="0"/>
+                <xsd:element ref="ns3:MediaServiceObjectDetectorVersions" minOccurs="0"/>
+                <xsd:element ref="ns3:MediaServiceDateTaken" minOccurs="0"/>
+                <xsd:element ref="ns3:MediaServiceGenerationTime" minOccurs="0"/>
+                <xsd:element ref="ns3:MediaServiceEventHashCode" minOccurs="0"/>
+                <xsd:element ref="ns3:MediaLengthInSeconds" minOccurs="0"/>
+                <xsd:element ref="ns3:lcf76f155ced4ddcb4097134ff3c332f" minOccurs="0"/>
+                <xsd:element ref="ns2:TaxCatchAll" minOccurs="0"/>
+                <xsd:element ref="ns3:MediaServiceOCR" minOccurs="0"/>
+                <xsd:element ref="ns3:MediaServiceLocation" minOccurs="0"/>
               </xsd:all>
             </xsd:complexType>
           </xsd:element>
@@ -16707,68 +17456,36 @@
       </xsd:complexType>
     </xsd:element>
   </xsd:schema>
-  <xsd:schema xmlns:xsd="http://www.w3.org/2001/XMLSchema" xmlns:xs="http://www.w3.org/2001/XMLSchema" xmlns:dms="http://schemas.microsoft.com/office/2006/documentManagement/types" xmlns:pc="http://schemas.microsoft.com/office/infopath/2007/PartnerControls" targetNamespace="42760c81-fd8e-4d59-8953-7cdb9f38b14f" elementFormDefault="qualified">
+  <xsd:schema xmlns:xsd="http://www.w3.org/2001/XMLSchema" xmlns:xs="http://www.w3.org/2001/XMLSchema" xmlns:dms="http://schemas.microsoft.com/office/2006/documentManagement/types" xmlns:pc="http://schemas.microsoft.com/office/infopath/2007/PartnerControls" targetNamespace="13c90a0b-73bc-4dc0-be5f-28d77b615beb" elementFormDefault="qualified">
     <xsd:import namespace="http://schemas.microsoft.com/office/2006/documentManagement/types"/>
     <xsd:import namespace="http://schemas.microsoft.com/office/infopath/2007/PartnerControls"/>
-    <xsd:element name="MediaServiceMetadata" ma:index="8" nillable="true" ma:displayName="MediaServiceMetadata" ma:hidden="true" ma:internalName="MediaServiceMetadata" ma:readOnly="true">
-      <xsd:simpleType>
-        <xsd:restriction base="dms:Note"/>
-      </xsd:simpleType>
-    </xsd:element>
-    <xsd:element name="MediaServiceFastMetadata" ma:index="9" nillable="true" ma:displayName="MediaServiceFastMetadata" ma:hidden="true" ma:internalName="MediaServiceFastMetadata" ma:readOnly="true">
-      <xsd:simpleType>
-        <xsd:restriction base="dms:Note"/>
-      </xsd:simpleType>
-    </xsd:element>
-    <xsd:element name="MediaServiceSearchProperties" ma:index="10" nillable="true" ma:displayName="MediaServiceSearchProperties" ma:hidden="true" ma:internalName="MediaServiceSearchProperties" ma:readOnly="true">
-      <xsd:simpleType>
-        <xsd:restriction base="dms:Note"/>
-      </xsd:simpleType>
-    </xsd:element>
-    <xsd:element name="MediaServiceDateTaken" ma:index="11" nillable="true" ma:displayName="MediaServiceDateTaken" ma:hidden="true" ma:indexed="true" ma:internalName="MediaServiceDateTaken" ma:readOnly="true">
-      <xsd:simpleType>
-        <xsd:restriction base="dms:Text"/>
-      </xsd:simpleType>
-    </xsd:element>
-    <xsd:element name="MediaServiceGenerationTime" ma:index="12" nillable="true" ma:displayName="MediaServiceGenerationTime" ma:hidden="true" ma:internalName="MediaServiceGenerationTime" ma:readOnly="true">
-      <xsd:simpleType>
-        <xsd:restriction base="dms:Text"/>
-      </xsd:simpleType>
-    </xsd:element>
-    <xsd:element name="MediaServiceEventHashCode" ma:index="13" nillable="true" ma:displayName="MediaServiceEventHashCode" ma:hidden="true" ma:internalName="MediaServiceEventHashCode" ma:readOnly="true">
-      <xsd:simpleType>
-        <xsd:restriction base="dms:Text"/>
-      </xsd:simpleType>
-    </xsd:element>
-    <xsd:element name="MediaLengthInSeconds" ma:index="14" nillable="true" ma:displayName="MediaLengthInSeconds" ma:hidden="true" ma:internalName="MediaLengthInSeconds" ma:readOnly="true">
-      <xsd:simpleType>
-        <xsd:restriction base="dms:Unknown"/>
-      </xsd:simpleType>
-    </xsd:element>
-    <xsd:element name="lcf76f155ced4ddcb4097134ff3c332f" ma:index="16" nillable="true" ma:taxonomy="true" ma:internalName="lcf76f155ced4ddcb4097134ff3c332f" ma:taxonomyFieldName="MediaServiceImageTags" ma:displayName="Etiquetas de imagen" ma:readOnly="false" ma:fieldId="{5cf76f15-5ced-4ddc-b409-7134ff3c332f}" ma:taxonomyMulti="true" ma:sspId="d33c8c81-5745-4931-bcc4-c2aeafe86780" ma:termSetId="09814cd3-568e-fe90-9814-8d621ff8fb84" ma:anchorId="fba54fb3-c3e1-fe81-a776-ca4b69148c4d" ma:open="true" ma:isKeyword="false">
+    <xsd:element name="SharedWithUsers" ma:index="8" nillable="true" ma:displayName="Compartido con" ma:internalName="SharedWithUsers" ma:readOnly="true">
       <xsd:complexType>
-        <xsd:sequence>
-          <xsd:element ref="pc:Terms" minOccurs="0" maxOccurs="1"/>
-        </xsd:sequence>
+        <xsd:complexContent>
+          <xsd:extension base="dms:UserMulti">
+            <xsd:sequence>
+              <xsd:element name="UserInfo" minOccurs="0" maxOccurs="unbounded">
+                <xsd:complexType>
+                  <xsd:sequence>
+                    <xsd:element name="DisplayName" type="xsd:string" minOccurs="0"/>
+                    <xsd:element name="AccountId" type="dms:UserId" minOccurs="0" nillable="true"/>
+                    <xsd:element name="AccountType" type="xsd:string" minOccurs="0"/>
+                  </xsd:sequence>
+                </xsd:complexType>
+              </xsd:element>
+            </xsd:sequence>
+          </xsd:extension>
+        </xsd:complexContent>
       </xsd:complexType>
     </xsd:element>
-    <xsd:element name="MediaServiceOCR" ma:index="18" nillable="true" ma:displayName="Extracted Text" ma:internalName="MediaServiceOCR" ma:readOnly="true">
+    <xsd:element name="SharedWithDetails" ma:index="9" nillable="true" ma:displayName="Detalles de uso compartido" ma:internalName="SharedWithDetails" ma:readOnly="true">
       <xsd:simpleType>
         <xsd:restriction base="dms:Note">
           <xsd:maxLength value="255"/>
         </xsd:restriction>
       </xsd:simpleType>
     </xsd:element>
-    <xsd:element name="MediaServiceLocation" ma:index="19" nillable="true" ma:displayName="Location" ma:description="" ma:indexed="true" ma:internalName="MediaServiceLocation" ma:readOnly="true">
-      <xsd:simpleType>
-        <xsd:restriction base="dms:Text"/>
-      </xsd:simpleType>
-    </xsd:element>
-  </xsd:schema>
-  <xsd:schema xmlns:xsd="http://www.w3.org/2001/XMLSchema" xmlns:xs="http://www.w3.org/2001/XMLSchema" xmlns:dms="http://schemas.microsoft.com/office/2006/documentManagement/types" xmlns:pc="http://schemas.microsoft.com/office/infopath/2007/PartnerControls" targetNamespace="67a0edcd-0de5-43ed-8c27-e32f38a00c91" elementFormDefault="qualified">
-    <xsd:import namespace="http://schemas.microsoft.com/office/2006/documentManagement/types"/>
-    <xsd:import namespace="http://schemas.microsoft.com/office/infopath/2007/PartnerControls"/>
-    <xsd:element name="TaxCatchAll" ma:index="17" nillable="true" ma:displayName="Taxonomy Catch All Column" ma:hidden="true" ma:list="{ba3f4dd0-997b-4bf3-ab2c-d58d0ea4cbc8}" ma:internalName="TaxCatchAll" ma:showField="CatchAllData" ma:web="67a0edcd-0de5-43ed-8c27-e32f38a00c91">
+    <xsd:element name="TaxCatchAll" ma:index="20" nillable="true" ma:displayName="Taxonomy Catch All Column" ma:hidden="true" ma:list="{a42ca037-5d13-4729-aeec-4237f141d2d6}" ma:internalName="TaxCatchAll" ma:showField="CatchAllData" ma:web="13c90a0b-73bc-4dc0-be5f-28d77b615beb">
       <xsd:complexType>
         <xsd:complexContent>
           <xsd:extension base="dms:MultiChoiceLookup">
@@ -16778,6 +17495,69 @@
           </xsd:extension>
         </xsd:complexContent>
       </xsd:complexType>
+    </xsd:element>
+  </xsd:schema>
+  <xsd:schema xmlns:xsd="http://www.w3.org/2001/XMLSchema" xmlns:xs="http://www.w3.org/2001/XMLSchema" xmlns:dms="http://schemas.microsoft.com/office/2006/documentManagement/types" xmlns:pc="http://schemas.microsoft.com/office/infopath/2007/PartnerControls" targetNamespace="13c93bba-48ce-428c-bfe5-88b42c19b028" elementFormDefault="qualified">
+    <xsd:import namespace="http://schemas.microsoft.com/office/2006/documentManagement/types"/>
+    <xsd:import namespace="http://schemas.microsoft.com/office/infopath/2007/PartnerControls"/>
+    <xsd:element name="MediaServiceMetadata" ma:index="10" nillable="true" ma:displayName="MediaServiceMetadata" ma:hidden="true" ma:internalName="MediaServiceMetadata" ma:readOnly="true">
+      <xsd:simpleType>
+        <xsd:restriction base="dms:Note"/>
+      </xsd:simpleType>
+    </xsd:element>
+    <xsd:element name="MediaServiceFastMetadata" ma:index="11" nillable="true" ma:displayName="MediaServiceFastMetadata" ma:hidden="true" ma:internalName="MediaServiceFastMetadata" ma:readOnly="true">
+      <xsd:simpleType>
+        <xsd:restriction base="dms:Note"/>
+      </xsd:simpleType>
+    </xsd:element>
+    <xsd:element name="MediaServiceSearchProperties" ma:index="12" nillable="true" ma:displayName="MediaServiceSearchProperties" ma:hidden="true" ma:internalName="MediaServiceSearchProperties" ma:readOnly="true">
+      <xsd:simpleType>
+        <xsd:restriction base="dms:Note"/>
+      </xsd:simpleType>
+    </xsd:element>
+    <xsd:element name="MediaServiceObjectDetectorVersions" ma:index="13" nillable="true" ma:displayName="MediaServiceObjectDetectorVersions" ma:hidden="true" ma:indexed="true" ma:internalName="MediaServiceObjectDetectorVersions" ma:readOnly="true">
+      <xsd:simpleType>
+        <xsd:restriction base="dms:Text"/>
+      </xsd:simpleType>
+    </xsd:element>
+    <xsd:element name="MediaServiceDateTaken" ma:index="14" nillable="true" ma:displayName="MediaServiceDateTaken" ma:hidden="true" ma:indexed="true" ma:internalName="MediaServiceDateTaken" ma:readOnly="true">
+      <xsd:simpleType>
+        <xsd:restriction base="dms:Text"/>
+      </xsd:simpleType>
+    </xsd:element>
+    <xsd:element name="MediaServiceGenerationTime" ma:index="15" nillable="true" ma:displayName="MediaServiceGenerationTime" ma:hidden="true" ma:internalName="MediaServiceGenerationTime" ma:readOnly="true">
+      <xsd:simpleType>
+        <xsd:restriction base="dms:Text"/>
+      </xsd:simpleType>
+    </xsd:element>
+    <xsd:element name="MediaServiceEventHashCode" ma:index="16" nillable="true" ma:displayName="MediaServiceEventHashCode" ma:hidden="true" ma:internalName="MediaServiceEventHashCode" ma:readOnly="true">
+      <xsd:simpleType>
+        <xsd:restriction base="dms:Text"/>
+      </xsd:simpleType>
+    </xsd:element>
+    <xsd:element name="MediaLengthInSeconds" ma:index="17" nillable="true" ma:displayName="MediaLengthInSeconds" ma:hidden="true" ma:internalName="MediaLengthInSeconds" ma:readOnly="true">
+      <xsd:simpleType>
+        <xsd:restriction base="dms:Unknown"/>
+      </xsd:simpleType>
+    </xsd:element>
+    <xsd:element name="lcf76f155ced4ddcb4097134ff3c332f" ma:index="19" nillable="true" ma:taxonomy="true" ma:internalName="lcf76f155ced4ddcb4097134ff3c332f" ma:taxonomyFieldName="MediaServiceImageTags" ma:displayName="Etiquetas de imagen" ma:readOnly="false" ma:fieldId="{5cf76f15-5ced-4ddc-b409-7134ff3c332f}" ma:taxonomyMulti="true" ma:sspId="d33c8c81-5745-4931-bcc4-c2aeafe86780" ma:termSetId="09814cd3-568e-fe90-9814-8d621ff8fb84" ma:anchorId="fba54fb3-c3e1-fe81-a776-ca4b69148c4d" ma:open="true" ma:isKeyword="false">
+      <xsd:complexType>
+        <xsd:sequence>
+          <xsd:element ref="pc:Terms" minOccurs="0" maxOccurs="1"/>
+        </xsd:sequence>
+      </xsd:complexType>
+    </xsd:element>
+    <xsd:element name="MediaServiceOCR" ma:index="21" nillable="true" ma:displayName="Extracted Text" ma:internalName="MediaServiceOCR" ma:readOnly="true">
+      <xsd:simpleType>
+        <xsd:restriction base="dms:Note">
+          <xsd:maxLength value="255"/>
+        </xsd:restriction>
+      </xsd:simpleType>
+    </xsd:element>
+    <xsd:element name="MediaServiceLocation" ma:index="22" nillable="true" ma:displayName="Location" ma:description="" ma:indexed="true" ma:internalName="MediaServiceLocation" ma:readOnly="true">
+      <xsd:simpleType>
+        <xsd:restriction base="dms:Text"/>
+      </xsd:simpleType>
     </xsd:element>
   </xsd:schema>
   <xsd:schema xmlns="http://schemas.openxmlformats.org/package/2006/metadata/core-properties" xmlns:xsd="http://www.w3.org/2001/XMLSchema" xmlns:xsi="http://www.w3.org/2001/XMLSchema-instance" xmlns:dc="http://purl.org/dc/elements/1.1/" xmlns:dcterms="http://purl.org/dc/terms/" xmlns:odoc="http://schemas.microsoft.com/internal/obd" targetNamespace="http://schemas.openxmlformats.org/package/2006/metadata/core-properties" elementFormDefault="qualified" attributeFormDefault="unqualified" blockDefault="#all">
@@ -16879,18 +17659,11 @@
 </ct:contentTypeSchema>
 </file>
 
-<file path=customXml/item2.xml><?xml version="1.0" encoding="utf-8"?>
-<p:properties xmlns:p="http://schemas.microsoft.com/office/2006/metadata/properties" xmlns:xsi="http://www.w3.org/2001/XMLSchema-instance" xmlns:pc="http://schemas.microsoft.com/office/infopath/2007/PartnerControls">
-  <documentManagement>
-    <TaxCatchAll xmlns="67a0edcd-0de5-43ed-8c27-e32f38a00c91" xsi:nil="true"/>
-    <lcf76f155ced4ddcb4097134ff3c332f xmlns="42760c81-fd8e-4d59-8953-7cdb9f38b14f">
-      <Terms xmlns="http://schemas.microsoft.com/office/infopath/2007/PartnerControls"/>
-    </lcf76f155ced4ddcb4097134ff3c332f>
-  </documentManagement>
-</p:properties>
+<file path=customXml/item3.xml><?xml version="1.0" encoding="utf-8"?>
+<b:Sources xmlns:b="http://schemas.openxmlformats.org/officeDocument/2006/bibliography" xmlns="http://schemas.openxmlformats.org/officeDocument/2006/bibliography" SelectedStyle="\APASixthEditionOfficeOnline.xsl" StyleName="APA" Version="6"/>
 </file>
 
-<file path=customXml/item3.xml><?xml version="1.0" encoding="utf-8"?>
+<file path=customXml/item4.xml><?xml version="1.0" encoding="utf-8"?>
 <?mso-contentType ?>
 <FormTemplates xmlns="http://schemas.microsoft.com/sharepoint/v3/contenttype/forms">
   <Display>DocumentLibraryForm</Display>
@@ -16899,15 +17672,7 @@
 </FormTemplates>
 </file>
 
-<file path=customXml/item4.xml><?xml version="1.0" encoding="utf-8"?>
-<b:Sources xmlns:b="http://schemas.openxmlformats.org/officeDocument/2006/bibliography" xmlns="http://schemas.openxmlformats.org/officeDocument/2006/bibliography" SelectedStyle="\APASixthEditionOfficeOnline.xsl" StyleName="APA" Version="6"/>
-</file>
-
 <file path=customXml/itemProps1.xml><?xml version="1.0" encoding="utf-8"?>
-<ds:datastoreItem xmlns:ds="http://schemas.openxmlformats.org/officeDocument/2006/customXml" ds:itemID="{1F0BF610-7986-481C-8280-6D682DC0AF7F}"/>
-</file>
-
-<file path=customXml/itemProps2.xml><?xml version="1.0" encoding="utf-8"?>
 <ds:datastoreItem xmlns:ds="http://schemas.openxmlformats.org/officeDocument/2006/customXml" ds:itemID="{1279454D-02BE-4A9C-A117-DCD1573E2608}">
   <ds:schemaRefs>
     <ds:schemaRef ds:uri="http://schemas.microsoft.com/office/2006/metadata/properties"/>
@@ -16918,18 +17683,37 @@
 </ds:datastoreItem>
 </file>
 
+<file path=customXml/itemProps2.xml><?xml version="1.0" encoding="utf-8"?>
+<ds:datastoreItem xmlns:ds="http://schemas.openxmlformats.org/officeDocument/2006/customXml" ds:itemID="{9C14B031-69D2-4815-A77A-60B4EECF27A0}">
+  <ds:schemaRefs>
+    <ds:schemaRef ds:uri="http://schemas.microsoft.com/office/2006/metadata/contentType"/>
+    <ds:schemaRef ds:uri="http://schemas.microsoft.com/office/2006/metadata/properties/metaAttributes"/>
+    <ds:schemaRef ds:uri="http://www.w3.org/2001/XMLSchema"/>
+    <ds:schemaRef ds:uri="http://schemas.microsoft.com/office/2006/metadata/properties"/>
+    <ds:schemaRef ds:uri="13c90a0b-73bc-4dc0-be5f-28d77b615beb"/>
+    <ds:schemaRef ds:uri="13c93bba-48ce-428c-bfe5-88b42c19b028"/>
+    <ds:schemaRef ds:uri="http://schemas.microsoft.com/office/2006/documentManagement/types"/>
+    <ds:schemaRef ds:uri="http://schemas.microsoft.com/office/infopath/2007/PartnerControls"/>
+    <ds:schemaRef ds:uri="http://schemas.openxmlformats.org/package/2006/metadata/core-properties"/>
+    <ds:schemaRef ds:uri="http://purl.org/dc/elements/1.1/"/>
+    <ds:schemaRef ds:uri="http://purl.org/dc/terms/"/>
+    <ds:schemaRef ds:uri="http://schemas.microsoft.com/internal/obd"/>
+  </ds:schemaRefs>
+</ds:datastoreItem>
+</file>
+
 <file path=customXml/itemProps3.xml><?xml version="1.0" encoding="utf-8"?>
+<ds:datastoreItem xmlns:ds="http://schemas.openxmlformats.org/officeDocument/2006/customXml" ds:itemID="{EAE431FD-7059-4C09-804B-C9D69EB7B213}">
+  <ds:schemaRefs>
+    <ds:schemaRef ds:uri="http://schemas.openxmlformats.org/officeDocument/2006/bibliography"/>
+  </ds:schemaRefs>
+</ds:datastoreItem>
+</file>
+
+<file path=customXml/itemProps4.xml><?xml version="1.0" encoding="utf-8"?>
 <ds:datastoreItem xmlns:ds="http://schemas.openxmlformats.org/officeDocument/2006/customXml" ds:itemID="{10663269-2064-4804-8290-36D4A57F5557}">
   <ds:schemaRefs>
     <ds:schemaRef ds:uri="http://schemas.microsoft.com/sharepoint/v3/contenttype/forms"/>
   </ds:schemaRefs>
 </ds:datastoreItem>
-</file>
-
-<file path=customXml/itemProps4.xml><?xml version="1.0" encoding="utf-8"?>
-<ds:datastoreItem xmlns:ds="http://schemas.openxmlformats.org/officeDocument/2006/customXml" ds:itemID="{EAE431FD-7059-4C09-804B-C9D69EB7B213}">
-  <ds:schemaRefs>
-    <ds:schemaRef ds:uri="http://schemas.openxmlformats.org/officeDocument/2006/bibliography"/>
-  </ds:schemaRefs>
-</ds:datastoreItem>
 </file>
--- a/fuentes/722109_CF08_DU.docx
+++ b/fuentes/722109_CF08_DU.docx
@@ -17416,8 +17416,8 @@
 <file path=customXml/item1.xml><?xml version="1.0" encoding="utf-8"?>
 <p:properties xmlns:p="http://schemas.microsoft.com/office/2006/metadata/properties" xmlns:xsi="http://www.w3.org/2001/XMLSchema-instance" xmlns:pc="http://schemas.microsoft.com/office/infopath/2007/PartnerControls">
   <documentManagement>
-    <TaxCatchAll xmlns="13c90a0b-73bc-4dc0-be5f-28d77b615beb" xsi:nil="true"/>
-    <lcf76f155ced4ddcb4097134ff3c332f xmlns="13c93bba-48ce-428c-bfe5-88b42c19b028">
+    <TaxCatchAll xmlns="67a0edcd-0de5-43ed-8c27-e32f38a00c91" xsi:nil="true"/>
+    <lcf76f155ced4ddcb4097134ff3c332f xmlns="42760c81-fd8e-4d59-8953-7cdb9f38b14f">
       <Terms xmlns="http://schemas.microsoft.com/office/infopath/2007/PartnerControls"/>
     </lcf76f155ced4ddcb4097134ff3c332f>
   </documentManagement>
@@ -17425,30 +17425,27 @@
 </file>
 
 <file path=customXml/item2.xml><?xml version="1.0" encoding="utf-8"?>
-<ct:contentTypeSchema xmlns:ct="http://schemas.microsoft.com/office/2006/metadata/contentType" xmlns:ma="http://schemas.microsoft.com/office/2006/metadata/properties/metaAttributes" ct:_="" ma:_="" ma:contentTypeName="Documento" ma:contentTypeID="0x0101006A81D6BD42E8DF4C91013959704817E1" ma:contentTypeVersion="15" ma:contentTypeDescription="Crear nuevo documento." ma:contentTypeScope="" ma:versionID="bf4f72ffd194f0963ff564daca6869f7">
-  <xsd:schema xmlns:xsd="http://www.w3.org/2001/XMLSchema" xmlns:xs="http://www.w3.org/2001/XMLSchema" xmlns:p="http://schemas.microsoft.com/office/2006/metadata/properties" xmlns:ns2="13c90a0b-73bc-4dc0-be5f-28d77b615beb" xmlns:ns3="13c93bba-48ce-428c-bfe5-88b42c19b028" targetNamespace="http://schemas.microsoft.com/office/2006/metadata/properties" ma:root="true" ma:fieldsID="8718d6f4873a5b1392a45044efa78385" ns2:_="" ns3:_="">
-    <xsd:import namespace="13c90a0b-73bc-4dc0-be5f-28d77b615beb"/>
-    <xsd:import namespace="13c93bba-48ce-428c-bfe5-88b42c19b028"/>
+<ct:contentTypeSchema xmlns:ct="http://schemas.microsoft.com/office/2006/metadata/contentType" xmlns:ma="http://schemas.microsoft.com/office/2006/metadata/properties/metaAttributes" ct:_="" ma:_="" ma:contentTypeName="Documento" ma:contentTypeID="0x01010005252A1EF3BD024F856B47B579AB5244" ma:contentTypeVersion="12" ma:contentTypeDescription="Crear nuevo documento." ma:contentTypeScope="" ma:versionID="32d0e18b85ac20c34eab62df21c0cf58">
+  <xsd:schema xmlns:xsd="http://www.w3.org/2001/XMLSchema" xmlns:xs="http://www.w3.org/2001/XMLSchema" xmlns:p="http://schemas.microsoft.com/office/2006/metadata/properties" xmlns:ns2="42760c81-fd8e-4d59-8953-7cdb9f38b14f" xmlns:ns3="67a0edcd-0de5-43ed-8c27-e32f38a00c91" targetNamespace="http://schemas.microsoft.com/office/2006/metadata/properties" ma:root="true" ma:fieldsID="cc2c149e99f10870fd5bc3964e5386d3" ns2:_="" ns3:_="">
+    <xsd:import namespace="42760c81-fd8e-4d59-8953-7cdb9f38b14f"/>
+    <xsd:import namespace="67a0edcd-0de5-43ed-8c27-e32f38a00c91"/>
     <xsd:element name="properties">
       <xsd:complexType>
         <xsd:sequence>
           <xsd:element name="documentManagement">
             <xsd:complexType>
               <xsd:all>
-                <xsd:element ref="ns2:SharedWithUsers" minOccurs="0"/>
-                <xsd:element ref="ns2:SharedWithDetails" minOccurs="0"/>
-                <xsd:element ref="ns3:MediaServiceMetadata" minOccurs="0"/>
-                <xsd:element ref="ns3:MediaServiceFastMetadata" minOccurs="0"/>
-                <xsd:element ref="ns3:MediaServiceSearchProperties" minOccurs="0"/>
-                <xsd:element ref="ns3:MediaServiceObjectDetectorVersions" minOccurs="0"/>
-                <xsd:element ref="ns3:MediaServiceDateTaken" minOccurs="0"/>
-                <xsd:element ref="ns3:MediaServiceGenerationTime" minOccurs="0"/>
-                <xsd:element ref="ns3:MediaServiceEventHashCode" minOccurs="0"/>
-                <xsd:element ref="ns3:MediaLengthInSeconds" minOccurs="0"/>
-                <xsd:element ref="ns3:lcf76f155ced4ddcb4097134ff3c332f" minOccurs="0"/>
-                <xsd:element ref="ns2:TaxCatchAll" minOccurs="0"/>
-                <xsd:element ref="ns3:MediaServiceOCR" minOccurs="0"/>
-                <xsd:element ref="ns3:MediaServiceLocation" minOccurs="0"/>
+                <xsd:element ref="ns2:MediaServiceMetadata" minOccurs="0"/>
+                <xsd:element ref="ns2:MediaServiceFastMetadata" minOccurs="0"/>
+                <xsd:element ref="ns2:MediaServiceSearchProperties" minOccurs="0"/>
+                <xsd:element ref="ns2:MediaServiceDateTaken" minOccurs="0"/>
+                <xsd:element ref="ns2:MediaServiceGenerationTime" minOccurs="0"/>
+                <xsd:element ref="ns2:MediaServiceEventHashCode" minOccurs="0"/>
+                <xsd:element ref="ns2:MediaLengthInSeconds" minOccurs="0"/>
+                <xsd:element ref="ns2:lcf76f155ced4ddcb4097134ff3c332f" minOccurs="0"/>
+                <xsd:element ref="ns3:TaxCatchAll" minOccurs="0"/>
+                <xsd:element ref="ns2:MediaServiceOCR" minOccurs="0"/>
+                <xsd:element ref="ns2:MediaServiceLocation" minOccurs="0"/>
               </xsd:all>
             </xsd:complexType>
           </xsd:element>
@@ -17456,36 +17453,68 @@
       </xsd:complexType>
     </xsd:element>
   </xsd:schema>
-  <xsd:schema xmlns:xsd="http://www.w3.org/2001/XMLSchema" xmlns:xs="http://www.w3.org/2001/XMLSchema" xmlns:dms="http://schemas.microsoft.com/office/2006/documentManagement/types" xmlns:pc="http://schemas.microsoft.com/office/infopath/2007/PartnerControls" targetNamespace="13c90a0b-73bc-4dc0-be5f-28d77b615beb" elementFormDefault="qualified">
+  <xsd:schema xmlns:xsd="http://www.w3.org/2001/XMLSchema" xmlns:xs="http://www.w3.org/2001/XMLSchema" xmlns:dms="http://schemas.microsoft.com/office/2006/documentManagement/types" xmlns:pc="http://schemas.microsoft.com/office/infopath/2007/PartnerControls" targetNamespace="42760c81-fd8e-4d59-8953-7cdb9f38b14f" elementFormDefault="qualified">
     <xsd:import namespace="http://schemas.microsoft.com/office/2006/documentManagement/types"/>
     <xsd:import namespace="http://schemas.microsoft.com/office/infopath/2007/PartnerControls"/>
-    <xsd:element name="SharedWithUsers" ma:index="8" nillable="true" ma:displayName="Compartido con" ma:internalName="SharedWithUsers" ma:readOnly="true">
+    <xsd:element name="MediaServiceMetadata" ma:index="8" nillable="true" ma:displayName="MediaServiceMetadata" ma:hidden="true" ma:internalName="MediaServiceMetadata" ma:readOnly="true">
+      <xsd:simpleType>
+        <xsd:restriction base="dms:Note"/>
+      </xsd:simpleType>
+    </xsd:element>
+    <xsd:element name="MediaServiceFastMetadata" ma:index="9" nillable="true" ma:displayName="MediaServiceFastMetadata" ma:hidden="true" ma:internalName="MediaServiceFastMetadata" ma:readOnly="true">
+      <xsd:simpleType>
+        <xsd:restriction base="dms:Note"/>
+      </xsd:simpleType>
+    </xsd:element>
+    <xsd:element name="MediaServiceSearchProperties" ma:index="10" nillable="true" ma:displayName="MediaServiceSearchProperties" ma:hidden="true" ma:internalName="MediaServiceSearchProperties" ma:readOnly="true">
+      <xsd:simpleType>
+        <xsd:restriction base="dms:Note"/>
+      </xsd:simpleType>
+    </xsd:element>
+    <xsd:element name="MediaServiceDateTaken" ma:index="11" nillable="true" ma:displayName="MediaServiceDateTaken" ma:hidden="true" ma:indexed="true" ma:internalName="MediaServiceDateTaken" ma:readOnly="true">
+      <xsd:simpleType>
+        <xsd:restriction base="dms:Text"/>
+      </xsd:simpleType>
+    </xsd:element>
+    <xsd:element name="MediaServiceGenerationTime" ma:index="12" nillable="true" ma:displayName="MediaServiceGenerationTime" ma:hidden="true" ma:internalName="MediaServiceGenerationTime" ma:readOnly="true">
+      <xsd:simpleType>
+        <xsd:restriction base="dms:Text"/>
+      </xsd:simpleType>
+    </xsd:element>
+    <xsd:element name="MediaServiceEventHashCode" ma:index="13" nillable="true" ma:displayName="MediaServiceEventHashCode" ma:hidden="true" ma:internalName="MediaServiceEventHashCode" ma:readOnly="true">
+      <xsd:simpleType>
+        <xsd:restriction base="dms:Text"/>
+      </xsd:simpleType>
+    </xsd:element>
+    <xsd:element name="MediaLengthInSeconds" ma:index="14" nillable="true" ma:displayName="MediaLengthInSeconds" ma:hidden="true" ma:internalName="MediaLengthInSeconds" ma:readOnly="true">
+      <xsd:simpleType>
+        <xsd:restriction base="dms:Unknown"/>
+      </xsd:simpleType>
+    </xsd:element>
+    <xsd:element name="lcf76f155ced4ddcb4097134ff3c332f" ma:index="16" nillable="true" ma:taxonomy="true" ma:internalName="lcf76f155ced4ddcb4097134ff3c332f" ma:taxonomyFieldName="MediaServiceImageTags" ma:displayName="Etiquetas de imagen" ma:readOnly="false" ma:fieldId="{5cf76f15-5ced-4ddc-b409-7134ff3c332f}" ma:taxonomyMulti="true" ma:sspId="d33c8c81-5745-4931-bcc4-c2aeafe86780" ma:termSetId="09814cd3-568e-fe90-9814-8d621ff8fb84" ma:anchorId="fba54fb3-c3e1-fe81-a776-ca4b69148c4d" ma:open="true" ma:isKeyword="false">
       <xsd:complexType>
-        <xsd:complexContent>
-          <xsd:extension base="dms:UserMulti">
-            <xsd:sequence>
-              <xsd:element name="UserInfo" minOccurs="0" maxOccurs="unbounded">
-                <xsd:complexType>
-                  <xsd:sequence>
-                    <xsd:element name="DisplayName" type="xsd:string" minOccurs="0"/>
-                    <xsd:element name="AccountId" type="dms:UserId" minOccurs="0" nillable="true"/>
-                    <xsd:element name="AccountType" type="xsd:string" minOccurs="0"/>
-                  </xsd:sequence>
-                </xsd:complexType>
-              </xsd:element>
-            </xsd:sequence>
-          </xsd:extension>
-        </xsd:complexContent>
+        <xsd:sequence>
+          <xsd:element ref="pc:Terms" minOccurs="0" maxOccurs="1"/>
+        </xsd:sequence>
       </xsd:complexType>
     </xsd:element>
-    <xsd:element name="SharedWithDetails" ma:index="9" nillable="true" ma:displayName="Detalles de uso compartido" ma:internalName="SharedWithDetails" ma:readOnly="true">
+    <xsd:element name="MediaServiceOCR" ma:index="18" nillable="true" ma:displayName="Extracted Text" ma:internalName="MediaServiceOCR" ma:readOnly="true">
       <xsd:simpleType>
         <xsd:restriction base="dms:Note">
           <xsd:maxLength value="255"/>
         </xsd:restriction>
       </xsd:simpleType>
     </xsd:element>
-    <xsd:element name="TaxCatchAll" ma:index="20" nillable="true" ma:displayName="Taxonomy Catch All Column" ma:hidden="true" ma:list="{a42ca037-5d13-4729-aeec-4237f141d2d6}" ma:internalName="TaxCatchAll" ma:showField="CatchAllData" ma:web="13c90a0b-73bc-4dc0-be5f-28d77b615beb">
+    <xsd:element name="MediaServiceLocation" ma:index="19" nillable="true" ma:displayName="Location" ma:description="" ma:indexed="true" ma:internalName="MediaServiceLocation" ma:readOnly="true">
+      <xsd:simpleType>
+        <xsd:restriction base="dms:Text"/>
+      </xsd:simpleType>
+    </xsd:element>
+  </xsd:schema>
+  <xsd:schema xmlns:xsd="http://www.w3.org/2001/XMLSchema" xmlns:xs="http://www.w3.org/2001/XMLSchema" xmlns:dms="http://schemas.microsoft.com/office/2006/documentManagement/types" xmlns:pc="http://schemas.microsoft.com/office/infopath/2007/PartnerControls" targetNamespace="67a0edcd-0de5-43ed-8c27-e32f38a00c91" elementFormDefault="qualified">
+    <xsd:import namespace="http://schemas.microsoft.com/office/2006/documentManagement/types"/>
+    <xsd:import namespace="http://schemas.microsoft.com/office/infopath/2007/PartnerControls"/>
+    <xsd:element name="TaxCatchAll" ma:index="17" nillable="true" ma:displayName="Taxonomy Catch All Column" ma:hidden="true" ma:list="{ba3f4dd0-997b-4bf3-ab2c-d58d0ea4cbc8}" ma:internalName="TaxCatchAll" ma:showField="CatchAllData" ma:web="67a0edcd-0de5-43ed-8c27-e32f38a00c91">
       <xsd:complexType>
         <xsd:complexContent>
           <xsd:extension base="dms:MultiChoiceLookup">
@@ -17495,69 +17524,6 @@
           </xsd:extension>
         </xsd:complexContent>
       </xsd:complexType>
-    </xsd:element>
-  </xsd:schema>
-  <xsd:schema xmlns:xsd="http://www.w3.org/2001/XMLSchema" xmlns:xs="http://www.w3.org/2001/XMLSchema" xmlns:dms="http://schemas.microsoft.com/office/2006/documentManagement/types" xmlns:pc="http://schemas.microsoft.com/office/infopath/2007/PartnerControls" targetNamespace="13c93bba-48ce-428c-bfe5-88b42c19b028" elementFormDefault="qualified">
-    <xsd:import namespace="http://schemas.microsoft.com/office/2006/documentManagement/types"/>
-    <xsd:import namespace="http://schemas.microsoft.com/office/infopath/2007/PartnerControls"/>
-    <xsd:element name="MediaServiceMetadata" ma:index="10" nillable="true" ma:displayName="MediaServiceMetadata" ma:hidden="true" ma:internalName="MediaServiceMetadata" ma:readOnly="true">
-      <xsd:simpleType>
-        <xsd:restriction base="dms:Note"/>
-      </xsd:simpleType>
-    </xsd:element>
-    <xsd:element name="MediaServiceFastMetadata" ma:index="11" nillable="true" ma:displayName="MediaServiceFastMetadata" ma:hidden="true" ma:internalName="MediaServiceFastMetadata" ma:readOnly="true">
-      <xsd:simpleType>
-        <xsd:restriction base="dms:Note"/>
-      </xsd:simpleType>
-    </xsd:element>
-    <xsd:element name="MediaServiceSearchProperties" ma:index="12" nillable="true" ma:displayName="MediaServiceSearchProperties" ma:hidden="true" ma:internalName="MediaServiceSearchProperties" ma:readOnly="true">
-      <xsd:simpleType>
-        <xsd:restriction base="dms:Note"/>
-      </xsd:simpleType>
-    </xsd:element>
-    <xsd:element name="MediaServiceObjectDetectorVersions" ma:index="13" nillable="true" ma:displayName="MediaServiceObjectDetectorVersions" ma:hidden="true" ma:indexed="true" ma:internalName="MediaServiceObjectDetectorVersions" ma:readOnly="true">
-      <xsd:simpleType>
-        <xsd:restriction base="dms:Text"/>
-      </xsd:simpleType>
-    </xsd:element>
-    <xsd:element name="MediaServiceDateTaken" ma:index="14" nillable="true" ma:displayName="MediaServiceDateTaken" ma:hidden="true" ma:indexed="true" ma:internalName="MediaServiceDateTaken" ma:readOnly="true">
-      <xsd:simpleType>
-        <xsd:restriction base="dms:Text"/>
-      </xsd:simpleType>
-    </xsd:element>
-    <xsd:element name="MediaServiceGenerationTime" ma:index="15" nillable="true" ma:displayName="MediaServiceGenerationTime" ma:hidden="true" ma:internalName="MediaServiceGenerationTime" ma:readOnly="true">
-      <xsd:simpleType>
-        <xsd:restriction base="dms:Text"/>
-      </xsd:simpleType>
-    </xsd:element>
-    <xsd:element name="MediaServiceEventHashCode" ma:index="16" nillable="true" ma:displayName="MediaServiceEventHashCode" ma:hidden="true" ma:internalName="MediaServiceEventHashCode" ma:readOnly="true">
-      <xsd:simpleType>
-        <xsd:restriction base="dms:Text"/>
-      </xsd:simpleType>
-    </xsd:element>
-    <xsd:element name="MediaLengthInSeconds" ma:index="17" nillable="true" ma:displayName="MediaLengthInSeconds" ma:hidden="true" ma:internalName="MediaLengthInSeconds" ma:readOnly="true">
-      <xsd:simpleType>
-        <xsd:restriction base="dms:Unknown"/>
-      </xsd:simpleType>
-    </xsd:element>
-    <xsd:element name="lcf76f155ced4ddcb4097134ff3c332f" ma:index="19" nillable="true" ma:taxonomy="true" ma:internalName="lcf76f155ced4ddcb4097134ff3c332f" ma:taxonomyFieldName="MediaServiceImageTags" ma:displayName="Etiquetas de imagen" ma:readOnly="false" ma:fieldId="{5cf76f15-5ced-4ddc-b409-7134ff3c332f}" ma:taxonomyMulti="true" ma:sspId="d33c8c81-5745-4931-bcc4-c2aeafe86780" ma:termSetId="09814cd3-568e-fe90-9814-8d621ff8fb84" ma:anchorId="fba54fb3-c3e1-fe81-a776-ca4b69148c4d" ma:open="true" ma:isKeyword="false">
-      <xsd:complexType>
-        <xsd:sequence>
-          <xsd:element ref="pc:Terms" minOccurs="0" maxOccurs="1"/>
-        </xsd:sequence>
-      </xsd:complexType>
-    </xsd:element>
-    <xsd:element name="MediaServiceOCR" ma:index="21" nillable="true" ma:displayName="Extracted Text" ma:internalName="MediaServiceOCR" ma:readOnly="true">
-      <xsd:simpleType>
-        <xsd:restriction base="dms:Note">
-          <xsd:maxLength value="255"/>
-        </xsd:restriction>
-      </xsd:simpleType>
-    </xsd:element>
-    <xsd:element name="MediaServiceLocation" ma:index="22" nillable="true" ma:displayName="Location" ma:description="" ma:indexed="true" ma:internalName="MediaServiceLocation" ma:readOnly="true">
-      <xsd:simpleType>
-        <xsd:restriction base="dms:Text"/>
-      </xsd:simpleType>
     </xsd:element>
   </xsd:schema>
   <xsd:schema xmlns="http://schemas.openxmlformats.org/package/2006/metadata/core-properties" xmlns:xsd="http://www.w3.org/2001/XMLSchema" xmlns:xsi="http://www.w3.org/2001/XMLSchema-instance" xmlns:dc="http://purl.org/dc/elements/1.1/" xmlns:dcterms="http://purl.org/dc/terms/" xmlns:odoc="http://schemas.microsoft.com/internal/obd" targetNamespace="http://schemas.openxmlformats.org/package/2006/metadata/core-properties" elementFormDefault="qualified" attributeFormDefault="unqualified" blockDefault="#all">
@@ -17684,22 +17650,7 @@
 </file>
 
 <file path=customXml/itemProps2.xml><?xml version="1.0" encoding="utf-8"?>
-<ds:datastoreItem xmlns:ds="http://schemas.openxmlformats.org/officeDocument/2006/customXml" ds:itemID="{9C14B031-69D2-4815-A77A-60B4EECF27A0}">
-  <ds:schemaRefs>
-    <ds:schemaRef ds:uri="http://schemas.microsoft.com/office/2006/metadata/contentType"/>
-    <ds:schemaRef ds:uri="http://schemas.microsoft.com/office/2006/metadata/properties/metaAttributes"/>
-    <ds:schemaRef ds:uri="http://www.w3.org/2001/XMLSchema"/>
-    <ds:schemaRef ds:uri="http://schemas.microsoft.com/office/2006/metadata/properties"/>
-    <ds:schemaRef ds:uri="13c90a0b-73bc-4dc0-be5f-28d77b615beb"/>
-    <ds:schemaRef ds:uri="13c93bba-48ce-428c-bfe5-88b42c19b028"/>
-    <ds:schemaRef ds:uri="http://schemas.microsoft.com/office/2006/documentManagement/types"/>
-    <ds:schemaRef ds:uri="http://schemas.microsoft.com/office/infopath/2007/PartnerControls"/>
-    <ds:schemaRef ds:uri="http://schemas.openxmlformats.org/package/2006/metadata/core-properties"/>
-    <ds:schemaRef ds:uri="http://purl.org/dc/elements/1.1/"/>
-    <ds:schemaRef ds:uri="http://purl.org/dc/terms/"/>
-    <ds:schemaRef ds:uri="http://schemas.microsoft.com/internal/obd"/>
-  </ds:schemaRefs>
-</ds:datastoreItem>
+<ds:datastoreItem xmlns:ds="http://schemas.openxmlformats.org/officeDocument/2006/customXml" ds:itemID="{F0CA7341-808F-488F-A2A4-061B139E5C4D}"/>
 </file>
 
 <file path=customXml/itemProps3.xml><?xml version="1.0" encoding="utf-8"?>
